--- a/新泰週報20260809[2632]B4F.docx
+++ b/新泰週報20260809[2632]B4F.docx
@@ -1,6 +1,6 @@
 
 <file path=word/document.xml><?xml version="1.0" encoding="utf-8"?>
-<w:document xmlns:wpc="http://schemas.microsoft.com/office/word/2010/wordprocessingCanvas" xmlns:mc="http://schemas.openxmlformats.org/markup-compatibility/2006" xmlns:o="urn:schemas-microsoft-com:office:office" xmlns:r="http://schemas.openxmlformats.org/officeDocument/2006/relationships" xmlns:m="http://schemas.openxmlformats.org/officeDocument/2006/math" xmlns:v="urn:schemas-microsoft-com:vml" xmlns:wp14="http://schemas.microsoft.com/office/word/2010/wordprocessingDrawing" xmlns:wp="http://schemas.openxmlformats.org/drawingml/2006/wordprocessingDrawing" xmlns:w10="urn:schemas-microsoft-com:office:word" xmlns:w="http://schemas.openxmlformats.org/wordprocessingml/2006/main" xmlns:w14="http://schemas.microsoft.com/office/word/2010/wordml" xmlns:w15="http://schemas.microsoft.com/office/word/2012/wordml" xmlns:wpg="http://schemas.microsoft.com/office/word/2010/wordprocessingGroup" xmlns:wpi="http://schemas.microsoft.com/office/word/2010/wordprocessingInk" xmlns:wne="http://schemas.microsoft.com/office/word/2006/wordml" xmlns:wps="http://schemas.microsoft.com/office/word/2010/wordprocessingShape" mc:Ignorable="w14 w15 wp14">
+<w:document xmlns:wpc="http://schemas.microsoft.com/office/word/2010/wordprocessingCanvas" xmlns:cx="http://schemas.microsoft.com/office/drawing/2014/chartex" xmlns:cx1="http://schemas.microsoft.com/office/drawing/2015/9/8/chartex" xmlns:cx2="http://schemas.microsoft.com/office/drawing/2015/10/21/chartex" xmlns:cx3="http://schemas.microsoft.com/office/drawing/2016/5/9/chartex" xmlns:cx4="http://schemas.microsoft.com/office/drawing/2016/5/10/chartex" xmlns:cx5="http://schemas.microsoft.com/office/drawing/2016/5/11/chartex" xmlns:cx6="http://schemas.microsoft.com/office/drawing/2016/5/12/chartex" xmlns:cx7="http://schemas.microsoft.com/office/drawing/2016/5/13/chartex" xmlns:cx8="http://schemas.microsoft.com/office/drawing/2016/5/14/chartex" xmlns:mc="http://schemas.openxmlformats.org/markup-compatibility/2006" xmlns:aink="http://schemas.microsoft.com/office/drawing/2016/ink" xmlns:am3d="http://schemas.microsoft.com/office/drawing/2017/model3d" xmlns:o="urn:schemas-microsoft-com:office:office" xmlns:oel="http://schemas.microsoft.com/office/2019/extlst" xmlns:r="http://schemas.openxmlformats.org/officeDocument/2006/relationships" xmlns:m="http://schemas.openxmlformats.org/officeDocument/2006/math" xmlns:v="urn:schemas-microsoft-com:vml" xmlns:wp14="http://schemas.microsoft.com/office/word/2010/wordprocessingDrawing" xmlns:wp="http://schemas.openxmlformats.org/drawingml/2006/wordprocessingDrawing" xmlns:w10="urn:schemas-microsoft-com:office:word" xmlns:w="http://schemas.openxmlformats.org/wordprocessingml/2006/main" xmlns:w14="http://schemas.microsoft.com/office/word/2010/wordml" xmlns:w15="http://schemas.microsoft.com/office/word/2012/wordml" xmlns:w16cex="http://schemas.microsoft.com/office/word/2018/wordml/cex" xmlns:w16cid="http://schemas.microsoft.com/office/word/2016/wordml/cid" xmlns:w16="http://schemas.microsoft.com/office/word/2018/wordml" xmlns:w16sdtdh="http://schemas.microsoft.com/office/word/2020/wordml/sdtdatahash" xmlns:w16se="http://schemas.microsoft.com/office/word/2015/wordml/symex" xmlns:wpg="http://schemas.microsoft.com/office/word/2010/wordprocessingGroup" xmlns:wpi="http://schemas.microsoft.com/office/word/2010/wordprocessingInk" xmlns:wne="http://schemas.microsoft.com/office/word/2006/wordml" xmlns:wps="http://schemas.microsoft.com/office/word/2010/wordprocessingShape" mc:Ignorable="w14 w15 w16se w16cid w16 w16cex w16sdtdh wp14">
   <w:body>
     <w:p>
       <w:pPr>
@@ -993,9 +993,17 @@
                 <w:sz w:val="26"/>
                 <w:szCs w:val="26"/>
               </w:rPr>
-              <w:t>分舉行黃莉燁傳道</w:t>
-            </w:r>
-            <w:proofErr w:type="gramStart"/>
+              <w:t>分舉行黃莉燁傳道師封牧暨就任</w:t>
+            </w:r>
+            <w:r>
+              <w:rPr>
+                <w:rFonts w:ascii="Barlow Condensed Medium" w:eastAsia="標楷體" w:hAnsi="Barlow Condensed Medium" w:cs="Segoe UI Symbol" w:hint="eastAsia"/>
+                <w:w w:val="90"/>
+                <w:sz w:val="26"/>
+                <w:szCs w:val="26"/>
+              </w:rPr>
+              <w:t>該會</w:t>
+            </w:r>
             <w:r>
               <w:rPr>
                 <w:rFonts w:ascii="Barlow Condensed Medium" w:eastAsia="標楷體" w:hAnsi="Barlow Condensed Medium" w:cs="Segoe UI Symbol"/>
@@ -1003,55 +1011,7 @@
                 <w:sz w:val="26"/>
                 <w:szCs w:val="26"/>
               </w:rPr>
-              <w:t>師封牧暨</w:t>
-            </w:r>
-            <w:proofErr w:type="gramEnd"/>
-            <w:r>
-              <w:rPr>
-                <w:rFonts w:ascii="Barlow Condensed Medium" w:eastAsia="標楷體" w:hAnsi="Barlow Condensed Medium" w:cs="Segoe UI Symbol"/>
-                <w:w w:val="90"/>
-                <w:sz w:val="26"/>
-                <w:szCs w:val="26"/>
-              </w:rPr>
-              <w:t>就任</w:t>
-            </w:r>
-            <w:r>
-              <w:rPr>
-                <w:rFonts w:ascii="Barlow Condensed Medium" w:eastAsia="標楷體" w:hAnsi="Barlow Condensed Medium" w:cs="Segoe UI Symbol" w:hint="eastAsia"/>
-                <w:w w:val="90"/>
-                <w:sz w:val="26"/>
-                <w:szCs w:val="26"/>
-              </w:rPr>
-              <w:t>該會</w:t>
-            </w:r>
-            <w:r>
-              <w:rPr>
-                <w:rFonts w:ascii="Barlow Condensed Medium" w:eastAsia="標楷體" w:hAnsi="Barlow Condensed Medium" w:cs="Segoe UI Symbol"/>
-                <w:w w:val="90"/>
-                <w:sz w:val="26"/>
-                <w:szCs w:val="26"/>
-              </w:rPr>
-              <w:t>第八任</w:t>
-            </w:r>
-            <w:proofErr w:type="gramStart"/>
-            <w:r>
-              <w:rPr>
-                <w:rFonts w:ascii="Barlow Condensed Medium" w:eastAsia="標楷體" w:hAnsi="Barlow Condensed Medium" w:cs="Segoe UI Symbol"/>
-                <w:w w:val="90"/>
-                <w:sz w:val="26"/>
-                <w:szCs w:val="26"/>
-              </w:rPr>
-              <w:t>牧師授職感恩</w:t>
-            </w:r>
-            <w:proofErr w:type="gramEnd"/>
-            <w:r>
-              <w:rPr>
-                <w:rFonts w:ascii="Barlow Condensed Medium" w:eastAsia="標楷體" w:hAnsi="Barlow Condensed Medium" w:cs="Segoe UI Symbol"/>
-                <w:w w:val="90"/>
-                <w:sz w:val="26"/>
-                <w:szCs w:val="26"/>
-              </w:rPr>
-              <w:t>禮拜</w:t>
+              <w:t>第八任牧師授職感恩禮拜</w:t>
             </w:r>
             <w:r>
               <w:rPr>
@@ -1158,9 +1118,8 @@
                 <w:sz w:val="26"/>
                 <w:szCs w:val="26"/>
               </w:rPr>
-              <w:t>台北中會</w:t>
-            </w:r>
-            <w:proofErr w:type="gramStart"/>
+              <w:t>台北中會主辨</w:t>
+            </w:r>
             <w:r>
               <w:rPr>
                 <w:rFonts w:ascii="Barlow Condensed Medium" w:eastAsia="標楷體" w:hAnsi="Barlow Condensed Medium" w:cs="Segoe UI Symbol" w:hint="eastAsia"/>
@@ -1168,18 +1127,8 @@
                 <w:sz w:val="26"/>
                 <w:szCs w:val="26"/>
               </w:rPr>
-              <w:t>主辨</w:t>
-            </w:r>
-            <w:r>
-              <w:rPr>
-                <w:rFonts w:ascii="Barlow Condensed Medium" w:eastAsia="標楷體" w:hAnsi="Barlow Condensed Medium" w:cs="Segoe UI Symbol" w:hint="eastAsia"/>
-                <w:w w:val="90"/>
-                <w:sz w:val="26"/>
-                <w:szCs w:val="26"/>
-              </w:rPr>
               <w:t>「</w:t>
             </w:r>
-            <w:proofErr w:type="gramEnd"/>
             <w:r>
               <w:rPr>
                 <w:rFonts w:ascii="Barlow Condensed Medium" w:eastAsia="標楷體" w:hAnsi="Barlow Condensed Medium" w:cs="Segoe UI Symbol" w:hint="eastAsia"/>
@@ -2001,27 +1950,7 @@
                 <w:sz w:val="26"/>
                 <w:szCs w:val="26"/>
               </w:rPr>
-              <w:t>召開</w:t>
-            </w:r>
-            <w:proofErr w:type="gramStart"/>
-            <w:r>
-              <w:rPr>
-                <w:rFonts w:ascii="Barlow Condensed Medium" w:eastAsia="標楷體" w:hAnsi="Barlow Condensed Medium" w:cs="Segoe UI Symbol" w:hint="eastAsia"/>
-                <w:w w:val="90"/>
-                <w:sz w:val="26"/>
-                <w:szCs w:val="26"/>
-              </w:rPr>
-              <w:t>定期長執會</w:t>
-            </w:r>
-            <w:proofErr w:type="gramEnd"/>
-            <w:r>
-              <w:rPr>
-                <w:rFonts w:ascii="Barlow Condensed Medium" w:eastAsia="標楷體" w:hAnsi="Barlow Condensed Medium" w:cs="Segoe UI Symbol" w:hint="eastAsia"/>
-                <w:w w:val="90"/>
-                <w:sz w:val="26"/>
-                <w:szCs w:val="26"/>
-              </w:rPr>
-              <w:t>和小會</w:t>
+              <w:t>召開定期長執會和小會</w:t>
             </w:r>
             <w:r>
               <w:rPr>
@@ -2340,7 +2269,6 @@
         </w:rPr>
         <w:t>§</w:t>
       </w:r>
-      <w:proofErr w:type="gramStart"/>
       <w:r>
         <w:rPr>
           <w:rFonts w:ascii="Barlow Condensed Medium" w:eastAsia="華康正顏楷體W9" w:hAnsi="Barlow Condensed Medium" w:cstheme="minorHAnsi"/>
@@ -2348,7 +2276,6 @@
         </w:rPr>
         <w:t>公禱事項</w:t>
       </w:r>
-      <w:proofErr w:type="gramEnd"/>
     </w:p>
     <w:tbl>
       <w:tblPr>
@@ -2491,9 +2418,8 @@
                 <w:sz w:val="26"/>
                 <w:szCs w:val="26"/>
               </w:rPr>
-              <w:t xml:space="preserve">、人權和生態永續，願　</w:t>
-            </w:r>
-            <w:proofErr w:type="gramStart"/>
+              <w:t>、人權和生態永續，願　神公義的國度降臨</w:t>
+            </w:r>
             <w:r>
               <w:rPr>
                 <w:rFonts w:ascii="Barlow Condensed Medium" w:eastAsia="標楷體" w:hAnsi="Barlow Condensed Medium" w:cstheme="minorHAnsi" w:hint="eastAsia"/>
@@ -2501,9 +2427,32 @@
                 <w:sz w:val="26"/>
                 <w:szCs w:val="26"/>
               </w:rPr>
-              <w:t>神公義</w:t>
-            </w:r>
-            <w:proofErr w:type="gramEnd"/>
+              <w:t>。</w:t>
+            </w:r>
+          </w:p>
+        </w:tc>
+      </w:tr>
+      <w:tr>
+        <w:tc>
+          <w:tcPr>
+            <w:tcW w:w="266" w:type="dxa"/>
+            <w:tcMar>
+              <w:left w:w="28" w:type="dxa"/>
+              <w:right w:w="28" w:type="dxa"/>
+            </w:tcMar>
+          </w:tcPr>
+          <w:p>
+            <w:pPr>
+              <w:snapToGrid w:val="0"/>
+              <w:spacing w:line="300" w:lineRule="exact"/>
+              <w:jc w:val="right"/>
+              <w:rPr>
+                <w:rFonts w:ascii="Barlow Condensed Medium" w:eastAsia="標楷體" w:hAnsi="Barlow Condensed Medium" w:cstheme="minorHAnsi"/>
+                <w:w w:val="90"/>
+                <w:sz w:val="26"/>
+                <w:szCs w:val="26"/>
+              </w:rPr>
+            </w:pPr>
             <w:r>
               <w:rPr>
                 <w:rFonts w:ascii="Barlow Condensed Medium" w:eastAsia="標楷體" w:hAnsi="Barlow Condensed Medium" w:cstheme="minorHAnsi" w:hint="eastAsia"/>
@@ -2511,8 +2460,39 @@
                 <w:sz w:val="26"/>
                 <w:szCs w:val="26"/>
               </w:rPr>
-              <w:t>的國度降臨</w:t>
-            </w:r>
+              <w:t>2</w:t>
+            </w:r>
+            <w:r>
+              <w:rPr>
+                <w:rFonts w:ascii="Barlow Condensed Medium" w:eastAsia="標楷體" w:hAnsi="Barlow Condensed Medium" w:cstheme="minorHAnsi"/>
+                <w:w w:val="90"/>
+                <w:sz w:val="26"/>
+                <w:szCs w:val="26"/>
+              </w:rPr>
+              <w:t>.</w:t>
+            </w:r>
+          </w:p>
+        </w:tc>
+        <w:tc>
+          <w:tcPr>
+            <w:tcW w:w="5669" w:type="dxa"/>
+            <w:tcMar>
+              <w:left w:w="28" w:type="dxa"/>
+              <w:right w:w="28" w:type="dxa"/>
+            </w:tcMar>
+          </w:tcPr>
+          <w:p>
+            <w:pPr>
+              <w:snapToGrid w:val="0"/>
+              <w:spacing w:line="300" w:lineRule="exact"/>
+              <w:jc w:val="both"/>
+              <w:rPr>
+                <w:rFonts w:ascii="Barlow Condensed Medium" w:eastAsia="標楷體" w:hAnsi="Barlow Condensed Medium" w:cstheme="minorHAnsi"/>
+                <w:w w:val="90"/>
+                <w:sz w:val="26"/>
+                <w:szCs w:val="26"/>
+              </w:rPr>
+            </w:pPr>
             <w:r>
               <w:rPr>
                 <w:rFonts w:ascii="Barlow Condensed Medium" w:eastAsia="標楷體" w:hAnsi="Barlow Condensed Medium" w:cstheme="minorHAnsi" w:hint="eastAsia"/>
@@ -2520,31 +2500,40 @@
                 <w:sz w:val="26"/>
                 <w:szCs w:val="26"/>
               </w:rPr>
-              <w:t>。</w:t>
-            </w:r>
-          </w:p>
-        </w:tc>
-      </w:tr>
-      <w:tr>
-        <w:tc>
-          <w:tcPr>
-            <w:tcW w:w="266" w:type="dxa"/>
-            <w:tcMar>
-              <w:left w:w="28" w:type="dxa"/>
-              <w:right w:w="28" w:type="dxa"/>
-            </w:tcMar>
-          </w:tcPr>
-          <w:p>
-            <w:pPr>
-              <w:snapToGrid w:val="0"/>
-              <w:spacing w:line="300" w:lineRule="exact"/>
-              <w:jc w:val="right"/>
+              <w:t>為歐洲熱浪、森林大火和全球極端氣候代禱</w:t>
+            </w:r>
+            <w:r>
               <w:rPr>
                 <w:rFonts w:ascii="Barlow Condensed Medium" w:eastAsia="標楷體" w:hAnsi="Barlow Condensed Medium" w:cstheme="minorHAnsi"/>
                 <w:w w:val="90"/>
                 <w:sz w:val="26"/>
                 <w:szCs w:val="26"/>
               </w:rPr>
+              <w:t>。</w:t>
+            </w:r>
+          </w:p>
+        </w:tc>
+      </w:tr>
+      <w:tr>
+        <w:tc>
+          <w:tcPr>
+            <w:tcW w:w="266" w:type="dxa"/>
+            <w:tcMar>
+              <w:left w:w="28" w:type="dxa"/>
+              <w:right w:w="28" w:type="dxa"/>
+            </w:tcMar>
+          </w:tcPr>
+          <w:p>
+            <w:pPr>
+              <w:snapToGrid w:val="0"/>
+              <w:spacing w:line="300" w:lineRule="exact"/>
+              <w:jc w:val="right"/>
+              <w:rPr>
+                <w:rFonts w:ascii="Barlow Condensed Medium" w:eastAsia="標楷體" w:hAnsi="Barlow Condensed Medium" w:cstheme="minorHAnsi"/>
+                <w:w w:val="90"/>
+                <w:sz w:val="26"/>
+                <w:szCs w:val="26"/>
+              </w:rPr>
             </w:pPr>
             <w:r>
               <w:rPr>
@@ -2553,7 +2542,7 @@
                 <w:sz w:val="26"/>
                 <w:szCs w:val="26"/>
               </w:rPr>
-              <w:t>2</w:t>
+              <w:t>3</w:t>
             </w:r>
             <w:r>
               <w:rPr>
@@ -2593,9 +2582,8 @@
                 <w:sz w:val="26"/>
                 <w:szCs w:val="26"/>
               </w:rPr>
-              <w:t>為歐洲熱浪、森林大火和全球極端</w:t>
-            </w:r>
-            <w:proofErr w:type="gramStart"/>
+              <w:t>為台灣祈福，願</w:t>
+            </w:r>
             <w:r>
               <w:rPr>
                 <w:rFonts w:ascii="Barlow Condensed Medium" w:eastAsia="標楷體" w:hAnsi="Barlow Condensed Medium" w:cstheme="minorHAnsi" w:hint="eastAsia"/>
@@ -2603,9 +2591,17 @@
                 <w:sz w:val="26"/>
                 <w:szCs w:val="26"/>
               </w:rPr>
-              <w:t>氣候代禱</w:t>
-            </w:r>
-            <w:proofErr w:type="gramEnd"/>
+              <w:t>2026</w:t>
+            </w:r>
+            <w:r>
+              <w:rPr>
+                <w:rFonts w:ascii="Barlow Condensed Medium" w:eastAsia="標楷體" w:hAnsi="Barlow Condensed Medium" w:cstheme="minorHAnsi" w:hint="eastAsia"/>
+                <w:w w:val="90"/>
+                <w:sz w:val="26"/>
+                <w:szCs w:val="26"/>
+              </w:rPr>
+              <w:t>年全民為守護台灣更同心、更團結，求真相除詐騙，以及求真　神棄偶像</w:t>
+            </w:r>
             <w:r>
               <w:rPr>
                 <w:rFonts w:ascii="Barlow Condensed Medium" w:eastAsia="標楷體" w:hAnsi="Barlow Condensed Medium" w:cstheme="minorHAnsi"/>
@@ -2646,7 +2642,7 @@
                 <w:sz w:val="26"/>
                 <w:szCs w:val="26"/>
               </w:rPr>
-              <w:t>3</w:t>
+              <w:t>4</w:t>
             </w:r>
             <w:r>
               <w:rPr>
@@ -2681,12 +2677,21 @@
             </w:pPr>
             <w:r>
               <w:rPr>
+                <w:rFonts w:ascii="Segoe UI Symbol" w:eastAsia="標楷體" w:hAnsi="Segoe UI Symbol" w:cs="Segoe UI Symbol"/>
+                <w:w w:val="90"/>
+                <w:sz w:val="26"/>
+                <w:szCs w:val="26"/>
+              </w:rPr>
+              <w:t>★</w:t>
+            </w:r>
+            <w:r>
+              <w:rPr>
                 <w:rFonts w:ascii="Barlow Condensed Medium" w:eastAsia="標楷體" w:hAnsi="Barlow Condensed Medium" w:cstheme="minorHAnsi" w:hint="eastAsia"/>
                 <w:w w:val="90"/>
                 <w:sz w:val="26"/>
                 <w:szCs w:val="26"/>
               </w:rPr>
-              <w:t>為台灣祈福，願</w:t>
+              <w:t>為</w:t>
             </w:r>
             <w:r>
               <w:rPr>
@@ -2695,7 +2700,7 @@
                 <w:sz w:val="26"/>
                 <w:szCs w:val="26"/>
               </w:rPr>
-              <w:t>2026</w:t>
+              <w:t>日本</w:t>
             </w:r>
             <w:r>
               <w:rPr>
@@ -2704,9 +2709,8 @@
                 <w:sz w:val="26"/>
                 <w:szCs w:val="26"/>
               </w:rPr>
-              <w:t xml:space="preserve">年全民為守護台灣更同心、更團結，求真相除詐騙，以及求真　</w:t>
-            </w:r>
-            <w:proofErr w:type="gramStart"/>
+              <w:t>728</w:t>
+            </w:r>
             <w:r>
               <w:rPr>
                 <w:rFonts w:ascii="Barlow Condensed Medium" w:eastAsia="標楷體" w:hAnsi="Barlow Condensed Medium" w:cstheme="minorHAnsi" w:hint="eastAsia"/>
@@ -2714,9 +2718,8 @@
                 <w:sz w:val="26"/>
                 <w:szCs w:val="26"/>
               </w:rPr>
-              <w:t>神棄偶像</w:t>
-            </w:r>
-            <w:proofErr w:type="gramEnd"/>
+              <w:t>熊本大地震賑災、修復和居民平安代禱</w:t>
+            </w:r>
             <w:r>
               <w:rPr>
                 <w:rFonts w:ascii="Barlow Condensed Medium" w:eastAsia="標楷體" w:hAnsi="Barlow Condensed Medium" w:cstheme="minorHAnsi"/>
@@ -2757,7 +2760,7 @@
                 <w:sz w:val="26"/>
                 <w:szCs w:val="26"/>
               </w:rPr>
-              <w:t>4</w:t>
+              <w:t>5</w:t>
             </w:r>
             <w:r>
               <w:rPr>
@@ -2792,13 +2795,82 @@
             </w:pPr>
             <w:r>
               <w:rPr>
-                <w:rFonts w:ascii="Segoe UI Symbol" w:eastAsia="標楷體" w:hAnsi="Segoe UI Symbol" w:cs="Segoe UI Symbol"/>
+                <w:rFonts w:ascii="Barlow Condensed Medium" w:eastAsia="標楷體" w:hAnsi="Barlow Condensed Medium" w:cs="Segoe UI Symbol"/>
                 <w:w w:val="90"/>
                 <w:sz w:val="26"/>
                 <w:szCs w:val="26"/>
               </w:rPr>
-              <w:t>★</w:t>
-            </w:r>
+              <w:t>為</w:t>
+            </w:r>
+            <w:r>
+              <w:rPr>
+                <w:rFonts w:ascii="Barlow Condensed Medium" w:eastAsia="標楷體" w:hAnsi="Barlow Condensed Medium" w:cs="Segoe UI Symbol"/>
+                <w:w w:val="90"/>
+                <w:sz w:val="26"/>
+                <w:szCs w:val="26"/>
+              </w:rPr>
+              <w:t>2026</w:t>
+            </w:r>
+            <w:r>
+              <w:rPr>
+                <w:rFonts w:ascii="Barlow Condensed Medium" w:eastAsia="標楷體" w:hAnsi="Barlow Condensed Medium" w:cs="Segoe UI Symbol"/>
+                <w:w w:val="90"/>
+                <w:sz w:val="26"/>
+                <w:szCs w:val="26"/>
+              </w:rPr>
+              <w:t>年本會</w:t>
+            </w:r>
+            <w:r>
+              <w:rPr>
+                <w:rFonts w:ascii="Barlow Condensed Medium" w:eastAsia="標楷體" w:hAnsi="Barlow Condensed Medium" w:cs="Segoe UI Symbol" w:hint="eastAsia"/>
+                <w:w w:val="90"/>
+                <w:sz w:val="26"/>
+                <w:szCs w:val="26"/>
+              </w:rPr>
+              <w:t>各項</w:t>
+            </w:r>
+            <w:r>
+              <w:rPr>
+                <w:rFonts w:ascii="Barlow Condensed Medium" w:eastAsia="標楷體" w:hAnsi="Barlow Condensed Medium" w:cs="Segoe UI Symbol"/>
+                <w:w w:val="90"/>
+                <w:sz w:val="26"/>
+                <w:szCs w:val="26"/>
+              </w:rPr>
+              <w:t>事工代禱</w:t>
+            </w:r>
+            <w:r>
+              <w:rPr>
+                <w:rFonts w:ascii="Barlow Condensed Medium" w:eastAsia="標楷體" w:hAnsi="Barlow Condensed Medium" w:cstheme="minorHAnsi"/>
+                <w:w w:val="90"/>
+                <w:sz w:val="26"/>
+                <w:szCs w:val="26"/>
+              </w:rPr>
+              <w:t>。</w:t>
+            </w:r>
+          </w:p>
+        </w:tc>
+      </w:tr>
+      <w:tr>
+        <w:tc>
+          <w:tcPr>
+            <w:tcW w:w="266" w:type="dxa"/>
+            <w:tcMar>
+              <w:left w:w="28" w:type="dxa"/>
+              <w:right w:w="28" w:type="dxa"/>
+            </w:tcMar>
+          </w:tcPr>
+          <w:p>
+            <w:pPr>
+              <w:snapToGrid w:val="0"/>
+              <w:spacing w:line="300" w:lineRule="exact"/>
+              <w:jc w:val="right"/>
+              <w:rPr>
+                <w:rFonts w:ascii="Barlow Condensed Medium" w:eastAsia="標楷體" w:hAnsi="Barlow Condensed Medium" w:cstheme="minorHAnsi"/>
+                <w:w w:val="90"/>
+                <w:sz w:val="26"/>
+                <w:szCs w:val="26"/>
+              </w:rPr>
+            </w:pPr>
             <w:r>
               <w:rPr>
                 <w:rFonts w:ascii="Barlow Condensed Medium" w:eastAsia="標楷體" w:hAnsi="Barlow Condensed Medium" w:cstheme="minorHAnsi" w:hint="eastAsia"/>
@@ -2806,6 +2878,46 @@
                 <w:sz w:val="26"/>
                 <w:szCs w:val="26"/>
               </w:rPr>
+              <w:t>6</w:t>
+            </w:r>
+            <w:r>
+              <w:rPr>
+                <w:rFonts w:ascii="Barlow Condensed Medium" w:eastAsia="標楷體" w:hAnsi="Barlow Condensed Medium" w:cstheme="minorHAnsi"/>
+                <w:w w:val="90"/>
+                <w:sz w:val="26"/>
+                <w:szCs w:val="26"/>
+              </w:rPr>
+              <w:t>.</w:t>
+            </w:r>
+          </w:p>
+        </w:tc>
+        <w:tc>
+          <w:tcPr>
+            <w:tcW w:w="5669" w:type="dxa"/>
+            <w:tcMar>
+              <w:left w:w="28" w:type="dxa"/>
+              <w:right w:w="28" w:type="dxa"/>
+            </w:tcMar>
+          </w:tcPr>
+          <w:p>
+            <w:pPr>
+              <w:snapToGrid w:val="0"/>
+              <w:spacing w:line="300" w:lineRule="exact"/>
+              <w:jc w:val="both"/>
+              <w:rPr>
+                <w:rFonts w:ascii="Barlow Condensed Medium" w:eastAsia="標楷體" w:hAnsi="Barlow Condensed Medium" w:cstheme="minorHAnsi"/>
+                <w:w w:val="90"/>
+                <w:sz w:val="26"/>
+                <w:szCs w:val="26"/>
+              </w:rPr>
+            </w:pPr>
+            <w:r>
+              <w:rPr>
+                <w:rFonts w:ascii="Barlow Condensed Medium" w:eastAsia="標楷體" w:hAnsi="Barlow Condensed Medium" w:cstheme="minorHAnsi"/>
+                <w:w w:val="90"/>
+                <w:sz w:val="26"/>
+                <w:szCs w:val="26"/>
+              </w:rPr>
               <w:t>為</w:t>
             </w:r>
             <w:r>
@@ -2815,7 +2927,16 @@
                 <w:sz w:val="26"/>
                 <w:szCs w:val="26"/>
               </w:rPr>
-              <w:t>日本</w:t>
+              <w:t>教會所有</w:t>
+            </w:r>
+            <w:r>
+              <w:rPr>
+                <w:rFonts w:ascii="Barlow Condensed Medium" w:eastAsia="標楷體" w:hAnsi="Barlow Condensed Medium" w:cstheme="minorHAnsi"/>
+                <w:w w:val="90"/>
+                <w:sz w:val="26"/>
+                <w:szCs w:val="26"/>
+              </w:rPr>
+              <w:t>任職同工的事奉</w:t>
             </w:r>
             <w:r>
               <w:rPr>
@@ -2824,28 +2945,8 @@
                 <w:sz w:val="26"/>
                 <w:szCs w:val="26"/>
               </w:rPr>
-              <w:t>728</w:t>
-            </w:r>
-            <w:r>
-              <w:rPr>
-                <w:rFonts w:ascii="Barlow Condensed Medium" w:eastAsia="標楷體" w:hAnsi="Barlow Condensed Medium" w:cstheme="minorHAnsi" w:hint="eastAsia"/>
-                <w:w w:val="90"/>
-                <w:sz w:val="26"/>
-                <w:szCs w:val="26"/>
-              </w:rPr>
-              <w:t>熊本大地震賑災、修復和居民平</w:t>
-            </w:r>
-            <w:proofErr w:type="gramStart"/>
-            <w:r>
-              <w:rPr>
-                <w:rFonts w:ascii="Barlow Condensed Medium" w:eastAsia="標楷體" w:hAnsi="Barlow Condensed Medium" w:cstheme="minorHAnsi" w:hint="eastAsia"/>
-                <w:w w:val="90"/>
-                <w:sz w:val="26"/>
-                <w:szCs w:val="26"/>
-              </w:rPr>
-              <w:t>安代禱</w:t>
-            </w:r>
-            <w:proofErr w:type="gramEnd"/>
+              <w:t>、工作</w:t>
+            </w:r>
             <w:r>
               <w:rPr>
                 <w:rFonts w:ascii="Barlow Condensed Medium" w:eastAsia="標楷體" w:hAnsi="Barlow Condensed Medium" w:cstheme="minorHAnsi"/>
@@ -2853,265 +2954,7 @@
                 <w:sz w:val="26"/>
                 <w:szCs w:val="26"/>
               </w:rPr>
-              <w:t>。</w:t>
-            </w:r>
-          </w:p>
-        </w:tc>
-      </w:tr>
-      <w:tr>
-        <w:tc>
-          <w:tcPr>
-            <w:tcW w:w="266" w:type="dxa"/>
-            <w:tcMar>
-              <w:left w:w="28" w:type="dxa"/>
-              <w:right w:w="28" w:type="dxa"/>
-            </w:tcMar>
-          </w:tcPr>
-          <w:p>
-            <w:pPr>
-              <w:snapToGrid w:val="0"/>
-              <w:spacing w:line="300" w:lineRule="exact"/>
-              <w:jc w:val="right"/>
-              <w:rPr>
-                <w:rFonts w:ascii="Barlow Condensed Medium" w:eastAsia="標楷體" w:hAnsi="Barlow Condensed Medium" w:cstheme="minorHAnsi"/>
-                <w:w w:val="90"/>
-                <w:sz w:val="26"/>
-                <w:szCs w:val="26"/>
-              </w:rPr>
-            </w:pPr>
-            <w:r>
-              <w:rPr>
-                <w:rFonts w:ascii="Barlow Condensed Medium" w:eastAsia="標楷體" w:hAnsi="Barlow Condensed Medium" w:cstheme="minorHAnsi" w:hint="eastAsia"/>
-                <w:w w:val="90"/>
-                <w:sz w:val="26"/>
-                <w:szCs w:val="26"/>
-              </w:rPr>
-              <w:t>5</w:t>
-            </w:r>
-            <w:r>
-              <w:rPr>
-                <w:rFonts w:ascii="Barlow Condensed Medium" w:eastAsia="標楷體" w:hAnsi="Barlow Condensed Medium" w:cstheme="minorHAnsi"/>
-                <w:w w:val="90"/>
-                <w:sz w:val="26"/>
-                <w:szCs w:val="26"/>
-              </w:rPr>
-              <w:t>.</w:t>
-            </w:r>
-          </w:p>
-        </w:tc>
-        <w:tc>
-          <w:tcPr>
-            <w:tcW w:w="5669" w:type="dxa"/>
-            <w:tcMar>
-              <w:left w:w="28" w:type="dxa"/>
-              <w:right w:w="28" w:type="dxa"/>
-            </w:tcMar>
-          </w:tcPr>
-          <w:p>
-            <w:pPr>
-              <w:snapToGrid w:val="0"/>
-              <w:spacing w:line="300" w:lineRule="exact"/>
-              <w:jc w:val="both"/>
-              <w:rPr>
-                <w:rFonts w:ascii="Barlow Condensed Medium" w:eastAsia="標楷體" w:hAnsi="Barlow Condensed Medium" w:cstheme="minorHAnsi"/>
-                <w:w w:val="90"/>
-                <w:sz w:val="26"/>
-                <w:szCs w:val="26"/>
-              </w:rPr>
-            </w:pPr>
-            <w:r>
-              <w:rPr>
-                <w:rFonts w:ascii="Barlow Condensed Medium" w:eastAsia="標楷體" w:hAnsi="Barlow Condensed Medium" w:cs="Segoe UI Symbol"/>
-                <w:w w:val="90"/>
-                <w:sz w:val="26"/>
-                <w:szCs w:val="26"/>
-              </w:rPr>
-              <w:t>為</w:t>
-            </w:r>
-            <w:r>
-              <w:rPr>
-                <w:rFonts w:ascii="Barlow Condensed Medium" w:eastAsia="標楷體" w:hAnsi="Barlow Condensed Medium" w:cs="Segoe UI Symbol"/>
-                <w:w w:val="90"/>
-                <w:sz w:val="26"/>
-                <w:szCs w:val="26"/>
-              </w:rPr>
-              <w:t>2026</w:t>
-            </w:r>
-            <w:r>
-              <w:rPr>
-                <w:rFonts w:ascii="Barlow Condensed Medium" w:eastAsia="標楷體" w:hAnsi="Barlow Condensed Medium" w:cs="Segoe UI Symbol"/>
-                <w:w w:val="90"/>
-                <w:sz w:val="26"/>
-                <w:szCs w:val="26"/>
-              </w:rPr>
-              <w:t>年本會</w:t>
-            </w:r>
-            <w:r>
-              <w:rPr>
-                <w:rFonts w:ascii="Barlow Condensed Medium" w:eastAsia="標楷體" w:hAnsi="Barlow Condensed Medium" w:cs="Segoe UI Symbol" w:hint="eastAsia"/>
-                <w:w w:val="90"/>
-                <w:sz w:val="26"/>
-                <w:szCs w:val="26"/>
-              </w:rPr>
-              <w:t>各項</w:t>
-            </w:r>
-            <w:r>
-              <w:rPr>
-                <w:rFonts w:ascii="Barlow Condensed Medium" w:eastAsia="標楷體" w:hAnsi="Barlow Condensed Medium" w:cs="Segoe UI Symbol"/>
-                <w:w w:val="90"/>
-                <w:sz w:val="26"/>
-                <w:szCs w:val="26"/>
-              </w:rPr>
-              <w:t>事</w:t>
-            </w:r>
-            <w:proofErr w:type="gramStart"/>
-            <w:r>
-              <w:rPr>
-                <w:rFonts w:ascii="Barlow Condensed Medium" w:eastAsia="標楷體" w:hAnsi="Barlow Condensed Medium" w:cs="Segoe UI Symbol"/>
-                <w:w w:val="90"/>
-                <w:sz w:val="26"/>
-                <w:szCs w:val="26"/>
-              </w:rPr>
-              <w:t>工代禱</w:t>
-            </w:r>
-            <w:proofErr w:type="gramEnd"/>
-            <w:r>
-              <w:rPr>
-                <w:rFonts w:ascii="Barlow Condensed Medium" w:eastAsia="標楷體" w:hAnsi="Barlow Condensed Medium" w:cstheme="minorHAnsi"/>
-                <w:w w:val="90"/>
-                <w:sz w:val="26"/>
-                <w:szCs w:val="26"/>
-              </w:rPr>
-              <w:t>。</w:t>
-            </w:r>
-          </w:p>
-        </w:tc>
-      </w:tr>
-      <w:tr>
-        <w:tc>
-          <w:tcPr>
-            <w:tcW w:w="266" w:type="dxa"/>
-            <w:tcMar>
-              <w:left w:w="28" w:type="dxa"/>
-              <w:right w:w="28" w:type="dxa"/>
-            </w:tcMar>
-          </w:tcPr>
-          <w:p>
-            <w:pPr>
-              <w:snapToGrid w:val="0"/>
-              <w:spacing w:line="300" w:lineRule="exact"/>
-              <w:jc w:val="right"/>
-              <w:rPr>
-                <w:rFonts w:ascii="Barlow Condensed Medium" w:eastAsia="標楷體" w:hAnsi="Barlow Condensed Medium" w:cstheme="minorHAnsi"/>
-                <w:w w:val="90"/>
-                <w:sz w:val="26"/>
-                <w:szCs w:val="26"/>
-              </w:rPr>
-            </w:pPr>
-            <w:r>
-              <w:rPr>
-                <w:rFonts w:ascii="Barlow Condensed Medium" w:eastAsia="標楷體" w:hAnsi="Barlow Condensed Medium" w:cstheme="minorHAnsi" w:hint="eastAsia"/>
-                <w:w w:val="90"/>
-                <w:sz w:val="26"/>
-                <w:szCs w:val="26"/>
-              </w:rPr>
-              <w:t>6</w:t>
-            </w:r>
-            <w:r>
-              <w:rPr>
-                <w:rFonts w:ascii="Barlow Condensed Medium" w:eastAsia="標楷體" w:hAnsi="Barlow Condensed Medium" w:cstheme="minorHAnsi"/>
-                <w:w w:val="90"/>
-                <w:sz w:val="26"/>
-                <w:szCs w:val="26"/>
-              </w:rPr>
-              <w:t>.</w:t>
-            </w:r>
-          </w:p>
-        </w:tc>
-        <w:tc>
-          <w:tcPr>
-            <w:tcW w:w="5669" w:type="dxa"/>
-            <w:tcMar>
-              <w:left w:w="28" w:type="dxa"/>
-              <w:right w:w="28" w:type="dxa"/>
-            </w:tcMar>
-          </w:tcPr>
-          <w:p>
-            <w:pPr>
-              <w:snapToGrid w:val="0"/>
-              <w:spacing w:line="300" w:lineRule="exact"/>
-              <w:jc w:val="both"/>
-              <w:rPr>
-                <w:rFonts w:ascii="Barlow Condensed Medium" w:eastAsia="標楷體" w:hAnsi="Barlow Condensed Medium" w:cstheme="minorHAnsi"/>
-                <w:w w:val="90"/>
-                <w:sz w:val="26"/>
-                <w:szCs w:val="26"/>
-              </w:rPr>
-            </w:pPr>
-            <w:r>
-              <w:rPr>
-                <w:rFonts w:ascii="Barlow Condensed Medium" w:eastAsia="標楷體" w:hAnsi="Barlow Condensed Medium" w:cstheme="minorHAnsi"/>
-                <w:w w:val="90"/>
-                <w:sz w:val="26"/>
-                <w:szCs w:val="26"/>
-              </w:rPr>
-              <w:t>為</w:t>
-            </w:r>
-            <w:r>
-              <w:rPr>
-                <w:rFonts w:ascii="Barlow Condensed Medium" w:eastAsia="標楷體" w:hAnsi="Barlow Condensed Medium" w:cstheme="minorHAnsi" w:hint="eastAsia"/>
-                <w:w w:val="90"/>
-                <w:sz w:val="26"/>
-                <w:szCs w:val="26"/>
-              </w:rPr>
-              <w:t>教會所有</w:t>
-            </w:r>
-            <w:r>
-              <w:rPr>
-                <w:rFonts w:ascii="Barlow Condensed Medium" w:eastAsia="標楷體" w:hAnsi="Barlow Condensed Medium" w:cstheme="minorHAnsi"/>
-                <w:w w:val="90"/>
-                <w:sz w:val="26"/>
-                <w:szCs w:val="26"/>
-              </w:rPr>
-              <w:t>任職同工的事奉</w:t>
-            </w:r>
-            <w:r>
-              <w:rPr>
-                <w:rFonts w:ascii="Barlow Condensed Medium" w:eastAsia="標楷體" w:hAnsi="Barlow Condensed Medium" w:cstheme="minorHAnsi" w:hint="eastAsia"/>
-                <w:w w:val="90"/>
-                <w:sz w:val="26"/>
-                <w:szCs w:val="26"/>
-              </w:rPr>
-              <w:t>、工作</w:t>
-            </w:r>
-            <w:r>
-              <w:rPr>
-                <w:rFonts w:ascii="Barlow Condensed Medium" w:eastAsia="標楷體" w:hAnsi="Barlow Condensed Medium" w:cstheme="minorHAnsi"/>
-                <w:w w:val="90"/>
-                <w:sz w:val="26"/>
-                <w:szCs w:val="26"/>
-              </w:rPr>
-              <w:t>和</w:t>
-            </w:r>
-            <w:proofErr w:type="gramStart"/>
-            <w:r>
-              <w:rPr>
-                <w:rFonts w:ascii="Barlow Condensed Medium" w:eastAsia="標楷體" w:hAnsi="Barlow Condensed Medium" w:cstheme="minorHAnsi"/>
-                <w:w w:val="90"/>
-                <w:sz w:val="26"/>
-                <w:szCs w:val="26"/>
-              </w:rPr>
-              <w:t>家庭代禱</w:t>
-            </w:r>
-            <w:proofErr w:type="gramEnd"/>
-            <w:r>
-              <w:rPr>
-                <w:rFonts w:ascii="Barlow Condensed Medium" w:eastAsia="標楷體" w:hAnsi="Barlow Condensed Medium" w:cstheme="minorHAnsi"/>
-                <w:w w:val="90"/>
-                <w:sz w:val="26"/>
-                <w:szCs w:val="26"/>
-              </w:rPr>
-              <w:t>。</w:t>
+              <w:t>和家庭代禱。</w:t>
             </w:r>
           </w:p>
         </w:tc>
@@ -3227,9 +3070,8 @@
                 <w:sz w:val="26"/>
                 <w:szCs w:val="26"/>
               </w:rPr>
-              <w:t>兄</w:t>
-            </w:r>
-            <w:proofErr w:type="gramStart"/>
+              <w:t>兄姊</w:t>
+            </w:r>
             <w:r>
               <w:rPr>
                 <w:rFonts w:ascii="Barlow Condensed Medium" w:eastAsia="華康中黑體" w:hAnsi="Barlow Condensed Medium" w:cs="Segoe UI Symbol"/>
@@ -3237,9 +3079,8 @@
                 <w:sz w:val="26"/>
                 <w:szCs w:val="26"/>
               </w:rPr>
-              <w:t>姊</w:t>
-            </w:r>
-            <w:proofErr w:type="gramEnd"/>
+              <w:t>利用代禱卡</w:t>
+            </w:r>
             <w:r>
               <w:rPr>
                 <w:rFonts w:ascii="Barlow Condensed Medium" w:eastAsia="華康中黑體" w:hAnsi="Barlow Condensed Medium" w:cs="Segoe UI Symbol"/>
@@ -3247,9 +3088,8 @@
                 <w:sz w:val="26"/>
                 <w:szCs w:val="26"/>
               </w:rPr>
-              <w:t>利用</w:t>
-            </w:r>
-            <w:proofErr w:type="gramStart"/>
+              <w:t>(</w:t>
+            </w:r>
             <w:r>
               <w:rPr>
                 <w:rFonts w:ascii="Barlow Condensed Medium" w:eastAsia="華康中黑體" w:hAnsi="Barlow Condensed Medium" w:cs="Segoe UI Symbol"/>
@@ -3257,9 +3097,8 @@
                 <w:sz w:val="26"/>
                 <w:szCs w:val="26"/>
               </w:rPr>
-              <w:t>代禱卡</w:t>
-            </w:r>
-            <w:proofErr w:type="gramEnd"/>
+              <w:t>於招待桌上</w:t>
+            </w:r>
             <w:r>
               <w:rPr>
                 <w:rFonts w:ascii="Barlow Condensed Medium" w:eastAsia="華康中黑體" w:hAnsi="Barlow Condensed Medium" w:cs="Segoe UI Symbol"/>
@@ -3267,7 +3106,7 @@
                 <w:sz w:val="26"/>
                 <w:szCs w:val="26"/>
               </w:rPr>
-              <w:t>(</w:t>
+              <w:t>)</w:t>
             </w:r>
             <w:r>
               <w:rPr>
@@ -3276,36 +3115,7 @@
                 <w:sz w:val="26"/>
                 <w:szCs w:val="26"/>
               </w:rPr>
-              <w:t>於招待桌上</w:t>
-            </w:r>
-            <w:r>
-              <w:rPr>
-                <w:rFonts w:ascii="Barlow Condensed Medium" w:eastAsia="華康中黑體" w:hAnsi="Barlow Condensed Medium" w:cs="Segoe UI Symbol"/>
-                <w:w w:val="90"/>
-                <w:sz w:val="26"/>
-                <w:szCs w:val="26"/>
-              </w:rPr>
-              <w:t>)</w:t>
-            </w:r>
-            <w:proofErr w:type="gramStart"/>
-            <w:r>
-              <w:rPr>
-                <w:rFonts w:ascii="Barlow Condensed Medium" w:eastAsia="華康中黑體" w:hAnsi="Barlow Condensed Medium" w:cs="Segoe UI Symbol"/>
-                <w:w w:val="90"/>
-                <w:sz w:val="26"/>
-                <w:szCs w:val="26"/>
-              </w:rPr>
-              <w:t>投代禱</w:t>
-            </w:r>
-            <w:proofErr w:type="gramEnd"/>
-            <w:r>
-              <w:rPr>
-                <w:rFonts w:ascii="Barlow Condensed Medium" w:eastAsia="華康中黑體" w:hAnsi="Barlow Condensed Medium" w:cs="Segoe UI Symbol"/>
-                <w:w w:val="90"/>
-                <w:sz w:val="26"/>
-                <w:szCs w:val="26"/>
-              </w:rPr>
-              <w:t>信箱。</w:t>
+              <w:t>投代禱信箱。</w:t>
             </w:r>
           </w:p>
         </w:tc>
@@ -3596,7 +3406,7 @@
         <w:ind w:leftChars="-59" w:left="-142"/>
         <w:rPr>
           <w:rFonts w:ascii="標楷體" w:eastAsia="標楷體" w:hAnsi="標楷體" w:cs="Arial"/>
-          <w:bCs/>
+          <w:b/>
           <w:w w:val="90"/>
           <w:sz w:val="26"/>
           <w:szCs w:val="26"/>
@@ -3605,7 +3415,7 @@
       <w:r>
         <w:rPr>
           <w:rFonts w:ascii="標楷體" w:eastAsia="標楷體" w:hAnsi="標楷體" w:cs="Arial" w:hint="eastAsia"/>
-          <w:bCs/>
+          <w:b/>
           <w:w w:val="90"/>
           <w:sz w:val="26"/>
           <w:szCs w:val="26"/>
@@ -3615,17 +3425,17 @@
       <w:r>
         <w:rPr>
           <w:rFonts w:asciiTheme="majorBidi" w:eastAsia="標楷體" w:hAnsiTheme="majorBidi" w:cstheme="majorBidi" w:hint="eastAsia"/>
-          <w:bCs/>
+          <w:b/>
           <w:w w:val="90"/>
           <w:sz w:val="26"/>
           <w:szCs w:val="26"/>
         </w:rPr>
-        <w:t>生命的盼望</w:t>
+        <w:t>萬物照祂的時</w:t>
       </w:r>
       <w:r>
         <w:rPr>
           <w:rFonts w:ascii="標楷體" w:eastAsia="標楷體" w:hAnsi="標楷體" w:cs="Arial" w:hint="eastAsia"/>
-          <w:bCs/>
+          <w:b/>
           <w:w w:val="90"/>
           <w:sz w:val="26"/>
           <w:szCs w:val="26"/>
@@ -3654,7 +3464,7 @@
           <w:sz w:val="26"/>
           <w:szCs w:val="26"/>
         </w:rPr>
-        <w:t>盼望要有多長，</w:t>
+        <w:t>上帝造萬物照祂的時刻，</w:t>
       </w:r>
     </w:p>
     <w:p>
@@ -3678,7 +3488,7 @@
           <w:sz w:val="26"/>
           <w:szCs w:val="26"/>
         </w:rPr>
-        <w:t>生命才能飛翔，</w:t>
+        <w:t>照逐時相運行極美好，</w:t>
       </w:r>
     </w:p>
     <w:p>
@@ -3702,7 +3512,7 @@
           <w:sz w:val="26"/>
           <w:szCs w:val="26"/>
         </w:rPr>
-        <w:t>有誰能告訴我一個遠方，</w:t>
+        <w:t>信靠主信靠主，主掌管逐時刻極美好。</w:t>
       </w:r>
     </w:p>
     <w:p>
@@ -3726,53 +3536,7 @@
           <w:sz w:val="26"/>
           <w:szCs w:val="26"/>
         </w:rPr>
-        <w:t>讓我可以不再</w:t>
-      </w:r>
-      <w:proofErr w:type="gramStart"/>
-      <w:r>
-        <w:rPr>
-          <w:rFonts w:asciiTheme="majorBidi" w:eastAsia="標楷體" w:hAnsiTheme="majorBidi" w:cstheme="majorBidi" w:hint="eastAsia"/>
-          <w:bCs/>
-          <w:w w:val="90"/>
-          <w:sz w:val="26"/>
-          <w:szCs w:val="26"/>
-        </w:rPr>
-        <w:t>淚淌水</w:t>
-      </w:r>
-      <w:proofErr w:type="gramEnd"/>
-      <w:r>
-        <w:rPr>
-          <w:rFonts w:asciiTheme="majorBidi" w:eastAsia="標楷體" w:hAnsiTheme="majorBidi" w:cstheme="majorBidi" w:hint="eastAsia"/>
-          <w:bCs/>
-          <w:w w:val="90"/>
-          <w:sz w:val="26"/>
-          <w:szCs w:val="26"/>
-        </w:rPr>
-        <w:t>。</w:t>
-      </w:r>
-    </w:p>
-    <w:p>
-      <w:pPr>
-        <w:snapToGrid w:val="0"/>
-        <w:spacing w:beforeLines="50" w:before="165" w:line="300" w:lineRule="exact"/>
-        <w:ind w:leftChars="-59" w:left="-142"/>
-        <w:rPr>
-          <w:rFonts w:asciiTheme="majorBidi" w:eastAsia="標楷體" w:hAnsiTheme="majorBidi" w:cstheme="majorBidi"/>
-          <w:bCs/>
-          <w:w w:val="90"/>
-          <w:sz w:val="26"/>
-          <w:szCs w:val="26"/>
-        </w:rPr>
-      </w:pPr>
-      <w:r>
-        <w:rPr>
-          <w:rFonts w:asciiTheme="majorBidi" w:eastAsia="標楷體" w:hAnsiTheme="majorBidi" w:cstheme="majorBidi" w:hint="eastAsia"/>
-          <w:bCs/>
-          <w:w w:val="90"/>
-          <w:sz w:val="26"/>
-          <w:szCs w:val="26"/>
-        </w:rPr>
-        <w:t>盼望要有多廣，</w:t>
+        <w:t>生的時死的時撒種的時，</w:t>
       </w:r>
     </w:p>
     <w:p>
@@ -3796,7 +3560,7 @@
           <w:sz w:val="26"/>
           <w:szCs w:val="26"/>
         </w:rPr>
-        <w:t>生命才會勇敢，</w:t>
+        <w:t>有尋著有失落攏有時，</w:t>
       </w:r>
     </w:p>
     <w:p>
@@ -3820,7 +3584,7 @@
           <w:sz w:val="26"/>
           <w:szCs w:val="26"/>
         </w:rPr>
-        <w:t>有誰能告訴我一個真相，</w:t>
+        <w:t>祂顧守祂顧守，主掌管逐時刻極美好。</w:t>
       </w:r>
     </w:p>
     <w:p>
@@ -3844,31 +3608,7 @@
           <w:sz w:val="26"/>
           <w:szCs w:val="26"/>
         </w:rPr>
-        <w:t>讓我可以不再失望。</w:t>
-      </w:r>
-    </w:p>
-    <w:p>
-      <w:pPr>
-        <w:snapToGrid w:val="0"/>
-        <w:spacing w:beforeLines="50" w:before="165" w:line="300" w:lineRule="exact"/>
-        <w:ind w:leftChars="-59" w:left="-142"/>
-        <w:rPr>
-          <w:rFonts w:asciiTheme="majorBidi" w:eastAsia="標楷體" w:hAnsiTheme="majorBidi" w:cstheme="majorBidi"/>
-          <w:bCs/>
-          <w:w w:val="90"/>
-          <w:sz w:val="26"/>
-          <w:szCs w:val="26"/>
-        </w:rPr>
-      </w:pPr>
-      <w:r>
-        <w:rPr>
-          <w:rFonts w:asciiTheme="majorBidi" w:eastAsia="標楷體" w:hAnsiTheme="majorBidi" w:cstheme="majorBidi" w:hint="eastAsia"/>
-          <w:bCs/>
-          <w:w w:val="90"/>
-          <w:sz w:val="26"/>
-          <w:szCs w:val="26"/>
-        </w:rPr>
-        <w:t>你說其實我可以不要彷徨，生活不必太緊張，</w:t>
+        <w:t>在順境抑是逆境我相信，</w:t>
       </w:r>
     </w:p>
     <w:p>
@@ -3892,7 +3632,7 @@
           <w:sz w:val="26"/>
           <w:szCs w:val="26"/>
         </w:rPr>
-        <w:t>你要給我一個永恆家鄉，</w:t>
+        <w:t>主安排一切攏有意義，</w:t>
       </w:r>
     </w:p>
     <w:p>
@@ -3916,31 +3656,7 @@
           <w:sz w:val="26"/>
           <w:szCs w:val="26"/>
         </w:rPr>
-        <w:t>讓我能靠你身旁。</w:t>
-      </w:r>
-    </w:p>
-    <w:p>
-      <w:pPr>
-        <w:snapToGrid w:val="0"/>
-        <w:spacing w:beforeLines="50" w:before="165" w:line="300" w:lineRule="exact"/>
-        <w:ind w:leftChars="-59" w:left="-142"/>
-        <w:rPr>
-          <w:rFonts w:asciiTheme="majorBidi" w:eastAsia="標楷體" w:hAnsiTheme="majorBidi" w:cstheme="majorBidi"/>
-          <w:bCs/>
-          <w:w w:val="90"/>
-          <w:sz w:val="26"/>
-          <w:szCs w:val="26"/>
-        </w:rPr>
-      </w:pPr>
-      <w:r>
-        <w:rPr>
-          <w:rFonts w:asciiTheme="majorBidi" w:eastAsia="標楷體" w:hAnsiTheme="majorBidi" w:cstheme="majorBidi" w:hint="eastAsia"/>
-          <w:bCs/>
-          <w:w w:val="90"/>
-          <w:sz w:val="26"/>
-          <w:szCs w:val="26"/>
-        </w:rPr>
-        <w:t>使人有盼望的神，</w:t>
+        <w:t>老父怎樣憐憫他的子兒，</w:t>
       </w:r>
     </w:p>
     <w:p>
@@ -3964,7 +3680,7 @@
           <w:sz w:val="26"/>
           <w:szCs w:val="26"/>
         </w:rPr>
-        <w:t>你是我的對象，</w:t>
+        <w:t>主對我的慈愛永無離！</w:t>
       </w:r>
     </w:p>
     <w:p>
@@ -3988,7 +3704,7 @@
           <w:sz w:val="26"/>
           <w:szCs w:val="26"/>
         </w:rPr>
-        <w:t>使人有能力的靈，</w:t>
+        <w:t>起的時倒的時收割的時，</w:t>
       </w:r>
     </w:p>
     <w:p>
@@ -4012,31 +3728,7 @@
           <w:sz w:val="26"/>
           <w:szCs w:val="26"/>
         </w:rPr>
-        <w:t>你是我的肩膀，</w:t>
-      </w:r>
-    </w:p>
-    <w:p>
-      <w:pPr>
-        <w:snapToGrid w:val="0"/>
-        <w:spacing w:beforeLines="50" w:before="165" w:line="300" w:lineRule="exact"/>
-        <w:ind w:leftChars="-59" w:left="-142"/>
-        <w:rPr>
-          <w:rFonts w:asciiTheme="majorBidi" w:eastAsia="標楷體" w:hAnsiTheme="majorBidi" w:cstheme="majorBidi"/>
-          <w:bCs/>
-          <w:w w:val="90"/>
-          <w:sz w:val="26"/>
-          <w:szCs w:val="26"/>
-        </w:rPr>
-      </w:pPr>
-      <w:r>
-        <w:rPr>
-          <w:rFonts w:asciiTheme="majorBidi" w:eastAsia="標楷體" w:hAnsiTheme="majorBidi" w:cstheme="majorBidi" w:hint="eastAsia"/>
-          <w:bCs/>
-          <w:w w:val="90"/>
-          <w:sz w:val="26"/>
-          <w:szCs w:val="26"/>
-        </w:rPr>
-        <w:t>從此我不再迷惘，</w:t>
+        <w:t>有傷悲有歡喜攏有時，</w:t>
       </w:r>
     </w:p>
     <w:p>
@@ -4060,7 +3752,7 @@
           <w:sz w:val="26"/>
           <w:szCs w:val="26"/>
         </w:rPr>
-        <w:t>信心是我的行囊，</w:t>
+        <w:t>感謝主感謝主，主掌管逐時刻極美好。</w:t>
       </w:r>
     </w:p>
     <w:p>
@@ -4084,7 +3776,17 @@
           <w:sz w:val="26"/>
           <w:szCs w:val="26"/>
         </w:rPr>
-        <w:t>喜樂平安是我的獎賞。</w:t>
+        <w:t>創造時間超越時間的上帝，一切功效祢看透，</w:t>
+      </w:r>
+      <w:r>
+        <w:rPr>
+          <w:rFonts w:asciiTheme="majorBidi" w:eastAsia="標楷體" w:hAnsiTheme="majorBidi" w:cstheme="majorBidi"/>
+          <w:bCs/>
+          <w:w w:val="90"/>
+          <w:sz w:val="26"/>
+          <w:szCs w:val="26"/>
+        </w:rPr>
+        <w:tab/>
       </w:r>
     </w:p>
     <w:p>
@@ -4100,30 +3802,6 @@
           <w:szCs w:val="26"/>
         </w:rPr>
       </w:pPr>
-    </w:p>
-    <w:p>
-      <w:pPr>
-        <w:snapToGrid w:val="0"/>
-        <w:spacing w:line="300" w:lineRule="exact"/>
-        <w:ind w:leftChars="-59" w:left="-142"/>
-        <w:rPr>
-          <w:rFonts w:asciiTheme="majorBidi" w:eastAsia="標楷體" w:hAnsiTheme="majorBidi" w:cstheme="majorBidi"/>
-          <w:bCs/>
-          <w:w w:val="90"/>
-          <w:sz w:val="26"/>
-          <w:szCs w:val="26"/>
-        </w:rPr>
-      </w:pPr>
-      <w:r>
-        <w:rPr>
-          <w:rFonts w:ascii="標楷體" w:eastAsia="標楷體" w:hAnsi="標楷體" w:cs="Arial" w:hint="eastAsia"/>
-          <w:bCs/>
-          <w:w w:val="90"/>
-          <w:sz w:val="26"/>
-          <w:szCs w:val="26"/>
-        </w:rPr>
-        <w:t>【</w:t>
-      </w:r>
       <w:r>
         <w:rPr>
           <w:rFonts w:asciiTheme="majorBidi" w:eastAsia="標楷體" w:hAnsiTheme="majorBidi" w:cstheme="majorBidi" w:hint="eastAsia"/>
@@ -4132,17 +3810,7 @@
           <w:sz w:val="26"/>
           <w:szCs w:val="26"/>
         </w:rPr>
-        <w:t>天天都快樂</w:t>
-      </w:r>
-      <w:r>
-        <w:rPr>
-          <w:rFonts w:ascii="標楷體" w:eastAsia="標楷體" w:hAnsi="標楷體" w:cs="Arial" w:hint="eastAsia"/>
-          <w:bCs/>
-          <w:w w:val="90"/>
-          <w:sz w:val="26"/>
-          <w:szCs w:val="26"/>
-        </w:rPr>
-        <w:t>】</w:t>
+        <w:t>祢是我的盼望我的拯救，</w:t>
       </w:r>
     </w:p>
     <w:p>
@@ -4166,79 +3834,7 @@
           <w:sz w:val="26"/>
           <w:szCs w:val="26"/>
         </w:rPr>
-        <w:t>我</w:t>
-      </w:r>
-      <w:proofErr w:type="gramStart"/>
-      <w:r>
-        <w:rPr>
-          <w:rFonts w:asciiTheme="majorBidi" w:eastAsia="標楷體" w:hAnsiTheme="majorBidi" w:cstheme="majorBidi" w:hint="eastAsia"/>
-          <w:bCs/>
-          <w:w w:val="90"/>
-          <w:sz w:val="26"/>
-          <w:szCs w:val="26"/>
-        </w:rPr>
-        <w:t>裏</w:t>
-      </w:r>
-      <w:proofErr w:type="gramEnd"/>
-      <w:r>
-        <w:rPr>
-          <w:rFonts w:asciiTheme="majorBidi" w:eastAsia="標楷體" w:hAnsiTheme="majorBidi" w:cstheme="majorBidi" w:hint="eastAsia"/>
-          <w:bCs/>
-          <w:w w:val="90"/>
-          <w:sz w:val="26"/>
-          <w:szCs w:val="26"/>
-        </w:rPr>
-        <w:t>面、外面、上面、下面（左手、右手、左腳、右腳）（左頭、右頭、左屁股、右屁股），天天都快樂！</w:t>
-      </w:r>
-      <w:proofErr w:type="gramStart"/>
-      <w:r>
-        <w:rPr>
-          <w:rFonts w:asciiTheme="majorBidi" w:eastAsia="標楷體" w:hAnsiTheme="majorBidi" w:cstheme="majorBidi" w:hint="eastAsia"/>
-          <w:bCs/>
-          <w:w w:val="90"/>
-          <w:sz w:val="26"/>
-          <w:szCs w:val="26"/>
-        </w:rPr>
-        <w:t>x2</w:t>
-      </w:r>
-      <w:proofErr w:type="gramEnd"/>
-    </w:p>
-    <w:p>
-      <w:pPr>
-        <w:snapToGrid w:val="0"/>
-        <w:spacing w:line="300" w:lineRule="exact"/>
-        <w:ind w:leftChars="-59" w:left="-142"/>
-        <w:rPr>
-          <w:rFonts w:asciiTheme="majorBidi" w:eastAsia="標楷體" w:hAnsiTheme="majorBidi" w:cstheme="majorBidi"/>
-          <w:bCs/>
-          <w:w w:val="90"/>
-          <w:sz w:val="26"/>
-          <w:szCs w:val="26"/>
-        </w:rPr>
-      </w:pPr>
-    </w:p>
-    <w:p>
-      <w:pPr>
-        <w:snapToGrid w:val="0"/>
-        <w:spacing w:line="300" w:lineRule="exact"/>
-        <w:ind w:leftChars="-59" w:left="-142"/>
-        <w:rPr>
-          <w:rFonts w:asciiTheme="majorBidi" w:eastAsia="標楷體" w:hAnsiTheme="majorBidi" w:cstheme="majorBidi"/>
-          <w:bCs/>
-          <w:w w:val="90"/>
-          <w:sz w:val="26"/>
-          <w:szCs w:val="26"/>
-        </w:rPr>
-      </w:pPr>
-      <w:r>
-        <w:rPr>
-          <w:rFonts w:asciiTheme="majorBidi" w:eastAsia="標楷體" w:hAnsiTheme="majorBidi" w:cstheme="majorBidi" w:hint="eastAsia"/>
-          <w:bCs/>
-          <w:w w:val="90"/>
-          <w:sz w:val="26"/>
-          <w:szCs w:val="26"/>
-        </w:rPr>
-        <w:t>因耶穌在我心，</w:t>
+        <w:t>我相信，我等候，我順服。</w:t>
       </w:r>
     </w:p>
     <w:p>
@@ -4262,29 +3858,7 @@
           <w:sz w:val="26"/>
           <w:szCs w:val="26"/>
         </w:rPr>
-        <w:t>洗</w:t>
-      </w:r>
-      <w:proofErr w:type="gramStart"/>
-      <w:r>
-        <w:rPr>
-          <w:rFonts w:asciiTheme="majorBidi" w:eastAsia="標楷體" w:hAnsiTheme="majorBidi" w:cstheme="majorBidi" w:hint="eastAsia"/>
-          <w:bCs/>
-          <w:w w:val="90"/>
-          <w:sz w:val="26"/>
-          <w:szCs w:val="26"/>
-        </w:rPr>
-        <w:t>凈</w:t>
-      </w:r>
-      <w:proofErr w:type="gramEnd"/>
-      <w:r>
-        <w:rPr>
-          <w:rFonts w:asciiTheme="majorBidi" w:eastAsia="標楷體" w:hAnsiTheme="majorBidi" w:cstheme="majorBidi" w:hint="eastAsia"/>
-          <w:bCs/>
-          <w:w w:val="90"/>
-          <w:sz w:val="26"/>
-          <w:szCs w:val="26"/>
-        </w:rPr>
-        <w:t>我的罪，</w:t>
+        <w:t>有一日阮也必進入永遠國度，面對面看見親愛救主。</w:t>
       </w:r>
     </w:p>
     <w:p>
@@ -4308,29 +3882,7 @@
           <w:sz w:val="26"/>
           <w:szCs w:val="26"/>
         </w:rPr>
-        <w:t>我</w:t>
-      </w:r>
-      <w:proofErr w:type="gramStart"/>
-      <w:r>
-        <w:rPr>
-          <w:rFonts w:asciiTheme="majorBidi" w:eastAsia="標楷體" w:hAnsiTheme="majorBidi" w:cstheme="majorBidi" w:hint="eastAsia"/>
-          <w:bCs/>
-          <w:w w:val="90"/>
-          <w:sz w:val="26"/>
-          <w:szCs w:val="26"/>
-        </w:rPr>
-        <w:t>裏</w:t>
-      </w:r>
-      <w:proofErr w:type="gramEnd"/>
-      <w:r>
-        <w:rPr>
-          <w:rFonts w:asciiTheme="majorBidi" w:eastAsia="標楷體" w:hAnsiTheme="majorBidi" w:cstheme="majorBidi" w:hint="eastAsia"/>
-          <w:bCs/>
-          <w:w w:val="90"/>
-          <w:sz w:val="26"/>
-          <w:szCs w:val="26"/>
-        </w:rPr>
-        <w:t>面、外面、上面、下面，天天都快樂！</w:t>
+        <w:t>所有艱難成做榮耀冠冕，</w:t>
       </w:r>
     </w:p>
     <w:p>
@@ -4346,6 +3898,238 @@
           <w:szCs w:val="26"/>
         </w:rPr>
       </w:pPr>
+      <w:r>
+        <w:rPr>
+          <w:rFonts w:asciiTheme="majorBidi" w:eastAsia="標楷體" w:hAnsiTheme="majorBidi" w:cstheme="majorBidi" w:hint="eastAsia"/>
+          <w:bCs/>
+          <w:w w:val="90"/>
+          <w:sz w:val="26"/>
+          <w:szCs w:val="26"/>
+        </w:rPr>
+        <w:t>祢稱讚阮是忠心奴僕！</w:t>
+      </w:r>
+    </w:p>
+    <w:p>
+      <w:pPr>
+        <w:snapToGrid w:val="0"/>
+        <w:spacing w:line="300" w:lineRule="exact"/>
+        <w:ind w:leftChars="-59" w:left="-142"/>
+        <w:rPr>
+          <w:rFonts w:asciiTheme="majorBidi" w:eastAsia="標楷體" w:hAnsiTheme="majorBidi" w:cstheme="majorBidi"/>
+          <w:bCs/>
+          <w:w w:val="90"/>
+          <w:sz w:val="26"/>
+          <w:szCs w:val="26"/>
+        </w:rPr>
+      </w:pPr>
+      <w:r>
+        <w:rPr>
+          <w:rFonts w:asciiTheme="majorBidi" w:eastAsia="標楷體" w:hAnsiTheme="majorBidi" w:cstheme="majorBidi" w:hint="eastAsia"/>
+          <w:bCs/>
+          <w:w w:val="90"/>
+          <w:sz w:val="26"/>
+          <w:szCs w:val="26"/>
+        </w:rPr>
+        <w:t>上帝造萬物照祂的時刻，</w:t>
+      </w:r>
+    </w:p>
+    <w:p>
+      <w:pPr>
+        <w:snapToGrid w:val="0"/>
+        <w:spacing w:line="300" w:lineRule="exact"/>
+        <w:ind w:leftChars="-59" w:left="-142"/>
+        <w:rPr>
+          <w:rFonts w:asciiTheme="majorBidi" w:eastAsia="標楷體" w:hAnsiTheme="majorBidi" w:cstheme="majorBidi"/>
+          <w:bCs/>
+          <w:w w:val="90"/>
+          <w:sz w:val="26"/>
+          <w:szCs w:val="26"/>
+        </w:rPr>
+      </w:pPr>
+      <w:r>
+        <w:rPr>
+          <w:rFonts w:asciiTheme="majorBidi" w:eastAsia="標楷體" w:hAnsiTheme="majorBidi" w:cstheme="majorBidi" w:hint="eastAsia"/>
+          <w:bCs/>
+          <w:w w:val="90"/>
+          <w:sz w:val="26"/>
+          <w:szCs w:val="26"/>
+        </w:rPr>
+        <w:t>照逐時相運行極美好。</w:t>
+      </w:r>
+    </w:p>
+    <w:p>
+      <w:pPr>
+        <w:snapToGrid w:val="0"/>
+        <w:spacing w:line="300" w:lineRule="exact"/>
+        <w:ind w:leftChars="-59" w:left="-142"/>
+        <w:rPr>
+          <w:rFonts w:asciiTheme="majorBidi" w:eastAsia="標楷體" w:hAnsiTheme="majorBidi" w:cstheme="majorBidi"/>
+          <w:bCs/>
+          <w:w w:val="90"/>
+          <w:sz w:val="26"/>
+          <w:szCs w:val="26"/>
+        </w:rPr>
+      </w:pPr>
+      <w:r>
+        <w:rPr>
+          <w:rFonts w:asciiTheme="majorBidi" w:eastAsia="標楷體" w:hAnsiTheme="majorBidi" w:cstheme="majorBidi" w:hint="eastAsia"/>
+          <w:bCs/>
+          <w:w w:val="90"/>
+          <w:sz w:val="26"/>
+          <w:szCs w:val="26"/>
+        </w:rPr>
+        <w:t>讚美主所做一切，極美好，極美好，極美好！</w:t>
+      </w:r>
+    </w:p>
+    <w:p>
+      <w:pPr>
+        <w:snapToGrid w:val="0"/>
+        <w:spacing w:line="300" w:lineRule="exact"/>
+        <w:ind w:leftChars="-59" w:left="-142"/>
+        <w:rPr>
+          <w:rFonts w:asciiTheme="majorBidi" w:eastAsia="標楷體" w:hAnsiTheme="majorBidi" w:cstheme="majorBidi"/>
+          <w:b/>
+          <w:w w:val="90"/>
+          <w:sz w:val="26"/>
+          <w:szCs w:val="26"/>
+        </w:rPr>
+      </w:pPr>
+      <w:r>
+        <w:rPr>
+          <w:rFonts w:ascii="標楷體" w:eastAsia="標楷體" w:hAnsi="標楷體" w:cs="Arial" w:hint="eastAsia"/>
+          <w:b/>
+          <w:w w:val="90"/>
+          <w:sz w:val="26"/>
+          <w:szCs w:val="26"/>
+        </w:rPr>
+        <w:t>【</w:t>
+      </w:r>
+      <w:r>
+        <w:rPr>
+          <w:rFonts w:asciiTheme="majorBidi" w:eastAsia="標楷體" w:hAnsiTheme="majorBidi" w:cstheme="majorBidi" w:hint="eastAsia"/>
+          <w:b/>
+          <w:w w:val="90"/>
+          <w:sz w:val="26"/>
+          <w:szCs w:val="26"/>
+        </w:rPr>
+        <w:t>思念祢</w:t>
+      </w:r>
+      <w:r>
+        <w:rPr>
+          <w:rFonts w:ascii="標楷體" w:eastAsia="標楷體" w:hAnsi="標楷體" w:cs="Arial" w:hint="eastAsia"/>
+          <w:b/>
+          <w:w w:val="90"/>
+          <w:sz w:val="26"/>
+          <w:szCs w:val="26"/>
+        </w:rPr>
+        <w:t>】</w:t>
+      </w:r>
+      <w:r>
+        <w:rPr>
+          <w:rFonts w:ascii="標楷體" w:eastAsia="標楷體" w:hAnsi="標楷體" w:cs="Arial" w:hint="eastAsia"/>
+          <w:b/>
+          <w:w w:val="90"/>
+          <w:sz w:val="26"/>
+          <w:szCs w:val="26"/>
+        </w:rPr>
+        <w:t>---聖餐</w:t>
+      </w:r>
+    </w:p>
+    <w:p>
+      <w:pPr>
+        <w:snapToGrid w:val="0"/>
+        <w:spacing w:line="300" w:lineRule="exact"/>
+        <w:ind w:leftChars="-59" w:left="-142"/>
+        <w:rPr>
+          <w:rFonts w:asciiTheme="majorBidi" w:eastAsia="標楷體" w:hAnsiTheme="majorBidi" w:cstheme="majorBidi"/>
+          <w:bCs/>
+          <w:w w:val="90"/>
+          <w:sz w:val="26"/>
+          <w:szCs w:val="26"/>
+        </w:rPr>
+      </w:pPr>
+      <w:r>
+        <w:rPr>
+          <w:rFonts w:asciiTheme="majorBidi" w:eastAsia="標楷體" w:hAnsiTheme="majorBidi" w:cstheme="majorBidi" w:hint="eastAsia"/>
+          <w:bCs/>
+          <w:w w:val="90"/>
+          <w:sz w:val="26"/>
+          <w:szCs w:val="26"/>
+        </w:rPr>
+        <w:t>領受祢的杯，想起祢流血，阮成做一體，因著祢。</w:t>
+      </w:r>
+    </w:p>
+    <w:p>
+      <w:pPr>
+        <w:snapToGrid w:val="0"/>
+        <w:spacing w:line="300" w:lineRule="exact"/>
+        <w:ind w:leftChars="-59" w:left="-142"/>
+        <w:rPr>
+          <w:rFonts w:asciiTheme="majorBidi" w:eastAsia="標楷體" w:hAnsiTheme="majorBidi" w:cstheme="majorBidi"/>
+          <w:bCs/>
+          <w:w w:val="90"/>
+          <w:sz w:val="26"/>
+          <w:szCs w:val="26"/>
+        </w:rPr>
+      </w:pPr>
+      <w:r>
+        <w:rPr>
+          <w:rFonts w:asciiTheme="majorBidi" w:eastAsia="標楷體" w:hAnsiTheme="majorBidi" w:cstheme="majorBidi" w:hint="eastAsia"/>
+          <w:bCs/>
+          <w:w w:val="90"/>
+          <w:sz w:val="26"/>
+          <w:szCs w:val="26"/>
+        </w:rPr>
+        <w:t>阮同心聚集，領受祢的餅；阮同心聚集，思念祢。</w:t>
+      </w:r>
+    </w:p>
+    <w:p>
+      <w:pPr>
+        <w:snapToGrid w:val="0"/>
+        <w:spacing w:line="300" w:lineRule="exact"/>
+        <w:ind w:leftChars="-59" w:left="-142"/>
+        <w:rPr>
+          <w:rFonts w:asciiTheme="majorBidi" w:eastAsia="標楷體" w:hAnsiTheme="majorBidi" w:cstheme="majorBidi"/>
+          <w:bCs/>
+          <w:w w:val="90"/>
+          <w:sz w:val="26"/>
+          <w:szCs w:val="26"/>
+        </w:rPr>
+      </w:pPr>
+      <w:r>
+        <w:rPr>
+          <w:rFonts w:asciiTheme="majorBidi" w:eastAsia="標楷體" w:hAnsiTheme="majorBidi" w:cstheme="majorBidi" w:hint="eastAsia"/>
+          <w:bCs/>
+          <w:w w:val="90"/>
+          <w:sz w:val="26"/>
+          <w:szCs w:val="26"/>
+        </w:rPr>
+        <w:t>領受祢的杯，想起祢流血，阮成做一體，因著祢。</w:t>
+      </w:r>
+    </w:p>
+    <w:p>
+      <w:pPr>
+        <w:snapToGrid w:val="0"/>
+        <w:spacing w:line="300" w:lineRule="exact"/>
+        <w:ind w:leftChars="-59" w:left="-142"/>
+        <w:rPr>
+          <w:rFonts w:asciiTheme="majorBidi" w:eastAsia="標楷體" w:hAnsiTheme="majorBidi" w:cstheme="majorBidi"/>
+          <w:bCs/>
+          <w:w w:val="90"/>
+          <w:sz w:val="26"/>
+          <w:szCs w:val="26"/>
+        </w:rPr>
+      </w:pPr>
+      <w:r>
+        <w:rPr>
+          <w:rFonts w:asciiTheme="majorBidi" w:eastAsia="標楷體" w:hAnsiTheme="majorBidi" w:cstheme="majorBidi" w:hint="eastAsia"/>
+          <w:bCs/>
+          <w:w w:val="90"/>
+          <w:sz w:val="26"/>
+          <w:szCs w:val="26"/>
+        </w:rPr>
+        <w:t>祢的寶血為阮流出，洗淨阮一切的罪惡；祢的身軀為阮撕裂，成做阮永活的道路。祢的命令阮必遵趁，彼此相愛彼此順服；祢的救恩阮必宣揚，直到見祢，親愛耶穌。</w:t>
+      </w:r>
     </w:p>
     <w:p>
       <w:pPr>
@@ -4510,47 +4294,7 @@
                                   <w:w w:val="90"/>
                                   <w:szCs w:val="24"/>
                                 </w:rPr>
-                                <w:t>我們因信主耶穌基督而蒙　神國福音的恩典，成為基督的肢體，並按主的命令彼此相愛。因此我們奉獻自己成為基督的教會的</w:t>
-                              </w:r>
-                              <w:proofErr w:type="gramStart"/>
-                              <w:r>
-                                <w:rPr>
-                                  <w:rFonts w:ascii="文鼎粗魏碑" w:eastAsia="文鼎粗魏碑" w:cstheme="minorHAnsi" w:hint="eastAsia"/>
-                                  <w:color w:val="0D0D0D" w:themeColor="text1" w:themeTint="F2"/>
-                                  <w:w w:val="90"/>
-                                  <w:szCs w:val="24"/>
-                                </w:rPr>
-                                <w:t>事奉者</w:t>
-                              </w:r>
-                              <w:proofErr w:type="gramEnd"/>
-                              <w:r>
-                                <w:rPr>
-                                  <w:rFonts w:ascii="文鼎粗魏碑" w:eastAsia="文鼎粗魏碑" w:cstheme="minorHAnsi" w:hint="eastAsia"/>
-                                  <w:color w:val="0D0D0D" w:themeColor="text1" w:themeTint="F2"/>
-                                  <w:w w:val="90"/>
-                                  <w:szCs w:val="24"/>
-                                </w:rPr>
-                                <w:t>，用彼此事奉、彼此順服、彼此成全，和彼此學習的心，效法基督成為服事人的僕人。將服事會眾的事看為優先，以服事</w:t>
-                              </w:r>
-                              <w:proofErr w:type="gramStart"/>
-                              <w:r>
-                                <w:rPr>
-                                  <w:rFonts w:ascii="文鼎粗魏碑" w:eastAsia="文鼎粗魏碑" w:cstheme="minorHAnsi" w:hint="eastAsia"/>
-                                  <w:color w:val="0D0D0D" w:themeColor="text1" w:themeTint="F2"/>
-                                  <w:w w:val="90"/>
-                                  <w:szCs w:val="24"/>
-                                </w:rPr>
-                                <w:t>會眾來服事</w:t>
-                              </w:r>
-                              <w:proofErr w:type="gramEnd"/>
-                              <w:r>
-                                <w:rPr>
-                                  <w:rFonts w:ascii="文鼎粗魏碑" w:eastAsia="文鼎粗魏碑" w:cstheme="minorHAnsi" w:hint="eastAsia"/>
-                                  <w:color w:val="0D0D0D" w:themeColor="text1" w:themeTint="F2"/>
-                                  <w:w w:val="90"/>
-                                  <w:szCs w:val="24"/>
-                                </w:rPr>
-                                <w:t xml:space="preserve">　神。使我們與我們得救的身分相稱。</w:t>
+                                <w:t>我們因信主耶穌基督而蒙　神國福音的恩典，成為基督的肢體，並按主的命令彼此相愛。因此我們奉獻自己成為基督的教會的事奉者，用彼此事奉、彼此順服、彼此成全，和彼此學習的心，效法基督成為服事人的僕人。將服事會眾的事看為優先，以服事會眾來服事　神。使我們與我們得救的身分相稱。</w:t>
                               </w:r>
                             </w:p>
                           </w:txbxContent>
@@ -4576,7 +4320,7 @@
           </mc:Choice>
           <mc:Fallback>
             <w:pict>
-              <v:group w14:anchorId="789743EB" id="群組 21" o:spid="_x0000_s1026" style="position:absolute;margin-left:538.15pt;margin-top:28.9pt;width:134.65pt;height:261.65pt;z-index:251664384;mso-position-horizontal-relative:page;mso-position-vertical-relative:page;mso-width-relative:margin;mso-height-relative:margin" coordsize="17094,33223" o:gfxdata="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">
+              <v:group w14:anchorId="789743EB" id="群組 21" o:spid="_x0000_s1026" style="position:absolute;margin-left:538.15pt;margin-top:28.9pt;width:134.65pt;height:261.65pt;z-index:251664384;mso-position-horizontal-relative:page;mso-position-vertical-relative:page;mso-width-relative:margin;mso-height-relative:margin" coordsize="17094,33223" o:gfxdata="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">
                 <v:shapetype id="_x0000_t75" coordsize="21600,21600" o:spt="75" o:preferrelative="t" path="m@4@5l@4@11@9@11@9@5xe" filled="f" stroked="f">
                   <v:stroke joinstyle="miter"/>
                   <v:formulas>
@@ -4596,11 +4340,10 @@
                   <v:path o:extrusionok="f" gradientshapeok="t" o:connecttype="rect"/>
                   <o:lock v:ext="edit" aspectratio="t"/>
                 </v:shapetype>
-                <v:shape id="圖片 18" o:spid="_x0000_s1027" type="#_x0000_t75" style="position:absolute;left:-8065;top:8065;width:33223;height:17094;rotation:90;visibility:visible;mso-wrap-style:square" o:gfxdata="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">
+                <v:shape id="圖片 18" o:spid="_x0000_s1027" type="#_x0000_t75" style="position:absolute;left:-8065;top:8065;width:33223;height:17094;rotation:90;visibility:visible;mso-wrap-style:square" o:gfxdata="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">
                   <v:imagedata r:id="rId11" o:title=""/>
-                  <v:path arrowok="t"/>
                 </v:shape>
-                <v:roundrect id="圓角矩形 7" o:spid="_x0000_s1028" style="position:absolute;left:1666;top:2875;width:14086;height:28296;visibility:visible;mso-wrap-style:square;v-text-anchor:top" arcsize="3131f" o:gfxdata="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" filled="f" stroked="f" strokeweight="2.5pt">
+                <v:roundrect id="圓角矩形 7" o:spid="_x0000_s1028" style="position:absolute;left:1666;top:2875;width:14086;height:28296;visibility:visible;mso-wrap-style:square;v-text-anchor:top" arcsize="3131f" o:gfxdata="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" filled="f" stroked="f" strokeweight="2.5pt">
                   <v:stroke joinstyle="miter"/>
                   <v:textbox style="layout-flow:vertical-ideographic" inset="1mm,1mm,1mm,1mm">
                     <w:txbxContent>
@@ -4645,47 +4388,7 @@
                             <w:w w:val="90"/>
                             <w:szCs w:val="24"/>
                           </w:rPr>
-                          <w:t>我們因信主耶穌基督而蒙　神國福音的恩典，成為基督的肢體，並按主的命令彼此相愛。因此我們奉獻自己成為基督的教會的</w:t>
-                        </w:r>
-                        <w:proofErr w:type="gramStart"/>
-                        <w:r>
-                          <w:rPr>
-                            <w:rFonts w:ascii="文鼎粗魏碑" w:eastAsia="文鼎粗魏碑" w:cstheme="minorHAnsi" w:hint="eastAsia"/>
-                            <w:color w:val="0D0D0D" w:themeColor="text1" w:themeTint="F2"/>
-                            <w:w w:val="90"/>
-                            <w:szCs w:val="24"/>
-                          </w:rPr>
-                          <w:t>事奉者</w:t>
-                        </w:r>
-                        <w:proofErr w:type="gramEnd"/>
-                        <w:r>
-                          <w:rPr>
-                            <w:rFonts w:ascii="文鼎粗魏碑" w:eastAsia="文鼎粗魏碑" w:cstheme="minorHAnsi" w:hint="eastAsia"/>
-                            <w:color w:val="0D0D0D" w:themeColor="text1" w:themeTint="F2"/>
-                            <w:w w:val="90"/>
-                            <w:szCs w:val="24"/>
-                          </w:rPr>
-                          <w:t>，用彼此事奉、彼此順服、彼此成全，和彼此學習的心，效法基督成為服事人的僕人。將服事會眾的事看為優先，以服事</w:t>
-                        </w:r>
-                        <w:proofErr w:type="gramStart"/>
-                        <w:r>
-                          <w:rPr>
-                            <w:rFonts w:ascii="文鼎粗魏碑" w:eastAsia="文鼎粗魏碑" w:cstheme="minorHAnsi" w:hint="eastAsia"/>
-                            <w:color w:val="0D0D0D" w:themeColor="text1" w:themeTint="F2"/>
-                            <w:w w:val="90"/>
-                            <w:szCs w:val="24"/>
-                          </w:rPr>
-                          <w:t>會眾來服事</w:t>
-                        </w:r>
-                        <w:proofErr w:type="gramEnd"/>
-                        <w:r>
-                          <w:rPr>
-                            <w:rFonts w:ascii="文鼎粗魏碑" w:eastAsia="文鼎粗魏碑" w:cstheme="minorHAnsi" w:hint="eastAsia"/>
-                            <w:color w:val="0D0D0D" w:themeColor="text1" w:themeTint="F2"/>
-                            <w:w w:val="90"/>
-                            <w:szCs w:val="24"/>
-                          </w:rPr>
-                          <w:t xml:space="preserve">　神。使我們與我們得救的身分相稱。</w:t>
+                          <w:t>我們因信主耶穌基督而蒙　神國福音的恩典，成為基督的肢體，並按主的命令彼此相愛。因此我們奉獻自己成為基督的教會的事奉者，用彼此事奉、彼此順服、彼此成全，和彼此學習的心，效法基督成為服事人的僕人。將服事會眾的事看為優先，以服事會眾來服事　神。使我們與我們得救的身分相稱。</w:t>
                         </w:r>
                       </w:p>
                     </w:txbxContent>
@@ -4702,7 +4405,7 @@
           <w:noProof/>
         </w:rPr>
         <w:drawing>
-          <wp:anchor distT="0" distB="0" distL="114300" distR="114300" simplePos="0" relativeHeight="251660288" behindDoc="0" locked="0" layoutInCell="1" allowOverlap="1" wp14:anchorId="0030E694" wp14:editId="763A0AE6">
+          <wp:anchor distT="0" distB="0" distL="114300" distR="114300" simplePos="0" relativeHeight="251660288" behindDoc="0" locked="0" layoutInCell="1" allowOverlap="1" wp14:anchorId="0030E694" wp14:editId="34FCCF9A">
             <wp:simplePos x="0" y="0"/>
             <wp:positionH relativeFrom="column">
               <wp:posOffset>2160905</wp:posOffset>
@@ -4908,7 +4611,6 @@
                                 </w:rPr>
                                 <w:t>聚會時間表</w:t>
                               </w:r>
-                              <w:proofErr w:type="gramStart"/>
                               <w:r>
                                 <w:rPr>
                                   <w:rFonts w:ascii="Barlow Condensed Medium" w:eastAsia="華康正顏楷體W9" w:hAnsi="Barlow Condensed Medium" w:cstheme="minorHAnsi" w:hint="eastAsia"/>
@@ -4918,7 +4620,6 @@
                                 </w:rPr>
                                 <w:t>》</w:t>
                               </w:r>
-                              <w:proofErr w:type="gramEnd"/>
                             </w:p>
                             <w:tbl>
                               <w:tblPr>
@@ -5692,7 +5393,6 @@
                                         <w:szCs w:val="26"/>
                                       </w:rPr>
                                     </w:pPr>
-                                    <w:proofErr w:type="gramStart"/>
                                     <w:r>
                                       <w:rPr>
                                         <w:rFonts w:ascii="Barlow Condensed Medium" w:eastAsia="標楷體" w:hAnsi="Barlow Condensed Medium" w:hint="eastAsia"/>
@@ -5703,7 +5403,6 @@
                                       </w:rPr>
                                       <w:t>拿細耳</w:t>
                                     </w:r>
-                                    <w:proofErr w:type="gramEnd"/>
                                     <w:r>
                                       <w:rPr>
                                         <w:rFonts w:ascii="Barlow Condensed Medium" w:eastAsia="標楷體" w:hAnsi="Barlow Condensed Medium" w:hint="eastAsia"/>
@@ -5857,7 +5556,6 @@
                                         <w:szCs w:val="26"/>
                                       </w:rPr>
                                     </w:pPr>
-                                    <w:proofErr w:type="gramStart"/>
                                     <w:r>
                                       <w:rPr>
                                         <w:rFonts w:ascii="Barlow Condensed Medium" w:eastAsia="標楷體" w:hAnsi="Barlow Condensed Medium" w:hint="eastAsia"/>
@@ -5868,7 +5566,6 @@
                                       </w:rPr>
                                       <w:t>社青小組</w:t>
                                     </w:r>
-                                    <w:proofErr w:type="gramEnd"/>
                                   </w:p>
                                 </w:tc>
                                 <w:tc>
@@ -6062,7 +5759,6 @@
                                         <w:szCs w:val="26"/>
                                       </w:rPr>
                                     </w:pPr>
-                                    <w:proofErr w:type="gramStart"/>
                                     <w:r>
                                       <w:rPr>
                                         <w:rFonts w:ascii="Barlow Condensed Medium" w:eastAsia="標楷體" w:hAnsi="Barlow Condensed Medium"/>
@@ -6073,7 +5769,6 @@
                                       </w:rPr>
                                       <w:t>明憲家</w:t>
                                     </w:r>
-                                    <w:proofErr w:type="gramEnd"/>
                                   </w:p>
                                 </w:tc>
                               </w:tr>
@@ -6652,12 +6347,12 @@
           </mc:Choice>
           <mc:Fallback>
             <w:pict>
-              <v:group w14:anchorId="5DF93223" id="群組 24" o:spid="_x0000_s1029" style="position:absolute;margin-left:533.85pt;margin-top:298.55pt;width:140.3pt;height:259.35pt;z-index:251662336;mso-position-horizontal-relative:page;mso-position-vertical-relative:page;mso-width-relative:margin;mso-height-relative:margin" coordsize="17818,32941" o:gfxdata="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">
+              <v:group w14:anchorId="5DF93223" id="群組 24" o:spid="_x0000_s1029" style="position:absolute;margin-left:533.85pt;margin-top:298.55pt;width:140.3pt;height:259.35pt;z-index:251662336;mso-position-horizontal-relative:page;mso-position-vertical-relative:page;mso-width-relative:margin;mso-height-relative:margin" coordsize="17818,32941" o:gfxdata="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">
                 <v:shapetype id="_x0000_t202" coordsize="21600,21600" o:spt="202" path="m,l,21600r21600,l21600,xe">
                   <v:stroke joinstyle="miter"/>
                   <v:path gradientshapeok="t" o:connecttype="rect"/>
                 </v:shapetype>
-                <v:shape id="_x0000_s1030" type="#_x0000_t202" style="position:absolute;left:351;top:293;width:17279;height:32590;visibility:visible;mso-wrap-style:square;v-text-anchor:top" o:gfxdata="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" stroked="f">
+                <v:shape id="_x0000_s1030" type="#_x0000_t202" style="position:absolute;left:351;top:293;width:17279;height:32590;visibility:visible;mso-wrap-style:square;v-text-anchor:top" o:gfxdata="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" stroked="f">
                   <v:textbox inset="0,0,0,0">
                     <w:txbxContent>
                       <w:p>
@@ -6674,7 +6369,6 @@
                           </w:rPr>
                           <w:t>聚會時間表</w:t>
                         </w:r>
-                        <w:proofErr w:type="gramStart"/>
                         <w:r>
                           <w:rPr>
                             <w:rFonts w:ascii="Barlow Condensed Medium" w:eastAsia="華康正顏楷體W9" w:hAnsi="Barlow Condensed Medium" w:cstheme="minorHAnsi" w:hint="eastAsia"/>
@@ -6684,7 +6378,6 @@
                           </w:rPr>
                           <w:t>》</w:t>
                         </w:r>
-                        <w:proofErr w:type="gramEnd"/>
                       </w:p>
                       <w:tbl>
                         <w:tblPr>
@@ -7458,7 +7151,6 @@
                                   <w:szCs w:val="26"/>
                                 </w:rPr>
                               </w:pPr>
-                              <w:proofErr w:type="gramStart"/>
                               <w:r>
                                 <w:rPr>
                                   <w:rFonts w:ascii="Barlow Condensed Medium" w:eastAsia="標楷體" w:hAnsi="Barlow Condensed Medium" w:hint="eastAsia"/>
@@ -7469,7 +7161,6 @@
                                 </w:rPr>
                                 <w:t>拿細耳</w:t>
                               </w:r>
-                              <w:proofErr w:type="gramEnd"/>
                               <w:r>
                                 <w:rPr>
                                   <w:rFonts w:ascii="Barlow Condensed Medium" w:eastAsia="標楷體" w:hAnsi="Barlow Condensed Medium" w:hint="eastAsia"/>
@@ -7623,7 +7314,6 @@
                                   <w:szCs w:val="26"/>
                                 </w:rPr>
                               </w:pPr>
-                              <w:proofErr w:type="gramStart"/>
                               <w:r>
                                 <w:rPr>
                                   <w:rFonts w:ascii="Barlow Condensed Medium" w:eastAsia="標楷體" w:hAnsi="Barlow Condensed Medium" w:hint="eastAsia"/>
@@ -7634,7 +7324,6 @@
                                 </w:rPr>
                                 <w:t>社青小組</w:t>
                               </w:r>
-                              <w:proofErr w:type="gramEnd"/>
                             </w:p>
                           </w:tc>
                           <w:tc>
@@ -7828,7 +7517,6 @@
                                   <w:szCs w:val="26"/>
                                 </w:rPr>
                               </w:pPr>
-                              <w:proofErr w:type="gramStart"/>
                               <w:r>
                                 <w:rPr>
                                   <w:rFonts w:ascii="Barlow Condensed Medium" w:eastAsia="標楷體" w:hAnsi="Barlow Condensed Medium"/>
@@ -7839,7 +7527,6 @@
                                 </w:rPr>
                                 <w:t>明憲家</w:t>
                               </w:r>
-                              <w:proofErr w:type="gramEnd"/>
                             </w:p>
                           </w:tc>
                         </w:tr>
@@ -8355,7 +8042,7 @@
                     </w:txbxContent>
                   </v:textbox>
                 </v:shape>
-                <v:roundrect id="圓角矩形 5" o:spid="_x0000_s1031" style="position:absolute;width:17818;height:32941;visibility:visible;mso-wrap-style:square;v-text-anchor:middle" arcsize="2169f" o:gfxdata="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" filled="f" strokecolor="#5a5a5a [2109]" strokeweight="2.5pt">
+                <v:roundrect id="圓角矩形 5" o:spid="_x0000_s1031" style="position:absolute;width:17818;height:32941;visibility:visible;mso-wrap-style:square;v-text-anchor:middle" arcsize="2169f" o:gfxdata="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" filled="f" strokecolor="#5a5a5a [2109]" strokeweight="2.5pt">
                   <v:stroke joinstyle="miter"/>
                 </v:roundrect>
                 <w10:wrap anchorx="page" anchory="page"/>
@@ -8695,27 +8382,7 @@
                                         <w:sz w:val="26"/>
                                         <w:szCs w:val="26"/>
                                       </w:rPr>
-                                      <w:t>*</w:t>
-                                    </w:r>
-                                    <w:r>
-                                      <w:rPr>
-                                        <w:rFonts w:ascii="Barlow Condensed Medium" w:eastAsia="華康儷楷書" w:hAnsi="Barlow Condensed Medium" w:cs="華康儷楷書" w:hint="eastAsia"/>
-                                        <w:color w:val="000000" w:themeColor="text1"/>
-                                        <w:w w:val="75"/>
-                                        <w:sz w:val="26"/>
-                                        <w:szCs w:val="26"/>
-                                      </w:rPr>
-                                      <w:t>聯合禮拜</w:t>
-                                    </w:r>
-                                    <w:r>
-                                      <w:rPr>
-                                        <w:rFonts w:ascii="Barlow Condensed Medium" w:eastAsia="華康儷楷書" w:hAnsi="Barlow Condensed Medium" w:cs="華康儷楷書" w:hint="eastAsia"/>
-                                        <w:color w:val="000000" w:themeColor="text1"/>
-                                        <w:w w:val="75"/>
-                                        <w:sz w:val="26"/>
-                                        <w:szCs w:val="26"/>
-                                      </w:rPr>
-                                      <w:t>*</w:t>
+                                      <w:t>只誇口十架</w:t>
                                     </w:r>
                                   </w:p>
                                 </w:tc>
@@ -8808,7 +8475,7 @@
                                         <w:sz w:val="26"/>
                                         <w:szCs w:val="26"/>
                                       </w:rPr>
-                                      <w:t>一樣也不可缺少</w:t>
+                                      <w:t>得嗣子的名分</w:t>
                                     </w:r>
                                   </w:p>
                                 </w:tc>
@@ -8919,7 +8586,7 @@
                                         <w:sz w:val="26"/>
                                         <w:szCs w:val="26"/>
                                       </w:rPr>
-                                      <w:t>斯</w:t>
+                                      <w:t>加</w:t>
                                     </w:r>
                                     <w:r>
                                       <w:rPr>
@@ -8929,7 +8596,7 @@
                                         <w:sz w:val="26"/>
                                         <w:szCs w:val="26"/>
                                       </w:rPr>
-                                      <w:t>6:6-13</w:t>
+                                      <w:t>4:1-9</w:t>
                                     </w:r>
                                   </w:p>
                                 </w:tc>
@@ -9031,7 +8698,6 @@
                                         <w:szCs w:val="26"/>
                                       </w:rPr>
                                     </w:pPr>
-                                    <w:proofErr w:type="gramStart"/>
                                     <w:r>
                                       <w:rPr>
                                         <w:rFonts w:ascii="Barlow Condensed Medium" w:eastAsia="華康儷楷書" w:hAnsi="Barlow Condensed Medium" w:cs="華康儷楷書" w:hint="eastAsia"/>
@@ -9040,9 +8706,8 @@
                                         <w:sz w:val="26"/>
                                         <w:szCs w:val="26"/>
                                       </w:rPr>
-                                      <w:t>箴</w:t>
+                                      <w:t>加</w:t>
                                     </w:r>
-                                    <w:proofErr w:type="gramEnd"/>
                                     <w:r>
                                       <w:rPr>
                                         <w:rFonts w:ascii="Barlow Condensed Medium" w:eastAsia="華康儷楷書" w:hAnsi="Barlow Condensed Medium" w:cs="華康儷楷書" w:hint="eastAsia"/>
@@ -9051,7 +8716,7 @@
                                         <w:sz w:val="26"/>
                                         <w:szCs w:val="26"/>
                                       </w:rPr>
-                                      <w:t>18:12</w:t>
+                                      <w:t>4:6</w:t>
                                     </w:r>
                                   </w:p>
                                 </w:tc>
@@ -9133,7 +8798,7 @@
                                         <w:sz w:val="26"/>
                                         <w:szCs w:val="26"/>
                                       </w:rPr>
-                                      <w:t>十誡</w:t>
+                                      <w:t>新的誡命</w:t>
                                     </w:r>
                                   </w:p>
                                 </w:tc>
@@ -9162,7 +8827,6 @@
                                         <w:szCs w:val="26"/>
                                       </w:rPr>
                                     </w:pPr>
-                                    <w:proofErr w:type="gramStart"/>
                                     <w:r>
                                       <w:rPr>
                                         <w:rFonts w:ascii="Barlow Condensed Medium" w:eastAsia="華康中黑體" w:hAnsi="Barlow Condensed Medium" w:hint="eastAsia"/>
@@ -9172,7 +8836,6 @@
                                       </w:rPr>
                                       <w:t>啟應</w:t>
                                     </w:r>
-                                    <w:proofErr w:type="gramEnd"/>
                                     <w:r>
                                       <w:rPr>
                                         <w:rFonts w:ascii="Barlow Condensed Medium" w:eastAsia="華康中黑體" w:hAnsi="Barlow Condensed Medium" w:hint="eastAsia"/>
@@ -9215,7 +8878,7 @@
                                         <w:sz w:val="26"/>
                                         <w:szCs w:val="26"/>
                                       </w:rPr>
-                                      <w:t>37</w:t>
+                                      <w:t>39</w:t>
                                     </w:r>
                                   </w:p>
                                 </w:tc>
@@ -9325,7 +8988,7 @@
                                         <w:sz w:val="26"/>
                                         <w:szCs w:val="26"/>
                                       </w:rPr>
-                                      <w:t>63,335,218,511</w:t>
+                                      <w:t>68,315A,512</w:t>
                                     </w:r>
                                   </w:p>
                                 </w:tc>
@@ -9398,8 +9061,8 @@
           </mc:Choice>
           <mc:Fallback>
             <w:pict>
-              <v:group w14:anchorId="0AB0FEB2" id="群組 19" o:spid="_x0000_s1032" style="position:absolute;left:0;text-align:left;margin-left:534.4pt;margin-top:567.3pt;width:140.6pt;height:130.1pt;z-index:251652096;mso-position-horizontal-relative:page;mso-position-vertical-relative:page;mso-width-relative:margin;mso-height-relative:margin" coordorigin="108" coordsize="17868,16510" o:gfxdata="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">
-                <v:shape id="_x0000_s1033" type="#_x0000_t202" style="position:absolute;left:317;top:444;width:17634;height:15621;visibility:visible;mso-wrap-style:square;v-text-anchor:top" o:gfxdata="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" stroked="f">
+              <v:group w14:anchorId="0AB0FEB2" id="群組 19" o:spid="_x0000_s1032" style="position:absolute;left:0;text-align:left;margin-left:534.4pt;margin-top:567.3pt;width:140.6pt;height:130.1pt;z-index:251652096;mso-position-horizontal-relative:page;mso-position-vertical-relative:page;mso-width-relative:margin;mso-height-relative:margin" coordorigin="108" coordsize="17868,16510" o:gfxdata="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">
+                <v:shape id="_x0000_s1033" type="#_x0000_t202" style="position:absolute;left:317;top:444;width:17634;height:15621;visibility:visible;mso-wrap-style:square;v-text-anchor:top" o:gfxdata="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" stroked="f">
                   <v:textbox inset="0,0,0,0">
                     <w:txbxContent>
                       <w:p>
@@ -9631,27 +9294,7 @@
                                   <w:sz w:val="26"/>
                                   <w:szCs w:val="26"/>
                                 </w:rPr>
-                                <w:t>*</w:t>
-                              </w:r>
-                              <w:r>
-                                <w:rPr>
-                                  <w:rFonts w:ascii="Barlow Condensed Medium" w:eastAsia="華康儷楷書" w:hAnsi="Barlow Condensed Medium" w:cs="華康儷楷書" w:hint="eastAsia"/>
-                                  <w:color w:val="000000" w:themeColor="text1"/>
-                                  <w:w w:val="75"/>
-                                  <w:sz w:val="26"/>
-                                  <w:szCs w:val="26"/>
-                                </w:rPr>
-                                <w:t>聯合禮拜</w:t>
-                              </w:r>
-                              <w:r>
-                                <w:rPr>
-                                  <w:rFonts w:ascii="Barlow Condensed Medium" w:eastAsia="華康儷楷書" w:hAnsi="Barlow Condensed Medium" w:cs="華康儷楷書" w:hint="eastAsia"/>
-                                  <w:color w:val="000000" w:themeColor="text1"/>
-                                  <w:w w:val="75"/>
-                                  <w:sz w:val="26"/>
-                                  <w:szCs w:val="26"/>
-                                </w:rPr>
-                                <w:t>*</w:t>
+                                <w:t>只誇口十架</w:t>
                               </w:r>
                             </w:p>
                           </w:tc>
@@ -9744,7 +9387,7 @@
                                   <w:sz w:val="26"/>
                                   <w:szCs w:val="26"/>
                                 </w:rPr>
-                                <w:t>一樣也不可缺少</w:t>
+                                <w:t>得嗣子的名分</w:t>
                               </w:r>
                             </w:p>
                           </w:tc>
@@ -9855,7 +9498,7 @@
                                   <w:sz w:val="26"/>
                                   <w:szCs w:val="26"/>
                                 </w:rPr>
-                                <w:t>斯</w:t>
+                                <w:t>加</w:t>
                               </w:r>
                               <w:r>
                                 <w:rPr>
@@ -9865,7 +9508,7 @@
                                   <w:sz w:val="26"/>
                                   <w:szCs w:val="26"/>
                                 </w:rPr>
-                                <w:t>6:6-13</w:t>
+                                <w:t>4:1-9</w:t>
                               </w:r>
                             </w:p>
                           </w:tc>
@@ -9967,7 +9610,6 @@
                                   <w:szCs w:val="26"/>
                                 </w:rPr>
                               </w:pPr>
-                              <w:proofErr w:type="gramStart"/>
                               <w:r>
                                 <w:rPr>
                                   <w:rFonts w:ascii="Barlow Condensed Medium" w:eastAsia="華康儷楷書" w:hAnsi="Barlow Condensed Medium" w:cs="華康儷楷書" w:hint="eastAsia"/>
@@ -9976,9 +9618,8 @@
                                   <w:sz w:val="26"/>
                                   <w:szCs w:val="26"/>
                                 </w:rPr>
-                                <w:t>箴</w:t>
+                                <w:t>加</w:t>
                               </w:r>
-                              <w:proofErr w:type="gramEnd"/>
                               <w:r>
                                 <w:rPr>
                                   <w:rFonts w:ascii="Barlow Condensed Medium" w:eastAsia="華康儷楷書" w:hAnsi="Barlow Condensed Medium" w:cs="華康儷楷書" w:hint="eastAsia"/>
@@ -9987,7 +9628,7 @@
                                   <w:sz w:val="26"/>
                                   <w:szCs w:val="26"/>
                                 </w:rPr>
-                                <w:t>18:12</w:t>
+                                <w:t>4:6</w:t>
                               </w:r>
                             </w:p>
                           </w:tc>
@@ -10069,7 +9710,7 @@
                                   <w:sz w:val="26"/>
                                   <w:szCs w:val="26"/>
                                 </w:rPr>
-                                <w:t>十誡</w:t>
+                                <w:t>新的誡命</w:t>
                               </w:r>
                             </w:p>
                           </w:tc>
@@ -10098,7 +9739,6 @@
                                   <w:szCs w:val="26"/>
                                 </w:rPr>
                               </w:pPr>
-                              <w:proofErr w:type="gramStart"/>
                               <w:r>
                                 <w:rPr>
                                   <w:rFonts w:ascii="Barlow Condensed Medium" w:eastAsia="華康中黑體" w:hAnsi="Barlow Condensed Medium" w:hint="eastAsia"/>
@@ -10108,7 +9748,6 @@
                                 </w:rPr>
                                 <w:t>啟應</w:t>
                               </w:r>
-                              <w:proofErr w:type="gramEnd"/>
                               <w:r>
                                 <w:rPr>
                                   <w:rFonts w:ascii="Barlow Condensed Medium" w:eastAsia="華康中黑體" w:hAnsi="Barlow Condensed Medium" w:hint="eastAsia"/>
@@ -10151,7 +9790,7 @@
                                   <w:sz w:val="26"/>
                                   <w:szCs w:val="26"/>
                                 </w:rPr>
-                                <w:t>37</w:t>
+                                <w:t>39</w:t>
                               </w:r>
                             </w:p>
                           </w:tc>
@@ -10261,7 +9900,7 @@
                                   <w:sz w:val="26"/>
                                   <w:szCs w:val="26"/>
                                 </w:rPr>
-                                <w:t>63,335,218,511</w:t>
+                                <w:t>68,315A,512</w:t>
                               </w:r>
                             </w:p>
                           </w:tc>
@@ -10271,7 +9910,7 @@
                     </w:txbxContent>
                   </v:textbox>
                 </v:shape>
-                <v:roundrect id="圓角矩形 25" o:spid="_x0000_s1034" style="position:absolute;left:108;width:17869;height:16510;visibility:visible;mso-wrap-style:square;v-text-anchor:middle" arcsize="4542f" o:gfxdata="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" filled="f" strokecolor="#5a5a5a [2109]" strokeweight="2.5pt">
+                <v:roundrect id="圓角矩形 25" o:spid="_x0000_s1034" style="position:absolute;left:108;width:17869;height:16510;visibility:visible;mso-wrap-style:square;v-text-anchor:middle" arcsize="4542f" o:gfxdata="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" filled="f" strokecolor="#5a5a5a [2109]" strokeweight="2.5pt">
                   <v:stroke joinstyle="miter"/>
                 </v:roundrect>
                 <w10:wrap anchorx="page" anchory="page"/>
@@ -10439,7 +10078,7 @@
           </mc:Choice>
           <mc:Fallback>
             <w:pict>
-              <v:shape w14:anchorId="76BD7DFF" id="文字方塊 2" o:spid="_x0000_s1035" type="#_x0000_t202" style="position:absolute;margin-left:31.4pt;margin-top:-54.1pt;width:109.8pt;height:110.6pt;z-index:251667456;visibility:visible;mso-wrap-style:square;mso-width-percent:0;mso-height-percent:200;mso-wrap-distance-left:9pt;mso-wrap-distance-top:3.6pt;mso-wrap-distance-right:9pt;mso-wrap-distance-bottom:3.6pt;mso-position-horizontal:absolute;mso-position-horizontal-relative:text;mso-position-vertical:absolute;mso-position-vertical-relative:text;mso-width-percent:0;mso-height-percent:200;mso-width-relative:margin;mso-height-relative:margin;v-text-anchor:top" o:gfxdata="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" filled="f" stroked="f">
+              <v:shape w14:anchorId="76BD7DFF" id="文字方塊 2" o:spid="_x0000_s1035" type="#_x0000_t202" style="position:absolute;margin-left:31.4pt;margin-top:-54.1pt;width:109.8pt;height:110.6pt;z-index:251667456;visibility:visible;mso-wrap-style:square;mso-width-percent:0;mso-height-percent:200;mso-wrap-distance-left:9pt;mso-wrap-distance-top:3.6pt;mso-wrap-distance-right:9pt;mso-wrap-distance-bottom:3.6pt;mso-position-horizontal:absolute;mso-position-horizontal-relative:text;mso-position-vertical:absolute;mso-position-vertical-relative:text;mso-width-percent:0;mso-height-percent:200;mso-width-relative:margin;mso-height-relative:margin;v-text-anchor:top" o:gfxdata="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" filled="f" stroked="f">
                 <v:textbox style="mso-fit-shape-to-text:t" inset="1mm,1mm,1mm,1mm">
                   <w:txbxContent>
                     <w:p>
@@ -10638,7 +10277,7 @@
           </mc:Choice>
           <mc:Fallback>
             <w:pict>
-              <v:roundrect w14:anchorId="4775AEF3" id="圓角矩形 12" o:spid="_x0000_s1036" style="position:absolute;margin-left:-.9pt;margin-top:16.35pt;width:49.3pt;height:15.45pt;z-index:251648000;visibility:visible;mso-wrap-style:square;mso-width-percent:0;mso-height-percent:0;mso-wrap-distance-left:9pt;mso-wrap-distance-top:0;mso-wrap-distance-right:9pt;mso-wrap-distance-bottom:0;mso-position-horizontal:absolute;mso-position-horizontal-relative:text;mso-position-vertical:absolute;mso-position-vertical-relative:text;mso-width-percent:0;mso-height-percent:0;mso-width-relative:margin;mso-height-relative:margin;v-text-anchor:middle" arcsize="10923f" o:gfxdata="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" fillcolor="#5a5a5a [2109]" stroked="f" strokeweight="1pt">
+              <v:roundrect w14:anchorId="4775AEF3" id="圓角矩形 12" o:spid="_x0000_s1036" style="position:absolute;margin-left:-.9pt;margin-top:16.35pt;width:49.3pt;height:15.45pt;z-index:251648000;visibility:visible;mso-wrap-style:square;mso-width-percent:0;mso-height-percent:0;mso-wrap-distance-left:9pt;mso-wrap-distance-top:0;mso-wrap-distance-right:9pt;mso-wrap-distance-bottom:0;mso-position-horizontal:absolute;mso-position-horizontal-relative:text;mso-position-vertical:absolute;mso-position-vertical-relative:text;mso-width-percent:0;mso-height-percent:0;mso-width-relative:margin;mso-height-relative:margin;v-text-anchor:middle" arcsize="10923f" o:gfxdata="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" fillcolor="#5a5a5a [2109]" stroked="f" strokeweight="1pt">
                 <v:stroke joinstyle="miter"/>
                 <v:textbox inset=".5mm,0,.5mm,0">
                   <w:txbxContent>
@@ -10778,7 +10417,7 @@
           </mc:Choice>
           <mc:Fallback>
             <w:pict>
-              <v:roundrect w14:anchorId="196DC3BF" id="圓角矩形 14" o:spid="_x0000_s1037" style="position:absolute;margin-left:-1.25pt;margin-top:16.7pt;width:83.6pt;height:15.3pt;z-index:251649024;visibility:visible;mso-wrap-style:square;mso-width-percent:0;mso-height-percent:0;mso-wrap-distance-left:9pt;mso-wrap-distance-top:0;mso-wrap-distance-right:9pt;mso-wrap-distance-bottom:0;mso-position-horizontal:absolute;mso-position-horizontal-relative:text;mso-position-vertical:absolute;mso-position-vertical-relative:text;mso-width-percent:0;mso-height-percent:0;mso-width-relative:margin;mso-height-relative:margin;v-text-anchor:middle" arcsize="10923f" o:gfxdata="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" fillcolor="#5a5a5a [2109]" stroked="f" strokeweight="1pt">
+              <v:roundrect w14:anchorId="196DC3BF" id="圓角矩形 14" o:spid="_x0000_s1037" style="position:absolute;margin-left:-1.25pt;margin-top:16.7pt;width:83.6pt;height:15.3pt;z-index:251649024;visibility:visible;mso-wrap-style:square;mso-width-percent:0;mso-height-percent:0;mso-wrap-distance-left:9pt;mso-wrap-distance-top:0;mso-wrap-distance-right:9pt;mso-wrap-distance-bottom:0;mso-position-horizontal:absolute;mso-position-horizontal-relative:text;mso-position-vertical:absolute;mso-position-vertical-relative:text;mso-width-percent:0;mso-height-percent:0;mso-width-relative:margin;mso-height-relative:margin;v-text-anchor:middle" arcsize="10923f" o:gfxdata="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" fillcolor="#5a5a5a [2109]" stroked="f" strokeweight="1pt">
                 <v:stroke joinstyle="miter"/>
                 <v:textbox inset=".5mm,0,.5mm,0">
                   <w:txbxContent>
@@ -10974,7 +10613,7 @@
           </mc:Choice>
           <mc:Fallback>
             <w:pict>
-              <v:roundrect w14:anchorId="1A4DC044" id="圓角矩形 9" o:spid="_x0000_s1038" style="position:absolute;margin-left:-.6pt;margin-top:16.6pt;width:30.35pt;height:15.3pt;z-index:251650048;visibility:visible;mso-wrap-style:square;mso-width-percent:0;mso-height-percent:0;mso-wrap-distance-left:9pt;mso-wrap-distance-top:0;mso-wrap-distance-right:9pt;mso-wrap-distance-bottom:0;mso-position-horizontal:absolute;mso-position-horizontal-relative:text;mso-position-vertical:absolute;mso-position-vertical-relative:text;mso-width-percent:0;mso-height-percent:0;mso-width-relative:margin;mso-height-relative:margin;v-text-anchor:middle" arcsize="10923f" o:gfxdata="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" fillcolor="#5a5a5a [2109]" stroked="f" strokeweight="1pt">
+              <v:roundrect w14:anchorId="1A4DC044" id="圓角矩形 9" o:spid="_x0000_s1038" style="position:absolute;margin-left:-.6pt;margin-top:16.6pt;width:30.35pt;height:15.3pt;z-index:251650048;visibility:visible;mso-wrap-style:square;mso-width-percent:0;mso-height-percent:0;mso-wrap-distance-left:9pt;mso-wrap-distance-top:0;mso-wrap-distance-right:9pt;mso-wrap-distance-bottom:0;mso-position-horizontal:absolute;mso-position-horizontal-relative:text;mso-position-vertical:absolute;mso-position-vertical-relative:text;mso-width-percent:0;mso-height-percent:0;mso-width-relative:margin;mso-height-relative:margin;v-text-anchor:middle" arcsize="10923f" o:gfxdata="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" fillcolor="#5a5a5a [2109]" stroked="f" strokeweight="1pt">
                 <v:stroke joinstyle="miter"/>
                 <v:textbox inset=".5mm,0,.5mm,0">
                   <w:txbxContent>
@@ -11238,7 +10877,7 @@
           </mc:Choice>
           <mc:Fallback>
             <w:pict>
-              <v:roundrect w14:anchorId="03BFD3A3" id="圓角矩形 13" o:spid="_x0000_s1039" style="position:absolute;margin-left:-.4pt;margin-top:16.65pt;width:49.3pt;height:15.3pt;z-index:251651072;visibility:visible;mso-wrap-style:square;mso-width-percent:0;mso-height-percent:0;mso-wrap-distance-left:9pt;mso-wrap-distance-top:0;mso-wrap-distance-right:9pt;mso-wrap-distance-bottom:0;mso-position-horizontal:absolute;mso-position-horizontal-relative:text;mso-position-vertical:absolute;mso-position-vertical-relative:text;mso-width-percent:0;mso-height-percent:0;mso-width-relative:margin;mso-height-relative:margin;v-text-anchor:middle" arcsize="10923f" o:gfxdata="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" fillcolor="#5a5a5a [2109]" stroked="f" strokeweight="1pt">
+              <v:roundrect w14:anchorId="03BFD3A3" id="圓角矩形 13" o:spid="_x0000_s1039" style="position:absolute;margin-left:-.4pt;margin-top:16.65pt;width:49.3pt;height:15.3pt;z-index:251651072;visibility:visible;mso-wrap-style:square;mso-width-percent:0;mso-height-percent:0;mso-wrap-distance-left:9pt;mso-wrap-distance-top:0;mso-wrap-distance-right:9pt;mso-wrap-distance-bottom:0;mso-position-horizontal:absolute;mso-position-horizontal-relative:text;mso-position-vertical:absolute;mso-position-vertical-relative:text;mso-width-percent:0;mso-height-percent:0;mso-width-relative:margin;mso-height-relative:margin;v-text-anchor:middle" arcsize="10923f" o:gfxdata="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" fillcolor="#5a5a5a [2109]" stroked="f" strokeweight="1pt">
                 <v:stroke joinstyle="miter"/>
                 <v:textbox inset=".5mm,0,.5mm,0">
                   <w:txbxContent>
@@ -11275,7 +10914,6 @@
         </w:rPr>
         <w:t xml:space="preserve">       </w:t>
       </w:r>
-      <w:proofErr w:type="gramStart"/>
       <w:r>
         <w:rPr>
           <w:rFonts w:ascii="Barlow Condensed Medium" w:eastAsia="華康中圓體" w:hAnsi="Barlow Condensed Medium"/>
@@ -11283,7 +10921,6 @@
         </w:rPr>
         <w:t>主堂</w:t>
       </w:r>
-      <w:proofErr w:type="gramEnd"/>
       <w:r>
         <w:rPr>
           <w:rFonts w:ascii="Barlow Condensed Medium" w:eastAsia="華康中圓體" w:hAnsi="Barlow Condensed Medium"/>
@@ -11427,7 +11064,6 @@
                                 <w:sz w:val="22"/>
                               </w:rPr>
                             </w:pPr>
-                            <w:proofErr w:type="gramStart"/>
                             <w:r>
                               <w:rPr>
                                 <w:rFonts w:ascii="Barlow Condensed Medium" w:eastAsia="華康儷中黑" w:hAnsi="Barlow Condensed Medium"/>
@@ -11435,7 +11071,6 @@
                               </w:rPr>
                               <w:t>教會臉書</w:t>
                             </w:r>
-                            <w:proofErr w:type="gramEnd"/>
                             <w:r>
                               <w:rPr>
                                 <w:rFonts w:ascii="Barlow Condensed Medium" w:eastAsia="華康儷中黑" w:hAnsi="Barlow Condensed Medium"/>
@@ -11478,7 +11113,7 @@
           </mc:Choice>
           <mc:Fallback>
             <w:pict>
-              <v:shape w14:anchorId="77C1E33A" id="_x0000_s1040" type="#_x0000_t202" style="position:absolute;margin-left:107.25pt;margin-top:6.2pt;width:125.55pt;height:16.3pt;z-index:251666432;visibility:visible;mso-wrap-style:square;mso-width-percent:0;mso-height-percent:0;mso-wrap-distance-left:9pt;mso-wrap-distance-top:3.6pt;mso-wrap-distance-right:9pt;mso-wrap-distance-bottom:3.6pt;mso-position-horizontal:absolute;mso-position-horizontal-relative:text;mso-position-vertical:absolute;mso-position-vertical-relative:text;mso-width-percent:0;mso-height-percent:0;mso-width-relative:margin;mso-height-relative:margin;v-text-anchor:top" o:gfxdata="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" filled="f" stroked="f">
+              <v:shape w14:anchorId="77C1E33A" id="_x0000_s1040" type="#_x0000_t202" style="position:absolute;margin-left:107.25pt;margin-top:6.2pt;width:125.55pt;height:16.3pt;z-index:251666432;visibility:visible;mso-wrap-style:square;mso-width-percent:0;mso-height-percent:0;mso-wrap-distance-left:9pt;mso-wrap-distance-top:3.6pt;mso-wrap-distance-right:9pt;mso-wrap-distance-bottom:3.6pt;mso-position-horizontal:absolute;mso-position-horizontal-relative:text;mso-position-vertical:absolute;mso-position-vertical-relative:text;mso-width-percent:0;mso-height-percent:0;mso-width-relative:margin;mso-height-relative:margin;v-text-anchor:top" o:gfxdata="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" filled="f" stroked="f">
                 <v:textbox inset="0,0,0,0">
                   <w:txbxContent>
                     <w:p>
@@ -11489,7 +11124,6 @@
                           <w:sz w:val="22"/>
                         </w:rPr>
                       </w:pPr>
-                      <w:proofErr w:type="gramStart"/>
                       <w:r>
                         <w:rPr>
                           <w:rFonts w:ascii="Barlow Condensed Medium" w:eastAsia="華康儷中黑" w:hAnsi="Barlow Condensed Medium"/>
@@ -11497,7 +11131,6 @@
                         </w:rPr>
                         <w:t>教會臉書</w:t>
                       </w:r>
-                      <w:proofErr w:type="gramEnd"/>
                       <w:r>
                         <w:rPr>
                           <w:rFonts w:ascii="Barlow Condensed Medium" w:eastAsia="華康儷中黑" w:hAnsi="Barlow Condensed Medium"/>
@@ -11555,19 +11188,8 @@
           <w:sz w:val="28"/>
           <w:szCs w:val="28"/>
         </w:rPr>
-        <w:t xml:space="preserve"> </w:t>
+        <w:t xml:space="preserve"> Weekly</w:t>
       </w:r>
-      <w:proofErr w:type="gramStart"/>
-      <w:r>
-        <w:rPr>
-          <w:rFonts w:ascii="Old English Text MT" w:hAnsi="Old English Text MT"/>
-          <w:color w:val="404040" w:themeColor="text1" w:themeTint="BF"/>
-          <w:sz w:val="28"/>
-          <w:szCs w:val="28"/>
-        </w:rPr>
-        <w:t>Weekly</w:t>
-      </w:r>
-      <w:proofErr w:type="gramEnd"/>
     </w:p>
     <w:p>
       <w:pPr>
@@ -11847,18 +11469,8 @@
                 <w:sz w:val="20"/>
                 <w:szCs w:val="20"/>
               </w:rPr>
-              <w:t>張思</w:t>
-            </w:r>
-            <w:proofErr w:type="gramStart"/>
-            <w:r>
-              <w:rPr>
-                <w:rFonts w:ascii="標楷體" w:eastAsia="標楷體" w:hAnsi="標楷體" w:hint="eastAsia"/>
-                <w:sz w:val="20"/>
-                <w:szCs w:val="20"/>
-              </w:rPr>
-              <w:t>婗</w:t>
-            </w:r>
-            <w:proofErr w:type="gramEnd"/>
+              <w:t>張思婗</w:t>
+            </w:r>
             <w:r>
               <w:rPr>
                 <w:rFonts w:ascii="標楷體" w:eastAsia="標楷體" w:hAnsi="標楷體" w:hint="eastAsia"/>
@@ -12440,15 +12052,7 @@
                                       <w:color w:val="FFFFFF"/>
                                       <w:w w:val="66"/>
                                     </w:rPr>
-                                    <w:t xml:space="preserve">恭候　</w:t>
-                                  </w:r>
-                                  <w:r>
-                                    <w:rPr>
-                                      <w:rFonts w:ascii="華康儷中黑" w:eastAsia="華康儷中黑" w:hAnsi="Calibri" w:cs="Arial" w:hint="eastAsia"/>
-                                      <w:color w:val="FFFFFF"/>
-                                      <w:w w:val="66"/>
-                                    </w:rPr>
-                                    <w:t>神的話</w:t>
+                                    <w:t>恭候　神的話</w:t>
                                   </w:r>
                                 </w:p>
                               </w:txbxContent>
@@ -12473,7 +12077,7 @@
                 </mc:Choice>
                 <mc:Fallback>
                   <w:pict>
-                    <v:rect w14:anchorId="343BC9BA" id="矩形 8" o:spid="_x0000_s1041" style="position:absolute;left:0;text-align:left;margin-left:-.7pt;margin-top:2.7pt;width:18.75pt;height:92.3pt;z-index:251663360;visibility:visible;mso-wrap-style:square;mso-width-percent:0;mso-height-percent:0;mso-wrap-distance-left:9pt;mso-wrap-distance-top:0;mso-wrap-distance-right:9pt;mso-wrap-distance-bottom:0;mso-position-horizontal:absolute;mso-position-horizontal-relative:text;mso-position-vertical:absolute;mso-position-vertical-relative:text;mso-width-percent:0;mso-height-percent:0;mso-width-relative:margin;mso-height-relative:margin;v-text-anchor:middle" o:gfxdata="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" fillcolor="#5a5a5a [2109]" stroked="f" strokeweight="1pt">
+                    <v:rect w14:anchorId="343BC9BA" id="矩形 8" o:spid="_x0000_s1041" style="position:absolute;left:0;text-align:left;margin-left:-.7pt;margin-top:2.7pt;width:18.75pt;height:92.3pt;z-index:251663360;visibility:visible;mso-wrap-style:square;mso-width-percent:0;mso-height-percent:0;mso-wrap-distance-left:9pt;mso-wrap-distance-top:0;mso-wrap-distance-right:9pt;mso-wrap-distance-bottom:0;mso-position-horizontal:absolute;mso-position-horizontal-relative:text;mso-position-vertical:absolute;mso-position-vertical-relative:text;mso-width-percent:0;mso-height-percent:0;mso-width-relative:margin;mso-height-relative:margin;v-text-anchor:middle" o:gfxdata="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" fillcolor="#5a5a5a [2109]" stroked="f" strokeweight="1pt">
                       <v:textbox style="layout-flow:vertical-ideographic" inset="1mm,1mm,1mm,1mm">
                         <w:txbxContent>
                           <w:p>
@@ -12493,15 +12097,7 @@
                                 <w:color w:val="FFFFFF"/>
                                 <w:w w:val="66"/>
                               </w:rPr>
-                              <w:t xml:space="preserve">恭候　</w:t>
-                            </w:r>
-                            <w:r>
-                              <w:rPr>
-                                <w:rFonts w:ascii="華康儷中黑" w:eastAsia="華康儷中黑" w:hAnsi="Calibri" w:cs="Arial" w:hint="eastAsia"/>
-                                <w:color w:val="FFFFFF"/>
-                                <w:w w:val="66"/>
-                              </w:rPr>
-                              <w:t>神的話</w:t>
+                              <w:t>恭候　神的話</w:t>
                             </w:r>
                           </w:p>
                         </w:txbxContent>
@@ -12539,7 +12135,6 @@
                 <w:szCs w:val="20"/>
               </w:rPr>
             </w:pPr>
-            <w:proofErr w:type="gramStart"/>
             <w:r>
               <w:rPr>
                 <w:rFonts w:eastAsia="華康儷中黑" w:cstheme="minorHAnsi"/>
@@ -12550,7 +12145,6 @@
               </w:rPr>
               <w:t>序樂</w:t>
             </w:r>
-            <w:proofErr w:type="gramEnd"/>
           </w:p>
         </w:tc>
         <w:tc>
@@ -12686,7 +12280,6 @@
                 <w:szCs w:val="20"/>
               </w:rPr>
             </w:pPr>
-            <w:proofErr w:type="gramStart"/>
             <w:r>
               <w:rPr>
                 <w:rFonts w:eastAsia="華康儷中黑" w:cstheme="minorHAnsi"/>
@@ -12697,7 +12290,6 @@
               </w:rPr>
               <w:t>宣召</w:t>
             </w:r>
-            <w:proofErr w:type="gramEnd"/>
           </w:p>
         </w:tc>
         <w:tc>
@@ -13153,7 +12745,6 @@
                 <w:szCs w:val="20"/>
               </w:rPr>
             </w:pPr>
-            <w:proofErr w:type="gramStart"/>
             <w:r>
               <w:rPr>
                 <w:rFonts w:eastAsia="華康儷中黑" w:cstheme="minorHAnsi"/>
@@ -13164,7 +12755,6 @@
               </w:rPr>
               <w:t>啟應文</w:t>
             </w:r>
-            <w:proofErr w:type="gramEnd"/>
           </w:p>
         </w:tc>
         <w:tc>
@@ -13549,7 +13139,7 @@
                 </mc:Choice>
                 <mc:Fallback>
                   <w:pict>
-                    <v:rect w14:anchorId="363672F5" id="矩形 10" o:spid="_x0000_s1042" style="position:absolute;left:0;text-align:left;margin-left:-.7pt;margin-top:12.9pt;width:19.25pt;height:42.9pt;z-index:251659264;visibility:visible;mso-wrap-style:square;mso-width-percent:0;mso-height-percent:0;mso-wrap-distance-left:9pt;mso-wrap-distance-top:0;mso-wrap-distance-right:9pt;mso-wrap-distance-bottom:0;mso-position-horizontal:absolute;mso-position-horizontal-relative:text;mso-position-vertical:absolute;mso-position-vertical-relative:text;mso-width-percent:0;mso-height-percent:0;mso-width-relative:margin;mso-height-relative:margin;v-text-anchor:middle" o:gfxdata="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" fillcolor="#5a5a5a [2109]" stroked="f" strokeweight="1pt">
+                    <v:rect w14:anchorId="363672F5" id="矩形 10" o:spid="_x0000_s1042" style="position:absolute;left:0;text-align:left;margin-left:-.7pt;margin-top:12.9pt;width:19.25pt;height:42.9pt;z-index:251659264;visibility:visible;mso-wrap-style:square;mso-width-percent:0;mso-height-percent:0;mso-wrap-distance-left:9pt;mso-wrap-distance-top:0;mso-wrap-distance-right:9pt;mso-wrap-distance-bottom:0;mso-position-horizontal:absolute;mso-position-horizontal-relative:text;mso-position-vertical:absolute;mso-position-vertical-relative:text;mso-width-percent:0;mso-height-percent:0;mso-width-relative:margin;mso-height-relative:margin;v-text-anchor:middle" o:gfxdata="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" fillcolor="#5a5a5a [2109]" stroked="f" strokeweight="1pt">
                       <v:textbox style="layout-flow:vertical-ideographic" inset="1mm,1mm,1mm,1mm">
                         <w:txbxContent>
                           <w:p>
@@ -13648,6 +13238,16 @@
                 <w:szCs w:val="20"/>
               </w:rPr>
             </w:pPr>
+            <w:r>
+              <w:rPr>
+                <w:rFonts w:ascii="Bahnschrift SemiBold Condensed" w:eastAsia="標楷體" w:hAnsi="Bahnschrift SemiBold Condensed" w:cstheme="minorHAnsi" w:hint="eastAsia"/>
+                <w:bCs/>
+                <w:w w:val="150"/>
+                <w:sz w:val="20"/>
+                <w:szCs w:val="20"/>
+              </w:rPr>
+              <w:t>萬物照祂的時</w:t>
+            </w:r>
           </w:p>
         </w:tc>
         <w:tc>
@@ -13702,8 +13302,7 @@
       <w:tblGrid>
         <w:gridCol w:w="636"/>
         <w:gridCol w:w="1127"/>
-        <w:gridCol w:w="2830"/>
-        <w:gridCol w:w="349"/>
+        <w:gridCol w:w="3179"/>
         <w:gridCol w:w="895"/>
       </w:tblGrid>
       <w:tr>
@@ -13776,7 +13375,6 @@
         <w:tc>
           <w:tcPr>
             <w:tcW w:w="3179" w:type="dxa"/>
-            <w:gridSpan w:val="2"/>
             <w:tcBorders>
               <w:top w:val="nil"/>
               <w:left w:val="nil"/>
@@ -13800,7 +13398,6 @@
                 <w:szCs w:val="20"/>
               </w:rPr>
             </w:pPr>
-            <w:proofErr w:type="gramStart"/>
             <w:r>
               <w:rPr>
                 <w:rFonts w:ascii="Bahnschrift SemiBold Condensed" w:eastAsia="標楷體" w:hAnsi="Bahnschrift SemiBold Condensed" w:cs="Calibri" w:hint="eastAsia"/>
@@ -13811,7 +13408,6 @@
               </w:rPr>
               <w:t>以斯帖記</w:t>
             </w:r>
-            <w:proofErr w:type="gramEnd"/>
             <w:r>
               <w:rPr>
                 <w:rFonts w:ascii="Bahnschrift SemiBold Condensed" w:eastAsia="標楷體" w:hAnsi="Bahnschrift SemiBold Condensed" w:cs="Calibri" w:hint="eastAsia"/>
@@ -13963,7 +13559,6 @@
         <w:tc>
           <w:tcPr>
             <w:tcW w:w="3179" w:type="dxa"/>
-            <w:gridSpan w:val="2"/>
             <w:tcBorders>
               <w:top w:val="dotted" w:sz="8" w:space="0" w:color="auto"/>
               <w:left w:val="nil"/>
@@ -14110,7 +13705,6 @@
         <w:tc>
           <w:tcPr>
             <w:tcW w:w="3179" w:type="dxa"/>
-            <w:gridSpan w:val="2"/>
             <w:tcBorders>
               <w:top w:val="dotted" w:sz="8" w:space="0" w:color="auto"/>
               <w:left w:val="nil"/>
@@ -14315,7 +13909,7 @@
                 </mc:Choice>
                 <mc:Fallback>
                   <w:pict>
-                    <v:rect w14:anchorId="4D37C684" id="矩形 11" o:spid="_x0000_s1043" style="position:absolute;left:0;text-align:left;margin-left:-.7pt;margin-top:1.65pt;width:19.25pt;height:111.25pt;z-index:251657216;visibility:visible;mso-wrap-style:square;mso-width-percent:0;mso-height-percent:0;mso-wrap-distance-left:9pt;mso-wrap-distance-top:0;mso-wrap-distance-right:9pt;mso-wrap-distance-bottom:0;mso-position-horizontal:absolute;mso-position-horizontal-relative:text;mso-position-vertical:absolute;mso-position-vertical-relative:text;mso-width-percent:0;mso-height-percent:0;mso-width-relative:margin;mso-height-relative:margin;v-text-anchor:middle" o:gfxdata="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" fillcolor="#5a5a5a [2109]" stroked="f" strokeweight="1pt">
+                    <v:rect w14:anchorId="4D37C684" id="矩形 11" o:spid="_x0000_s1043" style="position:absolute;left:0;text-align:left;margin-left:-.7pt;margin-top:1.65pt;width:19.25pt;height:111.25pt;z-index:251657216;visibility:visible;mso-wrap-style:square;mso-width-percent:0;mso-height-percent:0;mso-wrap-distance-left:9pt;mso-wrap-distance-top:0;mso-wrap-distance-right:9pt;mso-wrap-distance-bottom:0;mso-position-horizontal:absolute;mso-position-horizontal-relative:text;mso-position-vertical:absolute;mso-position-vertical-relative:text;mso-width-percent:0;mso-height-percent:0;mso-width-relative:margin;mso-height-relative:margin;v-text-anchor:middle" o:gfxdata="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" fillcolor="#5a5a5a [2109]" stroked="f" strokeweight="1pt">
                       <v:textbox style="layout-flow:vertical-ideographic" inset="1mm,1mm,1mm,1mm">
                         <w:txbxContent>
                           <w:p>
@@ -14406,7 +14000,6 @@
         <w:tc>
           <w:tcPr>
             <w:tcW w:w="3179" w:type="dxa"/>
-            <w:gridSpan w:val="2"/>
             <w:tcBorders>
               <w:top w:val="dotted" w:sz="8" w:space="0" w:color="auto"/>
               <w:left w:val="nil"/>
@@ -14501,6 +14094,221 @@
           </w:p>
         </w:tc>
       </w:tr>
+    </w:tbl>
+    <w:tbl>
+      <w:tblPr>
+        <w:tblStyle w:val="11"/>
+        <w:tblW w:w="5755" w:type="dxa"/>
+        <w:tblInd w:w="114" w:type="dxa"/>
+        <w:tblLayout w:type="fixed"/>
+        <w:tblLook w:val="04A0" w:firstRow="1" w:lastRow="0" w:firstColumn="1" w:lastColumn="0" w:noHBand="0" w:noVBand="1"/>
+      </w:tblPr>
+      <w:tblGrid>
+        <w:gridCol w:w="510"/>
+        <w:gridCol w:w="1134"/>
+        <w:gridCol w:w="3261"/>
+        <w:gridCol w:w="850"/>
+      </w:tblGrid>
+      <w:tr>
+        <w:tc>
+          <w:tcPr>
+            <w:tcW w:w="510" w:type="dxa"/>
+            <w:tcBorders>
+              <w:top w:val="nil"/>
+              <w:left w:val="nil"/>
+              <w:bottom w:val="nil"/>
+              <w:right w:val="nil"/>
+            </w:tcBorders>
+            <w:tcMar>
+              <w:top w:w="0" w:type="dxa"/>
+              <w:left w:w="57" w:type="dxa"/>
+              <w:bottom w:w="0" w:type="dxa"/>
+              <w:right w:w="57" w:type="dxa"/>
+            </w:tcMar>
+          </w:tcPr>
+          <w:p>
+            <w:pPr>
+              <w:snapToGrid w:val="0"/>
+              <w:jc w:val="right"/>
+              <w:rPr>
+                <w:rFonts w:eastAsia="華康儷中黑" w:cstheme="minorHAnsi"/>
+                <w:color w:val="000000" w:themeColor="text1"/>
+                <w:w w:val="125"/>
+                <w:sz w:val="18"/>
+                <w:szCs w:val="18"/>
+              </w:rPr>
+            </w:pPr>
+          </w:p>
+        </w:tc>
+        <w:tc>
+          <w:tcPr>
+            <w:tcW w:w="1134" w:type="dxa"/>
+            <w:tcBorders>
+              <w:top w:val="nil"/>
+              <w:left w:val="nil"/>
+              <w:bottom w:val="nil"/>
+              <w:right w:val="nil"/>
+            </w:tcBorders>
+            <w:tcMar>
+              <w:top w:w="0" w:type="dxa"/>
+              <w:left w:w="57" w:type="dxa"/>
+              <w:bottom w:w="0" w:type="dxa"/>
+              <w:right w:w="57" w:type="dxa"/>
+            </w:tcMar>
+            <w:hideMark/>
+          </w:tcPr>
+          <w:p>
+            <w:pPr>
+              <w:snapToGrid w:val="0"/>
+              <w:jc w:val="distribute"/>
+              <w:rPr>
+                <w:rFonts w:eastAsia="華康儷中黑" w:cstheme="minorHAnsi"/>
+                <w:color w:val="000000" w:themeColor="text1"/>
+                <w:w w:val="125"/>
+                <w:sz w:val="20"/>
+                <w:szCs w:val="20"/>
+              </w:rPr>
+            </w:pPr>
+            <w:r>
+              <w:rPr>
+                <w:rFonts w:eastAsia="華康儷中黑" w:cstheme="minorHAnsi" w:hint="eastAsia"/>
+                <w:color w:val="000000" w:themeColor="text1"/>
+                <w:w w:val="125"/>
+                <w:sz w:val="20"/>
+                <w:szCs w:val="20"/>
+              </w:rPr>
+              <w:t>聖餐</w:t>
+            </w:r>
+          </w:p>
+        </w:tc>
+        <w:tc>
+          <w:tcPr>
+            <w:tcW w:w="3261" w:type="dxa"/>
+            <w:tcBorders>
+              <w:top w:val="dotted" w:sz="8" w:space="0" w:color="auto"/>
+              <w:left w:val="nil"/>
+              <w:bottom w:val="dotted" w:sz="8" w:space="0" w:color="auto"/>
+              <w:right w:val="nil"/>
+            </w:tcBorders>
+            <w:tcMar>
+              <w:top w:w="0" w:type="dxa"/>
+              <w:left w:w="57" w:type="dxa"/>
+              <w:bottom w:w="0" w:type="dxa"/>
+              <w:right w:w="57" w:type="dxa"/>
+            </w:tcMar>
+            <w:hideMark/>
+          </w:tcPr>
+          <w:p>
+            <w:pPr>
+              <w:snapToGrid w:val="0"/>
+              <w:jc w:val="center"/>
+              <w:rPr>
+                <w:rFonts w:ascii="Bahnschrift SemiBold Condensed" w:eastAsia="標楷體" w:hAnsi="Bahnschrift SemiBold Condensed" w:cstheme="minorHAnsi"/>
+                <w:color w:val="000000" w:themeColor="text1"/>
+                <w:w w:val="125"/>
+                <w:sz w:val="20"/>
+                <w:szCs w:val="20"/>
+              </w:rPr>
+            </w:pPr>
+            <w:r>
+              <w:rPr>
+                <w:rFonts w:ascii="Bahnschrift SemiBold Condensed" w:eastAsia="標楷體" w:hAnsi="Bahnschrift SemiBold Condensed" w:cstheme="minorHAnsi" w:hint="eastAsia"/>
+                <w:color w:val="000000" w:themeColor="text1"/>
+                <w:w w:val="125"/>
+                <w:sz w:val="20"/>
+                <w:szCs w:val="20"/>
+              </w:rPr>
+              <w:t>聖詩</w:t>
+            </w:r>
+            <w:r>
+              <w:rPr>
+                <w:rFonts w:ascii="Bahnschrift SemiBold Condensed" w:eastAsia="標楷體" w:hAnsi="Bahnschrift SemiBold Condensed" w:cstheme="minorHAnsi"/>
+                <w:color w:val="000000" w:themeColor="text1"/>
+                <w:w w:val="125"/>
+                <w:sz w:val="20"/>
+                <w:szCs w:val="20"/>
+              </w:rPr>
+              <w:t>21</w:t>
+            </w:r>
+            <w:r>
+              <w:rPr>
+                <w:rFonts w:ascii="Bahnschrift SemiBold Condensed" w:eastAsia="標楷體" w:hAnsi="Bahnschrift SemiBold Condensed" w:cstheme="minorHAnsi" w:hint="eastAsia"/>
+                <w:color w:val="000000" w:themeColor="text1"/>
+                <w:w w:val="125"/>
+                <w:sz w:val="20"/>
+                <w:szCs w:val="20"/>
+              </w:rPr>
+              <w:t>8</w:t>
+            </w:r>
+            <w:r>
+              <w:rPr>
+                <w:rFonts w:ascii="Bahnschrift SemiBold Condensed" w:eastAsia="標楷體" w:hAnsi="Bahnschrift SemiBold Condensed" w:cstheme="minorHAnsi" w:hint="eastAsia"/>
+                <w:color w:val="000000" w:themeColor="text1"/>
+                <w:w w:val="125"/>
+                <w:sz w:val="20"/>
+                <w:szCs w:val="20"/>
+              </w:rPr>
+              <w:t>首</w:t>
+            </w:r>
+          </w:p>
+        </w:tc>
+        <w:tc>
+          <w:tcPr>
+            <w:tcW w:w="850" w:type="dxa"/>
+            <w:tcBorders>
+              <w:top w:val="nil"/>
+              <w:left w:val="nil"/>
+              <w:bottom w:val="nil"/>
+              <w:right w:val="nil"/>
+            </w:tcBorders>
+            <w:tcMar>
+              <w:top w:w="0" w:type="dxa"/>
+              <w:left w:w="57" w:type="dxa"/>
+              <w:bottom w:w="0" w:type="dxa"/>
+              <w:right w:w="57" w:type="dxa"/>
+            </w:tcMar>
+            <w:hideMark/>
+          </w:tcPr>
+          <w:p>
+            <w:pPr>
+              <w:snapToGrid w:val="0"/>
+              <w:jc w:val="distribute"/>
+              <w:rPr>
+                <w:rFonts w:ascii="Bahnschrift SemiBold Condensed" w:eastAsia="標楷體" w:hAnsi="Bahnschrift SemiBold Condensed" w:cstheme="minorHAnsi"/>
+                <w:color w:val="000000" w:themeColor="text1"/>
+                <w:w w:val="125"/>
+                <w:sz w:val="20"/>
+                <w:szCs w:val="20"/>
+              </w:rPr>
+            </w:pPr>
+            <w:r>
+              <w:rPr>
+                <w:rFonts w:ascii="Bahnschrift SemiBold Condensed" w:eastAsia="標楷體" w:hAnsi="Bahnschrift SemiBold Condensed" w:cstheme="minorHAnsi" w:hint="eastAsia"/>
+                <w:color w:val="000000" w:themeColor="text1"/>
+                <w:w w:val="125"/>
+                <w:sz w:val="20"/>
+                <w:szCs w:val="20"/>
+              </w:rPr>
+              <w:t>主禮</w:t>
+            </w:r>
+          </w:p>
+        </w:tc>
+      </w:tr>
+    </w:tbl>
+    <w:tbl>
+      <w:tblPr>
+        <w:tblStyle w:val="a3"/>
+        <w:tblW w:w="5837" w:type="dxa"/>
+        <w:tblLayout w:type="fixed"/>
+        <w:tblLook w:val="04A0" w:firstRow="1" w:lastRow="0" w:firstColumn="1" w:lastColumn="0" w:noHBand="0" w:noVBand="1"/>
+      </w:tblPr>
+      <w:tblGrid>
+        <w:gridCol w:w="636"/>
+        <w:gridCol w:w="1127"/>
+        <w:gridCol w:w="2830"/>
+        <w:gridCol w:w="349"/>
+        <w:gridCol w:w="895"/>
+      </w:tblGrid>
       <w:tr>
         <w:tc>
           <w:tcPr>
@@ -15055,7 +14863,6 @@
                 <w:szCs w:val="20"/>
               </w:rPr>
             </w:pPr>
-            <w:proofErr w:type="gramStart"/>
             <w:r>
               <w:rPr>
                 <w:rFonts w:eastAsia="華康儷中黑" w:cstheme="minorHAnsi" w:hint="eastAsia"/>
@@ -15066,7 +14873,6 @@
               </w:rPr>
               <w:t>公禱</w:t>
             </w:r>
-            <w:proofErr w:type="gramEnd"/>
           </w:p>
         </w:tc>
         <w:tc>
@@ -15202,7 +15008,6 @@
                 <w:szCs w:val="20"/>
               </w:rPr>
             </w:pPr>
-            <w:proofErr w:type="gramStart"/>
             <w:r>
               <w:rPr>
                 <w:rFonts w:eastAsia="華康儷中黑" w:cstheme="minorHAnsi"/>
@@ -15213,7 +15018,6 @@
               </w:rPr>
               <w:t>頌榮</w:t>
             </w:r>
-            <w:proofErr w:type="gramEnd"/>
           </w:p>
         </w:tc>
         <w:tc>
@@ -15263,8 +15067,6 @@
               </w:rPr>
               <w:t>511</w:t>
             </w:r>
-            <w:bookmarkStart w:id="6" w:name="_GoBack"/>
-            <w:bookmarkEnd w:id="6"/>
             <w:r>
               <w:rPr>
                 <w:rFonts w:ascii="Bahnschrift SemiBold Condensed" w:eastAsia="標楷體" w:hAnsi="Bahnschrift SemiBold Condensed" w:cstheme="minorHAnsi" w:hint="eastAsia"/>
@@ -15438,7 +15240,6 @@
               </w:rPr>
               <w:t xml:space="preserve">: </w:t>
             </w:r>
-            <w:proofErr w:type="gramStart"/>
             <w:r>
               <w:rPr>
                 <w:rFonts w:ascii="Bahnschrift SemiBold Condensed" w:eastAsia="標楷體" w:hAnsi="Bahnschrift SemiBold Condensed" w:cstheme="minorHAnsi" w:hint="eastAsia"/>
@@ -15448,7 +15249,6 @@
               </w:rPr>
               <w:t>阿們頌</w:t>
             </w:r>
-            <w:proofErr w:type="gramEnd"/>
           </w:p>
         </w:tc>
         <w:tc>
@@ -15545,7 +15345,6 @@
                 <w:szCs w:val="20"/>
               </w:rPr>
             </w:pPr>
-            <w:proofErr w:type="gramStart"/>
             <w:r>
               <w:rPr>
                 <w:rFonts w:eastAsia="華康儷中黑" w:cstheme="minorHAnsi" w:hint="eastAsia"/>
@@ -15556,7 +15355,6 @@
               </w:rPr>
               <w:t>殿樂</w:t>
             </w:r>
-            <w:proofErr w:type="gramEnd"/>
           </w:p>
         </w:tc>
         <w:tc>
@@ -16081,7 +15879,7 @@
           </mc:Choice>
           <mc:Fallback>
             <w:pict>
-              <v:line w14:anchorId="11741B37" id="直線接點 2" o:spid="_x0000_s1026" style="position:absolute;z-index:251654144;visibility:visible;mso-wrap-style:square;mso-height-percent:0;mso-wrap-distance-left:9pt;mso-wrap-distance-top:0;mso-wrap-distance-right:9pt;mso-wrap-distance-bottom:0;mso-position-horizontal:absolute;mso-position-horizontal-relative:page;mso-position-vertical:absolute;mso-position-vertical-relative:page;mso-height-percent:0;mso-height-relative:margin" from="687.75pt,19.85pt" to="687.75pt,709.8pt" o:gfxdata="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" strokecolor="black [3213]" strokeweight=".5pt">
+              <v:line w14:anchorId="7A996DA4" id="直線接點 2" o:spid="_x0000_s1026" style="position:absolute;z-index:251654144;visibility:visible;mso-wrap-style:square;mso-height-percent:0;mso-wrap-distance-left:9pt;mso-wrap-distance-top:0;mso-wrap-distance-right:9pt;mso-wrap-distance-bottom:0;mso-position-horizontal:absolute;mso-position-horizontal-relative:page;mso-position-vertical:absolute;mso-position-vertical-relative:page;mso-height-percent:0;mso-height-relative:margin" from="687.75pt,19.85pt" to="687.75pt,709.8pt" o:gfxdata="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" strokecolor="black [3213]" strokeweight=".5pt">
                 <v:stroke dashstyle="3 1" joinstyle="miter"/>
                 <w10:wrap anchorx="page" anchory="page"/>
               </v:line>
@@ -16234,85 +16032,7 @@
           <w:sz w:val="26"/>
           <w:szCs w:val="26"/>
         </w:rPr>
-        <w:t>我知，也</w:t>
-      </w:r>
-      <w:proofErr w:type="gramStart"/>
-      <w:r>
-        <w:rPr>
-          <w:rFonts w:ascii="標楷體" w:eastAsia="標楷體" w:hAnsi="標楷體" w:cs="Arial" w:hint="eastAsia"/>
-          <w:w w:val="80"/>
-          <w:sz w:val="26"/>
-          <w:szCs w:val="26"/>
-        </w:rPr>
-        <w:t>佇</w:t>
-      </w:r>
-      <w:proofErr w:type="gramEnd"/>
-      <w:r>
-        <w:rPr>
-          <w:rFonts w:ascii="標楷體" w:eastAsia="標楷體" w:hAnsi="標楷體" w:cs="Arial" w:hint="eastAsia"/>
-          <w:w w:val="80"/>
-          <w:sz w:val="26"/>
-          <w:szCs w:val="26"/>
-        </w:rPr>
-        <w:t>主耶穌深信，</w:t>
-      </w:r>
-      <w:r>
-        <w:rPr>
-          <w:rFonts w:ascii="標楷體" w:eastAsia="標楷體" w:hAnsi="標楷體" w:cs="Arial" w:hint="eastAsia"/>
-          <w:w w:val="80"/>
-          <w:sz w:val="26"/>
-          <w:szCs w:val="26"/>
-        </w:rPr>
-        <w:t>物本無一項是粗俗；獨獨</w:t>
-      </w:r>
-      <w:proofErr w:type="gramStart"/>
-      <w:r>
-        <w:rPr>
-          <w:rFonts w:ascii="標楷體" w:eastAsia="標楷體" w:hAnsi="標楷體" w:cs="Arial" w:hint="eastAsia"/>
-          <w:w w:val="80"/>
-          <w:sz w:val="26"/>
-          <w:szCs w:val="26"/>
-        </w:rPr>
-        <w:t>人若掠甚麼</w:t>
-      </w:r>
-      <w:proofErr w:type="gramEnd"/>
-      <w:r>
-        <w:rPr>
-          <w:rFonts w:ascii="標楷體" w:eastAsia="標楷體" w:hAnsi="標楷體" w:cs="Arial" w:hint="eastAsia"/>
-          <w:w w:val="80"/>
-          <w:sz w:val="26"/>
-          <w:szCs w:val="26"/>
-        </w:rPr>
-        <w:t>做粗俗，</w:t>
-      </w:r>
-      <w:proofErr w:type="gramStart"/>
-      <w:r>
-        <w:rPr>
-          <w:rFonts w:ascii="標楷體" w:eastAsia="標楷體" w:hAnsi="標楷體" w:cs="Arial" w:hint="eastAsia"/>
-          <w:w w:val="80"/>
-          <w:sz w:val="26"/>
-          <w:szCs w:val="26"/>
-        </w:rPr>
-        <w:t>就彼項物佇彼人</w:t>
-      </w:r>
-      <w:proofErr w:type="gramEnd"/>
-      <w:r>
-        <w:rPr>
-          <w:rFonts w:ascii="標楷體" w:eastAsia="標楷體" w:hAnsi="標楷體" w:cs="Arial" w:hint="eastAsia"/>
-          <w:w w:val="80"/>
-          <w:sz w:val="26"/>
-          <w:szCs w:val="26"/>
-        </w:rPr>
-        <w:t>是做粗俗</w:t>
-      </w:r>
-      <w:r>
-        <w:rPr>
-          <w:rFonts w:ascii="標楷體" w:eastAsia="標楷體" w:hAnsi="標楷體" w:cs="Arial" w:hint="eastAsia"/>
-          <w:w w:val="80"/>
-          <w:sz w:val="26"/>
-          <w:szCs w:val="26"/>
-        </w:rPr>
-        <w:t>。</w:t>
+        <w:t>敗壞的代先，人的心是驕傲；尊貴的頭前是謙卑。</w:t>
       </w:r>
     </w:p>
     <w:p>
@@ -16393,17 +16113,7 @@
           <w:sz w:val="26"/>
           <w:szCs w:val="26"/>
         </w:rPr>
-        <w:t>我憑著主耶穌確知深信、凡物本來沒有不潔淨的．惟獨人以為不潔淨的、在他就不潔淨了</w:t>
-      </w:r>
-      <w:r>
-        <w:rPr>
-          <w:rFonts w:ascii="Calibri" w:eastAsia="華康中黑體" w:hAnsi="Calibri" w:cs="Calibri" w:hint="eastAsia"/>
-          <w:color w:val="000000"/>
-          <w:w w:val="80"/>
-          <w:sz w:val="26"/>
-          <w:szCs w:val="26"/>
-        </w:rPr>
-        <w:t>。</w:t>
+        <w:t>敗壞之先、人心驕傲．尊榮以前、必有謙卑。</w:t>
       </w:r>
     </w:p>
     <w:p>
@@ -16523,7 +16233,6 @@
                 <w:w w:val="80"/>
               </w:rPr>
             </w:pPr>
-            <w:proofErr w:type="gramStart"/>
             <w:r>
               <w:rPr>
                 <w:rFonts w:ascii="Barlow Condensed Medium" w:eastAsia="華康中黑體" w:hAnsi="Barlow Condensed Medium" w:cstheme="minorHAnsi"/>
@@ -16531,7 +16240,6 @@
               </w:rPr>
               <w:t>主日事奉</w:t>
             </w:r>
-            <w:proofErr w:type="gramEnd"/>
           </w:p>
         </w:tc>
         <w:tc>
@@ -16562,17 +16270,8 @@
                 <w:rFonts w:ascii="Barlow Condensed Medium" w:eastAsia="華康中黑體" w:hAnsi="Barlow Condensed Medium" w:cstheme="minorHAnsi"/>
                 <w:w w:val="66"/>
               </w:rPr>
-              <w:t>本</w:t>
-            </w:r>
-            <w:proofErr w:type="gramStart"/>
-            <w:r>
-              <w:rPr>
-                <w:rFonts w:ascii="Barlow Condensed Medium" w:eastAsia="華康中黑體" w:hAnsi="Barlow Condensed Medium" w:cstheme="minorHAnsi"/>
-                <w:w w:val="66"/>
-              </w:rPr>
-              <w:t>週</w:t>
-            </w:r>
-            <w:proofErr w:type="gramEnd"/>
+              <w:t>本週</w:t>
+            </w:r>
             <w:r>
               <w:rPr>
                 <w:rFonts w:ascii="Barlow Condensed Medium" w:eastAsia="華康儷中黑" w:hAnsi="Barlow Condensed Medium" w:cstheme="minorHAnsi"/>
@@ -16682,17 +16381,8 @@
                 <w:rFonts w:ascii="Barlow Condensed Medium" w:eastAsia="華康中黑體" w:hAnsi="Barlow Condensed Medium" w:cstheme="minorHAnsi"/>
                 <w:w w:val="66"/>
               </w:rPr>
-              <w:t>下</w:t>
-            </w:r>
-            <w:proofErr w:type="gramStart"/>
-            <w:r>
-              <w:rPr>
-                <w:rFonts w:ascii="Barlow Condensed Medium" w:eastAsia="華康中黑體" w:hAnsi="Barlow Condensed Medium" w:cstheme="minorHAnsi"/>
-                <w:w w:val="66"/>
-              </w:rPr>
-              <w:t>週</w:t>
-            </w:r>
-            <w:proofErr w:type="gramEnd"/>
+              <w:t>下週</w:t>
+            </w:r>
             <w:r>
               <w:rPr>
                 <w:rFonts w:ascii="Barlow Condensed Medium" w:eastAsia="華康儷中黑" w:hAnsi="Barlow Condensed Medium" w:cstheme="minorHAnsi"/>
@@ -17139,7 +16829,6 @@
                 <w:szCs w:val="28"/>
               </w:rPr>
             </w:pPr>
-            <w:proofErr w:type="gramStart"/>
             <w:r>
               <w:rPr>
                 <w:rFonts w:ascii="Barlow Condensed Medium" w:eastAsia="華康正顏楷體W9" w:hAnsi="Barlow Condensed Medium" w:cstheme="minorHAnsi"/>
@@ -17149,7 +16838,6 @@
               </w:rPr>
               <w:t>月值月長執</w:t>
             </w:r>
-            <w:proofErr w:type="gramEnd"/>
             <w:r>
               <w:rPr>
                 <w:rFonts w:ascii="Barlow Condensed Medium" w:eastAsia="標楷體" w:hAnsi="Barlow Condensed Medium" w:cstheme="minorHAnsi"/>
@@ -17783,17 +17471,8 @@
                 <w:rFonts w:ascii="標楷體" w:eastAsia="標楷體" w:hAnsi="標楷體" w:hint="eastAsia"/>
                 <w:szCs w:val="24"/>
               </w:rPr>
-              <w:t>張思</w:t>
-            </w:r>
-            <w:proofErr w:type="gramStart"/>
-            <w:r>
-              <w:rPr>
-                <w:rFonts w:ascii="標楷體" w:eastAsia="標楷體" w:hAnsi="標楷體" w:hint="eastAsia"/>
-                <w:szCs w:val="24"/>
-              </w:rPr>
-              <w:t>婗</w:t>
-            </w:r>
-            <w:proofErr w:type="gramEnd"/>
+              <w:t>張思婗</w:t>
+            </w:r>
           </w:p>
         </w:tc>
         <w:tc>
@@ -17818,7 +17497,6 @@
                 <w:rFonts w:ascii="標楷體" w:eastAsia="標楷體" w:hAnsi="標楷體" w:cs="華康儷楷書"/>
               </w:rPr>
             </w:pPr>
-            <w:proofErr w:type="gramStart"/>
             <w:r>
               <w:rPr>
                 <w:rFonts w:ascii="標楷體" w:eastAsia="標楷體" w:hAnsi="標楷體" w:cstheme="majorBidi" w:hint="eastAsia"/>
@@ -17826,7 +17504,6 @@
               </w:rPr>
               <w:t>蔡侑霖</w:t>
             </w:r>
-            <w:proofErr w:type="gramEnd"/>
           </w:p>
         </w:tc>
         <w:tc>
@@ -18069,7 +17746,7 @@
                 <w:rFonts w:ascii="標楷體" w:eastAsia="標楷體" w:hAnsi="標楷體" w:hint="eastAsia"/>
                 <w:szCs w:val="24"/>
               </w:rPr>
-              <w:t>劉奕樑</w:t>
+              <w:t>蕭國鎮</w:t>
             </w:r>
           </w:p>
         </w:tc>
@@ -18316,7 +17993,6 @@
                 <w:w w:val="80"/>
               </w:rPr>
             </w:pPr>
-            <w:proofErr w:type="gramStart"/>
             <w:r>
               <w:rPr>
                 <w:rFonts w:ascii="Barlow Condensed Medium" w:eastAsia="華康中黑體" w:hAnsi="Barlow Condensed Medium" w:cstheme="minorHAnsi"/>
@@ -18324,7 +18000,6 @@
               </w:rPr>
               <w:t>司獻</w:t>
             </w:r>
-            <w:proofErr w:type="gramEnd"/>
           </w:p>
         </w:tc>
         <w:tc>
@@ -18387,7 +18062,7 @@
                 <w:rFonts w:ascii="標楷體" w:eastAsia="標楷體" w:hAnsi="標楷體" w:hint="eastAsia"/>
                 <w:szCs w:val="24"/>
               </w:rPr>
-              <w:t>黃聖耀</w:t>
+              <w:t>張怡婷</w:t>
             </w:r>
           </w:p>
         </w:tc>
@@ -19084,17 +18759,8 @@
                 <w:rFonts w:ascii="標楷體" w:eastAsia="標楷體" w:hAnsi="標楷體" w:cstheme="majorBidi" w:hint="eastAsia"/>
                 <w:szCs w:val="24"/>
               </w:rPr>
-              <w:t>孫翠</w:t>
-            </w:r>
-            <w:proofErr w:type="gramStart"/>
-            <w:r>
-              <w:rPr>
-                <w:rFonts w:ascii="標楷體" w:eastAsia="標楷體" w:hAnsi="標楷體" w:cstheme="majorBidi" w:hint="eastAsia"/>
-                <w:szCs w:val="24"/>
-              </w:rPr>
-              <w:t>璘</w:t>
-            </w:r>
-            <w:proofErr w:type="gramEnd"/>
+              <w:t>孫翠璘</w:t>
+            </w:r>
           </w:p>
         </w:tc>
         <w:tc>
@@ -19452,21 +19118,12 @@
                 <w:w w:val="80"/>
               </w:rPr>
             </w:pPr>
-            <w:proofErr w:type="gramStart"/>
             <w:r>
               <w:rPr>
                 <w:rFonts w:ascii="標楷體" w:eastAsia="標楷體" w:hAnsi="標楷體" w:cs="華康儷楷書" w:hint="eastAsia"/>
                 <w:w w:val="80"/>
               </w:rPr>
-              <w:t>拿細耳</w:t>
-            </w:r>
-            <w:proofErr w:type="gramEnd"/>
-            <w:r>
-              <w:rPr>
-                <w:rFonts w:ascii="標楷體" w:eastAsia="標楷體" w:hAnsi="標楷體" w:cs="華康儷楷書" w:hint="eastAsia"/>
-                <w:w w:val="80"/>
-              </w:rPr>
-              <w:t>小組</w:t>
+              <w:t>拿細耳小組</w:t>
             </w:r>
           </w:p>
         </w:tc>
@@ -19982,7 +19639,6 @@
                 <w:szCs w:val="24"/>
               </w:rPr>
             </w:pPr>
-            <w:proofErr w:type="gramStart"/>
             <w:r>
               <w:rPr>
                 <w:rFonts w:ascii="標楷體" w:eastAsia="標楷體" w:hAnsi="標楷體" w:cstheme="majorBidi" w:hint="eastAsia"/>
@@ -19990,7 +19646,6 @@
               </w:rPr>
               <w:t>楊竣傑</w:t>
             </w:r>
-            <w:proofErr w:type="gramEnd"/>
           </w:p>
         </w:tc>
         <w:tc>
@@ -21336,7 +20991,6 @@
                 <w:w w:val="80"/>
               </w:rPr>
             </w:pPr>
-            <w:proofErr w:type="gramStart"/>
             <w:r>
               <w:rPr>
                 <w:rFonts w:ascii="Barlow Condensed Medium" w:eastAsia="華康中黑體" w:hAnsi="Barlow Condensed Medium" w:cstheme="minorHAnsi" w:hint="eastAsia"/>
@@ -21344,7 +20998,6 @@
               </w:rPr>
               <w:t>愛宴</w:t>
             </w:r>
-            <w:proofErr w:type="gramEnd"/>
           </w:p>
         </w:tc>
         <w:tc>
@@ -21511,7 +21164,6 @@
                 <w:w w:val="80"/>
               </w:rPr>
             </w:pPr>
-            <w:proofErr w:type="gramStart"/>
             <w:r>
               <w:rPr>
                 <w:rFonts w:ascii="Barlow Condensed Medium" w:eastAsia="華康中黑體" w:hAnsi="Barlow Condensed Medium" w:cstheme="minorHAnsi" w:hint="eastAsia"/>
@@ -21519,7 +21171,6 @@
               </w:rPr>
               <w:t>愛宴清洗</w:t>
             </w:r>
-            <w:proofErr w:type="gramEnd"/>
           </w:p>
         </w:tc>
         <w:tc>
@@ -22183,7 +21834,7 @@
                 <w:w w:val="80"/>
                 <w:szCs w:val="24"/>
               </w:rPr>
-              <w:t>4</w:t>
+              <w:t>5</w:t>
             </w:r>
             <w:r>
               <w:rPr>
@@ -22337,7 +21988,7 @@
                 <w:w w:val="80"/>
                 <w:szCs w:val="24"/>
               </w:rPr>
-              <w:t>7</w:t>
+              <w:t>2</w:t>
             </w:r>
             <w:r>
               <w:rPr>
@@ -22375,7 +22026,15 @@
                 <w:w w:val="80"/>
                 <w:szCs w:val="24"/>
               </w:rPr>
-              <w:t>9,0</w:t>
+              <w:t>6</w:t>
+            </w:r>
+            <w:r>
+              <w:rPr>
+                <w:rFonts w:ascii="Barlow Condensed Medium" w:eastAsia="標楷體" w:hAnsi="Barlow Condensed Medium" w:cstheme="minorHAnsi" w:hint="eastAsia"/>
+                <w:w w:val="80"/>
+                <w:szCs w:val="24"/>
+              </w:rPr>
+              <w:t>,0</w:t>
             </w:r>
             <w:r>
               <w:rPr>
@@ -22412,7 +22071,7 @@
                 <w:w w:val="80"/>
                 <w:szCs w:val="24"/>
               </w:rPr>
-              <w:t>30</w:t>
+              <w:t>8</w:t>
             </w:r>
             <w:r>
               <w:rPr>
@@ -22450,7 +22109,7 @@
                 <w:w w:val="80"/>
                 <w:szCs w:val="24"/>
               </w:rPr>
-              <w:t>2</w:t>
+              <w:t>3</w:t>
             </w:r>
             <w:r>
               <w:rPr>
@@ -22488,7 +22147,15 @@
                 <w:w w:val="80"/>
                 <w:szCs w:val="24"/>
               </w:rPr>
-              <w:t>7-1</w:t>
+              <w:t>9</w:t>
+            </w:r>
+            <w:r>
+              <w:rPr>
+                <w:rFonts w:ascii="Barlow Condensed Medium" w:eastAsia="標楷體" w:hAnsi="Barlow Condensed Medium" w:cstheme="minorHAnsi" w:hint="eastAsia"/>
+                <w:w w:val="80"/>
+                <w:szCs w:val="24"/>
+              </w:rPr>
+              <w:t>-1</w:t>
             </w:r>
             <w:r>
               <w:rPr>
@@ -22541,7 +22208,7 @@
                 <w:w w:val="80"/>
                 <w:szCs w:val="24"/>
               </w:rPr>
-              <w:t>6</w:t>
+              <w:t>0</w:t>
             </w:r>
             <w:r>
               <w:rPr>
@@ -22603,7 +22270,7 @@
                 <w:w w:val="80"/>
                 <w:szCs w:val="24"/>
               </w:rPr>
-              <w:t>30-1</w:t>
+              <w:t>17</w:t>
             </w:r>
             <w:r>
               <w:rPr>
@@ -22637,11 +22304,11 @@
             </w:pPr>
             <w:r>
               <w:rPr>
-                <w:rFonts w:ascii="Barlow Condensed Medium" w:eastAsia="標楷體" w:hAnsi="Barlow Condensed Medium" w:cstheme="minorHAnsi"/>
+                <w:rFonts w:ascii="Barlow Condensed Medium" w:eastAsia="標楷體" w:hAnsi="Barlow Condensed Medium" w:cstheme="minorHAnsi" w:hint="eastAsia"/>
                 <w:w w:val="80"/>
                 <w:szCs w:val="24"/>
               </w:rPr>
-              <w:t>1</w:t>
+              <w:t>4</w:t>
             </w:r>
             <w:r>
               <w:rPr>
@@ -22678,7 +22345,23 @@
                 <w:w w:val="80"/>
                 <w:szCs w:val="24"/>
               </w:rPr>
-              <w:t>30-2</w:t>
+              <w:t>17</w:t>
+            </w:r>
+            <w:r>
+              <w:rPr>
+                <w:rFonts w:ascii="Barlow Condensed Medium" w:eastAsia="標楷體" w:hAnsi="Barlow Condensed Medium" w:cstheme="minorHAnsi" w:hint="eastAsia"/>
+                <w:w w:val="80"/>
+                <w:szCs w:val="24"/>
+              </w:rPr>
+              <w:t>-</w:t>
+            </w:r>
+            <w:r>
+              <w:rPr>
+                <w:rFonts w:ascii="Barlow Condensed Medium" w:eastAsia="標楷體" w:hAnsi="Barlow Condensed Medium" w:cstheme="minorHAnsi" w:hint="eastAsia"/>
+                <w:w w:val="80"/>
+                <w:szCs w:val="24"/>
+              </w:rPr>
+              <w:t>1</w:t>
             </w:r>
             <w:r>
               <w:rPr>
@@ -22712,11 +22395,11 @@
             </w:pPr>
             <w:r>
               <w:rPr>
-                <w:rFonts w:ascii="Barlow Condensed Medium" w:eastAsia="標楷體" w:hAnsi="Barlow Condensed Medium" w:cstheme="minorHAnsi"/>
+                <w:rFonts w:ascii="Barlow Condensed Medium" w:eastAsia="標楷體" w:hAnsi="Barlow Condensed Medium" w:cstheme="minorHAnsi" w:hint="eastAsia"/>
                 <w:w w:val="80"/>
                 <w:szCs w:val="24"/>
               </w:rPr>
-              <w:t>1</w:t>
+              <w:t>7</w:t>
             </w:r>
             <w:r>
               <w:rPr>
@@ -22754,7 +22437,15 @@
                 <w:w w:val="80"/>
                 <w:szCs w:val="24"/>
               </w:rPr>
-              <w:t>18</w:t>
+              <w:t>1</w:t>
+            </w:r>
+            <w:r>
+              <w:rPr>
+                <w:rFonts w:ascii="Barlow Condensed Medium" w:eastAsia="標楷體" w:hAnsi="Barlow Condensed Medium" w:cstheme="minorHAnsi" w:hint="eastAsia"/>
+                <w:w w:val="80"/>
+                <w:szCs w:val="24"/>
+              </w:rPr>
+              <w:t>7-4</w:t>
             </w:r>
             <w:r>
               <w:rPr>
@@ -22791,7 +22482,7 @@
                 <w:w w:val="80"/>
                 <w:szCs w:val="24"/>
               </w:rPr>
-              <w:t>5</w:t>
+              <w:t>3</w:t>
             </w:r>
             <w:r>
               <w:rPr>
@@ -22858,11 +22549,28 @@
               <w:snapToGrid w:val="0"/>
               <w:jc w:val="right"/>
               <w:rPr>
-                <w:rFonts w:ascii="Barlow Condensed Medium" w:eastAsia="標楷體" w:hAnsi="Barlow Condensed Medium" w:cstheme="minorHAnsi"/>
+                <w:rFonts w:ascii="Barlow Condensed Medium" w:eastAsia="標楷體" w:hAnsi="Barlow Condensed Medium" w:cstheme="minorHAnsi" w:hint="eastAsia"/>
                 <w:w w:val="80"/>
                 <w:szCs w:val="24"/>
               </w:rPr>
             </w:pPr>
+            <w:r>
+              <w:rPr>
+                <w:rFonts w:ascii="Barlow Condensed Medium" w:eastAsia="標楷體" w:hAnsi="Barlow Condensed Medium" w:cstheme="minorHAnsi" w:hint="eastAsia"/>
+                <w:w w:val="80"/>
+                <w:szCs w:val="24"/>
+              </w:rPr>
+              <w:t>20</w:t>
+            </w:r>
+            <w:r>
+              <w:rPr>
+                <w:rFonts w:ascii="Barlow Condensed Medium" w:eastAsia="標楷體" w:hAnsi="Barlow Condensed Medium" w:cstheme="minorHAnsi" w:hint="eastAsia"/>
+                <w:w w:val="80"/>
+                <w:szCs w:val="24"/>
+                <w:lang w:eastAsia="zh-HK"/>
+              </w:rPr>
+              <w:t>號</w:t>
+            </w:r>
           </w:p>
         </w:tc>
         <w:tc>
@@ -22884,6 +22592,22 @@
                 <w:szCs w:val="24"/>
               </w:rPr>
             </w:pPr>
+            <w:r>
+              <w:rPr>
+                <w:rFonts w:ascii="Barlow Condensed Medium" w:eastAsia="標楷體" w:hAnsi="Barlow Condensed Medium" w:cstheme="minorHAnsi" w:hint="eastAsia"/>
+                <w:w w:val="80"/>
+                <w:szCs w:val="24"/>
+              </w:rPr>
+              <w:t>3</w:t>
+            </w:r>
+            <w:r>
+              <w:rPr>
+                <w:rFonts w:ascii="Barlow Condensed Medium" w:eastAsia="標楷體" w:hAnsi="Barlow Condensed Medium" w:cstheme="minorHAnsi"/>
+                <w:w w:val="80"/>
+                <w:szCs w:val="24"/>
+              </w:rPr>
+              <w:t>,000</w:t>
+            </w:r>
           </w:p>
         </w:tc>
         <w:tc>
@@ -22900,11 +22624,28 @@
               <w:snapToGrid w:val="0"/>
               <w:jc w:val="right"/>
               <w:rPr>
-                <w:rFonts w:ascii="Barlow Condensed Medium" w:eastAsia="標楷體" w:hAnsi="Barlow Condensed Medium" w:cstheme="minorHAnsi"/>
+                <w:rFonts w:ascii="Barlow Condensed Medium" w:eastAsia="標楷體" w:hAnsi="Barlow Condensed Medium" w:cstheme="minorHAnsi" w:hint="eastAsia"/>
                 <w:w w:val="80"/>
                 <w:szCs w:val="24"/>
               </w:rPr>
             </w:pPr>
+            <w:r>
+              <w:rPr>
+                <w:rFonts w:ascii="Barlow Condensed Medium" w:eastAsia="標楷體" w:hAnsi="Barlow Condensed Medium" w:cstheme="minorHAnsi" w:hint="eastAsia"/>
+                <w:w w:val="80"/>
+                <w:szCs w:val="24"/>
+              </w:rPr>
+              <w:t>23</w:t>
+            </w:r>
+            <w:r>
+              <w:rPr>
+                <w:rFonts w:ascii="Barlow Condensed Medium" w:eastAsia="標楷體" w:hAnsi="Barlow Condensed Medium" w:cstheme="minorHAnsi" w:hint="eastAsia"/>
+                <w:w w:val="80"/>
+                <w:szCs w:val="24"/>
+                <w:lang w:eastAsia="zh-HK"/>
+              </w:rPr>
+              <w:t>號</w:t>
+            </w:r>
           </w:p>
         </w:tc>
         <w:tc>
@@ -22926,6 +22667,22 @@
                 <w:szCs w:val="24"/>
               </w:rPr>
             </w:pPr>
+            <w:r>
+              <w:rPr>
+                <w:rFonts w:ascii="Barlow Condensed Medium" w:eastAsia="標楷體" w:hAnsi="Barlow Condensed Medium" w:cstheme="minorHAnsi" w:hint="eastAsia"/>
+                <w:w w:val="80"/>
+                <w:szCs w:val="24"/>
+              </w:rPr>
+              <w:t>3</w:t>
+            </w:r>
+            <w:r>
+              <w:rPr>
+                <w:rFonts w:ascii="Barlow Condensed Medium" w:eastAsia="標楷體" w:hAnsi="Barlow Condensed Medium" w:cstheme="minorHAnsi"/>
+                <w:w w:val="80"/>
+                <w:szCs w:val="24"/>
+              </w:rPr>
+              <w:t>,000</w:t>
+            </w:r>
           </w:p>
         </w:tc>
         <w:tc>
@@ -22943,11 +22700,28 @@
               <w:snapToGrid w:val="0"/>
               <w:jc w:val="right"/>
               <w:rPr>
-                <w:rFonts w:ascii="Barlow Condensed Medium" w:eastAsia="標楷體" w:hAnsi="Barlow Condensed Medium" w:cstheme="minorHAnsi"/>
+                <w:rFonts w:ascii="Barlow Condensed Medium" w:eastAsia="標楷體" w:hAnsi="Barlow Condensed Medium" w:cstheme="minorHAnsi" w:hint="eastAsia"/>
                 <w:w w:val="80"/>
                 <w:szCs w:val="24"/>
               </w:rPr>
             </w:pPr>
+            <w:r>
+              <w:rPr>
+                <w:rFonts w:ascii="Barlow Condensed Medium" w:eastAsia="標楷體" w:hAnsi="Barlow Condensed Medium" w:cstheme="minorHAnsi" w:hint="eastAsia"/>
+                <w:w w:val="80"/>
+                <w:szCs w:val="24"/>
+              </w:rPr>
+              <w:t>33</w:t>
+            </w:r>
+            <w:r>
+              <w:rPr>
+                <w:rFonts w:ascii="Barlow Condensed Medium" w:eastAsia="標楷體" w:hAnsi="Barlow Condensed Medium" w:cstheme="minorHAnsi" w:hint="eastAsia"/>
+                <w:w w:val="80"/>
+                <w:szCs w:val="24"/>
+                <w:lang w:eastAsia="zh-HK"/>
+              </w:rPr>
+              <w:t>號</w:t>
+            </w:r>
           </w:p>
         </w:tc>
         <w:tc>
@@ -22963,11 +22737,43 @@
             <w:pPr>
               <w:snapToGrid w:val="0"/>
               <w:rPr>
+                <w:rFonts w:ascii="Barlow Condensed Medium" w:eastAsia="標楷體" w:hAnsi="Barlow Condensed Medium" w:cstheme="minorHAnsi" w:hint="eastAsia"/>
+                <w:w w:val="80"/>
+                <w:szCs w:val="24"/>
+              </w:rPr>
+            </w:pPr>
+            <w:r>
+              <w:rPr>
+                <w:rFonts w:ascii="Barlow Condensed Medium" w:eastAsia="標楷體" w:hAnsi="Barlow Condensed Medium" w:cstheme="minorHAnsi" w:hint="eastAsia"/>
+                <w:w w:val="80"/>
+                <w:szCs w:val="24"/>
+              </w:rPr>
+              <w:t>1</w:t>
+            </w:r>
+            <w:r>
+              <w:rPr>
                 <w:rFonts w:ascii="Barlow Condensed Medium" w:eastAsia="標楷體" w:hAnsi="Barlow Condensed Medium" w:cstheme="minorHAnsi"/>
                 <w:w w:val="80"/>
                 <w:szCs w:val="24"/>
               </w:rPr>
-            </w:pPr>
+              <w:t>,</w:t>
+            </w:r>
+            <w:r>
+              <w:rPr>
+                <w:rFonts w:ascii="Barlow Condensed Medium" w:eastAsia="標楷體" w:hAnsi="Barlow Condensed Medium" w:cstheme="minorHAnsi" w:hint="eastAsia"/>
+                <w:w w:val="80"/>
+                <w:szCs w:val="24"/>
+              </w:rPr>
+              <w:t>0</w:t>
+            </w:r>
+            <w:r>
+              <w:rPr>
+                <w:rFonts w:ascii="Barlow Condensed Medium" w:eastAsia="標楷體" w:hAnsi="Barlow Condensed Medium" w:cstheme="minorHAnsi"/>
+                <w:w w:val="80"/>
+                <w:szCs w:val="24"/>
+              </w:rPr>
+              <w:t>00</w:t>
+            </w:r>
           </w:p>
         </w:tc>
       </w:tr>
@@ -22993,44 +22799,94 @@
                 <w:szCs w:val="24"/>
               </w:rPr>
             </w:pPr>
-            <w:r>
-              <w:rPr>
-                <w:rFonts w:ascii="Barlow Condensed Medium" w:eastAsia="華康中黑體" w:hAnsi="Barlow Condensed Medium" w:cstheme="minorHAnsi"/>
+          </w:p>
+        </w:tc>
+        <w:tc>
+          <w:tcPr>
+            <w:tcW w:w="685" w:type="dxa"/>
+            <w:tcMar>
+              <w:left w:w="28" w:type="dxa"/>
+              <w:right w:w="28" w:type="dxa"/>
+            </w:tcMar>
+            <w:vAlign w:val="center"/>
+          </w:tcPr>
+          <w:p>
+            <w:pPr>
+              <w:snapToGrid w:val="0"/>
+              <w:jc w:val="right"/>
+              <w:rPr>
+                <w:rFonts w:ascii="Barlow Condensed Medium" w:eastAsia="標楷體" w:hAnsi="Barlow Condensed Medium" w:cstheme="minorHAnsi"/>
                 <w:w w:val="80"/>
                 <w:szCs w:val="24"/>
               </w:rPr>
-              <w:sym w:font="Wingdings 2" w:char="F0AE"/>
-            </w:r>
-            <w:r>
-              <w:rPr>
-                <w:rFonts w:ascii="Barlow Condensed Medium" w:eastAsia="華康中黑體" w:hAnsi="Barlow Condensed Medium" w:cstheme="minorHAnsi" w:hint="eastAsia"/>
+            </w:pPr>
+            <w:r>
+              <w:rPr>
+                <w:rFonts w:ascii="Barlow Condensed Medium" w:eastAsia="標楷體" w:hAnsi="Barlow Condensed Medium" w:cstheme="minorHAnsi" w:hint="eastAsia"/>
+                <w:w w:val="80"/>
+                <w:szCs w:val="24"/>
+              </w:rPr>
+              <w:t>3</w:t>
+            </w:r>
+            <w:r>
+              <w:rPr>
+                <w:rFonts w:ascii="Barlow Condensed Medium" w:eastAsia="標楷體" w:hAnsi="Barlow Condensed Medium" w:cstheme="minorHAnsi" w:hint="eastAsia"/>
+                <w:w w:val="80"/>
+                <w:szCs w:val="24"/>
+              </w:rPr>
+              <w:t>4</w:t>
+            </w:r>
+            <w:r>
+              <w:rPr>
+                <w:rFonts w:ascii="Barlow Condensed Medium" w:eastAsia="標楷體" w:hAnsi="Barlow Condensed Medium" w:cstheme="minorHAnsi" w:hint="eastAsia"/>
                 <w:w w:val="80"/>
                 <w:szCs w:val="24"/>
                 <w:lang w:eastAsia="zh-HK"/>
               </w:rPr>
-              <w:t>感恩</w:t>
-            </w:r>
-            <w:r>
-              <w:rPr>
-                <w:rFonts w:ascii="Barlow Condensed Medium" w:eastAsia="華康中黑體" w:hAnsi="Barlow Condensed Medium" w:cstheme="minorHAnsi"/>
+              <w:t>號</w:t>
+            </w:r>
+          </w:p>
+        </w:tc>
+        <w:tc>
+          <w:tcPr>
+            <w:tcW w:w="685" w:type="dxa"/>
+            <w:tcMar>
+              <w:left w:w="113" w:type="dxa"/>
+              <w:right w:w="28" w:type="dxa"/>
+            </w:tcMar>
+            <w:vAlign w:val="center"/>
+          </w:tcPr>
+          <w:p>
+            <w:pPr>
+              <w:snapToGrid w:val="0"/>
+              <w:ind w:leftChars="-2" w:left="-5" w:rightChars="-3" w:right="-7"/>
+              <w:rPr>
+                <w:rFonts w:ascii="Barlow Condensed Medium" w:eastAsia="標楷體" w:hAnsi="Barlow Condensed Medium" w:cstheme="minorHAnsi"/>
                 <w:w w:val="80"/>
                 <w:szCs w:val="24"/>
               </w:rPr>
-              <w:t>奉獻</w:t>
-            </w:r>
-            <w:r>
-              <w:rPr>
-                <w:rFonts w:ascii="Barlow Condensed Medium" w:eastAsia="華康中黑體" w:hAnsi="Barlow Condensed Medium" w:cstheme="minorHAnsi"/>
+            </w:pPr>
+            <w:r>
+              <w:rPr>
+                <w:rFonts w:ascii="Barlow Condensed Medium" w:eastAsia="標楷體" w:hAnsi="Barlow Condensed Medium" w:cstheme="minorHAnsi" w:hint="eastAsia"/>
                 <w:w w:val="80"/>
                 <w:szCs w:val="24"/>
               </w:rPr>
-              <w:t>:</w:t>
-            </w:r>
-          </w:p>
-        </w:tc>
-        <w:tc>
-          <w:tcPr>
-            <w:tcW w:w="685" w:type="dxa"/>
+              <w:t>2</w:t>
+            </w:r>
+            <w:r>
+              <w:rPr>
+                <w:rFonts w:ascii="Barlow Condensed Medium" w:eastAsia="標楷體" w:hAnsi="Barlow Condensed Medium" w:cstheme="minorHAnsi"/>
+                <w:w w:val="80"/>
+                <w:szCs w:val="24"/>
+              </w:rPr>
+              <w:t>,000</w:t>
+            </w:r>
+          </w:p>
+        </w:tc>
+        <w:tc>
+          <w:tcPr>
+            <w:tcW w:w="686" w:type="dxa"/>
             <w:tcMar>
               <w:left w:w="28" w:type="dxa"/>
               <w:right w:w="28" w:type="dxa"/>
@@ -23053,7 +22909,31 @@
                 <w:w w:val="80"/>
                 <w:szCs w:val="24"/>
               </w:rPr>
-              <w:t>33</w:t>
+              <w:t>3</w:t>
+            </w:r>
+            <w:r>
+              <w:rPr>
+                <w:rFonts w:ascii="Barlow Condensed Medium" w:eastAsia="標楷體" w:hAnsi="Barlow Condensed Medium" w:cstheme="minorHAnsi" w:hint="eastAsia"/>
+                <w:w w:val="80"/>
+                <w:szCs w:val="24"/>
+              </w:rPr>
+              <w:t>4</w:t>
+            </w:r>
+            <w:r>
+              <w:rPr>
+                <w:rFonts w:ascii="Barlow Condensed Medium" w:eastAsia="標楷體" w:hAnsi="Barlow Condensed Medium" w:cstheme="minorHAnsi" w:hint="eastAsia"/>
+                <w:w w:val="80"/>
+                <w:szCs w:val="24"/>
+              </w:rPr>
+              <w:t>-</w:t>
+            </w:r>
+            <w:r>
+              <w:rPr>
+                <w:rFonts w:ascii="Barlow Condensed Medium" w:eastAsia="標楷體" w:hAnsi="Barlow Condensed Medium" w:cstheme="minorHAnsi" w:hint="eastAsia"/>
+                <w:w w:val="80"/>
+                <w:szCs w:val="24"/>
+              </w:rPr>
+              <w:t>1</w:t>
             </w:r>
             <w:r>
               <w:rPr>
@@ -23068,7 +22948,8 @@
         </w:tc>
         <w:tc>
           <w:tcPr>
-            <w:tcW w:w="685" w:type="dxa"/>
+            <w:tcW w:w="682" w:type="dxa"/>
+            <w:gridSpan w:val="2"/>
             <w:tcMar>
               <w:left w:w="113" w:type="dxa"/>
               <w:right w:w="28" w:type="dxa"/>
@@ -23078,7 +22959,6 @@
           <w:p>
             <w:pPr>
               <w:snapToGrid w:val="0"/>
-              <w:ind w:leftChars="-2" w:left="-5" w:rightChars="-3" w:right="-7"/>
               <w:rPr>
                 <w:rFonts w:ascii="Barlow Condensed Medium" w:eastAsia="標楷體" w:hAnsi="Barlow Condensed Medium" w:cstheme="minorHAnsi"/>
                 <w:w w:val="80"/>
@@ -23091,7 +22971,7 @@
                 <w:w w:val="80"/>
                 <w:szCs w:val="24"/>
               </w:rPr>
-              <w:t>1,0</w:t>
+              <w:t>2</w:t>
             </w:r>
             <w:r>
               <w:rPr>
@@ -23099,13 +22979,30 @@
                 <w:w w:val="80"/>
                 <w:szCs w:val="24"/>
               </w:rPr>
+              <w:t>,</w:t>
+            </w:r>
+            <w:r>
+              <w:rPr>
+                <w:rFonts w:ascii="Barlow Condensed Medium" w:eastAsia="標楷體" w:hAnsi="Barlow Condensed Medium" w:cstheme="minorHAnsi" w:hint="eastAsia"/>
+                <w:w w:val="80"/>
+                <w:szCs w:val="24"/>
+              </w:rPr>
+              <w:t>5</w:t>
+            </w:r>
+            <w:r>
+              <w:rPr>
+                <w:rFonts w:ascii="Barlow Condensed Medium" w:eastAsia="標楷體" w:hAnsi="Barlow Condensed Medium" w:cstheme="minorHAnsi"/>
+                <w:w w:val="80"/>
+                <w:szCs w:val="24"/>
+              </w:rPr>
               <w:t>00</w:t>
             </w:r>
           </w:p>
         </w:tc>
         <w:tc>
           <w:tcPr>
-            <w:tcW w:w="686" w:type="dxa"/>
+            <w:tcW w:w="683" w:type="dxa"/>
+            <w:gridSpan w:val="2"/>
             <w:tcMar>
               <w:left w:w="28" w:type="dxa"/>
               <w:right w:w="28" w:type="dxa"/>
@@ -23128,7 +23025,7 @@
                 <w:w w:val="80"/>
                 <w:szCs w:val="24"/>
               </w:rPr>
-              <w:t>45</w:t>
+              <w:t>50</w:t>
             </w:r>
             <w:r>
               <w:rPr>
@@ -23143,8 +23040,7 @@
         </w:tc>
         <w:tc>
           <w:tcPr>
-            <w:tcW w:w="682" w:type="dxa"/>
-            <w:gridSpan w:val="2"/>
+            <w:tcW w:w="683" w:type="dxa"/>
             <w:tcMar>
               <w:left w:w="113" w:type="dxa"/>
               <w:right w:w="28" w:type="dxa"/>
@@ -23167,81 +23063,6 @@
                 <w:szCs w:val="24"/>
               </w:rPr>
               <w:t>4</w:t>
-            </w:r>
-            <w:r>
-              <w:rPr>
-                <w:rFonts w:ascii="Barlow Condensed Medium" w:eastAsia="標楷體" w:hAnsi="Barlow Condensed Medium" w:cstheme="minorHAnsi"/>
-                <w:w w:val="80"/>
-                <w:szCs w:val="24"/>
-              </w:rPr>
-              <w:t>,000</w:t>
-            </w:r>
-          </w:p>
-        </w:tc>
-        <w:tc>
-          <w:tcPr>
-            <w:tcW w:w="683" w:type="dxa"/>
-            <w:gridSpan w:val="2"/>
-            <w:tcMar>
-              <w:left w:w="28" w:type="dxa"/>
-              <w:right w:w="28" w:type="dxa"/>
-            </w:tcMar>
-            <w:vAlign w:val="center"/>
-          </w:tcPr>
-          <w:p>
-            <w:pPr>
-              <w:snapToGrid w:val="0"/>
-              <w:jc w:val="right"/>
-              <w:rPr>
-                <w:rFonts w:ascii="Barlow Condensed Medium" w:eastAsia="標楷體" w:hAnsi="Barlow Condensed Medium" w:cstheme="minorHAnsi"/>
-                <w:w w:val="80"/>
-                <w:szCs w:val="24"/>
-              </w:rPr>
-            </w:pPr>
-            <w:r>
-              <w:rPr>
-                <w:rFonts w:ascii="Barlow Condensed Medium" w:eastAsia="標楷體" w:hAnsi="Barlow Condensed Medium" w:cstheme="minorHAnsi" w:hint="eastAsia"/>
-                <w:w w:val="80"/>
-                <w:szCs w:val="24"/>
-              </w:rPr>
-              <w:t>47</w:t>
-            </w:r>
-            <w:r>
-              <w:rPr>
-                <w:rFonts w:ascii="Barlow Condensed Medium" w:eastAsia="標楷體" w:hAnsi="Barlow Condensed Medium" w:cstheme="minorHAnsi" w:hint="eastAsia"/>
-                <w:w w:val="80"/>
-                <w:szCs w:val="24"/>
-                <w:lang w:eastAsia="zh-HK"/>
-              </w:rPr>
-              <w:t>號</w:t>
-            </w:r>
-          </w:p>
-        </w:tc>
-        <w:tc>
-          <w:tcPr>
-            <w:tcW w:w="683" w:type="dxa"/>
-            <w:tcMar>
-              <w:left w:w="113" w:type="dxa"/>
-              <w:right w:w="28" w:type="dxa"/>
-            </w:tcMar>
-            <w:vAlign w:val="center"/>
-          </w:tcPr>
-          <w:p>
-            <w:pPr>
-              <w:snapToGrid w:val="0"/>
-              <w:rPr>
-                <w:rFonts w:ascii="Barlow Condensed Medium" w:eastAsia="標楷體" w:hAnsi="Barlow Condensed Medium" w:cstheme="minorHAnsi"/>
-                <w:w w:val="80"/>
-                <w:szCs w:val="24"/>
-              </w:rPr>
-            </w:pPr>
-            <w:r>
-              <w:rPr>
-                <w:rFonts w:ascii="Barlow Condensed Medium" w:eastAsia="標楷體" w:hAnsi="Barlow Condensed Medium" w:cstheme="minorHAnsi" w:hint="eastAsia"/>
-                <w:w w:val="80"/>
-                <w:szCs w:val="24"/>
-              </w:rPr>
-              <w:t>1</w:t>
             </w:r>
             <w:r>
               <w:rPr>
@@ -23319,7 +23140,7 @@
                 <w:w w:val="80"/>
                 <w:szCs w:val="24"/>
               </w:rPr>
-              <w:t>54-3</w:t>
+              <w:t>65</w:t>
             </w:r>
             <w:r>
               <w:rPr>
@@ -23353,35 +23174,19 @@
             </w:pPr>
             <w:r>
               <w:rPr>
+                <w:rFonts w:ascii="Barlow Condensed Medium" w:eastAsia="標楷體" w:hAnsi="Barlow Condensed Medium" w:cstheme="minorHAnsi" w:hint="eastAsia"/>
+                <w:w w:val="80"/>
+                <w:szCs w:val="24"/>
+              </w:rPr>
+              <w:t>5</w:t>
+            </w:r>
+            <w:r>
+              <w:rPr>
                 <w:rFonts w:ascii="Barlow Condensed Medium" w:eastAsia="標楷體" w:hAnsi="Barlow Condensed Medium" w:cstheme="minorHAnsi"/>
                 <w:w w:val="80"/>
                 <w:szCs w:val="24"/>
               </w:rPr>
-              <w:t>1</w:t>
-            </w:r>
-            <w:r>
-              <w:rPr>
-                <w:rFonts w:ascii="Barlow Condensed Medium" w:eastAsia="標楷體" w:hAnsi="Barlow Condensed Medium" w:cstheme="minorHAnsi"/>
-                <w:w w:val="80"/>
-                <w:szCs w:val="24"/>
-              </w:rPr>
-              <w:t>,</w:t>
-            </w:r>
-            <w:r>
-              <w:rPr>
-                <w:rFonts w:ascii="Barlow Condensed Medium" w:eastAsia="標楷體" w:hAnsi="Barlow Condensed Medium" w:cstheme="minorHAnsi" w:hint="eastAsia"/>
-                <w:w w:val="80"/>
-                <w:szCs w:val="24"/>
-              </w:rPr>
-              <w:t>5</w:t>
-            </w:r>
-            <w:r>
-              <w:rPr>
-                <w:rFonts w:ascii="Barlow Condensed Medium" w:eastAsia="標楷體" w:hAnsi="Barlow Condensed Medium" w:cstheme="minorHAnsi"/>
-                <w:w w:val="80"/>
-                <w:szCs w:val="24"/>
-              </w:rPr>
-              <w:t>00</w:t>
+              <w:t>,000</w:t>
             </w:r>
           </w:p>
         </w:tc>
@@ -23410,7 +23215,23 @@
                 <w:w w:val="80"/>
                 <w:szCs w:val="24"/>
               </w:rPr>
-              <w:t>54-4</w:t>
+              <w:t>65</w:t>
+            </w:r>
+            <w:r>
+              <w:rPr>
+                <w:rFonts w:ascii="Barlow Condensed Medium" w:eastAsia="標楷體" w:hAnsi="Barlow Condensed Medium" w:cstheme="minorHAnsi" w:hint="eastAsia"/>
+                <w:w w:val="80"/>
+                <w:szCs w:val="24"/>
+              </w:rPr>
+              <w:t>-</w:t>
+            </w:r>
+            <w:r>
+              <w:rPr>
+                <w:rFonts w:ascii="Barlow Condensed Medium" w:eastAsia="標楷體" w:hAnsi="Barlow Condensed Medium" w:cstheme="minorHAnsi" w:hint="eastAsia"/>
+                <w:w w:val="80"/>
+                <w:szCs w:val="24"/>
+              </w:rPr>
+              <w:t>1</w:t>
             </w:r>
             <w:r>
               <w:rPr>
@@ -23444,35 +23265,19 @@
             </w:pPr>
             <w:r>
               <w:rPr>
+                <w:rFonts w:ascii="Barlow Condensed Medium" w:eastAsia="標楷體" w:hAnsi="Barlow Condensed Medium" w:cstheme="minorHAnsi" w:hint="eastAsia"/>
+                <w:w w:val="80"/>
+                <w:szCs w:val="24"/>
+              </w:rPr>
+              <w:t>3</w:t>
+            </w:r>
+            <w:r>
+              <w:rPr>
                 <w:rFonts w:ascii="Barlow Condensed Medium" w:eastAsia="標楷體" w:hAnsi="Barlow Condensed Medium" w:cstheme="minorHAnsi"/>
                 <w:w w:val="80"/>
                 <w:szCs w:val="24"/>
               </w:rPr>
-              <w:t>1</w:t>
-            </w:r>
-            <w:r>
-              <w:rPr>
-                <w:rFonts w:ascii="Barlow Condensed Medium" w:eastAsia="標楷體" w:hAnsi="Barlow Condensed Medium" w:cstheme="minorHAnsi"/>
-                <w:w w:val="80"/>
-                <w:szCs w:val="24"/>
-              </w:rPr>
-              <w:t>,</w:t>
-            </w:r>
-            <w:r>
-              <w:rPr>
-                <w:rFonts w:ascii="Barlow Condensed Medium" w:eastAsia="標楷體" w:hAnsi="Barlow Condensed Medium" w:cstheme="minorHAnsi" w:hint="eastAsia"/>
-                <w:w w:val="80"/>
-                <w:szCs w:val="24"/>
-              </w:rPr>
-              <w:t>5</w:t>
-            </w:r>
-            <w:r>
-              <w:rPr>
-                <w:rFonts w:ascii="Barlow Condensed Medium" w:eastAsia="標楷體" w:hAnsi="Barlow Condensed Medium" w:cstheme="minorHAnsi"/>
-                <w:w w:val="80"/>
-                <w:szCs w:val="24"/>
-              </w:rPr>
-              <w:t>00</w:t>
+              <w:t>,000</w:t>
             </w:r>
           </w:p>
         </w:tc>
@@ -23557,7 +23362,7 @@
               <w:snapToGrid w:val="0"/>
               <w:jc w:val="right"/>
               <w:rPr>
-                <w:rFonts w:ascii="Barlow Condensed Medium" w:eastAsia="標楷體" w:hAnsi="Barlow Condensed Medium" w:cstheme="minorHAnsi"/>
+                <w:rFonts w:ascii="Barlow Condensed Medium" w:eastAsia="標楷體" w:hAnsi="Barlow Condensed Medium" w:cstheme="minorHAnsi" w:hint="eastAsia"/>
                 <w:w w:val="80"/>
                 <w:szCs w:val="24"/>
               </w:rPr>
@@ -23578,7 +23383,7 @@
               <w:snapToGrid w:val="0"/>
               <w:ind w:leftChars="-2" w:left="-5" w:rightChars="-3" w:right="-7"/>
               <w:rPr>
-                <w:rFonts w:ascii="Barlow Condensed Medium" w:eastAsia="標楷體" w:hAnsi="Barlow Condensed Medium" w:cstheme="minorHAnsi"/>
+                <w:rFonts w:ascii="Barlow Condensed Medium" w:eastAsia="標楷體" w:hAnsi="Barlow Condensed Medium" w:cstheme="minorHAnsi" w:hint="eastAsia"/>
                 <w:w w:val="80"/>
                 <w:szCs w:val="24"/>
               </w:rPr>
@@ -23599,7 +23404,7 @@
               <w:snapToGrid w:val="0"/>
               <w:jc w:val="right"/>
               <w:rPr>
-                <w:rFonts w:ascii="Barlow Condensed Medium" w:eastAsia="標楷體" w:hAnsi="Barlow Condensed Medium" w:cstheme="minorHAnsi"/>
+                <w:rFonts w:ascii="Barlow Condensed Medium" w:eastAsia="標楷體" w:hAnsi="Barlow Condensed Medium" w:cstheme="minorHAnsi" w:hint="eastAsia"/>
                 <w:w w:val="80"/>
                 <w:szCs w:val="24"/>
               </w:rPr>
@@ -23620,7 +23425,7 @@
             <w:pPr>
               <w:snapToGrid w:val="0"/>
               <w:rPr>
-                <w:rFonts w:ascii="Barlow Condensed Medium" w:eastAsia="標楷體" w:hAnsi="Barlow Condensed Medium" w:cstheme="minorHAnsi"/>
+                <w:rFonts w:ascii="Barlow Condensed Medium" w:eastAsia="標楷體" w:hAnsi="Barlow Condensed Medium" w:cstheme="minorHAnsi" w:hint="eastAsia"/>
                 <w:w w:val="80"/>
                 <w:szCs w:val="24"/>
               </w:rPr>
@@ -23686,7 +23491,6 @@
           <w:p>
             <w:pPr>
               <w:snapToGrid w:val="0"/>
-              <w:jc w:val="both"/>
               <w:rPr>
                 <w:rFonts w:ascii="Barlow Condensed Medium" w:eastAsia="華康中黑體" w:hAnsi="Barlow Condensed Medium" w:cstheme="minorHAnsi"/>
                 <w:w w:val="80"/>
@@ -23708,19 +23512,11 @@
                 <w:szCs w:val="24"/>
                 <w:lang w:eastAsia="zh-HK"/>
               </w:rPr>
-              <w:t>為</w:t>
-            </w:r>
-            <w:r>
-              <w:rPr>
-                <w:rFonts w:ascii="Barlow Condensed Medium" w:eastAsia="華康中黑體" w:hAnsi="Barlow Condensed Medium" w:cstheme="minorHAnsi" w:hint="eastAsia"/>
-                <w:w w:val="80"/>
-                <w:szCs w:val="24"/>
-              </w:rPr>
-              <w:t>松年團契</w:t>
-            </w:r>
-            <w:r>
-              <w:rPr>
-                <w:rFonts w:ascii="Barlow Condensed Medium" w:eastAsia="華康中黑體" w:hAnsi="Barlow Condensed Medium" w:cstheme="minorHAnsi" w:hint="eastAsia"/>
+              <w:t>感恩</w:t>
+            </w:r>
+            <w:r>
+              <w:rPr>
+                <w:rFonts w:ascii="Barlow Condensed Medium" w:eastAsia="華康中黑體" w:hAnsi="Barlow Condensed Medium" w:cstheme="minorHAnsi"/>
                 <w:w w:val="80"/>
                 <w:szCs w:val="24"/>
               </w:rPr>
@@ -23753,7 +23549,6 @@
                 <w:rFonts w:ascii="Barlow Condensed Medium" w:eastAsia="標楷體" w:hAnsi="Barlow Condensed Medium" w:cstheme="minorHAnsi"/>
                 <w:w w:val="80"/>
                 <w:szCs w:val="24"/>
-                <w:lang w:eastAsia="zh-HK"/>
               </w:rPr>
             </w:pPr>
             <w:r>
@@ -23762,7 +23557,7 @@
                 <w:w w:val="80"/>
                 <w:szCs w:val="24"/>
               </w:rPr>
-              <w:t>7</w:t>
+              <w:t>9-1</w:t>
             </w:r>
             <w:r>
               <w:rPr>
@@ -23796,19 +23591,19 @@
             </w:pPr>
             <w:r>
               <w:rPr>
+                <w:rFonts w:ascii="Barlow Condensed Medium" w:eastAsia="標楷體" w:hAnsi="Barlow Condensed Medium" w:cstheme="minorHAnsi" w:hint="eastAsia"/>
+                <w:w w:val="80"/>
+                <w:szCs w:val="24"/>
+              </w:rPr>
+              <w:t>1,0</w:t>
+            </w:r>
+            <w:r>
+              <w:rPr>
                 <w:rFonts w:ascii="Barlow Condensed Medium" w:eastAsia="標楷體" w:hAnsi="Barlow Condensed Medium" w:cstheme="minorHAnsi"/>
                 <w:w w:val="80"/>
                 <w:szCs w:val="24"/>
               </w:rPr>
-              <w:t>1</w:t>
-            </w:r>
-            <w:r>
-              <w:rPr>
-                <w:rFonts w:ascii="Barlow Condensed Medium" w:eastAsia="標楷體" w:hAnsi="Barlow Condensed Medium" w:cstheme="minorHAnsi"/>
-                <w:w w:val="80"/>
-                <w:szCs w:val="24"/>
-              </w:rPr>
-              <w:t>,000</w:t>
+              <w:t>00</w:t>
             </w:r>
           </w:p>
         </w:tc>
@@ -23837,7 +23632,7 @@
                 <w:w w:val="80"/>
                 <w:szCs w:val="24"/>
               </w:rPr>
-              <w:t>7-1</w:t>
+              <w:t>10</w:t>
             </w:r>
             <w:r>
               <w:rPr>
@@ -23871,11 +23666,11 @@
             </w:pPr>
             <w:r>
               <w:rPr>
-                <w:rFonts w:ascii="Barlow Condensed Medium" w:eastAsia="標楷體" w:hAnsi="Barlow Condensed Medium" w:cstheme="minorHAnsi"/>
+                <w:rFonts w:ascii="Barlow Condensed Medium" w:eastAsia="標楷體" w:hAnsi="Barlow Condensed Medium" w:cstheme="minorHAnsi" w:hint="eastAsia"/>
                 <w:w w:val="80"/>
                 <w:szCs w:val="24"/>
               </w:rPr>
-              <w:t>1</w:t>
+              <w:t>5</w:t>
             </w:r>
             <w:r>
               <w:rPr>
@@ -23907,6 +23702,23 @@
                 <w:szCs w:val="24"/>
               </w:rPr>
             </w:pPr>
+            <w:r>
+              <w:rPr>
+                <w:rFonts w:ascii="Barlow Condensed Medium" w:eastAsia="標楷體" w:hAnsi="Barlow Condensed Medium" w:cstheme="minorHAnsi" w:hint="eastAsia"/>
+                <w:w w:val="80"/>
+                <w:szCs w:val="24"/>
+              </w:rPr>
+              <w:t>21</w:t>
+            </w:r>
+            <w:r>
+              <w:rPr>
+                <w:rFonts w:ascii="Barlow Condensed Medium" w:eastAsia="標楷體" w:hAnsi="Barlow Condensed Medium" w:cstheme="minorHAnsi" w:hint="eastAsia"/>
+                <w:w w:val="80"/>
+                <w:szCs w:val="24"/>
+                <w:lang w:eastAsia="zh-HK"/>
+              </w:rPr>
+              <w:t>號</w:t>
+            </w:r>
           </w:p>
         </w:tc>
         <w:tc>
@@ -23927,6 +23739,38 @@
                 <w:szCs w:val="24"/>
               </w:rPr>
             </w:pPr>
+            <w:r>
+              <w:rPr>
+                <w:rFonts w:ascii="Barlow Condensed Medium" w:eastAsia="標楷體" w:hAnsi="Barlow Condensed Medium" w:cstheme="minorHAnsi" w:hint="eastAsia"/>
+                <w:w w:val="80"/>
+                <w:szCs w:val="24"/>
+              </w:rPr>
+              <w:t>3</w:t>
+            </w:r>
+            <w:r>
+              <w:rPr>
+                <w:rFonts w:ascii="Barlow Condensed Medium" w:eastAsia="標楷體" w:hAnsi="Barlow Condensed Medium" w:cstheme="minorHAnsi"/>
+                <w:w w:val="80"/>
+                <w:szCs w:val="24"/>
+              </w:rPr>
+              <w:t>,</w:t>
+            </w:r>
+            <w:r>
+              <w:rPr>
+                <w:rFonts w:ascii="Barlow Condensed Medium" w:eastAsia="標楷體" w:hAnsi="Barlow Condensed Medium" w:cstheme="minorHAnsi" w:hint="eastAsia"/>
+                <w:w w:val="80"/>
+                <w:szCs w:val="24"/>
+              </w:rPr>
+              <w:t>0</w:t>
+            </w:r>
+            <w:r>
+              <w:rPr>
+                <w:rFonts w:ascii="Barlow Condensed Medium" w:eastAsia="標楷體" w:hAnsi="Barlow Condensed Medium" w:cstheme="minorHAnsi"/>
+                <w:w w:val="80"/>
+                <w:szCs w:val="24"/>
+              </w:rPr>
+              <w:t>00</w:t>
+            </w:r>
           </w:p>
         </w:tc>
       </w:tr>
@@ -23946,7 +23790,6 @@
           <w:p>
             <w:pPr>
               <w:snapToGrid w:val="0"/>
-              <w:jc w:val="both"/>
               <w:rPr>
                 <w:rFonts w:ascii="Barlow Condensed Medium" w:eastAsia="華康中黑體" w:hAnsi="Barlow Condensed Medium" w:cstheme="minorHAnsi"/>
                 <w:w w:val="80"/>
@@ -23974,6 +23817,23 @@
                 <w:szCs w:val="24"/>
               </w:rPr>
             </w:pPr>
+            <w:r>
+              <w:rPr>
+                <w:rFonts w:ascii="Barlow Condensed Medium" w:eastAsia="標楷體" w:hAnsi="Barlow Condensed Medium" w:cstheme="minorHAnsi" w:hint="eastAsia"/>
+                <w:w w:val="80"/>
+                <w:szCs w:val="24"/>
+              </w:rPr>
+              <w:t>23</w:t>
+            </w:r>
+            <w:r>
+              <w:rPr>
+                <w:rFonts w:ascii="Barlow Condensed Medium" w:eastAsia="標楷體" w:hAnsi="Barlow Condensed Medium" w:cstheme="minorHAnsi" w:hint="eastAsia"/>
+                <w:w w:val="80"/>
+                <w:szCs w:val="24"/>
+                <w:lang w:eastAsia="zh-HK"/>
+              </w:rPr>
+              <w:t>號</w:t>
+            </w:r>
           </w:p>
         </w:tc>
         <w:tc>
@@ -23995,6 +23855,22 @@
                 <w:szCs w:val="24"/>
               </w:rPr>
             </w:pPr>
+            <w:r>
+              <w:rPr>
+                <w:rFonts w:ascii="Barlow Condensed Medium" w:eastAsia="標楷體" w:hAnsi="Barlow Condensed Medium" w:cstheme="minorHAnsi" w:hint="eastAsia"/>
+                <w:w w:val="80"/>
+                <w:szCs w:val="24"/>
+              </w:rPr>
+              <w:t>1,0</w:t>
+            </w:r>
+            <w:r>
+              <w:rPr>
+                <w:rFonts w:ascii="Barlow Condensed Medium" w:eastAsia="標楷體" w:hAnsi="Barlow Condensed Medium" w:cstheme="minorHAnsi"/>
+                <w:w w:val="80"/>
+                <w:szCs w:val="24"/>
+              </w:rPr>
+              <w:t>00</w:t>
+            </w:r>
           </w:p>
         </w:tc>
         <w:tc>
@@ -24016,6 +23892,23 @@
                 <w:szCs w:val="24"/>
               </w:rPr>
             </w:pPr>
+            <w:r>
+              <w:rPr>
+                <w:rFonts w:ascii="Barlow Condensed Medium" w:eastAsia="標楷體" w:hAnsi="Barlow Condensed Medium" w:cstheme="minorHAnsi" w:hint="eastAsia"/>
+                <w:w w:val="80"/>
+                <w:szCs w:val="24"/>
+              </w:rPr>
+              <w:t>31</w:t>
+            </w:r>
+            <w:r>
+              <w:rPr>
+                <w:rFonts w:ascii="Barlow Condensed Medium" w:eastAsia="標楷體" w:hAnsi="Barlow Condensed Medium" w:cstheme="minorHAnsi" w:hint="eastAsia"/>
+                <w:w w:val="80"/>
+                <w:szCs w:val="24"/>
+                <w:lang w:eastAsia="zh-HK"/>
+              </w:rPr>
+              <w:t>號</w:t>
+            </w:r>
           </w:p>
         </w:tc>
         <w:tc>
@@ -24037,6 +23930,22 @@
                 <w:szCs w:val="24"/>
               </w:rPr>
             </w:pPr>
+            <w:r>
+              <w:rPr>
+                <w:rFonts w:ascii="Barlow Condensed Medium" w:eastAsia="標楷體" w:hAnsi="Barlow Condensed Medium" w:cstheme="minorHAnsi" w:hint="eastAsia"/>
+                <w:w w:val="80"/>
+                <w:szCs w:val="24"/>
+              </w:rPr>
+              <w:t>10</w:t>
+            </w:r>
+            <w:r>
+              <w:rPr>
+                <w:rFonts w:ascii="Barlow Condensed Medium" w:eastAsia="標楷體" w:hAnsi="Barlow Condensed Medium" w:cstheme="minorHAnsi"/>
+                <w:w w:val="80"/>
+                <w:szCs w:val="24"/>
+              </w:rPr>
+              <w:t>,000</w:t>
+            </w:r>
           </w:p>
         </w:tc>
         <w:tc>
@@ -24059,6 +23968,23 @@
                 <w:szCs w:val="24"/>
               </w:rPr>
             </w:pPr>
+            <w:r>
+              <w:rPr>
+                <w:rFonts w:ascii="Barlow Condensed Medium" w:eastAsia="標楷體" w:hAnsi="Barlow Condensed Medium" w:cstheme="minorHAnsi" w:hint="eastAsia"/>
+                <w:w w:val="80"/>
+                <w:szCs w:val="24"/>
+              </w:rPr>
+              <w:t>37</w:t>
+            </w:r>
+            <w:r>
+              <w:rPr>
+                <w:rFonts w:ascii="Barlow Condensed Medium" w:eastAsia="標楷體" w:hAnsi="Barlow Condensed Medium" w:cstheme="minorHAnsi" w:hint="eastAsia"/>
+                <w:w w:val="80"/>
+                <w:szCs w:val="24"/>
+                <w:lang w:eastAsia="zh-HK"/>
+              </w:rPr>
+              <w:t>號</w:t>
+            </w:r>
           </w:p>
         </w:tc>
         <w:tc>
@@ -24079,6 +24005,38 @@
                 <w:szCs w:val="24"/>
               </w:rPr>
             </w:pPr>
+            <w:r>
+              <w:rPr>
+                <w:rFonts w:ascii="Barlow Condensed Medium" w:eastAsia="標楷體" w:hAnsi="Barlow Condensed Medium" w:cstheme="minorHAnsi" w:hint="eastAsia"/>
+                <w:w w:val="80"/>
+                <w:szCs w:val="24"/>
+              </w:rPr>
+              <w:t>2</w:t>
+            </w:r>
+            <w:r>
+              <w:rPr>
+                <w:rFonts w:ascii="Barlow Condensed Medium" w:eastAsia="標楷體" w:hAnsi="Barlow Condensed Medium" w:cstheme="minorHAnsi"/>
+                <w:w w:val="80"/>
+                <w:szCs w:val="24"/>
+              </w:rPr>
+              <w:t>,</w:t>
+            </w:r>
+            <w:r>
+              <w:rPr>
+                <w:rFonts w:ascii="Barlow Condensed Medium" w:eastAsia="標楷體" w:hAnsi="Barlow Condensed Medium" w:cstheme="minorHAnsi" w:hint="eastAsia"/>
+                <w:w w:val="80"/>
+                <w:szCs w:val="24"/>
+              </w:rPr>
+              <w:t>0</w:t>
+            </w:r>
+            <w:r>
+              <w:rPr>
+                <w:rFonts w:ascii="Barlow Condensed Medium" w:eastAsia="標楷體" w:hAnsi="Barlow Condensed Medium" w:cstheme="minorHAnsi"/>
+                <w:w w:val="80"/>
+                <w:szCs w:val="24"/>
+              </w:rPr>
+              <w:t>00</w:t>
+            </w:r>
           </w:p>
         </w:tc>
       </w:tr>
@@ -24098,59 +24056,108 @@
           <w:p>
             <w:pPr>
               <w:snapToGrid w:val="0"/>
-              <w:jc w:val="both"/>
               <w:rPr>
                 <w:rFonts w:ascii="Barlow Condensed Medium" w:eastAsia="華康中黑體" w:hAnsi="Barlow Condensed Medium" w:cstheme="minorHAnsi"/>
                 <w:w w:val="80"/>
                 <w:szCs w:val="24"/>
               </w:rPr>
             </w:pPr>
-            <w:r>
-              <w:rPr>
-                <w:rFonts w:ascii="Barlow Condensed Medium" w:eastAsia="華康中黑體" w:hAnsi="Barlow Condensed Medium" w:cstheme="minorHAnsi"/>
+          </w:p>
+        </w:tc>
+        <w:tc>
+          <w:tcPr>
+            <w:tcW w:w="685" w:type="dxa"/>
+            <w:tcMar>
+              <w:left w:w="28" w:type="dxa"/>
+              <w:right w:w="28" w:type="dxa"/>
+            </w:tcMar>
+            <w:vAlign w:val="center"/>
+          </w:tcPr>
+          <w:p>
+            <w:pPr>
+              <w:snapToGrid w:val="0"/>
+              <w:jc w:val="right"/>
+              <w:rPr>
+                <w:rFonts w:ascii="Barlow Condensed Medium" w:eastAsia="標楷體" w:hAnsi="Barlow Condensed Medium" w:cstheme="minorHAnsi"/>
                 <w:w w:val="80"/>
                 <w:szCs w:val="24"/>
               </w:rPr>
-              <w:sym w:font="Wingdings 2" w:char="F0AE"/>
-            </w:r>
-            <w:r>
-              <w:rPr>
-                <w:rFonts w:ascii="Barlow Condensed Medium" w:eastAsia="華康中黑體" w:hAnsi="Barlow Condensed Medium" w:cstheme="minorHAnsi" w:hint="eastAsia"/>
+            </w:pPr>
+            <w:r>
+              <w:rPr>
+                <w:rFonts w:ascii="Barlow Condensed Medium" w:eastAsia="標楷體" w:hAnsi="Barlow Condensed Medium" w:cstheme="minorHAnsi" w:hint="eastAsia"/>
+                <w:w w:val="80"/>
+                <w:szCs w:val="24"/>
+              </w:rPr>
+              <w:t>4</w:t>
+            </w:r>
+            <w:r>
+              <w:rPr>
+                <w:rFonts w:ascii="Barlow Condensed Medium" w:eastAsia="標楷體" w:hAnsi="Barlow Condensed Medium" w:cstheme="minorHAnsi" w:hint="eastAsia"/>
+                <w:w w:val="80"/>
+                <w:szCs w:val="24"/>
+              </w:rPr>
+              <w:t>9</w:t>
+            </w:r>
+            <w:r>
+              <w:rPr>
+                <w:rFonts w:ascii="Barlow Condensed Medium" w:eastAsia="標楷體" w:hAnsi="Barlow Condensed Medium" w:cstheme="minorHAnsi" w:hint="eastAsia"/>
                 <w:w w:val="80"/>
                 <w:szCs w:val="24"/>
                 <w:lang w:eastAsia="zh-HK"/>
               </w:rPr>
-              <w:t>為</w:t>
-            </w:r>
-            <w:r>
-              <w:rPr>
-                <w:rFonts w:ascii="Barlow Condensed Medium" w:eastAsia="華康中黑體" w:hAnsi="Barlow Condensed Medium" w:cstheme="minorHAnsi" w:hint="eastAsia"/>
+              <w:t>號</w:t>
+            </w:r>
+          </w:p>
+        </w:tc>
+        <w:tc>
+          <w:tcPr>
+            <w:tcW w:w="685" w:type="dxa"/>
+            <w:tcMar>
+              <w:left w:w="113" w:type="dxa"/>
+              <w:right w:w="28" w:type="dxa"/>
+            </w:tcMar>
+            <w:vAlign w:val="center"/>
+          </w:tcPr>
+          <w:p>
+            <w:pPr>
+              <w:snapToGrid w:val="0"/>
+              <w:ind w:leftChars="-2" w:left="-5" w:rightChars="-3" w:right="-7"/>
+              <w:rPr>
+                <w:rFonts w:ascii="Barlow Condensed Medium" w:eastAsia="標楷體" w:hAnsi="Barlow Condensed Medium" w:cstheme="minorHAnsi"/>
                 <w:w w:val="80"/>
                 <w:szCs w:val="24"/>
               </w:rPr>
-              <w:t>聖歌隊</w:t>
-            </w:r>
-            <w:r>
-              <w:rPr>
-                <w:rFonts w:ascii="Barlow Condensed Medium" w:eastAsia="華康中黑體" w:hAnsi="Barlow Condensed Medium" w:cstheme="minorHAnsi" w:hint="eastAsia"/>
+            </w:pPr>
+            <w:r>
+              <w:rPr>
+                <w:rFonts w:ascii="Barlow Condensed Medium" w:eastAsia="標楷體" w:hAnsi="Barlow Condensed Medium" w:cstheme="minorHAnsi" w:hint="eastAsia"/>
                 <w:w w:val="80"/>
                 <w:szCs w:val="24"/>
               </w:rPr>
-              <w:t>奉獻</w:t>
-            </w:r>
-            <w:r>
-              <w:rPr>
-                <w:rFonts w:ascii="Barlow Condensed Medium" w:eastAsia="華康中黑體" w:hAnsi="Barlow Condensed Medium" w:cstheme="minorHAnsi"/>
+              <w:t>3</w:t>
+            </w:r>
+            <w:r>
+              <w:rPr>
+                <w:rFonts w:ascii="Barlow Condensed Medium" w:eastAsia="標楷體" w:hAnsi="Barlow Condensed Medium" w:cstheme="minorHAnsi" w:hint="eastAsia"/>
                 <w:w w:val="80"/>
                 <w:szCs w:val="24"/>
               </w:rPr>
-              <w:t>:</w:t>
-            </w:r>
-          </w:p>
-        </w:tc>
-        <w:tc>
-          <w:tcPr>
-            <w:tcW w:w="685" w:type="dxa"/>
+              <w:t>,0</w:t>
+            </w:r>
+            <w:r>
+              <w:rPr>
+                <w:rFonts w:ascii="Barlow Condensed Medium" w:eastAsia="標楷體" w:hAnsi="Barlow Condensed Medium" w:cstheme="minorHAnsi"/>
+                <w:w w:val="80"/>
+                <w:szCs w:val="24"/>
+              </w:rPr>
+              <w:t>00</w:t>
+            </w:r>
+          </w:p>
+        </w:tc>
+        <w:tc>
+          <w:tcPr>
+            <w:tcW w:w="686" w:type="dxa"/>
             <w:tcMar>
               <w:left w:w="28" w:type="dxa"/>
               <w:right w:w="28" w:type="dxa"/>
@@ -24173,7 +24180,7 @@
                 <w:w w:val="80"/>
                 <w:szCs w:val="24"/>
               </w:rPr>
-              <w:t>7</w:t>
+              <w:t>50</w:t>
             </w:r>
             <w:r>
               <w:rPr>
@@ -24188,7 +24195,8 @@
         </w:tc>
         <w:tc>
           <w:tcPr>
-            <w:tcW w:w="685" w:type="dxa"/>
+            <w:tcW w:w="682" w:type="dxa"/>
+            <w:gridSpan w:val="2"/>
             <w:tcMar>
               <w:left w:w="113" w:type="dxa"/>
               <w:right w:w="28" w:type="dxa"/>
@@ -24198,7 +24206,6 @@
           <w:p>
             <w:pPr>
               <w:snapToGrid w:val="0"/>
-              <w:ind w:leftChars="-2" w:left="-5" w:rightChars="-3" w:right="-7"/>
               <w:rPr>
                 <w:rFonts w:ascii="Barlow Condensed Medium" w:eastAsia="標楷體" w:hAnsi="Barlow Condensed Medium" w:cstheme="minorHAnsi"/>
                 <w:w w:val="80"/>
@@ -24207,11 +24214,27 @@
             </w:pPr>
             <w:r>
               <w:rPr>
+                <w:rFonts w:ascii="Barlow Condensed Medium" w:eastAsia="標楷體" w:hAnsi="Barlow Condensed Medium" w:cstheme="minorHAnsi" w:hint="eastAsia"/>
+                <w:w w:val="80"/>
+                <w:szCs w:val="24"/>
+              </w:rPr>
+              <w:t>1</w:t>
+            </w:r>
+            <w:r>
+              <w:rPr>
                 <w:rFonts w:ascii="Barlow Condensed Medium" w:eastAsia="標楷體" w:hAnsi="Barlow Condensed Medium" w:cstheme="minorHAnsi"/>
                 <w:w w:val="80"/>
                 <w:szCs w:val="24"/>
               </w:rPr>
-              <w:t>1</w:t>
+              <w:t>,</w:t>
+            </w:r>
+            <w:r>
+              <w:rPr>
+                <w:rFonts w:ascii="Barlow Condensed Medium" w:eastAsia="標楷體" w:hAnsi="Barlow Condensed Medium" w:cstheme="minorHAnsi" w:hint="eastAsia"/>
+                <w:w w:val="80"/>
+                <w:szCs w:val="24"/>
+              </w:rPr>
+              <w:t>8</w:t>
             </w:r>
             <w:r>
               <w:rPr>
@@ -24219,82 +24242,7 @@
                 <w:w w:val="80"/>
                 <w:szCs w:val="24"/>
               </w:rPr>
-              <w:t>,000</w:t>
-            </w:r>
-          </w:p>
-        </w:tc>
-        <w:tc>
-          <w:tcPr>
-            <w:tcW w:w="686" w:type="dxa"/>
-            <w:tcMar>
-              <w:left w:w="28" w:type="dxa"/>
-              <w:right w:w="28" w:type="dxa"/>
-            </w:tcMar>
-            <w:vAlign w:val="center"/>
-          </w:tcPr>
-          <w:p>
-            <w:pPr>
-              <w:snapToGrid w:val="0"/>
-              <w:jc w:val="right"/>
-              <w:rPr>
-                <w:rFonts w:ascii="Barlow Condensed Medium" w:eastAsia="標楷體" w:hAnsi="Barlow Condensed Medium" w:cstheme="minorHAnsi"/>
-                <w:w w:val="80"/>
-                <w:szCs w:val="24"/>
-              </w:rPr>
-            </w:pPr>
-            <w:r>
-              <w:rPr>
-                <w:rFonts w:ascii="Barlow Condensed Medium" w:eastAsia="標楷體" w:hAnsi="Barlow Condensed Medium" w:cstheme="minorHAnsi" w:hint="eastAsia"/>
-                <w:w w:val="80"/>
-                <w:szCs w:val="24"/>
-              </w:rPr>
-              <w:t>62</w:t>
-            </w:r>
-            <w:r>
-              <w:rPr>
-                <w:rFonts w:ascii="Barlow Condensed Medium" w:eastAsia="標楷體" w:hAnsi="Barlow Condensed Medium" w:cstheme="minorHAnsi" w:hint="eastAsia"/>
-                <w:w w:val="80"/>
-                <w:szCs w:val="24"/>
-                <w:lang w:eastAsia="zh-HK"/>
-              </w:rPr>
-              <w:t>號</w:t>
-            </w:r>
-          </w:p>
-        </w:tc>
-        <w:tc>
-          <w:tcPr>
-            <w:tcW w:w="682" w:type="dxa"/>
-            <w:gridSpan w:val="2"/>
-            <w:tcMar>
-              <w:left w:w="113" w:type="dxa"/>
-              <w:right w:w="28" w:type="dxa"/>
-            </w:tcMar>
-            <w:vAlign w:val="center"/>
-          </w:tcPr>
-          <w:p>
-            <w:pPr>
-              <w:snapToGrid w:val="0"/>
-              <w:rPr>
-                <w:rFonts w:ascii="Barlow Condensed Medium" w:eastAsia="標楷體" w:hAnsi="Barlow Condensed Medium" w:cstheme="minorHAnsi"/>
-                <w:w w:val="80"/>
-                <w:szCs w:val="24"/>
-              </w:rPr>
-            </w:pPr>
-            <w:r>
-              <w:rPr>
-                <w:rFonts w:ascii="Barlow Condensed Medium" w:eastAsia="標楷體" w:hAnsi="Barlow Condensed Medium" w:cstheme="minorHAnsi" w:hint="eastAsia"/>
-                <w:w w:val="80"/>
-                <w:szCs w:val="24"/>
-              </w:rPr>
-              <w:t>2</w:t>
-            </w:r>
-            <w:r>
-              <w:rPr>
-                <w:rFonts w:ascii="Barlow Condensed Medium" w:eastAsia="標楷體" w:hAnsi="Barlow Condensed Medium" w:cstheme="minorHAnsi"/>
-                <w:w w:val="80"/>
-                <w:szCs w:val="24"/>
-              </w:rPr>
-              <w:t>,000</w:t>
+              <w:t>00</w:t>
             </w:r>
           </w:p>
         </w:tc>
@@ -24357,7 +24305,6 @@
           <w:p>
             <w:pPr>
               <w:snapToGrid w:val="0"/>
-              <w:jc w:val="both"/>
               <w:rPr>
                 <w:rFonts w:ascii="Barlow Condensed Medium" w:eastAsia="華康中黑體" w:hAnsi="Barlow Condensed Medium" w:cstheme="minorHAnsi"/>
                 <w:w w:val="80"/>
@@ -24539,7 +24486,7 @@
                 <w:w w:val="80"/>
                 <w:szCs w:val="24"/>
               </w:rPr>
-              <w:t>婦女</w:t>
+              <w:t>松年團契</w:t>
             </w:r>
             <w:r>
               <w:rPr>
@@ -24547,11 +24494,11 @@
                 <w:w w:val="80"/>
                 <w:szCs w:val="24"/>
               </w:rPr>
-              <w:t>團契奉獻</w:t>
-            </w:r>
-            <w:r>
-              <w:rPr>
-                <w:rFonts w:ascii="Barlow Condensed Medium" w:eastAsia="華康中黑體" w:hAnsi="Barlow Condensed Medium" w:cstheme="minorHAnsi" w:hint="eastAsia"/>
+              <w:t>奉獻</w:t>
+            </w:r>
+            <w:r>
+              <w:rPr>
+                <w:rFonts w:ascii="Barlow Condensed Medium" w:eastAsia="華康中黑體" w:hAnsi="Barlow Condensed Medium" w:cstheme="minorHAnsi"/>
                 <w:w w:val="80"/>
                 <w:szCs w:val="24"/>
               </w:rPr>
@@ -24576,6 +24523,7 @@
                 <w:rFonts w:ascii="Barlow Condensed Medium" w:eastAsia="標楷體" w:hAnsi="Barlow Condensed Medium" w:cstheme="minorHAnsi"/>
                 <w:w w:val="80"/>
                 <w:szCs w:val="24"/>
+                <w:lang w:eastAsia="zh-HK"/>
               </w:rPr>
             </w:pPr>
             <w:r>
@@ -24584,7 +24532,7 @@
                 <w:w w:val="80"/>
                 <w:szCs w:val="24"/>
               </w:rPr>
-              <w:t>7-1</w:t>
+              <w:t>23</w:t>
             </w:r>
             <w:r>
               <w:rPr>
@@ -24632,6 +24580,569 @@
               </w:rPr>
               <w:t>,000</w:t>
             </w:r>
+          </w:p>
+        </w:tc>
+        <w:tc>
+          <w:tcPr>
+            <w:tcW w:w="686" w:type="dxa"/>
+            <w:tcMar>
+              <w:left w:w="28" w:type="dxa"/>
+              <w:right w:w="28" w:type="dxa"/>
+            </w:tcMar>
+            <w:vAlign w:val="center"/>
+          </w:tcPr>
+          <w:p>
+            <w:pPr>
+              <w:snapToGrid w:val="0"/>
+              <w:jc w:val="right"/>
+              <w:rPr>
+                <w:rFonts w:ascii="Barlow Condensed Medium" w:eastAsia="標楷體" w:hAnsi="Barlow Condensed Medium" w:cstheme="minorHAnsi"/>
+                <w:w w:val="80"/>
+                <w:szCs w:val="24"/>
+              </w:rPr>
+            </w:pPr>
+            <w:r>
+              <w:rPr>
+                <w:rFonts w:ascii="Barlow Condensed Medium" w:eastAsia="標楷體" w:hAnsi="Barlow Condensed Medium" w:cstheme="minorHAnsi" w:hint="eastAsia"/>
+                <w:w w:val="80"/>
+                <w:szCs w:val="24"/>
+              </w:rPr>
+              <w:t>49</w:t>
+            </w:r>
+            <w:r>
+              <w:rPr>
+                <w:rFonts w:ascii="Barlow Condensed Medium" w:eastAsia="標楷體" w:hAnsi="Barlow Condensed Medium" w:cstheme="minorHAnsi" w:hint="eastAsia"/>
+                <w:w w:val="80"/>
+                <w:szCs w:val="24"/>
+                <w:lang w:eastAsia="zh-HK"/>
+              </w:rPr>
+              <w:t>號</w:t>
+            </w:r>
+          </w:p>
+        </w:tc>
+        <w:tc>
+          <w:tcPr>
+            <w:tcW w:w="682" w:type="dxa"/>
+            <w:gridSpan w:val="2"/>
+            <w:tcMar>
+              <w:left w:w="113" w:type="dxa"/>
+              <w:right w:w="28" w:type="dxa"/>
+            </w:tcMar>
+            <w:vAlign w:val="center"/>
+          </w:tcPr>
+          <w:p>
+            <w:pPr>
+              <w:snapToGrid w:val="0"/>
+              <w:rPr>
+                <w:rFonts w:ascii="Barlow Condensed Medium" w:eastAsia="標楷體" w:hAnsi="Barlow Condensed Medium" w:cstheme="minorHAnsi"/>
+                <w:w w:val="80"/>
+                <w:szCs w:val="24"/>
+              </w:rPr>
+            </w:pPr>
+            <w:r>
+              <w:rPr>
+                <w:rFonts w:ascii="Barlow Condensed Medium" w:eastAsia="標楷體" w:hAnsi="Barlow Condensed Medium" w:cstheme="minorHAnsi"/>
+                <w:w w:val="80"/>
+                <w:szCs w:val="24"/>
+              </w:rPr>
+              <w:t>1</w:t>
+            </w:r>
+            <w:r>
+              <w:rPr>
+                <w:rFonts w:ascii="Barlow Condensed Medium" w:eastAsia="標楷體" w:hAnsi="Barlow Condensed Medium" w:cstheme="minorHAnsi"/>
+                <w:w w:val="80"/>
+                <w:szCs w:val="24"/>
+              </w:rPr>
+              <w:t>,000</w:t>
+            </w:r>
+          </w:p>
+        </w:tc>
+        <w:tc>
+          <w:tcPr>
+            <w:tcW w:w="683" w:type="dxa"/>
+            <w:gridSpan w:val="2"/>
+            <w:tcMar>
+              <w:left w:w="28" w:type="dxa"/>
+              <w:right w:w="28" w:type="dxa"/>
+            </w:tcMar>
+            <w:vAlign w:val="center"/>
+          </w:tcPr>
+          <w:p>
+            <w:pPr>
+              <w:snapToGrid w:val="0"/>
+              <w:jc w:val="right"/>
+              <w:rPr>
+                <w:rFonts w:ascii="Barlow Condensed Medium" w:eastAsia="標楷體" w:hAnsi="Barlow Condensed Medium" w:cstheme="minorHAnsi"/>
+                <w:w w:val="80"/>
+                <w:szCs w:val="24"/>
+              </w:rPr>
+            </w:pPr>
+          </w:p>
+        </w:tc>
+        <w:tc>
+          <w:tcPr>
+            <w:tcW w:w="683" w:type="dxa"/>
+            <w:tcMar>
+              <w:left w:w="113" w:type="dxa"/>
+              <w:right w:w="28" w:type="dxa"/>
+            </w:tcMar>
+            <w:vAlign w:val="center"/>
+          </w:tcPr>
+          <w:p>
+            <w:pPr>
+              <w:snapToGrid w:val="0"/>
+              <w:rPr>
+                <w:rFonts w:ascii="Barlow Condensed Medium" w:eastAsia="標楷體" w:hAnsi="Barlow Condensed Medium" w:cstheme="minorHAnsi"/>
+                <w:w w:val="80"/>
+                <w:szCs w:val="24"/>
+              </w:rPr>
+            </w:pPr>
+          </w:p>
+        </w:tc>
+      </w:tr>
+      <w:tr>
+        <w:trPr>
+          <w:trHeight w:hRule="exact" w:val="340"/>
+        </w:trPr>
+        <w:tc>
+          <w:tcPr>
+            <w:tcW w:w="1622" w:type="dxa"/>
+            <w:tcMar>
+              <w:left w:w="28" w:type="dxa"/>
+              <w:right w:w="28" w:type="dxa"/>
+            </w:tcMar>
+            <w:vAlign w:val="center"/>
+          </w:tcPr>
+          <w:p>
+            <w:pPr>
+              <w:snapToGrid w:val="0"/>
+              <w:jc w:val="both"/>
+              <w:rPr>
+                <w:rFonts w:ascii="Barlow Condensed Medium" w:eastAsia="華康中黑體" w:hAnsi="Barlow Condensed Medium" w:cstheme="minorHAnsi"/>
+                <w:w w:val="80"/>
+                <w:szCs w:val="24"/>
+              </w:rPr>
+            </w:pPr>
+          </w:p>
+        </w:tc>
+        <w:tc>
+          <w:tcPr>
+            <w:tcW w:w="685" w:type="dxa"/>
+            <w:tcMar>
+              <w:left w:w="28" w:type="dxa"/>
+              <w:right w:w="28" w:type="dxa"/>
+            </w:tcMar>
+            <w:vAlign w:val="center"/>
+          </w:tcPr>
+          <w:p>
+            <w:pPr>
+              <w:snapToGrid w:val="0"/>
+              <w:jc w:val="right"/>
+              <w:rPr>
+                <w:rFonts w:ascii="Barlow Condensed Medium" w:eastAsia="標楷體" w:hAnsi="Barlow Condensed Medium" w:cstheme="minorHAnsi"/>
+                <w:w w:val="80"/>
+                <w:szCs w:val="24"/>
+              </w:rPr>
+            </w:pPr>
+          </w:p>
+        </w:tc>
+        <w:tc>
+          <w:tcPr>
+            <w:tcW w:w="685" w:type="dxa"/>
+            <w:tcMar>
+              <w:left w:w="113" w:type="dxa"/>
+              <w:right w:w="28" w:type="dxa"/>
+            </w:tcMar>
+            <w:vAlign w:val="center"/>
+          </w:tcPr>
+          <w:p>
+            <w:pPr>
+              <w:snapToGrid w:val="0"/>
+              <w:ind w:leftChars="-2" w:left="-5" w:rightChars="-3" w:right="-7"/>
+              <w:rPr>
+                <w:rFonts w:ascii="Barlow Condensed Medium" w:eastAsia="標楷體" w:hAnsi="Barlow Condensed Medium" w:cstheme="minorHAnsi"/>
+                <w:w w:val="80"/>
+                <w:szCs w:val="24"/>
+              </w:rPr>
+            </w:pPr>
+          </w:p>
+        </w:tc>
+        <w:tc>
+          <w:tcPr>
+            <w:tcW w:w="686" w:type="dxa"/>
+            <w:tcMar>
+              <w:left w:w="28" w:type="dxa"/>
+              <w:right w:w="28" w:type="dxa"/>
+            </w:tcMar>
+            <w:vAlign w:val="center"/>
+          </w:tcPr>
+          <w:p>
+            <w:pPr>
+              <w:snapToGrid w:val="0"/>
+              <w:jc w:val="right"/>
+              <w:rPr>
+                <w:rFonts w:ascii="Barlow Condensed Medium" w:eastAsia="標楷體" w:hAnsi="Barlow Condensed Medium" w:cstheme="minorHAnsi"/>
+                <w:w w:val="80"/>
+                <w:szCs w:val="24"/>
+              </w:rPr>
+            </w:pPr>
+          </w:p>
+        </w:tc>
+        <w:tc>
+          <w:tcPr>
+            <w:tcW w:w="682" w:type="dxa"/>
+            <w:gridSpan w:val="2"/>
+            <w:tcMar>
+              <w:left w:w="113" w:type="dxa"/>
+              <w:right w:w="28" w:type="dxa"/>
+            </w:tcMar>
+            <w:vAlign w:val="center"/>
+          </w:tcPr>
+          <w:p>
+            <w:pPr>
+              <w:snapToGrid w:val="0"/>
+              <w:rPr>
+                <w:rFonts w:ascii="Barlow Condensed Medium" w:eastAsia="標楷體" w:hAnsi="Barlow Condensed Medium" w:cstheme="minorHAnsi"/>
+                <w:w w:val="80"/>
+                <w:szCs w:val="24"/>
+              </w:rPr>
+            </w:pPr>
+          </w:p>
+        </w:tc>
+        <w:tc>
+          <w:tcPr>
+            <w:tcW w:w="683" w:type="dxa"/>
+            <w:gridSpan w:val="2"/>
+            <w:tcMar>
+              <w:left w:w="28" w:type="dxa"/>
+              <w:right w:w="28" w:type="dxa"/>
+            </w:tcMar>
+            <w:vAlign w:val="center"/>
+          </w:tcPr>
+          <w:p>
+            <w:pPr>
+              <w:snapToGrid w:val="0"/>
+              <w:jc w:val="right"/>
+              <w:rPr>
+                <w:rFonts w:ascii="Barlow Condensed Medium" w:eastAsia="標楷體" w:hAnsi="Barlow Condensed Medium" w:cstheme="minorHAnsi"/>
+                <w:w w:val="80"/>
+                <w:szCs w:val="24"/>
+              </w:rPr>
+            </w:pPr>
+          </w:p>
+        </w:tc>
+        <w:tc>
+          <w:tcPr>
+            <w:tcW w:w="683" w:type="dxa"/>
+            <w:tcMar>
+              <w:left w:w="113" w:type="dxa"/>
+              <w:right w:w="28" w:type="dxa"/>
+            </w:tcMar>
+            <w:vAlign w:val="center"/>
+          </w:tcPr>
+          <w:p>
+            <w:pPr>
+              <w:snapToGrid w:val="0"/>
+              <w:rPr>
+                <w:rFonts w:ascii="Barlow Condensed Medium" w:eastAsia="標楷體" w:hAnsi="Barlow Condensed Medium" w:cstheme="minorHAnsi"/>
+                <w:w w:val="80"/>
+                <w:szCs w:val="24"/>
+              </w:rPr>
+            </w:pPr>
+          </w:p>
+        </w:tc>
+      </w:tr>
+      <w:tr>
+        <w:trPr>
+          <w:trHeight w:hRule="exact" w:val="340"/>
+        </w:trPr>
+        <w:tc>
+          <w:tcPr>
+            <w:tcW w:w="1622" w:type="dxa"/>
+            <w:tcMar>
+              <w:left w:w="28" w:type="dxa"/>
+              <w:right w:w="28" w:type="dxa"/>
+            </w:tcMar>
+            <w:vAlign w:val="center"/>
+          </w:tcPr>
+          <w:p>
+            <w:pPr>
+              <w:snapToGrid w:val="0"/>
+              <w:jc w:val="both"/>
+              <w:rPr>
+                <w:rFonts w:ascii="Barlow Condensed Medium" w:eastAsia="華康中黑體" w:hAnsi="Barlow Condensed Medium" w:cstheme="minorHAnsi"/>
+                <w:w w:val="80"/>
+                <w:szCs w:val="24"/>
+              </w:rPr>
+            </w:pPr>
+            <w:r>
+              <w:rPr>
+                <w:rFonts w:ascii="Barlow Condensed Medium" w:eastAsia="華康中黑體" w:hAnsi="Barlow Condensed Medium" w:cstheme="minorHAnsi"/>
+                <w:w w:val="80"/>
+                <w:szCs w:val="24"/>
+              </w:rPr>
+              <w:sym w:font="Wingdings 2" w:char="F0AE"/>
+            </w:r>
+            <w:r>
+              <w:rPr>
+                <w:rFonts w:ascii="Barlow Condensed Medium" w:eastAsia="華康中黑體" w:hAnsi="Barlow Condensed Medium" w:cstheme="minorHAnsi" w:hint="eastAsia"/>
+                <w:w w:val="80"/>
+                <w:szCs w:val="24"/>
+                <w:lang w:eastAsia="zh-HK"/>
+              </w:rPr>
+              <w:t>為</w:t>
+            </w:r>
+            <w:r>
+              <w:rPr>
+                <w:rFonts w:ascii="Barlow Condensed Medium" w:eastAsia="華康中黑體" w:hAnsi="Barlow Condensed Medium" w:cstheme="minorHAnsi" w:hint="eastAsia"/>
+                <w:w w:val="80"/>
+                <w:szCs w:val="24"/>
+              </w:rPr>
+              <w:t>主日獻花</w:t>
+            </w:r>
+            <w:r>
+              <w:rPr>
+                <w:rFonts w:ascii="Barlow Condensed Medium" w:eastAsia="華康中黑體" w:hAnsi="Barlow Condensed Medium" w:cstheme="minorHAnsi" w:hint="eastAsia"/>
+                <w:w w:val="80"/>
+                <w:szCs w:val="24"/>
+              </w:rPr>
+              <w:t>奉獻</w:t>
+            </w:r>
+            <w:r>
+              <w:rPr>
+                <w:rFonts w:ascii="Barlow Condensed Medium" w:eastAsia="華康中黑體" w:hAnsi="Barlow Condensed Medium" w:cstheme="minorHAnsi"/>
+                <w:w w:val="80"/>
+                <w:szCs w:val="24"/>
+              </w:rPr>
+              <w:t>:</w:t>
+            </w:r>
+          </w:p>
+        </w:tc>
+        <w:tc>
+          <w:tcPr>
+            <w:tcW w:w="685" w:type="dxa"/>
+            <w:tcMar>
+              <w:left w:w="28" w:type="dxa"/>
+              <w:right w:w="28" w:type="dxa"/>
+            </w:tcMar>
+            <w:vAlign w:val="center"/>
+          </w:tcPr>
+          <w:p>
+            <w:pPr>
+              <w:snapToGrid w:val="0"/>
+              <w:jc w:val="right"/>
+              <w:rPr>
+                <w:rFonts w:ascii="Barlow Condensed Medium" w:eastAsia="標楷體" w:hAnsi="Barlow Condensed Medium" w:cstheme="minorHAnsi"/>
+                <w:w w:val="80"/>
+                <w:szCs w:val="24"/>
+              </w:rPr>
+            </w:pPr>
+            <w:r>
+              <w:rPr>
+                <w:rFonts w:ascii="Barlow Condensed Medium" w:eastAsia="標楷體" w:hAnsi="Barlow Condensed Medium" w:cstheme="minorHAnsi"/>
+                <w:w w:val="80"/>
+                <w:szCs w:val="24"/>
+              </w:rPr>
+              <w:t>9-1</w:t>
+            </w:r>
+            <w:r>
+              <w:rPr>
+                <w:rFonts w:ascii="Barlow Condensed Medium" w:eastAsia="標楷體" w:hAnsi="Barlow Condensed Medium" w:cstheme="minorHAnsi" w:hint="eastAsia"/>
+                <w:w w:val="80"/>
+                <w:szCs w:val="24"/>
+                <w:lang w:eastAsia="zh-HK"/>
+              </w:rPr>
+              <w:t>號</w:t>
+            </w:r>
+          </w:p>
+        </w:tc>
+        <w:tc>
+          <w:tcPr>
+            <w:tcW w:w="685" w:type="dxa"/>
+            <w:tcMar>
+              <w:left w:w="113" w:type="dxa"/>
+              <w:right w:w="28" w:type="dxa"/>
+            </w:tcMar>
+            <w:vAlign w:val="center"/>
+          </w:tcPr>
+          <w:p>
+            <w:pPr>
+              <w:snapToGrid w:val="0"/>
+              <w:ind w:leftChars="-2" w:left="-5" w:rightChars="-3" w:right="-7"/>
+              <w:rPr>
+                <w:rFonts w:ascii="Barlow Condensed Medium" w:eastAsia="標楷體" w:hAnsi="Barlow Condensed Medium" w:cstheme="minorHAnsi"/>
+                <w:w w:val="80"/>
+                <w:szCs w:val="24"/>
+              </w:rPr>
+            </w:pPr>
+            <w:r>
+              <w:rPr>
+                <w:rFonts w:ascii="Barlow Condensed Medium" w:eastAsia="標楷體" w:hAnsi="Barlow Condensed Medium" w:cstheme="minorHAnsi" w:hint="eastAsia"/>
+                <w:w w:val="80"/>
+                <w:szCs w:val="24"/>
+              </w:rPr>
+              <w:t>2</w:t>
+            </w:r>
+            <w:r>
+              <w:rPr>
+                <w:rFonts w:ascii="Barlow Condensed Medium" w:eastAsia="標楷體" w:hAnsi="Barlow Condensed Medium" w:cstheme="minorHAnsi"/>
+                <w:w w:val="80"/>
+                <w:szCs w:val="24"/>
+              </w:rPr>
+              <w:t>,000</w:t>
+            </w:r>
+          </w:p>
+        </w:tc>
+        <w:tc>
+          <w:tcPr>
+            <w:tcW w:w="686" w:type="dxa"/>
+            <w:tcMar>
+              <w:left w:w="28" w:type="dxa"/>
+              <w:right w:w="28" w:type="dxa"/>
+            </w:tcMar>
+            <w:vAlign w:val="center"/>
+          </w:tcPr>
+          <w:p>
+            <w:pPr>
+              <w:snapToGrid w:val="0"/>
+              <w:jc w:val="right"/>
+              <w:rPr>
+                <w:rFonts w:ascii="Barlow Condensed Medium" w:eastAsia="標楷體" w:hAnsi="Barlow Condensed Medium" w:cstheme="minorHAnsi"/>
+                <w:w w:val="80"/>
+                <w:szCs w:val="24"/>
+              </w:rPr>
+            </w:pPr>
+          </w:p>
+        </w:tc>
+        <w:tc>
+          <w:tcPr>
+            <w:tcW w:w="682" w:type="dxa"/>
+            <w:gridSpan w:val="2"/>
+            <w:tcMar>
+              <w:left w:w="113" w:type="dxa"/>
+              <w:right w:w="28" w:type="dxa"/>
+            </w:tcMar>
+            <w:vAlign w:val="center"/>
+          </w:tcPr>
+          <w:p>
+            <w:pPr>
+              <w:snapToGrid w:val="0"/>
+              <w:rPr>
+                <w:rFonts w:ascii="Barlow Condensed Medium" w:eastAsia="標楷體" w:hAnsi="Barlow Condensed Medium" w:cstheme="minorHAnsi"/>
+                <w:w w:val="80"/>
+                <w:szCs w:val="24"/>
+              </w:rPr>
+            </w:pPr>
+          </w:p>
+        </w:tc>
+        <w:tc>
+          <w:tcPr>
+            <w:tcW w:w="683" w:type="dxa"/>
+            <w:gridSpan w:val="2"/>
+            <w:tcMar>
+              <w:left w:w="28" w:type="dxa"/>
+              <w:right w:w="28" w:type="dxa"/>
+            </w:tcMar>
+            <w:vAlign w:val="center"/>
+          </w:tcPr>
+          <w:p>
+            <w:pPr>
+              <w:snapToGrid w:val="0"/>
+              <w:jc w:val="right"/>
+              <w:rPr>
+                <w:rFonts w:ascii="Barlow Condensed Medium" w:eastAsia="標楷體" w:hAnsi="Barlow Condensed Medium" w:cstheme="minorHAnsi"/>
+                <w:w w:val="80"/>
+                <w:szCs w:val="24"/>
+              </w:rPr>
+            </w:pPr>
+          </w:p>
+        </w:tc>
+        <w:tc>
+          <w:tcPr>
+            <w:tcW w:w="683" w:type="dxa"/>
+            <w:tcMar>
+              <w:left w:w="113" w:type="dxa"/>
+              <w:right w:w="28" w:type="dxa"/>
+            </w:tcMar>
+            <w:vAlign w:val="center"/>
+          </w:tcPr>
+          <w:p>
+            <w:pPr>
+              <w:snapToGrid w:val="0"/>
+              <w:rPr>
+                <w:rFonts w:ascii="Barlow Condensed Medium" w:eastAsia="標楷體" w:hAnsi="Barlow Condensed Medium" w:cstheme="minorHAnsi"/>
+                <w:w w:val="80"/>
+                <w:szCs w:val="24"/>
+              </w:rPr>
+            </w:pPr>
+          </w:p>
+        </w:tc>
+      </w:tr>
+      <w:tr>
+        <w:trPr>
+          <w:trHeight w:hRule="exact" w:val="340"/>
+        </w:trPr>
+        <w:tc>
+          <w:tcPr>
+            <w:tcW w:w="1622" w:type="dxa"/>
+            <w:tcMar>
+              <w:left w:w="28" w:type="dxa"/>
+              <w:right w:w="28" w:type="dxa"/>
+            </w:tcMar>
+            <w:vAlign w:val="center"/>
+          </w:tcPr>
+          <w:p>
+            <w:pPr>
+              <w:snapToGrid w:val="0"/>
+              <w:jc w:val="both"/>
+              <w:rPr>
+                <w:rFonts w:ascii="Barlow Condensed Medium" w:eastAsia="華康中黑體" w:hAnsi="Barlow Condensed Medium" w:cstheme="minorHAnsi"/>
+                <w:w w:val="80"/>
+                <w:szCs w:val="24"/>
+              </w:rPr>
+            </w:pPr>
+          </w:p>
+        </w:tc>
+        <w:tc>
+          <w:tcPr>
+            <w:tcW w:w="685" w:type="dxa"/>
+            <w:tcMar>
+              <w:left w:w="28" w:type="dxa"/>
+              <w:right w:w="28" w:type="dxa"/>
+            </w:tcMar>
+            <w:vAlign w:val="center"/>
+          </w:tcPr>
+          <w:p>
+            <w:pPr>
+              <w:snapToGrid w:val="0"/>
+              <w:jc w:val="right"/>
+              <w:rPr>
+                <w:rFonts w:ascii="Barlow Condensed Medium" w:eastAsia="標楷體" w:hAnsi="Barlow Condensed Medium" w:cstheme="minorHAnsi"/>
+                <w:w w:val="80"/>
+                <w:szCs w:val="24"/>
+              </w:rPr>
+            </w:pPr>
+          </w:p>
+        </w:tc>
+        <w:tc>
+          <w:tcPr>
+            <w:tcW w:w="685" w:type="dxa"/>
+            <w:tcMar>
+              <w:left w:w="113" w:type="dxa"/>
+              <w:right w:w="28" w:type="dxa"/>
+            </w:tcMar>
+            <w:vAlign w:val="center"/>
+          </w:tcPr>
+          <w:p>
+            <w:pPr>
+              <w:snapToGrid w:val="0"/>
+              <w:ind w:leftChars="-2" w:left="-5" w:rightChars="-3" w:right="-7"/>
+              <w:rPr>
+                <w:rFonts w:ascii="Barlow Condensed Medium" w:eastAsia="標楷體" w:hAnsi="Barlow Condensed Medium" w:cstheme="minorHAnsi"/>
+                <w:w w:val="80"/>
+                <w:szCs w:val="24"/>
+              </w:rPr>
+            </w:pPr>
           </w:p>
         </w:tc>
         <w:tc>
@@ -25054,7 +25565,6 @@
                 <w:szCs w:val="20"/>
               </w:rPr>
             </w:pPr>
-            <w:proofErr w:type="gramStart"/>
             <w:r>
               <w:rPr>
                 <w:rFonts w:ascii="Barlow Condensed Medium" w:eastAsia="華康儷中黑" w:hAnsi="Barlow Condensed Medium" w:cstheme="minorHAnsi"/>
@@ -25064,7 +25574,6 @@
               </w:rPr>
               <w:t>一</w:t>
             </w:r>
-            <w:proofErr w:type="gramEnd"/>
             <w:r>
               <w:rPr>
                 <w:rFonts w:ascii="Barlow Condensed Medium" w:eastAsia="華康儷中黑" w:hAnsi="Barlow Condensed Medium" w:cstheme="minorHAnsi"/>
@@ -25450,7 +25959,6 @@
                 <w:szCs w:val="20"/>
               </w:rPr>
             </w:pPr>
-            <w:proofErr w:type="gramStart"/>
             <w:r>
               <w:rPr>
                 <w:rFonts w:ascii="Barlow Condensed Medium" w:eastAsia="華康儷中黑" w:hAnsi="Barlow Condensed Medium" w:cstheme="minorHAnsi"/>
@@ -25460,7 +25968,6 @@
               </w:rPr>
               <w:t>三</w:t>
             </w:r>
-            <w:proofErr w:type="gramEnd"/>
             <w:r>
               <w:rPr>
                 <w:rFonts w:ascii="Barlow Condensed Medium" w:eastAsia="華康儷中黑" w:hAnsi="Barlow Condensed Medium" w:cstheme="minorHAnsi"/>
@@ -26253,7 +26760,6 @@
           </wp:anchor>
         </w:drawing>
       </w:r>
-      <w:proofErr w:type="gramStart"/>
       <w:r>
         <w:rPr>
           <w:rFonts w:ascii="Yanone Kaffeesatz Regular" w:eastAsia="華康儷中黑" w:hAnsi="Yanone Kaffeesatz Regular" w:cs="Arial"/>
@@ -26263,7 +26769,6 @@
         </w:rPr>
         <w:t>註</w:t>
       </w:r>
-      <w:proofErr w:type="gramEnd"/>
       <w:r>
         <w:rPr>
           <w:rFonts w:ascii="Yanone Kaffeesatz Regular" w:eastAsia="華康儷中黑" w:hAnsi="Yanone Kaffeesatz Regular" w:cs="Arial" w:hint="eastAsia"/>
@@ -26430,7 +26935,6 @@
         </w:rPr>
         <w:t>，</w:t>
       </w:r>
-      <w:proofErr w:type="gramStart"/>
       <w:r>
         <w:rPr>
           <w:rFonts w:ascii="Yanone Kaffeesatz Regular" w:eastAsia="華康儷中黑" w:hAnsi="Yanone Kaffeesatz Regular" w:cs="Arial" w:hint="eastAsia"/>
@@ -26456,17 +26960,7 @@
           <w:sz w:val="26"/>
           <w:szCs w:val="26"/>
         </w:rPr>
-        <w:t>省略</w:t>
-      </w:r>
-      <w:proofErr w:type="gramEnd"/>
-      <w:r>
-        <w:rPr>
-          <w:rFonts w:ascii="Yanone Kaffeesatz Regular" w:eastAsia="華康儷中黑" w:hAnsi="Yanone Kaffeesatz Regular" w:cs="Arial" w:hint="eastAsia"/>
-          <w:w w:val="60"/>
-          <w:sz w:val="26"/>
-          <w:szCs w:val="26"/>
-        </w:rPr>
-        <w:t>章</w:t>
+        <w:t>省略章</w:t>
       </w:r>
       <w:r>
         <w:rPr>
@@ -26615,7 +27109,6 @@
           <w:szCs w:val="26"/>
         </w:rPr>
       </w:pPr>
-      <w:proofErr w:type="gramStart"/>
       <w:r>
         <w:rPr>
           <w:rFonts w:ascii="Barlow Condensed Medium" w:eastAsia="華康儷中黑" w:hAnsi="Barlow Condensed Medium" w:cs="Arial" w:hint="eastAsia"/>
@@ -26623,17 +27116,7 @@
           <w:sz w:val="26"/>
           <w:szCs w:val="26"/>
         </w:rPr>
-        <w:t>鑰</w:t>
-      </w:r>
-      <w:proofErr w:type="gramEnd"/>
-      <w:r>
-        <w:rPr>
-          <w:rFonts w:ascii="Barlow Condensed Medium" w:eastAsia="華康儷中黑" w:hAnsi="Barlow Condensed Medium" w:cs="Arial" w:hint="eastAsia"/>
-          <w:w w:val="80"/>
-          <w:sz w:val="26"/>
-          <w:szCs w:val="26"/>
-        </w:rPr>
-        <w:t>節</w:t>
+        <w:t>鑰節</w:t>
       </w:r>
       <w:r>
         <w:rPr>
@@ -26653,79 +27136,7 @@
           <w:sz w:val="26"/>
           <w:szCs w:val="26"/>
         </w:rPr>
-        <w:t>為耶路撒冷城牆行奉獻禮的時候，眾人把各處的</w:t>
-      </w:r>
-      <w:proofErr w:type="gramStart"/>
-      <w:r>
-        <w:rPr>
-          <w:rFonts w:ascii="華康古印體" w:eastAsia="華康古印體" w:hAnsi="Barlow Condensed Medium" w:cs="Arial" w:hint="eastAsia"/>
-          <w:b/>
-          <w:bCs/>
-          <w:w w:val="70"/>
-          <w:sz w:val="26"/>
-          <w:szCs w:val="26"/>
-        </w:rPr>
-        <w:t>利未人召</w:t>
-      </w:r>
-      <w:proofErr w:type="gramEnd"/>
-      <w:r>
-        <w:rPr>
-          <w:rFonts w:ascii="華康古印體" w:eastAsia="華康古印體" w:hAnsi="Barlow Condensed Medium" w:cs="Arial" w:hint="eastAsia"/>
-          <w:b/>
-          <w:bCs/>
-          <w:w w:val="70"/>
-          <w:sz w:val="26"/>
-          <w:szCs w:val="26"/>
-        </w:rPr>
-        <w:t>到耶路撒冷，要以稱謝、歌唱、敲</w:t>
-      </w:r>
-      <w:proofErr w:type="gramStart"/>
-      <w:r>
-        <w:rPr>
-          <w:rFonts w:ascii="華康古印體" w:eastAsia="華康古印體" w:hAnsi="Barlow Condensed Medium" w:cs="Arial" w:hint="eastAsia"/>
-          <w:b/>
-          <w:bCs/>
-          <w:w w:val="70"/>
-          <w:sz w:val="26"/>
-          <w:szCs w:val="26"/>
-        </w:rPr>
-        <w:t>鈸</w:t>
-      </w:r>
-      <w:proofErr w:type="gramEnd"/>
-      <w:r>
-        <w:rPr>
-          <w:rFonts w:ascii="華康古印體" w:eastAsia="華康古印體" w:hAnsi="Barlow Condensed Medium" w:cs="Arial" w:hint="eastAsia"/>
-          <w:b/>
-          <w:bCs/>
-          <w:w w:val="70"/>
-          <w:sz w:val="26"/>
-          <w:szCs w:val="26"/>
-        </w:rPr>
-        <w:t>、鼓</w:t>
-      </w:r>
-      <w:proofErr w:type="gramStart"/>
-      <w:r>
-        <w:rPr>
-          <w:rFonts w:ascii="華康古印體" w:eastAsia="華康古印體" w:hAnsi="Barlow Condensed Medium" w:cs="Arial" w:hint="eastAsia"/>
-          <w:b/>
-          <w:bCs/>
-          <w:w w:val="70"/>
-          <w:sz w:val="26"/>
-          <w:szCs w:val="26"/>
-        </w:rPr>
-        <w:t>瑟</w:t>
-      </w:r>
-      <w:proofErr w:type="gramEnd"/>
-      <w:r>
-        <w:rPr>
-          <w:rFonts w:ascii="華康古印體" w:eastAsia="華康古印體" w:hAnsi="Barlow Condensed Medium" w:cs="Arial" w:hint="eastAsia"/>
-          <w:b/>
-          <w:bCs/>
-          <w:w w:val="70"/>
-          <w:sz w:val="26"/>
-          <w:szCs w:val="26"/>
-        </w:rPr>
-        <w:t>、彈琴，喜樂地行奉獻禮。</w:t>
+        <w:t>為耶路撒冷城牆行奉獻禮的時候，眾人把各處的利未人召到耶路撒冷，要以稱謝、歌唱、敲鈸、鼓瑟、彈琴，喜樂地行奉獻禮。</w:t>
       </w:r>
     </w:p>
     <w:p>
@@ -26977,7 +27388,6 @@
                 <w:szCs w:val="26"/>
               </w:rPr>
             </w:pPr>
-            <w:proofErr w:type="gramStart"/>
             <w:r>
               <w:rPr>
                 <w:rFonts w:ascii="Barlow Condensed Medium" w:eastAsia="華康中黑體" w:hAnsi="Barlow Condensed Medium" w:cs="Arial" w:hint="eastAsia"/>
@@ -26985,9 +27395,8 @@
                 <w:sz w:val="26"/>
                 <w:szCs w:val="26"/>
               </w:rPr>
-              <w:t>利未人的</w:t>
-            </w:r>
-            <w:proofErr w:type="gramEnd"/>
+              <w:t>利未人的工作是什麼</w:t>
+            </w:r>
             <w:r>
               <w:rPr>
                 <w:rFonts w:ascii="Barlow Condensed Medium" w:eastAsia="華康中黑體" w:hAnsi="Barlow Condensed Medium" w:cs="Arial" w:hint="eastAsia"/>
@@ -26995,8 +27404,62 @@
                 <w:sz w:val="26"/>
                 <w:szCs w:val="26"/>
               </w:rPr>
-              <w:t>工作是什麼</w:t>
-            </w:r>
+              <w:t>?</w:t>
+            </w:r>
+          </w:p>
+        </w:tc>
+      </w:tr>
+      <w:tr>
+        <w:tc>
+          <w:tcPr>
+            <w:tcW w:w="238" w:type="dxa"/>
+            <w:tcMar>
+              <w:left w:w="28" w:type="dxa"/>
+              <w:right w:w="28" w:type="dxa"/>
+            </w:tcMar>
+          </w:tcPr>
+          <w:p>
+            <w:pPr>
+              <w:snapToGrid w:val="0"/>
+              <w:spacing w:line="300" w:lineRule="exact"/>
+              <w:rPr>
+                <w:rFonts w:ascii="Barlow Condensed Medium" w:eastAsia="華康細黑體" w:hAnsi="Barlow Condensed Medium" w:cs="Arial"/>
+                <w:w w:val="75"/>
+                <w:sz w:val="26"/>
+                <w:szCs w:val="26"/>
+              </w:rPr>
+            </w:pPr>
+            <w:r>
+              <w:rPr>
+                <w:rFonts w:ascii="Barlow Condensed Medium" w:eastAsia="華康細黑體" w:hAnsi="Barlow Condensed Medium" w:cs="Arial"/>
+                <w:w w:val="75"/>
+                <w:sz w:val="26"/>
+                <w:szCs w:val="26"/>
+              </w:rPr>
+              <w:t>3.</w:t>
+            </w:r>
+          </w:p>
+        </w:tc>
+        <w:tc>
+          <w:tcPr>
+            <w:tcW w:w="2607" w:type="dxa"/>
+            <w:tcMar>
+              <w:left w:w="57" w:type="dxa"/>
+              <w:right w:w="57" w:type="dxa"/>
+            </w:tcMar>
+          </w:tcPr>
+          <w:p>
+            <w:pPr>
+              <w:snapToGrid w:val="0"/>
+              <w:spacing w:line="300" w:lineRule="exact"/>
+              <w:jc w:val="both"/>
+              <w:rPr>
+                <w:rFonts w:ascii="Barlow Condensed Medium" w:eastAsia="華康中黑體" w:hAnsi="Barlow Condensed Medium" w:cs="Arial"/>
+                <w:w w:val="75"/>
+                <w:sz w:val="26"/>
+                <w:szCs w:val="26"/>
+              </w:rPr>
+            </w:pPr>
             <w:r>
               <w:rPr>
                 <w:rFonts w:ascii="Barlow Condensed Medium" w:eastAsia="華康中黑體" w:hAnsi="Barlow Condensed Medium" w:cs="Arial" w:hint="eastAsia"/>
@@ -27004,81 +27467,7 @@
                 <w:sz w:val="26"/>
                 <w:szCs w:val="26"/>
               </w:rPr>
-              <w:t>?</w:t>
-            </w:r>
-          </w:p>
-        </w:tc>
-      </w:tr>
-      <w:tr>
-        <w:tc>
-          <w:tcPr>
-            <w:tcW w:w="238" w:type="dxa"/>
-            <w:tcMar>
-              <w:left w:w="28" w:type="dxa"/>
-              <w:right w:w="28" w:type="dxa"/>
-            </w:tcMar>
-          </w:tcPr>
-          <w:p>
-            <w:pPr>
-              <w:snapToGrid w:val="0"/>
-              <w:spacing w:line="300" w:lineRule="exact"/>
-              <w:rPr>
-                <w:rFonts w:ascii="Barlow Condensed Medium" w:eastAsia="華康細黑體" w:hAnsi="Barlow Condensed Medium" w:cs="Arial"/>
-                <w:w w:val="75"/>
-                <w:sz w:val="26"/>
-                <w:szCs w:val="26"/>
-              </w:rPr>
-            </w:pPr>
-            <w:r>
-              <w:rPr>
-                <w:rFonts w:ascii="Barlow Condensed Medium" w:eastAsia="華康細黑體" w:hAnsi="Barlow Condensed Medium" w:cs="Arial"/>
-                <w:w w:val="75"/>
-                <w:sz w:val="26"/>
-                <w:szCs w:val="26"/>
-              </w:rPr>
-              <w:t>3.</w:t>
-            </w:r>
-          </w:p>
-        </w:tc>
-        <w:tc>
-          <w:tcPr>
-            <w:tcW w:w="2607" w:type="dxa"/>
-            <w:tcMar>
-              <w:left w:w="57" w:type="dxa"/>
-              <w:right w:w="57" w:type="dxa"/>
-            </w:tcMar>
-          </w:tcPr>
-          <w:p>
-            <w:pPr>
-              <w:snapToGrid w:val="0"/>
-              <w:spacing w:line="300" w:lineRule="exact"/>
-              <w:jc w:val="both"/>
-              <w:rPr>
-                <w:rFonts w:ascii="Barlow Condensed Medium" w:eastAsia="華康中黑體" w:hAnsi="Barlow Condensed Medium" w:cs="Arial"/>
-                <w:w w:val="75"/>
-                <w:sz w:val="26"/>
-                <w:szCs w:val="26"/>
-              </w:rPr>
-            </w:pPr>
-            <w:proofErr w:type="gramStart"/>
-            <w:r>
-              <w:rPr>
-                <w:rFonts w:ascii="Barlow Condensed Medium" w:eastAsia="華康中黑體" w:hAnsi="Barlow Condensed Medium" w:cs="Arial" w:hint="eastAsia"/>
-                <w:w w:val="75"/>
-                <w:sz w:val="26"/>
-                <w:szCs w:val="26"/>
-              </w:rPr>
-              <w:t>尼希米</w:t>
-            </w:r>
-            <w:proofErr w:type="gramEnd"/>
-            <w:r>
-              <w:rPr>
-                <w:rFonts w:ascii="Barlow Condensed Medium" w:eastAsia="華康中黑體" w:hAnsi="Barlow Condensed Medium" w:cs="Arial" w:hint="eastAsia"/>
-                <w:w w:val="75"/>
-                <w:sz w:val="26"/>
-                <w:szCs w:val="26"/>
-              </w:rPr>
-              <w:t>設立聖殿事務的目的</w:t>
+              <w:t>尼希米設立聖殿事務的目的</w:t>
             </w:r>
             <w:r>
               <w:rPr>
@@ -27279,7 +27668,7 @@
           </mc:Choice>
           <mc:Fallback>
             <w:pict>
-              <v:line w14:anchorId="40A34EA6" id="直線接點 6" o:spid="_x0000_s1026" style="position:absolute;z-index:251665408;visibility:visible;mso-wrap-style:square;mso-width-percent:0;mso-height-percent:0;mso-wrap-distance-left:9pt;mso-wrap-distance-top:0;mso-wrap-distance-right:9pt;mso-wrap-distance-bottom:0;mso-position-horizontal:absolute;mso-position-horizontal-relative:page;mso-position-vertical:absolute;mso-position-vertical-relative:page;mso-width-percent:0;mso-height-percent:0;mso-width-relative:margin;mso-height-relative:margin" from="343.9pt,19.85pt" to="345.05pt,710.95pt" o:gfxdata="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" strokecolor="black [3213]" strokeweight=".5pt">
+              <v:line w14:anchorId="7B6AC253" id="直線接點 6" o:spid="_x0000_s1026" style="position:absolute;z-index:251665408;visibility:visible;mso-wrap-style:square;mso-width-percent:0;mso-height-percent:0;mso-wrap-distance-left:9pt;mso-wrap-distance-top:0;mso-wrap-distance-right:9pt;mso-wrap-distance-bottom:0;mso-position-horizontal:absolute;mso-position-horizontal-relative:page;mso-position-vertical:absolute;mso-position-vertical-relative:page;mso-width-percent:0;mso-height-percent:0;mso-width-relative:margin;mso-height-relative:margin" from="343.9pt,19.85pt" to="345.05pt,710.95pt" o:gfxdata="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" strokecolor="black [3213]" strokeweight=".5pt">
                 <v:stroke dashstyle="3 1" joinstyle="miter"/>
                 <w10:wrap anchorx="page" anchory="page"/>
               </v:line>
@@ -27356,7 +27745,7 @@
           </mc:Choice>
           <mc:Fallback>
             <w:pict>
-              <v:line w14:anchorId="72F3D335" id="直線接點 4" o:spid="_x0000_s1026" style="position:absolute;z-index:251661312;visibility:visible;mso-wrap-style:square;mso-width-percent:0;mso-height-percent:0;mso-wrap-distance-left:9pt;mso-wrap-distance-top:0;mso-wrap-distance-right:9pt;mso-wrap-distance-bottom:0;mso-position-horizontal:absolute;mso-position-horizontal-relative:page;mso-position-vertical:absolute;mso-position-vertical-relative:page;mso-width-percent:0;mso-height-percent:0;mso-width-relative:margin;mso-height-relative:margin" from="343.9pt,19.85pt" to="345.05pt,710.95pt" o:gfxdata="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" strokecolor="black [3213]" strokeweight=".5pt">
+              <v:line w14:anchorId="631AE497" id="直線接點 4" o:spid="_x0000_s1026" style="position:absolute;z-index:251661312;visibility:visible;mso-wrap-style:square;mso-width-percent:0;mso-height-percent:0;mso-wrap-distance-left:9pt;mso-wrap-distance-top:0;mso-wrap-distance-right:9pt;mso-wrap-distance-bottom:0;mso-position-horizontal:absolute;mso-position-horizontal-relative:page;mso-position-vertical:absolute;mso-position-vertical-relative:page;mso-width-percent:0;mso-height-percent:0;mso-width-relative:margin;mso-height-relative:margin" from="343.9pt,19.85pt" to="345.05pt,710.95pt" o:gfxdata="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" strokecolor="black [3213]" strokeweight=".5pt">
                 <v:stroke dashstyle="3 1" joinstyle="miter"/>
                 <w10:wrap anchorx="page" anchory="page"/>
               </v:line>
@@ -27378,7 +27767,6 @@
         </w:rPr>
         <w:t>本</w:t>
       </w:r>
-      <w:proofErr w:type="gramStart"/>
       <w:r>
         <w:rPr>
           <w:rFonts w:ascii="Barlow Condensed Medium" w:eastAsia="華康正顏楷體W9" w:hAnsi="Barlow Condensed Medium" w:cstheme="minorHAnsi"/>
@@ -27386,7 +27774,6 @@
         </w:rPr>
         <w:t>週講章</w:t>
       </w:r>
-      <w:proofErr w:type="gramEnd"/>
       <w:r>
         <w:rPr>
           <w:rFonts w:ascii="Barlow Condensed Medium" w:eastAsia="華康正顏楷體W9" w:hAnsi="Barlow Condensed Medium" w:cstheme="minorHAnsi"/>
@@ -27694,9 +28081,8 @@
           <w:sz w:val="26"/>
           <w:szCs w:val="26"/>
         </w:rPr>
-        <w:t>重建城牆完工的慶典應該是緊接著六月完工之後，</w:t>
+        <w:t>重建城牆完工的慶典應該是緊接著六月完工之後，中間</w:t>
       </w:r>
-      <w:proofErr w:type="gramStart"/>
       <w:r>
         <w:rPr>
           <w:rFonts w:ascii="Barlow Condensed Medium" w:eastAsia="華康儷中黑" w:hAnsi="Barlow Condensed Medium" w:hint="eastAsia"/>
@@ -27704,7 +28090,7 @@
           <w:sz w:val="26"/>
           <w:szCs w:val="26"/>
         </w:rPr>
-        <w:t>中間</w:t>
+        <w:t>(8:1~12:26)</w:t>
       </w:r>
       <w:r>
         <w:rPr>
@@ -27713,57 +28099,7 @@
           <w:sz w:val="26"/>
           <w:szCs w:val="26"/>
         </w:rPr>
-        <w:t>(</w:t>
-      </w:r>
-      <w:proofErr w:type="gramEnd"/>
-      <w:r>
-        <w:rPr>
-          <w:rFonts w:ascii="Barlow Condensed Medium" w:eastAsia="華康儷中黑" w:hAnsi="Barlow Condensed Medium" w:hint="eastAsia"/>
-          <w:w w:val="66"/>
-          <w:sz w:val="26"/>
-          <w:szCs w:val="26"/>
-        </w:rPr>
-        <w:t>8:1~12:26)</w:t>
-      </w:r>
-      <w:proofErr w:type="gramStart"/>
-      <w:r>
-        <w:rPr>
-          <w:rFonts w:ascii="Barlow Condensed Medium" w:eastAsia="華康儷中黑" w:hAnsi="Barlow Condensed Medium" w:hint="eastAsia"/>
-          <w:w w:val="66"/>
-          <w:sz w:val="26"/>
-          <w:szCs w:val="26"/>
-        </w:rPr>
-        <w:t>過住棚節</w:t>
-      </w:r>
-      <w:proofErr w:type="gramEnd"/>
-      <w:r>
-        <w:rPr>
-          <w:rFonts w:ascii="Barlow Condensed Medium" w:eastAsia="華康儷中黑" w:hAnsi="Barlow Condensed Medium" w:hint="eastAsia"/>
-          <w:w w:val="66"/>
-          <w:sz w:val="26"/>
-          <w:szCs w:val="26"/>
-        </w:rPr>
-        <w:t>被認為是插進去的故事。又城牆不屬聖殿的事奉，</w:t>
-      </w:r>
-      <w:proofErr w:type="gramStart"/>
-      <w:r>
-        <w:rPr>
-          <w:rFonts w:ascii="Barlow Condensed Medium" w:eastAsia="華康儷中黑" w:hAnsi="Barlow Condensed Medium" w:hint="eastAsia"/>
-          <w:w w:val="66"/>
-          <w:sz w:val="26"/>
-          <w:szCs w:val="26"/>
-        </w:rPr>
-        <w:t>找利未人</w:t>
-      </w:r>
-      <w:proofErr w:type="gramEnd"/>
-      <w:r>
-        <w:rPr>
-          <w:rFonts w:ascii="Barlow Condensed Medium" w:eastAsia="華康儷中黑" w:hAnsi="Barlow Condensed Medium" w:hint="eastAsia"/>
-          <w:w w:val="66"/>
-          <w:sz w:val="26"/>
-          <w:szCs w:val="26"/>
-        </w:rPr>
-        <w:t>回來潔淨慶典，實是就任。</w:t>
+        <w:t>過住棚節被認為是插進去的故事。又城牆不屬聖殿的事奉，找利未人回來潔淨慶典，實是就任。</w:t>
       </w:r>
       <w:r>
         <w:rPr>
@@ -27772,9 +28108,8 @@
           <w:sz w:val="26"/>
           <w:szCs w:val="26"/>
         </w:rPr>
-        <w:t>因為插入的故事是用第三人稱在敘事，而前、後文卻是</w:t>
+        <w:t>因為插入的故事是用第三人稱在敘事，而前、後文卻是尼希米用第一人稱在自述。所以，城牆完工的慶典是延續整個以色列人高漲的民族認同情緒，同時也可能有特別的目的。因為按理說，城牆是屬於軍事的防衛設施，與聖殿的各種禮儀都無關。而尼希米硬是把這慶典搞成是將城牆奉獻給　神，也就是宣稱耶路撒冷是　神的聖城。因為貼上了信仰和宗教的標籤，城牆作為軍事堡壘的重要象徵就被淡化了。也許就是不給周遭的敵人留下控告的藉口，也是給波斯王一個表忠的交待，表示這牆城不是以色列人為了自立門戶而修的，單純只是為了榮耀以色列的　神。其次的目的就是關於利未人。利未人在節慶中，扮演著潔淨會眾的角色，且用歌聲和樂聲帶領整個敬拜和慶典儀式的氛圍。但是，聖殿重建都過了近</w:t>
       </w:r>
-      <w:proofErr w:type="gramStart"/>
       <w:r>
         <w:rPr>
           <w:rFonts w:ascii="Barlow Condensed Medium" w:eastAsia="華康細黑體" w:hAnsi="Barlow Condensed Medium" w:cs="微軟正黑體" w:hint="eastAsia"/>
@@ -27782,9 +28117,8 @@
           <w:sz w:val="26"/>
           <w:szCs w:val="26"/>
         </w:rPr>
-        <w:t>尼希米用</w:t>
+        <w:t>80</w:t>
       </w:r>
-      <w:proofErr w:type="gramEnd"/>
       <w:r>
         <w:rPr>
           <w:rFonts w:ascii="Barlow Condensed Medium" w:eastAsia="華康細黑體" w:hAnsi="Barlow Condensed Medium" w:cs="微軟正黑體" w:hint="eastAsia"/>
@@ -27792,185 +28126,7 @@
           <w:sz w:val="26"/>
           <w:szCs w:val="26"/>
         </w:rPr>
-        <w:t>第一人稱在自述。所以，城牆完工的慶典是延續整個以色列人高漲的民族認同情緒，同時也可能有特別的目的。因為按理說，城牆是屬於軍事的防衛設施，與聖殿的各種禮儀都無關。</w:t>
-      </w:r>
-      <w:proofErr w:type="gramStart"/>
-      <w:r>
-        <w:rPr>
-          <w:rFonts w:ascii="Barlow Condensed Medium" w:eastAsia="華康細黑體" w:hAnsi="Barlow Condensed Medium" w:cs="微軟正黑體" w:hint="eastAsia"/>
-          <w:w w:val="66"/>
-          <w:sz w:val="26"/>
-          <w:szCs w:val="26"/>
-        </w:rPr>
-        <w:t>而尼希米</w:t>
-      </w:r>
-      <w:proofErr w:type="gramEnd"/>
-      <w:r>
-        <w:rPr>
-          <w:rFonts w:ascii="Barlow Condensed Medium" w:eastAsia="華康細黑體" w:hAnsi="Barlow Condensed Medium" w:cs="微軟正黑體" w:hint="eastAsia"/>
-          <w:w w:val="66"/>
-          <w:sz w:val="26"/>
-          <w:szCs w:val="26"/>
-        </w:rPr>
-        <w:t>硬是把這慶典搞成是將城牆奉獻給　神，也就是宣稱耶路撒冷是　神的聖城。因為貼上了信仰和宗教的標籤，城牆作為軍事堡壘的重要象徵就被淡化了。也許就是不給周遭的敵人留下控告的藉口，也是給波斯王一個表忠的交待，表示</w:t>
-      </w:r>
-      <w:proofErr w:type="gramStart"/>
-      <w:r>
-        <w:rPr>
-          <w:rFonts w:ascii="Barlow Condensed Medium" w:eastAsia="華康細黑體" w:hAnsi="Barlow Condensed Medium" w:cs="微軟正黑體" w:hint="eastAsia"/>
-          <w:w w:val="66"/>
-          <w:sz w:val="26"/>
-          <w:szCs w:val="26"/>
-        </w:rPr>
-        <w:t>這牆城</w:t>
-      </w:r>
-      <w:proofErr w:type="gramEnd"/>
-      <w:r>
-        <w:rPr>
-          <w:rFonts w:ascii="Barlow Condensed Medium" w:eastAsia="華康細黑體" w:hAnsi="Barlow Condensed Medium" w:cs="微軟正黑體" w:hint="eastAsia"/>
-          <w:w w:val="66"/>
-          <w:sz w:val="26"/>
-          <w:szCs w:val="26"/>
-        </w:rPr>
-        <w:t>不是以色列人為了自立門戶而修的，單純只是為了榮耀以色列的　神。其次的目的就是關於</w:t>
-      </w:r>
-      <w:proofErr w:type="gramStart"/>
-      <w:r>
-        <w:rPr>
-          <w:rFonts w:ascii="Barlow Condensed Medium" w:eastAsia="華康細黑體" w:hAnsi="Barlow Condensed Medium" w:cs="微軟正黑體" w:hint="eastAsia"/>
-          <w:w w:val="66"/>
-          <w:sz w:val="26"/>
-          <w:szCs w:val="26"/>
-        </w:rPr>
-        <w:t>利未人</w:t>
-      </w:r>
-      <w:proofErr w:type="gramEnd"/>
-      <w:r>
-        <w:rPr>
-          <w:rFonts w:ascii="Barlow Condensed Medium" w:eastAsia="華康細黑體" w:hAnsi="Barlow Condensed Medium" w:cs="微軟正黑體" w:hint="eastAsia"/>
-          <w:w w:val="66"/>
-          <w:sz w:val="26"/>
-          <w:szCs w:val="26"/>
-        </w:rPr>
-        <w:t>。</w:t>
-      </w:r>
-      <w:proofErr w:type="gramStart"/>
-      <w:r>
-        <w:rPr>
-          <w:rFonts w:ascii="Barlow Condensed Medium" w:eastAsia="華康細黑體" w:hAnsi="Barlow Condensed Medium" w:cs="微軟正黑體" w:hint="eastAsia"/>
-          <w:w w:val="66"/>
-          <w:sz w:val="26"/>
-          <w:szCs w:val="26"/>
-        </w:rPr>
-        <w:t>利未人在</w:t>
-      </w:r>
-      <w:proofErr w:type="gramEnd"/>
-      <w:r>
-        <w:rPr>
-          <w:rFonts w:ascii="Barlow Condensed Medium" w:eastAsia="華康細黑體" w:hAnsi="Barlow Condensed Medium" w:cs="微軟正黑體" w:hint="eastAsia"/>
-          <w:w w:val="66"/>
-          <w:sz w:val="26"/>
-          <w:szCs w:val="26"/>
-        </w:rPr>
-        <w:t>節慶中，扮演著潔淨會眾的角色，且用歌聲和樂聲帶領</w:t>
-      </w:r>
-      <w:proofErr w:type="gramStart"/>
-      <w:r>
-        <w:rPr>
-          <w:rFonts w:ascii="Barlow Condensed Medium" w:eastAsia="華康細黑體" w:hAnsi="Barlow Condensed Medium" w:cs="微軟正黑體" w:hint="eastAsia"/>
-          <w:w w:val="66"/>
-          <w:sz w:val="26"/>
-          <w:szCs w:val="26"/>
-        </w:rPr>
-        <w:t>整個敬拜和</w:t>
-      </w:r>
-      <w:proofErr w:type="gramEnd"/>
-      <w:r>
-        <w:rPr>
-          <w:rFonts w:ascii="Barlow Condensed Medium" w:eastAsia="華康細黑體" w:hAnsi="Barlow Condensed Medium" w:cs="微軟正黑體" w:hint="eastAsia"/>
-          <w:w w:val="66"/>
-          <w:sz w:val="26"/>
-          <w:szCs w:val="26"/>
-        </w:rPr>
-        <w:t>慶典儀式的氛圍。但是，聖殿重建都過了近</w:t>
-      </w:r>
-      <w:r>
-        <w:rPr>
-          <w:rFonts w:ascii="Barlow Condensed Medium" w:eastAsia="華康細黑體" w:hAnsi="Barlow Condensed Medium" w:cs="微軟正黑體" w:hint="eastAsia"/>
-          <w:w w:val="66"/>
-          <w:sz w:val="26"/>
-          <w:szCs w:val="26"/>
-        </w:rPr>
-        <w:t>80</w:t>
-      </w:r>
-      <w:r>
-        <w:rPr>
-          <w:rFonts w:ascii="Barlow Condensed Medium" w:eastAsia="華康細黑體" w:hAnsi="Barlow Condensed Medium" w:cs="微軟正黑體" w:hint="eastAsia"/>
-          <w:w w:val="66"/>
-          <w:sz w:val="26"/>
-          <w:szCs w:val="26"/>
-        </w:rPr>
-        <w:t>年了，祭司的事奉可能持續在運作，唯獨</w:t>
-      </w:r>
-      <w:proofErr w:type="gramStart"/>
-      <w:r>
-        <w:rPr>
-          <w:rFonts w:ascii="Barlow Condensed Medium" w:eastAsia="華康細黑體" w:hAnsi="Barlow Condensed Medium" w:cs="微軟正黑體" w:hint="eastAsia"/>
-          <w:w w:val="66"/>
-          <w:sz w:val="26"/>
-          <w:szCs w:val="26"/>
-        </w:rPr>
-        <w:t>利未人的</w:t>
-      </w:r>
-      <w:proofErr w:type="gramEnd"/>
-      <w:r>
-        <w:rPr>
-          <w:rFonts w:ascii="Barlow Condensed Medium" w:eastAsia="華康細黑體" w:hAnsi="Barlow Condensed Medium" w:cs="微軟正黑體" w:hint="eastAsia"/>
-          <w:w w:val="66"/>
-          <w:sz w:val="26"/>
-          <w:szCs w:val="26"/>
-        </w:rPr>
-        <w:t>事奉人數是不足或不穩定的。也許是他宗教也有祭司，唯獨　神耶和華特別挑選，</w:t>
-      </w:r>
-      <w:proofErr w:type="gramStart"/>
-      <w:r>
-        <w:rPr>
-          <w:rFonts w:ascii="Barlow Condensed Medium" w:eastAsia="華康細黑體" w:hAnsi="Barlow Condensed Medium" w:cs="微軟正黑體" w:hint="eastAsia"/>
-          <w:w w:val="66"/>
-          <w:sz w:val="26"/>
-          <w:szCs w:val="26"/>
-        </w:rPr>
-        <w:t>或說命定</w:t>
-      </w:r>
-      <w:proofErr w:type="gramEnd"/>
-      <w:r>
-        <w:rPr>
-          <w:rFonts w:ascii="Barlow Condensed Medium" w:eastAsia="華康細黑體" w:hAnsi="Barlow Condensed Medium" w:cs="微軟正黑體" w:hint="eastAsia"/>
-          <w:w w:val="66"/>
-          <w:sz w:val="26"/>
-          <w:szCs w:val="26"/>
-        </w:rPr>
-        <w:t>一個家族作為</w:t>
-      </w:r>
-      <w:proofErr w:type="gramStart"/>
-      <w:r>
-        <w:rPr>
-          <w:rFonts w:ascii="Barlow Condensed Medium" w:eastAsia="華康細黑體" w:hAnsi="Barlow Condensed Medium" w:cs="微軟正黑體" w:hint="eastAsia"/>
-          <w:w w:val="66"/>
-          <w:sz w:val="26"/>
-          <w:szCs w:val="26"/>
-        </w:rPr>
-        <w:t>祂</w:t>
-      </w:r>
-      <w:proofErr w:type="gramEnd"/>
-      <w:r>
-        <w:rPr>
-          <w:rFonts w:ascii="Barlow Condensed Medium" w:eastAsia="華康細黑體" w:hAnsi="Barlow Condensed Medium" w:cs="微軟正黑體" w:hint="eastAsia"/>
-          <w:w w:val="66"/>
-          <w:sz w:val="26"/>
-          <w:szCs w:val="26"/>
-        </w:rPr>
-        <w:t>的僕人，肩負著特別的任務。</w:t>
+        <w:t>年了，祭司的事奉可能持續在運作，唯獨利未人的事奉人數是不足或不穩定的。也許是他宗教也有祭司，唯獨　神耶和華特別挑選，或說命定一個家族作為祂的僕人，肩負著特別的任務。</w:t>
       </w:r>
     </w:p>
     <w:p>
@@ -27993,49 +28149,8 @@
           <w:sz w:val="26"/>
           <w:szCs w:val="26"/>
         </w:rPr>
-        <w:t>回歸的</w:t>
+        <w:t>回歸的利未人極少，又回歸的以色列人可能不明白，利未人有管理聖殿的產業，以及在以色列的各城鎮中教導百姓明白律法的職責。是建造　神的子民的工作。</w:t>
       </w:r>
-      <w:proofErr w:type="gramStart"/>
-      <w:r>
-        <w:rPr>
-          <w:rFonts w:ascii="Barlow Condensed Medium" w:eastAsia="華康儷中黑" w:hAnsi="Barlow Condensed Medium" w:hint="eastAsia"/>
-          <w:w w:val="66"/>
-          <w:sz w:val="26"/>
-          <w:szCs w:val="26"/>
-        </w:rPr>
-        <w:t>利未人極</w:t>
-      </w:r>
-      <w:proofErr w:type="gramEnd"/>
-      <w:r>
-        <w:rPr>
-          <w:rFonts w:ascii="Barlow Condensed Medium" w:eastAsia="華康儷中黑" w:hAnsi="Barlow Condensed Medium" w:hint="eastAsia"/>
-          <w:w w:val="66"/>
-          <w:sz w:val="26"/>
-          <w:szCs w:val="26"/>
-        </w:rPr>
-        <w:t>少，又回歸的以色列人可能不明白，</w:t>
-      </w:r>
-      <w:proofErr w:type="gramStart"/>
-      <w:r>
-        <w:rPr>
-          <w:rFonts w:ascii="Barlow Condensed Medium" w:eastAsia="華康儷中黑" w:hAnsi="Barlow Condensed Medium" w:hint="eastAsia"/>
-          <w:w w:val="66"/>
-          <w:sz w:val="26"/>
-          <w:szCs w:val="26"/>
-        </w:rPr>
-        <w:t>利未人有</w:t>
-      </w:r>
-      <w:proofErr w:type="gramEnd"/>
-      <w:r>
-        <w:rPr>
-          <w:rFonts w:ascii="Barlow Condensed Medium" w:eastAsia="華康儷中黑" w:hAnsi="Barlow Condensed Medium" w:hint="eastAsia"/>
-          <w:w w:val="66"/>
-          <w:sz w:val="26"/>
-          <w:szCs w:val="26"/>
-        </w:rPr>
-        <w:t>管理聖殿的產業，以及在以色列的各城鎮中教導百姓明白律法的職責。是建造　神的子民的工作。</w:t>
-      </w:r>
-      <w:proofErr w:type="gramStart"/>
       <w:r>
         <w:rPr>
           <w:rFonts w:ascii="Barlow Condensed Medium" w:eastAsia="華康細黑體" w:hAnsi="Barlow Condensed Medium" w:cs="微軟正黑體" w:hint="eastAsia"/>
@@ -28043,9 +28158,8 @@
           <w:sz w:val="26"/>
           <w:szCs w:val="26"/>
         </w:rPr>
-        <w:t>利未人是</w:t>
+        <w:t>利未人是代替以色列的長子獻給　神作僕人的。而他們的職分就要維持以色列百姓在　神面前的聖潔，不論是在聖殿中的禮儀，或是在日常生活中的行為，都要遵行　神的律法。而利未人就是律法的教師，還包括傳承、抄寫和保存經卷等工作。原則上，利未人沒有產業，由以色列</w:t>
       </w:r>
-      <w:proofErr w:type="gramEnd"/>
       <w:r>
         <w:rPr>
           <w:rFonts w:ascii="Barlow Condensed Medium" w:eastAsia="華康細黑體" w:hAnsi="Barlow Condensed Medium" w:cs="微軟正黑體" w:hint="eastAsia"/>
@@ -28053,156 +28167,7 @@
           <w:sz w:val="26"/>
           <w:szCs w:val="26"/>
         </w:rPr>
-        <w:t xml:space="preserve">代替以色列的長子獻給　</w:t>
-      </w:r>
-      <w:proofErr w:type="gramStart"/>
-      <w:r>
-        <w:rPr>
-          <w:rFonts w:ascii="Barlow Condensed Medium" w:eastAsia="華康細黑體" w:hAnsi="Barlow Condensed Medium" w:cs="微軟正黑體" w:hint="eastAsia"/>
-          <w:w w:val="66"/>
-          <w:sz w:val="26"/>
-          <w:szCs w:val="26"/>
-        </w:rPr>
-        <w:t>神作僕人</w:t>
-      </w:r>
-      <w:proofErr w:type="gramEnd"/>
-      <w:r>
-        <w:rPr>
-          <w:rFonts w:ascii="Barlow Condensed Medium" w:eastAsia="華康細黑體" w:hAnsi="Barlow Condensed Medium" w:cs="微軟正黑體" w:hint="eastAsia"/>
-          <w:w w:val="66"/>
-          <w:sz w:val="26"/>
-          <w:szCs w:val="26"/>
-        </w:rPr>
-        <w:t>的。而他們的職分就要維持以色列百姓在　神面前的聖潔，不論是在聖殿中的禮儀，或是在日常生活中的行為，都要遵行　神的律法。而</w:t>
-      </w:r>
-      <w:proofErr w:type="gramStart"/>
-      <w:r>
-        <w:rPr>
-          <w:rFonts w:ascii="Barlow Condensed Medium" w:eastAsia="華康細黑體" w:hAnsi="Barlow Condensed Medium" w:cs="微軟正黑體" w:hint="eastAsia"/>
-          <w:w w:val="66"/>
-          <w:sz w:val="26"/>
-          <w:szCs w:val="26"/>
-        </w:rPr>
-        <w:t>利未人就是</w:t>
-      </w:r>
-      <w:proofErr w:type="gramEnd"/>
-      <w:r>
-        <w:rPr>
-          <w:rFonts w:ascii="Barlow Condensed Medium" w:eastAsia="華康細黑體" w:hAnsi="Barlow Condensed Medium" w:cs="微軟正黑體" w:hint="eastAsia"/>
-          <w:w w:val="66"/>
-          <w:sz w:val="26"/>
-          <w:szCs w:val="26"/>
-        </w:rPr>
-        <w:t>律法的教師，還包括傳承、抄寫和保存經卷等工作。原則上，</w:t>
-      </w:r>
-      <w:proofErr w:type="gramStart"/>
-      <w:r>
-        <w:rPr>
-          <w:rFonts w:ascii="Barlow Condensed Medium" w:eastAsia="華康細黑體" w:hAnsi="Barlow Condensed Medium" w:cs="微軟正黑體" w:hint="eastAsia"/>
-          <w:w w:val="66"/>
-          <w:sz w:val="26"/>
-          <w:szCs w:val="26"/>
-        </w:rPr>
-        <w:t>利未人沒有</w:t>
-      </w:r>
-      <w:proofErr w:type="gramEnd"/>
-      <w:r>
-        <w:rPr>
-          <w:rFonts w:ascii="Barlow Condensed Medium" w:eastAsia="華康細黑體" w:hAnsi="Barlow Condensed Medium" w:cs="微軟正黑體" w:hint="eastAsia"/>
-          <w:w w:val="66"/>
-          <w:sz w:val="26"/>
-          <w:szCs w:val="26"/>
-        </w:rPr>
-        <w:t>產業，由以色列</w:t>
-      </w:r>
-      <w:r>
-        <w:rPr>
-          <w:rFonts w:ascii="Barlow Condensed Medium" w:eastAsia="華康細黑體" w:hAnsi="Barlow Condensed Medium" w:cs="微軟正黑體" w:hint="eastAsia"/>
-          <w:w w:val="66"/>
-          <w:sz w:val="26"/>
-          <w:szCs w:val="26"/>
-        </w:rPr>
-        <w:t>會眾所供養，是為讓他們的職分和生活與一般人有所分別，可以不受世俗和錢金的憂慮或誘惑。但是，權力的誘惑就不容易對抗，這是日後的問題了。現今急迫的是要教育新一代的以色列人成為真正的　神的子民，就是認識且</w:t>
-      </w:r>
-      <w:proofErr w:type="gramStart"/>
-      <w:r>
-        <w:rPr>
-          <w:rFonts w:ascii="Barlow Condensed Medium" w:eastAsia="華康細黑體" w:hAnsi="Barlow Condensed Medium" w:cs="微軟正黑體" w:hint="eastAsia"/>
-          <w:w w:val="66"/>
-          <w:sz w:val="26"/>
-          <w:szCs w:val="26"/>
-        </w:rPr>
-        <w:t xml:space="preserve">明白　</w:t>
-      </w:r>
-      <w:proofErr w:type="gramEnd"/>
-      <w:r>
-        <w:rPr>
-          <w:rFonts w:ascii="Barlow Condensed Medium" w:eastAsia="華康細黑體" w:hAnsi="Barlow Condensed Medium" w:cs="微軟正黑體" w:hint="eastAsia"/>
-          <w:w w:val="66"/>
-          <w:sz w:val="26"/>
-          <w:szCs w:val="26"/>
-        </w:rPr>
-        <w:t>神的律法，且能在日常生活中身體力行。直白地說，就是在公義和良善，愛　神和愛人，主動和被動的事上能謹守遵行，這人在　神面前就是聖潔的。</w:t>
-      </w:r>
-      <w:proofErr w:type="gramStart"/>
-      <w:r>
-        <w:rPr>
-          <w:rFonts w:ascii="Barlow Condensed Medium" w:eastAsia="華康細黑體" w:hAnsi="Barlow Condensed Medium" w:cs="微軟正黑體" w:hint="eastAsia"/>
-          <w:w w:val="66"/>
-          <w:sz w:val="26"/>
-          <w:szCs w:val="26"/>
-        </w:rPr>
-        <w:t>而尼希米</w:t>
-      </w:r>
-      <w:proofErr w:type="gramEnd"/>
-      <w:r>
-        <w:rPr>
-          <w:rFonts w:ascii="Barlow Condensed Medium" w:eastAsia="華康細黑體" w:hAnsi="Barlow Condensed Medium" w:cs="微軟正黑體" w:hint="eastAsia"/>
-          <w:w w:val="66"/>
-          <w:sz w:val="26"/>
-          <w:szCs w:val="26"/>
-        </w:rPr>
-        <w:t>的遠見，就是召集和設立</w:t>
-      </w:r>
-      <w:proofErr w:type="gramStart"/>
-      <w:r>
-        <w:rPr>
-          <w:rFonts w:ascii="Barlow Condensed Medium" w:eastAsia="華康細黑體" w:hAnsi="Barlow Condensed Medium" w:cs="微軟正黑體" w:hint="eastAsia"/>
-          <w:w w:val="66"/>
-          <w:sz w:val="26"/>
-          <w:szCs w:val="26"/>
-        </w:rPr>
-        <w:t>利未人的</w:t>
-      </w:r>
-      <w:proofErr w:type="gramEnd"/>
-      <w:r>
-        <w:rPr>
-          <w:rFonts w:ascii="Barlow Condensed Medium" w:eastAsia="華康細黑體" w:hAnsi="Barlow Condensed Medium" w:cs="微軟正黑體" w:hint="eastAsia"/>
-          <w:w w:val="66"/>
-          <w:sz w:val="26"/>
-          <w:szCs w:val="26"/>
-        </w:rPr>
-        <w:t>事奉，要教導出一群　神真正聖潔的子民，居住在耶路撒冷和</w:t>
-      </w:r>
-      <w:proofErr w:type="gramStart"/>
-      <w:r>
-        <w:rPr>
-          <w:rFonts w:ascii="Barlow Condensed Medium" w:eastAsia="華康細黑體" w:hAnsi="Barlow Condensed Medium" w:cs="微軟正黑體" w:hint="eastAsia"/>
-          <w:w w:val="66"/>
-          <w:sz w:val="26"/>
-          <w:szCs w:val="26"/>
-        </w:rPr>
-        <w:t>猶大全地</w:t>
-      </w:r>
-      <w:proofErr w:type="gramEnd"/>
-      <w:r>
-        <w:rPr>
-          <w:rFonts w:ascii="Barlow Condensed Medium" w:eastAsia="華康細黑體" w:hAnsi="Barlow Condensed Medium" w:cs="微軟正黑體" w:hint="eastAsia"/>
-          <w:w w:val="66"/>
-          <w:sz w:val="26"/>
-          <w:szCs w:val="26"/>
-        </w:rPr>
-        <w:t>。</w:t>
+        <w:t>會眾所供養，是為讓他們的職分和生活與一般人有所分別，可以不受世俗和錢金的憂慮或誘惑。但是，權力的誘惑就不容易對抗，這是日後的問題了。現今急迫的是要教育新一代的以色列人成為真正的　神的子民，就是認識且明白　神的律法，且能在日常生活中身體力行。直白地說，就是在公義和良善，愛　神和愛人，主動和被動的事上能謹守遵行，這人在　神面前就是聖潔的。而尼希米的遠見，就是召集和設立利未人的事奉，要教導出一群　神真正聖潔的子民，居住在耶路撒冷和猶大全地。</w:t>
       </w:r>
     </w:p>
     <w:p>
@@ -28225,127 +28190,7 @@
           <w:sz w:val="26"/>
           <w:szCs w:val="26"/>
         </w:rPr>
-        <w:t>慶典的兩個隊伍應該是</w:t>
-      </w:r>
-      <w:proofErr w:type="gramStart"/>
-      <w:r>
-        <w:rPr>
-          <w:rFonts w:ascii="Barlow Condensed Medium" w:eastAsia="華康儷中黑" w:hAnsi="Barlow Condensed Medium" w:hint="eastAsia"/>
-          <w:w w:val="66"/>
-          <w:sz w:val="26"/>
-          <w:szCs w:val="26"/>
-        </w:rPr>
-        <w:t>從谷門上</w:t>
-      </w:r>
-      <w:proofErr w:type="gramEnd"/>
-      <w:r>
-        <w:rPr>
-          <w:rFonts w:ascii="Barlow Condensed Medium" w:eastAsia="華康儷中黑" w:hAnsi="Barlow Condensed Medium" w:hint="eastAsia"/>
-          <w:w w:val="66"/>
-          <w:sz w:val="26"/>
-          <w:szCs w:val="26"/>
-        </w:rPr>
-        <w:t>了城牆，</w:t>
-      </w:r>
-      <w:proofErr w:type="gramStart"/>
-      <w:r>
-        <w:rPr>
-          <w:rFonts w:ascii="Barlow Condensed Medium" w:eastAsia="華康儷中黑" w:hAnsi="Barlow Condensed Medium" w:hint="eastAsia"/>
-          <w:w w:val="66"/>
-          <w:sz w:val="26"/>
-          <w:szCs w:val="26"/>
-        </w:rPr>
-        <w:t>以斯拉</w:t>
-      </w:r>
-      <w:proofErr w:type="gramEnd"/>
-      <w:r>
-        <w:rPr>
-          <w:rFonts w:ascii="Barlow Condensed Medium" w:eastAsia="華康儷中黑" w:hAnsi="Barlow Condensed Medium" w:hint="eastAsia"/>
-          <w:w w:val="66"/>
-          <w:sz w:val="26"/>
-          <w:szCs w:val="26"/>
-        </w:rPr>
-        <w:t>隊往南行再繞到東北，</w:t>
-      </w:r>
-      <w:proofErr w:type="gramStart"/>
-      <w:r>
-        <w:rPr>
-          <w:rFonts w:ascii="Barlow Condensed Medium" w:eastAsia="華康儷中黑" w:hAnsi="Barlow Condensed Medium" w:hint="eastAsia"/>
-          <w:w w:val="66"/>
-          <w:sz w:val="26"/>
-          <w:szCs w:val="26"/>
-        </w:rPr>
-        <w:t>尼希米隊</w:t>
-      </w:r>
-      <w:proofErr w:type="gramEnd"/>
-      <w:r>
-        <w:rPr>
-          <w:rFonts w:ascii="Barlow Condensed Medium" w:eastAsia="華康儷中黑" w:hAnsi="Barlow Condensed Medium" w:hint="eastAsia"/>
-          <w:w w:val="66"/>
-          <w:sz w:val="26"/>
-          <w:szCs w:val="26"/>
-        </w:rPr>
-        <w:t>則是往北行</w:t>
-      </w:r>
-      <w:proofErr w:type="gramStart"/>
-      <w:r>
-        <w:rPr>
-          <w:rFonts w:ascii="Barlow Condensed Medium" w:eastAsia="華康儷中黑" w:hAnsi="Barlow Condensed Medium" w:hint="eastAsia"/>
-          <w:w w:val="66"/>
-          <w:sz w:val="26"/>
-          <w:szCs w:val="26"/>
-        </w:rPr>
-        <w:t>再繞向東方</w:t>
-      </w:r>
-      <w:proofErr w:type="gramEnd"/>
-      <w:r>
-        <w:rPr>
-          <w:rFonts w:ascii="Barlow Condensed Medium" w:eastAsia="華康儷中黑" w:hAnsi="Barlow Condensed Medium" w:hint="eastAsia"/>
-          <w:w w:val="66"/>
-          <w:sz w:val="26"/>
-          <w:szCs w:val="26"/>
-        </w:rPr>
-        <w:t>。最後，二隊在聖殿集合，</w:t>
-      </w:r>
-      <w:proofErr w:type="gramStart"/>
-      <w:r>
-        <w:rPr>
-          <w:rFonts w:ascii="Barlow Condensed Medium" w:eastAsia="華康儷中黑" w:hAnsi="Barlow Condensed Medium" w:hint="eastAsia"/>
-          <w:w w:val="66"/>
-          <w:sz w:val="26"/>
-          <w:szCs w:val="26"/>
-        </w:rPr>
-        <w:t>然後尼希米</w:t>
-      </w:r>
-      <w:proofErr w:type="gramEnd"/>
-      <w:r>
-        <w:rPr>
-          <w:rFonts w:ascii="Barlow Condensed Medium" w:eastAsia="華康儷中黑" w:hAnsi="Barlow Condensed Medium" w:hint="eastAsia"/>
-          <w:w w:val="66"/>
-          <w:sz w:val="26"/>
-          <w:szCs w:val="26"/>
-        </w:rPr>
-        <w:t>就設立</w:t>
-      </w:r>
-      <w:proofErr w:type="gramStart"/>
-      <w:r>
-        <w:rPr>
-          <w:rFonts w:ascii="Barlow Condensed Medium" w:eastAsia="華康儷中黑" w:hAnsi="Barlow Condensed Medium" w:hint="eastAsia"/>
-          <w:w w:val="66"/>
-          <w:sz w:val="26"/>
-          <w:szCs w:val="26"/>
-        </w:rPr>
-        <w:t>利未人</w:t>
-      </w:r>
-      <w:proofErr w:type="gramEnd"/>
-      <w:r>
-        <w:rPr>
-          <w:rFonts w:ascii="Barlow Condensed Medium" w:eastAsia="華康儷中黑" w:hAnsi="Barlow Condensed Medium" w:hint="eastAsia"/>
-          <w:w w:val="66"/>
-          <w:sz w:val="26"/>
-          <w:szCs w:val="26"/>
-        </w:rPr>
-        <w:t>。</w:t>
+        <w:t>慶典的兩個隊伍應該是從谷門上了城牆，以斯拉隊往南行再繞到東北，尼希米隊則是往北行再繞向東方。最後，二隊在聖殿集合，然後尼希米就設立利未人。</w:t>
       </w:r>
       <w:r>
         <w:rPr>
@@ -28354,9 +28199,8 @@
           <w:sz w:val="26"/>
           <w:szCs w:val="26"/>
         </w:rPr>
-        <w:t>在慶典遊行之前，祭司和</w:t>
+        <w:t>在慶典遊行之前，祭司和利未人潔淨自己和百姓，同時也潔淨了城門和城牆。後者是個全新的概念，因為過去從來沒有舉行過奉獻城牆的儀式。可能是用牲祭的血濺灑在上面之類的儀式。重點是這城牆被潔淨後獻給了　神，就是重新恢復了耶路撒冷是祂的聖城的地位。不只是象徵臨在的聖殿，更有了象徵統治、保護和力量的城牆。遊行在城牆上進行，藉著經文的描述，我們可以知道，重建的就是大衛時期的城牆。谷門是位在城西中間的泰羅邊谷</w:t>
       </w:r>
-      <w:proofErr w:type="gramStart"/>
       <w:r>
         <w:rPr>
           <w:rFonts w:ascii="Barlow Condensed Medium" w:eastAsia="華康細黑體" w:hAnsi="Barlow Condensed Medium" w:cs="微軟正黑體" w:hint="eastAsia"/>
@@ -28364,9 +28208,8 @@
           <w:sz w:val="26"/>
           <w:szCs w:val="26"/>
         </w:rPr>
-        <w:t>利未</w:t>
+        <w:t>(</w:t>
       </w:r>
-      <w:proofErr w:type="gramEnd"/>
       <w:r>
         <w:rPr>
           <w:rFonts w:ascii="Barlow Condensed Medium" w:eastAsia="華康細黑體" w:hAnsi="Barlow Condensed Medium" w:cs="微軟正黑體" w:hint="eastAsia"/>
@@ -28374,9 +28217,8 @@
           <w:sz w:val="26"/>
           <w:szCs w:val="26"/>
         </w:rPr>
-        <w:t>人潔淨自己和百姓，同時也潔淨了城門和城牆。後者是個全新的概念，因為過去從來沒有舉行過奉獻城牆的儀式。可能是用</w:t>
+        <w:t>中央山谷</w:t>
       </w:r>
-      <w:proofErr w:type="gramStart"/>
       <w:r>
         <w:rPr>
           <w:rFonts w:ascii="Barlow Condensed Medium" w:eastAsia="華康細黑體" w:hAnsi="Barlow Condensed Medium" w:cs="微軟正黑體" w:hint="eastAsia"/>
@@ -28384,9 +28226,8 @@
           <w:sz w:val="26"/>
           <w:szCs w:val="26"/>
         </w:rPr>
-        <w:t>牲</w:t>
+        <w:t>)</w:t>
       </w:r>
-      <w:proofErr w:type="gramEnd"/>
       <w:r>
         <w:rPr>
           <w:rFonts w:ascii="Barlow Condensed Medium" w:eastAsia="華康細黑體" w:hAnsi="Barlow Condensed Medium" w:cs="微軟正黑體" w:hint="eastAsia"/>
@@ -28394,314 +28235,7 @@
           <w:sz w:val="26"/>
           <w:szCs w:val="26"/>
         </w:rPr>
-        <w:t>祭的</w:t>
-      </w:r>
-      <w:proofErr w:type="gramStart"/>
-      <w:r>
-        <w:rPr>
-          <w:rFonts w:ascii="Barlow Condensed Medium" w:eastAsia="華康細黑體" w:hAnsi="Barlow Condensed Medium" w:cs="微軟正黑體" w:hint="eastAsia"/>
-          <w:w w:val="66"/>
-          <w:sz w:val="26"/>
-          <w:szCs w:val="26"/>
-        </w:rPr>
-        <w:t>血濺灑在</w:t>
-      </w:r>
-      <w:proofErr w:type="gramEnd"/>
-      <w:r>
-        <w:rPr>
-          <w:rFonts w:ascii="Barlow Condensed Medium" w:eastAsia="華康細黑體" w:hAnsi="Barlow Condensed Medium" w:cs="微軟正黑體" w:hint="eastAsia"/>
-          <w:w w:val="66"/>
-          <w:sz w:val="26"/>
-          <w:szCs w:val="26"/>
-        </w:rPr>
-        <w:t>上面之類的儀式。重點是這城牆被潔淨後獻給了　神，就是重新恢復了耶路撒冷是</w:t>
-      </w:r>
-      <w:proofErr w:type="gramStart"/>
-      <w:r>
-        <w:rPr>
-          <w:rFonts w:ascii="Barlow Condensed Medium" w:eastAsia="華康細黑體" w:hAnsi="Barlow Condensed Medium" w:cs="微軟正黑體" w:hint="eastAsia"/>
-          <w:w w:val="66"/>
-          <w:sz w:val="26"/>
-          <w:szCs w:val="26"/>
-        </w:rPr>
-        <w:t>祂</w:t>
-      </w:r>
-      <w:proofErr w:type="gramEnd"/>
-      <w:r>
-        <w:rPr>
-          <w:rFonts w:ascii="Barlow Condensed Medium" w:eastAsia="華康細黑體" w:hAnsi="Barlow Condensed Medium" w:cs="微軟正黑體" w:hint="eastAsia"/>
-          <w:w w:val="66"/>
-          <w:sz w:val="26"/>
-          <w:szCs w:val="26"/>
-        </w:rPr>
-        <w:t>的聖城的地位。不只是象徵臨在的聖殿，更有了象徵統治、保護和力量的城牆。遊行在城牆上進行，藉著經文的描述，我們可以知道，重建的就是大衛時期的城牆。</w:t>
-      </w:r>
-      <w:proofErr w:type="gramStart"/>
-      <w:r>
-        <w:rPr>
-          <w:rFonts w:ascii="Barlow Condensed Medium" w:eastAsia="華康細黑體" w:hAnsi="Barlow Condensed Medium" w:cs="微軟正黑體" w:hint="eastAsia"/>
-          <w:w w:val="66"/>
-          <w:sz w:val="26"/>
-          <w:szCs w:val="26"/>
-        </w:rPr>
-        <w:t>谷門是</w:t>
-      </w:r>
-      <w:proofErr w:type="gramEnd"/>
-      <w:r>
-        <w:rPr>
-          <w:rFonts w:ascii="Barlow Condensed Medium" w:eastAsia="華康細黑體" w:hAnsi="Barlow Condensed Medium" w:cs="微軟正黑體" w:hint="eastAsia"/>
-          <w:w w:val="66"/>
-          <w:sz w:val="26"/>
-          <w:szCs w:val="26"/>
-        </w:rPr>
-        <w:t>位</w:t>
-      </w:r>
-      <w:proofErr w:type="gramStart"/>
-      <w:r>
-        <w:rPr>
-          <w:rFonts w:ascii="Barlow Condensed Medium" w:eastAsia="華康細黑體" w:hAnsi="Barlow Condensed Medium" w:cs="微軟正黑體" w:hint="eastAsia"/>
-          <w:w w:val="66"/>
-          <w:sz w:val="26"/>
-          <w:szCs w:val="26"/>
-        </w:rPr>
-        <w:t>在城西中間</w:t>
-      </w:r>
-      <w:proofErr w:type="gramEnd"/>
-      <w:r>
-        <w:rPr>
-          <w:rFonts w:ascii="Barlow Condensed Medium" w:eastAsia="華康細黑體" w:hAnsi="Barlow Condensed Medium" w:cs="微軟正黑體" w:hint="eastAsia"/>
-          <w:w w:val="66"/>
-          <w:sz w:val="26"/>
-          <w:szCs w:val="26"/>
-        </w:rPr>
-        <w:t>的泰</w:t>
-      </w:r>
-      <w:proofErr w:type="gramStart"/>
-      <w:r>
-        <w:rPr>
-          <w:rFonts w:ascii="Barlow Condensed Medium" w:eastAsia="華康細黑體" w:hAnsi="Barlow Condensed Medium" w:cs="微軟正黑體" w:hint="eastAsia"/>
-          <w:w w:val="66"/>
-          <w:sz w:val="26"/>
-          <w:szCs w:val="26"/>
-        </w:rPr>
-        <w:t>羅邊谷</w:t>
-      </w:r>
-      <w:proofErr w:type="gramEnd"/>
-      <w:r>
-        <w:rPr>
-          <w:rFonts w:ascii="Barlow Condensed Medium" w:eastAsia="華康細黑體" w:hAnsi="Barlow Condensed Medium" w:cs="微軟正黑體" w:hint="eastAsia"/>
-          <w:w w:val="66"/>
-          <w:sz w:val="26"/>
-          <w:szCs w:val="26"/>
-        </w:rPr>
-        <w:t>(</w:t>
-      </w:r>
-      <w:r>
-        <w:rPr>
-          <w:rFonts w:ascii="Barlow Condensed Medium" w:eastAsia="華康細黑體" w:hAnsi="Barlow Condensed Medium" w:cs="微軟正黑體" w:hint="eastAsia"/>
-          <w:w w:val="66"/>
-          <w:sz w:val="26"/>
-          <w:szCs w:val="26"/>
-        </w:rPr>
-        <w:t>中央山谷</w:t>
-      </w:r>
-      <w:r>
-        <w:rPr>
-          <w:rFonts w:ascii="Barlow Condensed Medium" w:eastAsia="華康細黑體" w:hAnsi="Barlow Condensed Medium" w:cs="微軟正黑體" w:hint="eastAsia"/>
-          <w:w w:val="66"/>
-          <w:sz w:val="26"/>
-          <w:szCs w:val="26"/>
-        </w:rPr>
-        <w:t>)</w:t>
-      </w:r>
-      <w:r>
-        <w:rPr>
-          <w:rFonts w:ascii="Barlow Condensed Medium" w:eastAsia="華康細黑體" w:hAnsi="Barlow Condensed Medium" w:cs="微軟正黑體" w:hint="eastAsia"/>
-          <w:w w:val="66"/>
-          <w:sz w:val="26"/>
-          <w:szCs w:val="26"/>
-        </w:rPr>
-        <w:t>上方，又水門相對</w:t>
-      </w:r>
-      <w:proofErr w:type="gramStart"/>
-      <w:r>
-        <w:rPr>
-          <w:rFonts w:ascii="Barlow Condensed Medium" w:eastAsia="華康細黑體" w:hAnsi="Barlow Condensed Medium" w:cs="微軟正黑體" w:hint="eastAsia"/>
-          <w:w w:val="66"/>
-          <w:sz w:val="26"/>
-          <w:szCs w:val="26"/>
-        </w:rPr>
-        <w:t>於谷門</w:t>
-      </w:r>
-      <w:proofErr w:type="gramEnd"/>
-      <w:r>
-        <w:rPr>
-          <w:rFonts w:ascii="Barlow Condensed Medium" w:eastAsia="華康細黑體" w:hAnsi="Barlow Condensed Medium" w:cs="微軟正黑體" w:hint="eastAsia"/>
-          <w:w w:val="66"/>
-          <w:sz w:val="26"/>
-          <w:szCs w:val="26"/>
-        </w:rPr>
-        <w:t>是朝東的門，在</w:t>
-      </w:r>
-      <w:proofErr w:type="gramStart"/>
-      <w:r>
-        <w:rPr>
-          <w:rFonts w:ascii="Barlow Condensed Medium" w:eastAsia="華康細黑體" w:hAnsi="Barlow Condensed Medium" w:cs="微軟正黑體" w:hint="eastAsia"/>
-          <w:w w:val="66"/>
-          <w:sz w:val="26"/>
-          <w:szCs w:val="26"/>
-        </w:rPr>
-        <w:t>汲倫溪</w:t>
-      </w:r>
-      <w:proofErr w:type="gramEnd"/>
-      <w:r>
-        <w:rPr>
-          <w:rFonts w:ascii="Barlow Condensed Medium" w:eastAsia="華康細黑體" w:hAnsi="Barlow Condensed Medium" w:cs="微軟正黑體" w:hint="eastAsia"/>
-          <w:w w:val="66"/>
-          <w:sz w:val="26"/>
-          <w:szCs w:val="26"/>
-        </w:rPr>
-        <w:t>谷的上方。聖殿占據了整個城的北方，大衛城則是在東南方。又每一隊的人員排列，</w:t>
-      </w:r>
-      <w:proofErr w:type="gramStart"/>
-      <w:r>
-        <w:rPr>
-          <w:rFonts w:ascii="Barlow Condensed Medium" w:eastAsia="華康細黑體" w:hAnsi="Barlow Condensed Medium" w:cs="微軟正黑體" w:hint="eastAsia"/>
-          <w:w w:val="66"/>
-          <w:sz w:val="26"/>
-          <w:szCs w:val="26"/>
-        </w:rPr>
-        <w:t>凸</w:t>
-      </w:r>
-      <w:proofErr w:type="gramEnd"/>
-      <w:r>
-        <w:rPr>
-          <w:rFonts w:ascii="Barlow Condensed Medium" w:eastAsia="華康細黑體" w:hAnsi="Barlow Condensed Medium" w:cs="微軟正黑體" w:hint="eastAsia"/>
-          <w:w w:val="66"/>
-          <w:sz w:val="26"/>
-          <w:szCs w:val="26"/>
-        </w:rPr>
-        <w:t>顯了</w:t>
-      </w:r>
-      <w:proofErr w:type="gramStart"/>
-      <w:r>
-        <w:rPr>
-          <w:rFonts w:ascii="Barlow Condensed Medium" w:eastAsia="華康細黑體" w:hAnsi="Barlow Condensed Medium" w:cs="微軟正黑體" w:hint="eastAsia"/>
-          <w:w w:val="66"/>
-          <w:sz w:val="26"/>
-          <w:szCs w:val="26"/>
-        </w:rPr>
-        <w:t>利未人的</w:t>
-      </w:r>
-      <w:proofErr w:type="gramEnd"/>
-      <w:r>
-        <w:rPr>
-          <w:rFonts w:ascii="Barlow Condensed Medium" w:eastAsia="華康細黑體" w:hAnsi="Barlow Condensed Medium" w:cs="微軟正黑體" w:hint="eastAsia"/>
-          <w:w w:val="66"/>
-          <w:sz w:val="26"/>
-          <w:szCs w:val="26"/>
-        </w:rPr>
-        <w:t>角色，領頭</w:t>
-      </w:r>
-      <w:proofErr w:type="gramStart"/>
-      <w:r>
-        <w:rPr>
-          <w:rFonts w:ascii="Barlow Condensed Medium" w:eastAsia="華康細黑體" w:hAnsi="Barlow Condensed Medium" w:cs="微軟正黑體" w:hint="eastAsia"/>
-          <w:w w:val="66"/>
-          <w:sz w:val="26"/>
-          <w:szCs w:val="26"/>
-        </w:rPr>
-        <w:t>的詩班和</w:t>
-      </w:r>
-      <w:proofErr w:type="gramEnd"/>
-      <w:r>
-        <w:rPr>
-          <w:rFonts w:ascii="Barlow Condensed Medium" w:eastAsia="華康細黑體" w:hAnsi="Barlow Condensed Medium" w:cs="微軟正黑體" w:hint="eastAsia"/>
-          <w:w w:val="66"/>
-          <w:sz w:val="26"/>
-          <w:szCs w:val="26"/>
-        </w:rPr>
-        <w:t>殿後的樂隊都是</w:t>
-      </w:r>
-      <w:proofErr w:type="gramStart"/>
-      <w:r>
-        <w:rPr>
-          <w:rFonts w:ascii="Barlow Condensed Medium" w:eastAsia="華康細黑體" w:hAnsi="Barlow Condensed Medium" w:cs="微軟正黑體" w:hint="eastAsia"/>
-          <w:w w:val="66"/>
-          <w:sz w:val="26"/>
-          <w:szCs w:val="26"/>
-        </w:rPr>
-        <w:t>利未人</w:t>
-      </w:r>
-      <w:proofErr w:type="gramEnd"/>
-      <w:r>
-        <w:rPr>
-          <w:rFonts w:ascii="Barlow Condensed Medium" w:eastAsia="華康細黑體" w:hAnsi="Barlow Condensed Medium" w:cs="微軟正黑體" w:hint="eastAsia"/>
-          <w:w w:val="66"/>
-          <w:sz w:val="26"/>
-          <w:szCs w:val="26"/>
-        </w:rPr>
-        <w:t>。好像教導　神的律法就如同歌聲和樂曲一般地美好和完全。最後一同聚集在聖殿，就是在　神的面前，</w:t>
-      </w:r>
-      <w:proofErr w:type="gramStart"/>
-      <w:r>
-        <w:rPr>
-          <w:rFonts w:ascii="Barlow Condensed Medium" w:eastAsia="華康細黑體" w:hAnsi="Barlow Condensed Medium" w:cs="微軟正黑體" w:hint="eastAsia"/>
-          <w:w w:val="66"/>
-          <w:sz w:val="26"/>
-          <w:szCs w:val="26"/>
-        </w:rPr>
-        <w:t>尼希米</w:t>
-      </w:r>
-      <w:proofErr w:type="gramEnd"/>
-      <w:r>
-        <w:rPr>
-          <w:rFonts w:ascii="Barlow Condensed Medium" w:eastAsia="華康細黑體" w:hAnsi="Barlow Condensed Medium" w:cs="微軟正黑體" w:hint="eastAsia"/>
-          <w:w w:val="66"/>
-          <w:sz w:val="26"/>
-          <w:szCs w:val="26"/>
-        </w:rPr>
-        <w:t>正式宣告和設立祭司和</w:t>
-      </w:r>
-      <w:proofErr w:type="gramStart"/>
-      <w:r>
-        <w:rPr>
-          <w:rFonts w:ascii="Barlow Condensed Medium" w:eastAsia="華康細黑體" w:hAnsi="Barlow Condensed Medium" w:cs="微軟正黑體" w:hint="eastAsia"/>
-          <w:w w:val="66"/>
-          <w:sz w:val="26"/>
-          <w:szCs w:val="26"/>
-        </w:rPr>
-        <w:t>利未</w:t>
-      </w:r>
-      <w:proofErr w:type="gramEnd"/>
-      <w:r>
-        <w:rPr>
-          <w:rFonts w:ascii="Barlow Condensed Medium" w:eastAsia="華康細黑體" w:hAnsi="Barlow Condensed Medium" w:cs="微軟正黑體" w:hint="eastAsia"/>
-          <w:w w:val="66"/>
-          <w:sz w:val="26"/>
-          <w:szCs w:val="26"/>
-        </w:rPr>
-        <w:t>人在聖殿中的</w:t>
-      </w:r>
-      <w:proofErr w:type="gramStart"/>
-      <w:r>
-        <w:rPr>
-          <w:rFonts w:ascii="Barlow Condensed Medium" w:eastAsia="華康細黑體" w:hAnsi="Barlow Condensed Medium" w:cs="微軟正黑體" w:hint="eastAsia"/>
-          <w:w w:val="66"/>
-          <w:sz w:val="26"/>
-          <w:szCs w:val="26"/>
-        </w:rPr>
-        <w:t>事奉和當</w:t>
-      </w:r>
-      <w:proofErr w:type="gramEnd"/>
-      <w:r>
-        <w:rPr>
-          <w:rFonts w:ascii="Barlow Condensed Medium" w:eastAsia="華康細黑體" w:hAnsi="Barlow Condensed Medium" w:cs="微軟正黑體" w:hint="eastAsia"/>
-          <w:w w:val="66"/>
-          <w:sz w:val="26"/>
-          <w:szCs w:val="26"/>
-        </w:rPr>
-        <w:t>領受的供給。這才是整個典禮儀式最重要的部份，聖潔的城牆只須奉獻一次，而聖潔的百姓則是世世代代都須培養的公共事務。</w:t>
+        <w:t>上方，又水門相對於谷門是朝東的門，在汲倫溪谷的上方。聖殿占據了整個城的北方，大衛城則是在東南方。又每一隊的人員排列，凸顯了利未人的角色，領頭的詩班和殿後的樂隊都是利未人。好像教導　神的律法就如同歌聲和樂曲一般地美好和完全。最後一同聚集在聖殿，就是在　神的面前，尼希米正式宣告和設立祭司和利未人在聖殿中的事奉和當領受的供給。這才是整個典禮儀式最重要的部份，聖潔的城牆只須奉獻一次，而聖潔的百姓則是世世代代都須培養的公共事務。</w:t>
       </w:r>
     </w:p>
     <w:p>
@@ -28804,9 +28338,8 @@
           <w:sz w:val="26"/>
           <w:szCs w:val="26"/>
         </w:rPr>
-        <w:t>年實施十二年國教至今。國民教育是人民和國家現代化的重要公共政策，是為了提升平均的國民教育水平，而是</w:t>
+        <w:t>年實施十二年國教至今。國民教育是人民和國家現代化的重要公共政策，是為了提升平均的國民教育水平，而是是放棄多數，只挑少數的菁英教育。在文化和歷史的包袱影響下，「萬般皆下品，唯有讀書高」造就了台灣的升學主義和「知識的封建」，是只為取得社會地位和權力的途徑。此外，中國國共內戰的思想戰被移轉到台灣，極力抹滅和貶低台灣的歷史、語言和文化，又對新的統治者造神。經國幾十年的反省，只有文化重建的部份走出陰影。台灣文化和多元文化一起抬頭，卻產生了另一種危機，就是媒體和公共話語權取代了教育，反而被少數利益團隊獨佔和利用。更不用說，為奪台野心對台灣實施的統戰。好好的教育，卻被人心的惡扭曲了，因為恐龍家長</w:t>
       </w:r>
-      <w:proofErr w:type="gramStart"/>
       <w:r>
         <w:rPr>
           <w:rFonts w:ascii="Cambria" w:eastAsia="華康細黑體" w:hAnsi="Cambria" w:cs="Cambria" w:hint="eastAsia"/>
@@ -28814,9 +28347,8 @@
           <w:sz w:val="26"/>
           <w:szCs w:val="26"/>
         </w:rPr>
-        <w:t>是</w:t>
+        <w:t>(</w:t>
       </w:r>
-      <w:proofErr w:type="gramEnd"/>
       <w:r>
         <w:rPr>
           <w:rFonts w:ascii="Cambria" w:eastAsia="華康細黑體" w:hAnsi="Cambria" w:cs="Cambria" w:hint="eastAsia"/>
@@ -28824,9 +28356,8 @@
           <w:sz w:val="26"/>
           <w:szCs w:val="26"/>
         </w:rPr>
-        <w:t>放棄多數，只挑少數的菁英教育。在文化和歷史的包袱影響下，「萬般皆下品，唯有讀書高」造就了台灣的升學主義和「知識的封建」，是只為取得社會地位和權力的途徑。</w:t>
+        <w:t>其實是無能官僚配合演出</w:t>
       </w:r>
-      <w:proofErr w:type="gramStart"/>
       <w:r>
         <w:rPr>
           <w:rFonts w:ascii="Cambria" w:eastAsia="華康細黑體" w:hAnsi="Cambria" w:cs="Cambria" w:hint="eastAsia"/>
@@ -28834,9 +28365,8 @@
           <w:sz w:val="26"/>
           <w:szCs w:val="26"/>
         </w:rPr>
-        <w:t>此外，</w:t>
+        <w:t>)</w:t>
       </w:r>
-      <w:proofErr w:type="gramEnd"/>
       <w:r>
         <w:rPr>
           <w:rFonts w:ascii="Cambria" w:eastAsia="華康細黑體" w:hAnsi="Cambria" w:cs="Cambria" w:hint="eastAsia"/>
@@ -28844,9 +28374,8 @@
           <w:sz w:val="26"/>
           <w:szCs w:val="26"/>
         </w:rPr>
-        <w:t>中國</w:t>
+        <w:t>的關係，當老師在過去是鐵飯碗的工作，現在卻乏人問津。而耶穌是從　神來的教師，他說：真理要使人自由，才是教育真正的意義。而這觀念從</w:t>
       </w:r>
-      <w:proofErr w:type="gramStart"/>
       <w:r>
         <w:rPr>
           <w:rFonts w:ascii="Cambria" w:eastAsia="華康細黑體" w:hAnsi="Cambria" w:cs="Cambria" w:hint="eastAsia"/>
@@ -28854,9 +28383,8 @@
           <w:sz w:val="26"/>
           <w:szCs w:val="26"/>
         </w:rPr>
-        <w:t>國</w:t>
+        <w:t>設立</w:t>
       </w:r>
-      <w:proofErr w:type="gramEnd"/>
       <w:r>
         <w:rPr>
           <w:rFonts w:ascii="Cambria" w:eastAsia="華康細黑體" w:hAnsi="Cambria" w:cs="Cambria" w:hint="eastAsia"/>
@@ -28864,9 +28392,8 @@
           <w:sz w:val="26"/>
           <w:szCs w:val="26"/>
         </w:rPr>
-        <w:t>共內戰的思想戰被移轉到台灣，極力</w:t>
+        <w:t>利未人</w:t>
       </w:r>
-      <w:proofErr w:type="gramStart"/>
       <w:r>
         <w:rPr>
           <w:rFonts w:ascii="Cambria" w:eastAsia="華康細黑體" w:hAnsi="Cambria" w:cs="Cambria" w:hint="eastAsia"/>
@@ -28874,123 +28401,8 @@
           <w:sz w:val="26"/>
           <w:szCs w:val="26"/>
         </w:rPr>
-        <w:t>抹滅和貶低</w:t>
-      </w:r>
-      <w:proofErr w:type="gramEnd"/>
-      <w:r>
-        <w:rPr>
-          <w:rFonts w:ascii="Cambria" w:eastAsia="華康細黑體" w:hAnsi="Cambria" w:cs="Cambria" w:hint="eastAsia"/>
-          <w:w w:val="66"/>
-          <w:sz w:val="26"/>
-          <w:szCs w:val="26"/>
-        </w:rPr>
-        <w:t>台灣的歷史、語言和文化，又對新的統治者造神。經國幾十年的反省，只有文化重建的部份走出陰影。台灣文化和多元文化一起抬頭，卻產生了另一種危機，就是媒體和公共話語權取代了教育，反而被少數利益團隊獨</w:t>
-      </w:r>
-      <w:proofErr w:type="gramStart"/>
-      <w:r>
-        <w:rPr>
-          <w:rFonts w:ascii="Cambria" w:eastAsia="華康細黑體" w:hAnsi="Cambria" w:cs="Cambria" w:hint="eastAsia"/>
-          <w:w w:val="66"/>
-          <w:sz w:val="26"/>
-          <w:szCs w:val="26"/>
-        </w:rPr>
-        <w:t>佔</w:t>
-      </w:r>
-      <w:proofErr w:type="gramEnd"/>
-      <w:r>
-        <w:rPr>
-          <w:rFonts w:ascii="Cambria" w:eastAsia="華康細黑體" w:hAnsi="Cambria" w:cs="Cambria" w:hint="eastAsia"/>
-          <w:w w:val="66"/>
-          <w:sz w:val="26"/>
-          <w:szCs w:val="26"/>
-        </w:rPr>
-        <w:t>和利用。更不用說，</w:t>
-      </w:r>
-      <w:proofErr w:type="gramStart"/>
-      <w:r>
-        <w:rPr>
-          <w:rFonts w:ascii="Cambria" w:eastAsia="華康細黑體" w:hAnsi="Cambria" w:cs="Cambria" w:hint="eastAsia"/>
-          <w:w w:val="66"/>
-          <w:sz w:val="26"/>
-          <w:szCs w:val="26"/>
-        </w:rPr>
-        <w:t>為奪台野心</w:t>
-      </w:r>
-      <w:proofErr w:type="gramEnd"/>
-      <w:r>
-        <w:rPr>
-          <w:rFonts w:ascii="Cambria" w:eastAsia="華康細黑體" w:hAnsi="Cambria" w:cs="Cambria" w:hint="eastAsia"/>
-          <w:w w:val="66"/>
-          <w:sz w:val="26"/>
-          <w:szCs w:val="26"/>
-        </w:rPr>
-        <w:t>對台灣實施的統戰。好好的教育，卻被人心的惡扭曲了，因為恐龍家長</w:t>
-      </w:r>
-      <w:r>
-        <w:rPr>
-          <w:rFonts w:ascii="Cambria" w:eastAsia="華康細黑體" w:hAnsi="Cambria" w:cs="Cambria" w:hint="eastAsia"/>
-          <w:w w:val="66"/>
-          <w:sz w:val="26"/>
-          <w:szCs w:val="26"/>
-        </w:rPr>
-        <w:t>(</w:t>
-      </w:r>
-      <w:r>
-        <w:rPr>
-          <w:rFonts w:ascii="Cambria" w:eastAsia="華康細黑體" w:hAnsi="Cambria" w:cs="Cambria" w:hint="eastAsia"/>
-          <w:w w:val="66"/>
-          <w:sz w:val="26"/>
-          <w:szCs w:val="26"/>
-        </w:rPr>
-        <w:t>其實是無能官僚配合演出</w:t>
-      </w:r>
-      <w:r>
-        <w:rPr>
-          <w:rFonts w:ascii="Cambria" w:eastAsia="華康細黑體" w:hAnsi="Cambria" w:cs="Cambria" w:hint="eastAsia"/>
-          <w:w w:val="66"/>
-          <w:sz w:val="26"/>
-          <w:szCs w:val="26"/>
-        </w:rPr>
-        <w:t>)</w:t>
-      </w:r>
-      <w:r>
-        <w:rPr>
-          <w:rFonts w:ascii="Cambria" w:eastAsia="華康細黑體" w:hAnsi="Cambria" w:cs="Cambria" w:hint="eastAsia"/>
-          <w:w w:val="66"/>
-          <w:sz w:val="26"/>
-          <w:szCs w:val="26"/>
-        </w:rPr>
-        <w:t>的關係，當老師在過去是鐵飯碗的工作，現在卻乏人問津。而耶穌是從　神來的教師，他說：真理要使人自由，才是教育真正的意義。而這觀念從</w:t>
-      </w:r>
-      <w:r>
-        <w:rPr>
-          <w:rFonts w:ascii="Cambria" w:eastAsia="華康細黑體" w:hAnsi="Cambria" w:cs="Cambria" w:hint="eastAsia"/>
-          <w:w w:val="66"/>
-          <w:sz w:val="26"/>
-          <w:szCs w:val="26"/>
-        </w:rPr>
-        <w:t>設立</w:t>
-      </w:r>
-      <w:proofErr w:type="gramStart"/>
-      <w:r>
-        <w:rPr>
-          <w:rFonts w:ascii="Cambria" w:eastAsia="華康細黑體" w:hAnsi="Cambria" w:cs="Cambria" w:hint="eastAsia"/>
-          <w:w w:val="66"/>
-          <w:sz w:val="26"/>
-          <w:szCs w:val="26"/>
-        </w:rPr>
-        <w:t>利未人</w:t>
-      </w:r>
-      <w:r>
-        <w:rPr>
-          <w:rFonts w:ascii="Cambria" w:eastAsia="華康細黑體" w:hAnsi="Cambria" w:cs="Cambria" w:hint="eastAsia"/>
-          <w:w w:val="66"/>
-          <w:sz w:val="26"/>
-          <w:szCs w:val="26"/>
-        </w:rPr>
         <w:t>開始</w:t>
       </w:r>
-      <w:proofErr w:type="gramEnd"/>
       <w:r>
         <w:rPr>
           <w:rFonts w:ascii="Cambria" w:eastAsia="華康細黑體" w:hAnsi="Cambria" w:cs="Cambria" w:hint="eastAsia"/>
@@ -29057,47 +28469,7 @@
           <w:sz w:val="26"/>
           <w:szCs w:val="26"/>
         </w:rPr>
-        <w:t>以色列人是</w:t>
-      </w:r>
-      <w:proofErr w:type="gramStart"/>
-      <w:r>
-        <w:rPr>
-          <w:rFonts w:ascii="Barlow Condensed Medium" w:eastAsia="華康儷中黑" w:hAnsi="Barlow Condensed Medium" w:hint="eastAsia"/>
-          <w:w w:val="66"/>
-          <w:sz w:val="26"/>
-          <w:szCs w:val="26"/>
-        </w:rPr>
-        <w:t>按著摩西</w:t>
-      </w:r>
-      <w:proofErr w:type="gramEnd"/>
-      <w:r>
-        <w:rPr>
-          <w:rFonts w:ascii="Barlow Condensed Medium" w:eastAsia="華康儷中黑" w:hAnsi="Barlow Condensed Medium" w:hint="eastAsia"/>
-          <w:w w:val="66"/>
-          <w:sz w:val="26"/>
-          <w:szCs w:val="26"/>
-        </w:rPr>
-        <w:t>律法，將分別為聖的</w:t>
-      </w:r>
-      <w:proofErr w:type="gramStart"/>
-      <w:r>
-        <w:rPr>
-          <w:rFonts w:ascii="Barlow Condensed Medium" w:eastAsia="華康儷中黑" w:hAnsi="Barlow Condensed Medium" w:hint="eastAsia"/>
-          <w:w w:val="66"/>
-          <w:sz w:val="26"/>
-          <w:szCs w:val="26"/>
-        </w:rPr>
-        <w:t>利未人找</w:t>
-      </w:r>
-      <w:proofErr w:type="gramEnd"/>
-      <w:r>
-        <w:rPr>
-          <w:rFonts w:ascii="Barlow Condensed Medium" w:eastAsia="華康儷中黑" w:hAnsi="Barlow Condensed Medium" w:hint="eastAsia"/>
-          <w:w w:val="66"/>
-          <w:sz w:val="26"/>
-          <w:szCs w:val="26"/>
-        </w:rPr>
-        <w:t>回來，在聖殿專職事奉　神和會眾的工作。這聖潔卻又卑微的職份就是事奉　神和眾人之事最重要的態度。</w:t>
+        <w:t>以色列人是按著摩西律法，將分別為聖的利未人找回來，在聖殿專職事奉　神和會眾的工作。這聖潔卻又卑微的職份就是事奉　神和眾人之事最重要的態度。</w:t>
       </w:r>
       <w:r>
         <w:rPr>
@@ -29106,67 +28478,7 @@
           <w:sz w:val="26"/>
           <w:szCs w:val="26"/>
         </w:rPr>
-        <w:t>教育　神聖潔的律法，就是關於良善的知識，本身就是一件聖潔和高尚，且無法以價值來衡量的職份。暫且不說，後來造成的猶太律法主義和綁架聖殿利益和權力的家族集團，</w:t>
-      </w:r>
-      <w:proofErr w:type="gramStart"/>
-      <w:r>
-        <w:rPr>
-          <w:rFonts w:ascii="Barlow Condensed Medium" w:eastAsia="華康細黑體" w:hAnsi="Barlow Condensed Medium" w:cs="微軟正黑體" w:hint="eastAsia"/>
-          <w:w w:val="66"/>
-          <w:sz w:val="26"/>
-          <w:szCs w:val="26"/>
-        </w:rPr>
-        <w:t>利未人的事奉就單純</w:t>
-      </w:r>
-      <w:proofErr w:type="gramEnd"/>
-      <w:r>
-        <w:rPr>
-          <w:rFonts w:ascii="Barlow Condensed Medium" w:eastAsia="華康細黑體" w:hAnsi="Barlow Condensed Medium" w:cs="微軟正黑體" w:hint="eastAsia"/>
-          <w:w w:val="66"/>
-          <w:sz w:val="26"/>
-          <w:szCs w:val="26"/>
-        </w:rPr>
-        <w:t>是為了使人認識　神。然而，這樣的敬</w:t>
-      </w:r>
-      <w:proofErr w:type="gramStart"/>
-      <w:r>
-        <w:rPr>
-          <w:rFonts w:ascii="Barlow Condensed Medium" w:eastAsia="華康細黑體" w:hAnsi="Barlow Condensed Medium" w:cs="微軟正黑體" w:hint="eastAsia"/>
-          <w:w w:val="66"/>
-          <w:sz w:val="26"/>
-          <w:szCs w:val="26"/>
-        </w:rPr>
-        <w:t>虔</w:t>
-      </w:r>
-      <w:proofErr w:type="gramEnd"/>
-      <w:r>
-        <w:rPr>
-          <w:rFonts w:ascii="Barlow Condensed Medium" w:eastAsia="華康細黑體" w:hAnsi="Barlow Condensed Medium" w:cs="微軟正黑體" w:hint="eastAsia"/>
-          <w:w w:val="66"/>
-          <w:sz w:val="26"/>
-          <w:szCs w:val="26"/>
-        </w:rPr>
-        <w:t>和智慧，仍留傳在</w:t>
-      </w:r>
-      <w:proofErr w:type="gramStart"/>
-      <w:r>
-        <w:rPr>
-          <w:rFonts w:ascii="Barlow Condensed Medium" w:eastAsia="華康細黑體" w:hAnsi="Barlow Condensed Medium" w:cs="微軟正黑體" w:hint="eastAsia"/>
-          <w:w w:val="66"/>
-          <w:sz w:val="26"/>
-          <w:szCs w:val="26"/>
-        </w:rPr>
-        <w:t>猶太拉比之中</w:t>
-      </w:r>
-      <w:proofErr w:type="gramEnd"/>
-      <w:r>
-        <w:rPr>
-          <w:rFonts w:ascii="Barlow Condensed Medium" w:eastAsia="華康細黑體" w:hAnsi="Barlow Condensed Medium" w:cs="微軟正黑體" w:hint="eastAsia"/>
-          <w:w w:val="66"/>
-          <w:sz w:val="26"/>
-          <w:szCs w:val="26"/>
-        </w:rPr>
-        <w:t>。他們用問題回答問題，做的是啟發人心的工作，因為他們明白，真正的答案從　神而來，每個人必須自己領受，而是老師和課本中的標準答案。</w:t>
+        <w:t>教育　神聖潔的律法，就是關於良善的知識，本身就是一件聖潔和高尚，且無法以價值來衡量的職份。暫且不說，後來造成的猶太律法主義和綁架聖殿利益和權力的家族集團，利未人的事奉就單純是為了使人認識　神。然而，這樣的敬虔和智慧，仍留傳在猶太拉比之中。他們用問題回答問題，做的是啟發人心的工作，因為他們明白，真正的答案從　神而來，每個人必須自己領受，而是老師和課本中的標準答案。</w:t>
       </w:r>
       <w:r>
         <w:rPr>
@@ -29198,7 +28510,7 @@
 </file>
 
 <file path=word/endnotes.xml><?xml version="1.0" encoding="utf-8"?>
-<w:endnotes xmlns:wpc="http://schemas.microsoft.com/office/word/2010/wordprocessingCanvas" xmlns:mc="http://schemas.openxmlformats.org/markup-compatibility/2006" xmlns:o="urn:schemas-microsoft-com:office:office" xmlns:r="http://schemas.openxmlformats.org/officeDocument/2006/relationships" xmlns:m="http://schemas.openxmlformats.org/officeDocument/2006/math" xmlns:v="urn:schemas-microsoft-com:vml" xmlns:wp14="http://schemas.microsoft.com/office/word/2010/wordprocessingDrawing" xmlns:wp="http://schemas.openxmlformats.org/drawingml/2006/wordprocessingDrawing" xmlns:w10="urn:schemas-microsoft-com:office:word" xmlns:w="http://schemas.openxmlformats.org/wordprocessingml/2006/main" xmlns:w14="http://schemas.microsoft.com/office/word/2010/wordml" xmlns:w15="http://schemas.microsoft.com/office/word/2012/wordml" xmlns:wpg="http://schemas.microsoft.com/office/word/2010/wordprocessingGroup" xmlns:wpi="http://schemas.microsoft.com/office/word/2010/wordprocessingInk" xmlns:wne="http://schemas.microsoft.com/office/word/2006/wordml" xmlns:wps="http://schemas.microsoft.com/office/word/2010/wordprocessingShape" mc:Ignorable="w14 w15 wp14">
+<w:endnotes xmlns:wpc="http://schemas.microsoft.com/office/word/2010/wordprocessingCanvas" xmlns:cx="http://schemas.microsoft.com/office/drawing/2014/chartex" xmlns:cx1="http://schemas.microsoft.com/office/drawing/2015/9/8/chartex" xmlns:cx2="http://schemas.microsoft.com/office/drawing/2015/10/21/chartex" xmlns:cx3="http://schemas.microsoft.com/office/drawing/2016/5/9/chartex" xmlns:cx4="http://schemas.microsoft.com/office/drawing/2016/5/10/chartex" xmlns:cx5="http://schemas.microsoft.com/office/drawing/2016/5/11/chartex" xmlns:cx6="http://schemas.microsoft.com/office/drawing/2016/5/12/chartex" xmlns:cx7="http://schemas.microsoft.com/office/drawing/2016/5/13/chartex" xmlns:cx8="http://schemas.microsoft.com/office/drawing/2016/5/14/chartex" xmlns:mc="http://schemas.openxmlformats.org/markup-compatibility/2006" xmlns:aink="http://schemas.microsoft.com/office/drawing/2016/ink" xmlns:am3d="http://schemas.microsoft.com/office/drawing/2017/model3d" xmlns:o="urn:schemas-microsoft-com:office:office" xmlns:oel="http://schemas.microsoft.com/office/2019/extlst" xmlns:r="http://schemas.openxmlformats.org/officeDocument/2006/relationships" xmlns:m="http://schemas.openxmlformats.org/officeDocument/2006/math" xmlns:v="urn:schemas-microsoft-com:vml" xmlns:wp14="http://schemas.microsoft.com/office/word/2010/wordprocessingDrawing" xmlns:wp="http://schemas.openxmlformats.org/drawingml/2006/wordprocessingDrawing" xmlns:w10="urn:schemas-microsoft-com:office:word" xmlns:w="http://schemas.openxmlformats.org/wordprocessingml/2006/main" xmlns:w14="http://schemas.microsoft.com/office/word/2010/wordml" xmlns:w15="http://schemas.microsoft.com/office/word/2012/wordml" xmlns:w16cex="http://schemas.microsoft.com/office/word/2018/wordml/cex" xmlns:w16cid="http://schemas.microsoft.com/office/word/2016/wordml/cid" xmlns:w16="http://schemas.microsoft.com/office/word/2018/wordml" xmlns:w16sdtdh="http://schemas.microsoft.com/office/word/2020/wordml/sdtdatahash" xmlns:w16se="http://schemas.microsoft.com/office/word/2015/wordml/symex" xmlns:wpg="http://schemas.microsoft.com/office/word/2010/wordprocessingGroup" xmlns:wpi="http://schemas.microsoft.com/office/word/2010/wordprocessingInk" xmlns:wne="http://schemas.microsoft.com/office/word/2006/wordml" xmlns:wps="http://schemas.microsoft.com/office/word/2010/wordprocessingShape" mc:Ignorable="w14 w15 w16se w16cid w16 w16cex w16sdtdh wp14">
   <w:endnote w:type="separator" w:id="-1">
     <w:p>
       <w:r>
@@ -29217,7 +28529,7 @@
 </file>
 
 <file path=word/footnotes.xml><?xml version="1.0" encoding="utf-8"?>
-<w:footnotes xmlns:wpc="http://schemas.microsoft.com/office/word/2010/wordprocessingCanvas" xmlns:mc="http://schemas.openxmlformats.org/markup-compatibility/2006" xmlns:o="urn:schemas-microsoft-com:office:office" xmlns:r="http://schemas.openxmlformats.org/officeDocument/2006/relationships" xmlns:m="http://schemas.openxmlformats.org/officeDocument/2006/math" xmlns:v="urn:schemas-microsoft-com:vml" xmlns:wp14="http://schemas.microsoft.com/office/word/2010/wordprocessingDrawing" xmlns:wp="http://schemas.openxmlformats.org/drawingml/2006/wordprocessingDrawing" xmlns:w10="urn:schemas-microsoft-com:office:word" xmlns:w="http://schemas.openxmlformats.org/wordprocessingml/2006/main" xmlns:w14="http://schemas.microsoft.com/office/word/2010/wordml" xmlns:w15="http://schemas.microsoft.com/office/word/2012/wordml" xmlns:wpg="http://schemas.microsoft.com/office/word/2010/wordprocessingGroup" xmlns:wpi="http://schemas.microsoft.com/office/word/2010/wordprocessingInk" xmlns:wne="http://schemas.microsoft.com/office/word/2006/wordml" xmlns:wps="http://schemas.microsoft.com/office/word/2010/wordprocessingShape" mc:Ignorable="w14 w15 wp14">
+<w:footnotes xmlns:wpc="http://schemas.microsoft.com/office/word/2010/wordprocessingCanvas" xmlns:cx="http://schemas.microsoft.com/office/drawing/2014/chartex" xmlns:cx1="http://schemas.microsoft.com/office/drawing/2015/9/8/chartex" xmlns:cx2="http://schemas.microsoft.com/office/drawing/2015/10/21/chartex" xmlns:cx3="http://schemas.microsoft.com/office/drawing/2016/5/9/chartex" xmlns:cx4="http://schemas.microsoft.com/office/drawing/2016/5/10/chartex" xmlns:cx5="http://schemas.microsoft.com/office/drawing/2016/5/11/chartex" xmlns:cx6="http://schemas.microsoft.com/office/drawing/2016/5/12/chartex" xmlns:cx7="http://schemas.microsoft.com/office/drawing/2016/5/13/chartex" xmlns:cx8="http://schemas.microsoft.com/office/drawing/2016/5/14/chartex" xmlns:mc="http://schemas.openxmlformats.org/markup-compatibility/2006" xmlns:aink="http://schemas.microsoft.com/office/drawing/2016/ink" xmlns:am3d="http://schemas.microsoft.com/office/drawing/2017/model3d" xmlns:o="urn:schemas-microsoft-com:office:office" xmlns:oel="http://schemas.microsoft.com/office/2019/extlst" xmlns:r="http://schemas.openxmlformats.org/officeDocument/2006/relationships" xmlns:m="http://schemas.openxmlformats.org/officeDocument/2006/math" xmlns:v="urn:schemas-microsoft-com:vml" xmlns:wp14="http://schemas.microsoft.com/office/word/2010/wordprocessingDrawing" xmlns:wp="http://schemas.openxmlformats.org/drawingml/2006/wordprocessingDrawing" xmlns:w10="urn:schemas-microsoft-com:office:word" xmlns:w="http://schemas.openxmlformats.org/wordprocessingml/2006/main" xmlns:w14="http://schemas.microsoft.com/office/word/2010/wordml" xmlns:w15="http://schemas.microsoft.com/office/word/2012/wordml" xmlns:w16cex="http://schemas.microsoft.com/office/word/2018/wordml/cex" xmlns:w16cid="http://schemas.microsoft.com/office/word/2016/wordml/cid" xmlns:w16="http://schemas.microsoft.com/office/word/2018/wordml" xmlns:w16sdtdh="http://schemas.microsoft.com/office/word/2020/wordml/sdtdatahash" xmlns:w16se="http://schemas.microsoft.com/office/word/2015/wordml/symex" xmlns:wpg="http://schemas.microsoft.com/office/word/2010/wordprocessingGroup" xmlns:wpi="http://schemas.microsoft.com/office/word/2010/wordprocessingInk" xmlns:wne="http://schemas.microsoft.com/office/word/2006/wordml" xmlns:wps="http://schemas.microsoft.com/office/word/2010/wordprocessingShape" mc:Ignorable="w14 w15 w16se w16cid w16 w16cex w16sdtdh wp14">
   <w:footnote w:type="separator" w:id="-1">
     <w:p>
       <w:r>
@@ -29236,7 +28548,7 @@
 </file>
 
 <file path=word/header1.xml><?xml version="1.0" encoding="utf-8"?>
-<w:hdr xmlns:wpc="http://schemas.microsoft.com/office/word/2010/wordprocessingCanvas" xmlns:mc="http://schemas.openxmlformats.org/markup-compatibility/2006" xmlns:o="urn:schemas-microsoft-com:office:office" xmlns:r="http://schemas.openxmlformats.org/officeDocument/2006/relationships" xmlns:m="http://schemas.openxmlformats.org/officeDocument/2006/math" xmlns:v="urn:schemas-microsoft-com:vml" xmlns:wp14="http://schemas.microsoft.com/office/word/2010/wordprocessingDrawing" xmlns:wp="http://schemas.openxmlformats.org/drawingml/2006/wordprocessingDrawing" xmlns:w10="urn:schemas-microsoft-com:office:word" xmlns:w="http://schemas.openxmlformats.org/wordprocessingml/2006/main" xmlns:w14="http://schemas.microsoft.com/office/word/2010/wordml" xmlns:w15="http://schemas.microsoft.com/office/word/2012/wordml" xmlns:wpg="http://schemas.microsoft.com/office/word/2010/wordprocessingGroup" xmlns:wpi="http://schemas.microsoft.com/office/word/2010/wordprocessingInk" xmlns:wne="http://schemas.microsoft.com/office/word/2006/wordml" xmlns:wps="http://schemas.microsoft.com/office/word/2010/wordprocessingShape" mc:Ignorable="w14 w15 wp14">
+<w:hdr xmlns:wpc="http://schemas.microsoft.com/office/word/2010/wordprocessingCanvas" xmlns:cx="http://schemas.microsoft.com/office/drawing/2014/chartex" xmlns:cx1="http://schemas.microsoft.com/office/drawing/2015/9/8/chartex" xmlns:cx2="http://schemas.microsoft.com/office/drawing/2015/10/21/chartex" xmlns:cx3="http://schemas.microsoft.com/office/drawing/2016/5/9/chartex" xmlns:cx4="http://schemas.microsoft.com/office/drawing/2016/5/10/chartex" xmlns:cx5="http://schemas.microsoft.com/office/drawing/2016/5/11/chartex" xmlns:cx6="http://schemas.microsoft.com/office/drawing/2016/5/12/chartex" xmlns:cx7="http://schemas.microsoft.com/office/drawing/2016/5/13/chartex" xmlns:cx8="http://schemas.microsoft.com/office/drawing/2016/5/14/chartex" xmlns:mc="http://schemas.openxmlformats.org/markup-compatibility/2006" xmlns:aink="http://schemas.microsoft.com/office/drawing/2016/ink" xmlns:am3d="http://schemas.microsoft.com/office/drawing/2017/model3d" xmlns:o="urn:schemas-microsoft-com:office:office" xmlns:oel="http://schemas.microsoft.com/office/2019/extlst" xmlns:r="http://schemas.openxmlformats.org/officeDocument/2006/relationships" xmlns:m="http://schemas.openxmlformats.org/officeDocument/2006/math" xmlns:v="urn:schemas-microsoft-com:vml" xmlns:wp14="http://schemas.microsoft.com/office/word/2010/wordprocessingDrawing" xmlns:wp="http://schemas.openxmlformats.org/drawingml/2006/wordprocessingDrawing" xmlns:w10="urn:schemas-microsoft-com:office:word" xmlns:w="http://schemas.openxmlformats.org/wordprocessingml/2006/main" xmlns:w14="http://schemas.microsoft.com/office/word/2010/wordml" xmlns:w15="http://schemas.microsoft.com/office/word/2012/wordml" xmlns:w16cex="http://schemas.microsoft.com/office/word/2018/wordml/cex" xmlns:w16cid="http://schemas.microsoft.com/office/word/2016/wordml/cid" xmlns:w16="http://schemas.microsoft.com/office/word/2018/wordml" xmlns:w16sdtdh="http://schemas.microsoft.com/office/word/2020/wordml/sdtdatahash" xmlns:w16se="http://schemas.microsoft.com/office/word/2015/wordml/symex" xmlns:wpg="http://schemas.microsoft.com/office/word/2010/wordprocessingGroup" xmlns:wpi="http://schemas.microsoft.com/office/word/2010/wordprocessingInk" xmlns:wne="http://schemas.microsoft.com/office/word/2006/wordml" xmlns:wps="http://schemas.microsoft.com/office/word/2010/wordprocessingShape" mc:Ignorable="w14 w15 w16se w16cid w16 w16cex w16sdtdh wp14">
   <w:p>
     <w:pPr>
       <w:pStyle w:val="a4"/>
@@ -29308,7 +28620,7 @@
         <w:b/>
         <w:noProof/>
       </w:rPr>
-      <w:t>2631</w:t>
+      <w:t>2632</w:t>
     </w:r>
     <w:r>
       <w:rPr>
@@ -29445,7 +28757,7 @@
         <w:b/>
         <w:noProof/>
       </w:rPr>
-      <w:t>02</w:t>
+      <w:t>09</w:t>
     </w:r>
     <w:r>
       <w:rPr>
@@ -29517,7 +28829,7 @@
         <w:b/>
         <w:noProof/>
       </w:rPr>
-      <w:t>2631</w:t>
+      <w:t>2632</w:t>
     </w:r>
     <w:r>
       <w:rPr>
@@ -29654,7 +28966,7 @@
         <w:b/>
         <w:noProof/>
       </w:rPr>
-      <w:t>02</w:t>
+      <w:t>09</w:t>
     </w:r>
     <w:r>
       <w:rPr>
@@ -29694,7 +29006,7 @@
 </file>
 
 <file path=word/header2.xml><?xml version="1.0" encoding="utf-8"?>
-<w:hdr xmlns:wpc="http://schemas.microsoft.com/office/word/2010/wordprocessingCanvas" xmlns:mc="http://schemas.openxmlformats.org/markup-compatibility/2006" xmlns:o="urn:schemas-microsoft-com:office:office" xmlns:r="http://schemas.openxmlformats.org/officeDocument/2006/relationships" xmlns:m="http://schemas.openxmlformats.org/officeDocument/2006/math" xmlns:v="urn:schemas-microsoft-com:vml" xmlns:wp14="http://schemas.microsoft.com/office/word/2010/wordprocessingDrawing" xmlns:wp="http://schemas.openxmlformats.org/drawingml/2006/wordprocessingDrawing" xmlns:w10="urn:schemas-microsoft-com:office:word" xmlns:w="http://schemas.openxmlformats.org/wordprocessingml/2006/main" xmlns:w14="http://schemas.microsoft.com/office/word/2010/wordml" xmlns:w15="http://schemas.microsoft.com/office/word/2012/wordml" xmlns:wpg="http://schemas.microsoft.com/office/word/2010/wordprocessingGroup" xmlns:wpi="http://schemas.microsoft.com/office/word/2010/wordprocessingInk" xmlns:wne="http://schemas.microsoft.com/office/word/2006/wordml" xmlns:wps="http://schemas.microsoft.com/office/word/2010/wordprocessingShape" mc:Ignorable="w14 w15 wp14">
+<w:hdr xmlns:wpc="http://schemas.microsoft.com/office/word/2010/wordprocessingCanvas" xmlns:cx="http://schemas.microsoft.com/office/drawing/2014/chartex" xmlns:cx1="http://schemas.microsoft.com/office/drawing/2015/9/8/chartex" xmlns:cx2="http://schemas.microsoft.com/office/drawing/2015/10/21/chartex" xmlns:cx3="http://schemas.microsoft.com/office/drawing/2016/5/9/chartex" xmlns:cx4="http://schemas.microsoft.com/office/drawing/2016/5/10/chartex" xmlns:cx5="http://schemas.microsoft.com/office/drawing/2016/5/11/chartex" xmlns:cx6="http://schemas.microsoft.com/office/drawing/2016/5/12/chartex" xmlns:cx7="http://schemas.microsoft.com/office/drawing/2016/5/13/chartex" xmlns:cx8="http://schemas.microsoft.com/office/drawing/2016/5/14/chartex" xmlns:mc="http://schemas.openxmlformats.org/markup-compatibility/2006" xmlns:aink="http://schemas.microsoft.com/office/drawing/2016/ink" xmlns:am3d="http://schemas.microsoft.com/office/drawing/2017/model3d" xmlns:o="urn:schemas-microsoft-com:office:office" xmlns:oel="http://schemas.microsoft.com/office/2019/extlst" xmlns:r="http://schemas.openxmlformats.org/officeDocument/2006/relationships" xmlns:m="http://schemas.openxmlformats.org/officeDocument/2006/math" xmlns:v="urn:schemas-microsoft-com:vml" xmlns:wp14="http://schemas.microsoft.com/office/word/2010/wordprocessingDrawing" xmlns:wp="http://schemas.openxmlformats.org/drawingml/2006/wordprocessingDrawing" xmlns:w10="urn:schemas-microsoft-com:office:word" xmlns:w="http://schemas.openxmlformats.org/wordprocessingml/2006/main" xmlns:w14="http://schemas.microsoft.com/office/word/2010/wordml" xmlns:w15="http://schemas.microsoft.com/office/word/2012/wordml" xmlns:w16cex="http://schemas.microsoft.com/office/word/2018/wordml/cex" xmlns:w16cid="http://schemas.microsoft.com/office/word/2016/wordml/cid" xmlns:w16="http://schemas.microsoft.com/office/word/2018/wordml" xmlns:w16sdtdh="http://schemas.microsoft.com/office/word/2020/wordml/sdtdatahash" xmlns:w16se="http://schemas.microsoft.com/office/word/2015/wordml/symex" xmlns:wpg="http://schemas.microsoft.com/office/word/2010/wordprocessingGroup" xmlns:wpi="http://schemas.microsoft.com/office/word/2010/wordprocessingInk" xmlns:wne="http://schemas.microsoft.com/office/word/2006/wordml" xmlns:wps="http://schemas.microsoft.com/office/word/2010/wordprocessingShape" mc:Ignorable="w14 w15 w16se w16cid w16 w16cex w16sdtdh wp14">
   <w:p>
     <w:pPr>
       <w:pStyle w:val="a4"/>
@@ -30152,7 +29464,7 @@
 </file>
 
 <file path=word/header3.xml><?xml version="1.0" encoding="utf-8"?>
-<w:hdr xmlns:wpc="http://schemas.microsoft.com/office/word/2010/wordprocessingCanvas" xmlns:mc="http://schemas.openxmlformats.org/markup-compatibility/2006" xmlns:o="urn:schemas-microsoft-com:office:office" xmlns:r="http://schemas.openxmlformats.org/officeDocument/2006/relationships" xmlns:m="http://schemas.openxmlformats.org/officeDocument/2006/math" xmlns:v="urn:schemas-microsoft-com:vml" xmlns:wp14="http://schemas.microsoft.com/office/word/2010/wordprocessingDrawing" xmlns:wp="http://schemas.openxmlformats.org/drawingml/2006/wordprocessingDrawing" xmlns:w10="urn:schemas-microsoft-com:office:word" xmlns:w="http://schemas.openxmlformats.org/wordprocessingml/2006/main" xmlns:w14="http://schemas.microsoft.com/office/word/2010/wordml" xmlns:w15="http://schemas.microsoft.com/office/word/2012/wordml" xmlns:wpg="http://schemas.microsoft.com/office/word/2010/wordprocessingGroup" xmlns:wpi="http://schemas.microsoft.com/office/word/2010/wordprocessingInk" xmlns:wne="http://schemas.microsoft.com/office/word/2006/wordml" xmlns:wps="http://schemas.microsoft.com/office/word/2010/wordprocessingShape" mc:Ignorable="w14 w15 wp14">
+<w:hdr xmlns:wpc="http://schemas.microsoft.com/office/word/2010/wordprocessingCanvas" xmlns:cx="http://schemas.microsoft.com/office/drawing/2014/chartex" xmlns:cx1="http://schemas.microsoft.com/office/drawing/2015/9/8/chartex" xmlns:cx2="http://schemas.microsoft.com/office/drawing/2015/10/21/chartex" xmlns:cx3="http://schemas.microsoft.com/office/drawing/2016/5/9/chartex" xmlns:cx4="http://schemas.microsoft.com/office/drawing/2016/5/10/chartex" xmlns:cx5="http://schemas.microsoft.com/office/drawing/2016/5/11/chartex" xmlns:cx6="http://schemas.microsoft.com/office/drawing/2016/5/12/chartex" xmlns:cx7="http://schemas.microsoft.com/office/drawing/2016/5/13/chartex" xmlns:cx8="http://schemas.microsoft.com/office/drawing/2016/5/14/chartex" xmlns:mc="http://schemas.openxmlformats.org/markup-compatibility/2006" xmlns:aink="http://schemas.microsoft.com/office/drawing/2016/ink" xmlns:am3d="http://schemas.microsoft.com/office/drawing/2017/model3d" xmlns:o="urn:schemas-microsoft-com:office:office" xmlns:oel="http://schemas.microsoft.com/office/2019/extlst" xmlns:r="http://schemas.openxmlformats.org/officeDocument/2006/relationships" xmlns:m="http://schemas.openxmlformats.org/officeDocument/2006/math" xmlns:v="urn:schemas-microsoft-com:vml" xmlns:wp14="http://schemas.microsoft.com/office/word/2010/wordprocessingDrawing" xmlns:wp="http://schemas.openxmlformats.org/drawingml/2006/wordprocessingDrawing" xmlns:w10="urn:schemas-microsoft-com:office:word" xmlns:w="http://schemas.openxmlformats.org/wordprocessingml/2006/main" xmlns:w14="http://schemas.microsoft.com/office/word/2010/wordml" xmlns:w15="http://schemas.microsoft.com/office/word/2012/wordml" xmlns:w16cex="http://schemas.microsoft.com/office/word/2018/wordml/cex" xmlns:w16cid="http://schemas.microsoft.com/office/word/2016/wordml/cid" xmlns:w16="http://schemas.microsoft.com/office/word/2018/wordml" xmlns:w16sdtdh="http://schemas.microsoft.com/office/word/2020/wordml/sdtdatahash" xmlns:w16se="http://schemas.microsoft.com/office/word/2015/wordml/symex" xmlns:wpg="http://schemas.microsoft.com/office/word/2010/wordprocessingGroup" xmlns:wpi="http://schemas.microsoft.com/office/word/2010/wordprocessingInk" xmlns:wne="http://schemas.microsoft.com/office/word/2006/wordml" xmlns:wps="http://schemas.microsoft.com/office/word/2010/wordprocessingShape" mc:Ignorable="w14 w15 w16se w16cid w16 w16cex w16sdtdh wp14">
   <w:p>
     <w:pPr>
       <w:pStyle w:val="a4"/>
@@ -30610,7 +29922,7 @@
 </file>
 
 <file path=word/header4.xml><?xml version="1.0" encoding="utf-8"?>
-<w:hdr xmlns:wpc="http://schemas.microsoft.com/office/word/2010/wordprocessingCanvas" xmlns:mc="http://schemas.openxmlformats.org/markup-compatibility/2006" xmlns:o="urn:schemas-microsoft-com:office:office" xmlns:r="http://schemas.openxmlformats.org/officeDocument/2006/relationships" xmlns:m="http://schemas.openxmlformats.org/officeDocument/2006/math" xmlns:v="urn:schemas-microsoft-com:vml" xmlns:wp14="http://schemas.microsoft.com/office/word/2010/wordprocessingDrawing" xmlns:wp="http://schemas.openxmlformats.org/drawingml/2006/wordprocessingDrawing" xmlns:w10="urn:schemas-microsoft-com:office:word" xmlns:w="http://schemas.openxmlformats.org/wordprocessingml/2006/main" xmlns:w14="http://schemas.microsoft.com/office/word/2010/wordml" xmlns:w15="http://schemas.microsoft.com/office/word/2012/wordml" xmlns:wpg="http://schemas.microsoft.com/office/word/2010/wordprocessingGroup" xmlns:wpi="http://schemas.microsoft.com/office/word/2010/wordprocessingInk" xmlns:wne="http://schemas.microsoft.com/office/word/2006/wordml" xmlns:wps="http://schemas.microsoft.com/office/word/2010/wordprocessingShape" mc:Ignorable="w14 w15 wp14">
+<w:hdr xmlns:wpc="http://schemas.microsoft.com/office/word/2010/wordprocessingCanvas" xmlns:cx="http://schemas.microsoft.com/office/drawing/2014/chartex" xmlns:cx1="http://schemas.microsoft.com/office/drawing/2015/9/8/chartex" xmlns:cx2="http://schemas.microsoft.com/office/drawing/2015/10/21/chartex" xmlns:cx3="http://schemas.microsoft.com/office/drawing/2016/5/9/chartex" xmlns:cx4="http://schemas.microsoft.com/office/drawing/2016/5/10/chartex" xmlns:cx5="http://schemas.microsoft.com/office/drawing/2016/5/11/chartex" xmlns:cx6="http://schemas.microsoft.com/office/drawing/2016/5/12/chartex" xmlns:cx7="http://schemas.microsoft.com/office/drawing/2016/5/13/chartex" xmlns:cx8="http://schemas.microsoft.com/office/drawing/2016/5/14/chartex" xmlns:mc="http://schemas.openxmlformats.org/markup-compatibility/2006" xmlns:aink="http://schemas.microsoft.com/office/drawing/2016/ink" xmlns:am3d="http://schemas.microsoft.com/office/drawing/2017/model3d" xmlns:o="urn:schemas-microsoft-com:office:office" xmlns:oel="http://schemas.microsoft.com/office/2019/extlst" xmlns:r="http://schemas.openxmlformats.org/officeDocument/2006/relationships" xmlns:m="http://schemas.openxmlformats.org/officeDocument/2006/math" xmlns:v="urn:schemas-microsoft-com:vml" xmlns:wp14="http://schemas.microsoft.com/office/word/2010/wordprocessingDrawing" xmlns:wp="http://schemas.openxmlformats.org/drawingml/2006/wordprocessingDrawing" xmlns:w10="urn:schemas-microsoft-com:office:word" xmlns:w="http://schemas.openxmlformats.org/wordprocessingml/2006/main" xmlns:w14="http://schemas.microsoft.com/office/word/2010/wordml" xmlns:w15="http://schemas.microsoft.com/office/word/2012/wordml" xmlns:w16cex="http://schemas.microsoft.com/office/word/2018/wordml/cex" xmlns:w16cid="http://schemas.microsoft.com/office/word/2016/wordml/cid" xmlns:w16="http://schemas.microsoft.com/office/word/2018/wordml" xmlns:w16sdtdh="http://schemas.microsoft.com/office/word/2020/wordml/sdtdatahash" xmlns:w16se="http://schemas.microsoft.com/office/word/2015/wordml/symex" xmlns:wpg="http://schemas.microsoft.com/office/word/2010/wordprocessingGroup" xmlns:wpi="http://schemas.microsoft.com/office/word/2010/wordprocessingInk" xmlns:wne="http://schemas.microsoft.com/office/word/2006/wordml" xmlns:wps="http://schemas.microsoft.com/office/word/2010/wordprocessingShape" mc:Ignorable="w14 w15 w16se w16cid w16 w16cex w16sdtdh wp14">
   <w:p>
     <w:pPr>
       <w:pStyle w:val="a4"/>
@@ -30682,7 +29994,7 @@
         <w:b/>
         <w:noProof/>
       </w:rPr>
-      <w:t>2631</w:t>
+      <w:t>2632</w:t>
     </w:r>
     <w:r>
       <w:rPr>
@@ -30819,7 +30131,7 @@
         <w:b/>
         <w:noProof/>
       </w:rPr>
-      <w:t>02</w:t>
+      <w:t>09</w:t>
     </w:r>
     <w:r>
       <w:rPr>
@@ -30891,7 +30203,7 @@
         <w:b/>
         <w:noProof/>
       </w:rPr>
-      <w:t>2631</w:t>
+      <w:t>2632</w:t>
     </w:r>
     <w:r>
       <w:rPr>
@@ -31028,7 +30340,7 @@
         <w:b/>
         <w:noProof/>
       </w:rPr>
-      <w:t>02</w:t>
+      <w:t>09</w:t>
     </w:r>
     <w:r>
       <w:rPr>
@@ -31068,7 +30380,7 @@
 </file>
 
 <file path=word/numbering.xml><?xml version="1.0" encoding="utf-8"?>
-<w:numbering xmlns:wpc="http://schemas.microsoft.com/office/word/2010/wordprocessingCanvas" xmlns:mc="http://schemas.openxmlformats.org/markup-compatibility/2006" xmlns:o="urn:schemas-microsoft-com:office:office" xmlns:r="http://schemas.openxmlformats.org/officeDocument/2006/relationships" xmlns:m="http://schemas.openxmlformats.org/officeDocument/2006/math" xmlns:v="urn:schemas-microsoft-com:vml" xmlns:wp14="http://schemas.microsoft.com/office/word/2010/wordprocessingDrawing" xmlns:wp="http://schemas.openxmlformats.org/drawingml/2006/wordprocessingDrawing" xmlns:w10="urn:schemas-microsoft-com:office:word" xmlns:w="http://schemas.openxmlformats.org/wordprocessingml/2006/main" xmlns:w14="http://schemas.microsoft.com/office/word/2010/wordml" xmlns:w15="http://schemas.microsoft.com/office/word/2012/wordml" xmlns:wpg="http://schemas.microsoft.com/office/word/2010/wordprocessingGroup" xmlns:wpi="http://schemas.microsoft.com/office/word/2010/wordprocessingInk" xmlns:wne="http://schemas.microsoft.com/office/word/2006/wordml" xmlns:wps="http://schemas.microsoft.com/office/word/2010/wordprocessingShape" mc:Ignorable="w14 w15 wp14">
+<w:numbering xmlns:wpc="http://schemas.microsoft.com/office/word/2010/wordprocessingCanvas" xmlns:cx="http://schemas.microsoft.com/office/drawing/2014/chartex" xmlns:cx1="http://schemas.microsoft.com/office/drawing/2015/9/8/chartex" xmlns:cx2="http://schemas.microsoft.com/office/drawing/2015/10/21/chartex" xmlns:cx3="http://schemas.microsoft.com/office/drawing/2016/5/9/chartex" xmlns:cx4="http://schemas.microsoft.com/office/drawing/2016/5/10/chartex" xmlns:cx5="http://schemas.microsoft.com/office/drawing/2016/5/11/chartex" xmlns:cx6="http://schemas.microsoft.com/office/drawing/2016/5/12/chartex" xmlns:cx7="http://schemas.microsoft.com/office/drawing/2016/5/13/chartex" xmlns:cx8="http://schemas.microsoft.com/office/drawing/2016/5/14/chartex" xmlns:mc="http://schemas.openxmlformats.org/markup-compatibility/2006" xmlns:aink="http://schemas.microsoft.com/office/drawing/2016/ink" xmlns:am3d="http://schemas.microsoft.com/office/drawing/2017/model3d" xmlns:o="urn:schemas-microsoft-com:office:office" xmlns:oel="http://schemas.microsoft.com/office/2019/extlst" xmlns:r="http://schemas.openxmlformats.org/officeDocument/2006/relationships" xmlns:m="http://schemas.openxmlformats.org/officeDocument/2006/math" xmlns:v="urn:schemas-microsoft-com:vml" xmlns:wp14="http://schemas.microsoft.com/office/word/2010/wordprocessingDrawing" xmlns:wp="http://schemas.openxmlformats.org/drawingml/2006/wordprocessingDrawing" xmlns:w10="urn:schemas-microsoft-com:office:word" xmlns:w="http://schemas.openxmlformats.org/wordprocessingml/2006/main" xmlns:w14="http://schemas.microsoft.com/office/word/2010/wordml" xmlns:w15="http://schemas.microsoft.com/office/word/2012/wordml" xmlns:w16cex="http://schemas.microsoft.com/office/word/2018/wordml/cex" xmlns:w16cid="http://schemas.microsoft.com/office/word/2016/wordml/cid" xmlns:w16="http://schemas.microsoft.com/office/word/2018/wordml" xmlns:w16sdtdh="http://schemas.microsoft.com/office/word/2020/wordml/sdtdatahash" xmlns:w16se="http://schemas.microsoft.com/office/word/2015/wordml/symex" xmlns:wpg="http://schemas.microsoft.com/office/word/2010/wordprocessingGroup" xmlns:wpi="http://schemas.microsoft.com/office/word/2010/wordprocessingInk" xmlns:wne="http://schemas.microsoft.com/office/word/2006/wordml" xmlns:wps="http://schemas.microsoft.com/office/word/2010/wordprocessingShape" mc:Ignorable="w14 w15 w16se w16cid w16 w16cex w16sdtdh wp14">
   <w:abstractNum w:abstractNumId="0" w15:restartNumberingAfterBreak="0">
     <w:nsid w:val="0397573A"/>
     <w:multiLevelType w:val="hybridMultilevel"/>
@@ -32760,68 +32072,68 @@
       </w:pPr>
     </w:lvl>
   </w:abstractNum>
-  <w:num w:numId="1">
+  <w:num w:numId="1" w16cid:durableId="813761443">
     <w:abstractNumId w:val="18"/>
   </w:num>
-  <w:num w:numId="2">
+  <w:num w:numId="2" w16cid:durableId="1081220071">
     <w:abstractNumId w:val="5"/>
   </w:num>
-  <w:num w:numId="3">
+  <w:num w:numId="3" w16cid:durableId="1021711648">
     <w:abstractNumId w:val="9"/>
   </w:num>
-  <w:num w:numId="4">
+  <w:num w:numId="4" w16cid:durableId="2026786513">
     <w:abstractNumId w:val="3"/>
   </w:num>
-  <w:num w:numId="5">
+  <w:num w:numId="5" w16cid:durableId="666131056">
     <w:abstractNumId w:val="10"/>
   </w:num>
-  <w:num w:numId="6">
+  <w:num w:numId="6" w16cid:durableId="136068762">
     <w:abstractNumId w:val="17"/>
   </w:num>
-  <w:num w:numId="7">
+  <w:num w:numId="7" w16cid:durableId="237834692">
     <w:abstractNumId w:val="16"/>
   </w:num>
-  <w:num w:numId="8">
+  <w:num w:numId="8" w16cid:durableId="1996108435">
     <w:abstractNumId w:val="8"/>
   </w:num>
-  <w:num w:numId="9">
+  <w:num w:numId="9" w16cid:durableId="459615764">
     <w:abstractNumId w:val="14"/>
   </w:num>
-  <w:num w:numId="10">
+  <w:num w:numId="10" w16cid:durableId="1310939172">
     <w:abstractNumId w:val="4"/>
   </w:num>
-  <w:num w:numId="11">
+  <w:num w:numId="11" w16cid:durableId="613706773">
     <w:abstractNumId w:val="11"/>
   </w:num>
-  <w:num w:numId="12">
+  <w:num w:numId="12" w16cid:durableId="1401439634">
     <w:abstractNumId w:val="2"/>
   </w:num>
-  <w:num w:numId="13">
+  <w:num w:numId="13" w16cid:durableId="336008599">
     <w:abstractNumId w:val="12"/>
   </w:num>
-  <w:num w:numId="14">
+  <w:num w:numId="14" w16cid:durableId="976839282">
     <w:abstractNumId w:val="13"/>
   </w:num>
-  <w:num w:numId="15">
+  <w:num w:numId="15" w16cid:durableId="148375347">
     <w:abstractNumId w:val="1"/>
   </w:num>
-  <w:num w:numId="16">
+  <w:num w:numId="16" w16cid:durableId="619264929">
     <w:abstractNumId w:val="0"/>
   </w:num>
-  <w:num w:numId="17">
+  <w:num w:numId="17" w16cid:durableId="1821389327">
     <w:abstractNumId w:val="15"/>
   </w:num>
-  <w:num w:numId="18">
+  <w:num w:numId="18" w16cid:durableId="366411816">
     <w:abstractNumId w:val="7"/>
   </w:num>
-  <w:num w:numId="19">
+  <w:num w:numId="19" w16cid:durableId="475925174">
     <w:abstractNumId w:val="6"/>
   </w:num>
 </w:numbering>
 </file>
 
 <file path=word/styles.xml><?xml version="1.0" encoding="utf-8"?>
-<w:styles xmlns:mc="http://schemas.openxmlformats.org/markup-compatibility/2006" xmlns:r="http://schemas.openxmlformats.org/officeDocument/2006/relationships" xmlns:w="http://schemas.openxmlformats.org/wordprocessingml/2006/main" xmlns:w14="http://schemas.microsoft.com/office/word/2010/wordml" xmlns:w15="http://schemas.microsoft.com/office/word/2012/wordml" mc:Ignorable="w14 w15">
+<w:styles xmlns:mc="http://schemas.openxmlformats.org/markup-compatibility/2006" xmlns:r="http://schemas.openxmlformats.org/officeDocument/2006/relationships" xmlns:w="http://schemas.openxmlformats.org/wordprocessingml/2006/main" xmlns:w14="http://schemas.microsoft.com/office/word/2010/wordml" xmlns:w15="http://schemas.microsoft.com/office/word/2012/wordml" xmlns:w16cex="http://schemas.microsoft.com/office/word/2018/wordml/cex" xmlns:w16cid="http://schemas.microsoft.com/office/word/2016/wordml/cid" xmlns:w16="http://schemas.microsoft.com/office/word/2018/wordml" xmlns:w16sdtdh="http://schemas.microsoft.com/office/word/2020/wordml/sdtdatahash" xmlns:w16se="http://schemas.microsoft.com/office/word/2015/wordml/symex" mc:Ignorable="w14 w15 w16se w16cid w16 w16cex w16sdtdh">
   <w:docDefaults>
     <w:rPrDefault>
       <w:rPr>
@@ -32834,7 +32146,7 @@
     </w:rPrDefault>
     <w:pPrDefault/>
   </w:docDefaults>
-  <w:latentStyles w:defLockedState="0" w:defUIPriority="99" w:defSemiHidden="0" w:defUnhideWhenUsed="0" w:defQFormat="0" w:count="371">
+  <w:latentStyles w:defLockedState="0" w:defUIPriority="99" w:defSemiHidden="0" w:defUnhideWhenUsed="0" w:defQFormat="0" w:count="376">
     <w:lsdException w:name="Normal" w:uiPriority="0" w:qFormat="1"/>
     <w:lsdException w:name="heading 1" w:uiPriority="9" w:qFormat="1"/>
     <w:lsdException w:name="heading 2" w:semiHidden="1" w:uiPriority="9" w:unhideWhenUsed="1" w:qFormat="1"/>
@@ -33206,6 +32518,11 @@
     <w:lsdException w:name="List Table 5 Dark Accent 6" w:uiPriority="50"/>
     <w:lsdException w:name="List Table 6 Colorful Accent 6" w:uiPriority="51"/>
     <w:lsdException w:name="List Table 7 Colorful Accent 6" w:uiPriority="52"/>
+    <w:lsdException w:name="Mention" w:semiHidden="1" w:unhideWhenUsed="1"/>
+    <w:lsdException w:name="Smart Hyperlink" w:semiHidden="1" w:unhideWhenUsed="1"/>
+    <w:lsdException w:name="Hashtag" w:semiHidden="1" w:unhideWhenUsed="1"/>
+    <w:lsdException w:name="Unresolved Mention" w:semiHidden="1" w:unhideWhenUsed="1"/>
+    <w:lsdException w:name="Smart Link" w:semiHidden="1" w:unhideWhenUsed="1"/>
   </w:latentStyles>
   <w:style w:type="paragraph" w:default="1" w:styleId="a">
     <w:name w:val="Normal"/>

--- a/新泰週報20260809[2632]B4F.docx
+++ b/新泰週報20260809[2632]B4F.docx
@@ -1,6 +1,6 @@
 
 <file path=word/document.xml><?xml version="1.0" encoding="utf-8"?>
-<w:document xmlns:wpc="http://schemas.microsoft.com/office/word/2010/wordprocessingCanvas" xmlns:cx="http://schemas.microsoft.com/office/drawing/2014/chartex" xmlns:cx1="http://schemas.microsoft.com/office/drawing/2015/9/8/chartex" xmlns:cx2="http://schemas.microsoft.com/office/drawing/2015/10/21/chartex" xmlns:cx3="http://schemas.microsoft.com/office/drawing/2016/5/9/chartex" xmlns:cx4="http://schemas.microsoft.com/office/drawing/2016/5/10/chartex" xmlns:cx5="http://schemas.microsoft.com/office/drawing/2016/5/11/chartex" xmlns:cx6="http://schemas.microsoft.com/office/drawing/2016/5/12/chartex" xmlns:cx7="http://schemas.microsoft.com/office/drawing/2016/5/13/chartex" xmlns:cx8="http://schemas.microsoft.com/office/drawing/2016/5/14/chartex" xmlns:mc="http://schemas.openxmlformats.org/markup-compatibility/2006" xmlns:aink="http://schemas.microsoft.com/office/drawing/2016/ink" xmlns:am3d="http://schemas.microsoft.com/office/drawing/2017/model3d" xmlns:o="urn:schemas-microsoft-com:office:office" xmlns:oel="http://schemas.microsoft.com/office/2019/extlst" xmlns:r="http://schemas.openxmlformats.org/officeDocument/2006/relationships" xmlns:m="http://schemas.openxmlformats.org/officeDocument/2006/math" xmlns:v="urn:schemas-microsoft-com:vml" xmlns:wp14="http://schemas.microsoft.com/office/word/2010/wordprocessingDrawing" xmlns:wp="http://schemas.openxmlformats.org/drawingml/2006/wordprocessingDrawing" xmlns:w10="urn:schemas-microsoft-com:office:word" xmlns:w="http://schemas.openxmlformats.org/wordprocessingml/2006/main" xmlns:w14="http://schemas.microsoft.com/office/word/2010/wordml" xmlns:w15="http://schemas.microsoft.com/office/word/2012/wordml" xmlns:w16cex="http://schemas.microsoft.com/office/word/2018/wordml/cex" xmlns:w16cid="http://schemas.microsoft.com/office/word/2016/wordml/cid" xmlns:w16="http://schemas.microsoft.com/office/word/2018/wordml" xmlns:w16sdtdh="http://schemas.microsoft.com/office/word/2020/wordml/sdtdatahash" xmlns:w16se="http://schemas.microsoft.com/office/word/2015/wordml/symex" xmlns:wpg="http://schemas.microsoft.com/office/word/2010/wordprocessingGroup" xmlns:wpi="http://schemas.microsoft.com/office/word/2010/wordprocessingInk" xmlns:wne="http://schemas.microsoft.com/office/word/2006/wordml" xmlns:wps="http://schemas.microsoft.com/office/word/2010/wordprocessingShape" mc:Ignorable="w14 w15 w16se w16cid w16 w16cex w16sdtdh wp14">
+<w:document xmlns:wpc="http://schemas.microsoft.com/office/word/2010/wordprocessingCanvas" xmlns:mc="http://schemas.openxmlformats.org/markup-compatibility/2006" xmlns:o="urn:schemas-microsoft-com:office:office" xmlns:r="http://schemas.openxmlformats.org/officeDocument/2006/relationships" xmlns:m="http://schemas.openxmlformats.org/officeDocument/2006/math" xmlns:v="urn:schemas-microsoft-com:vml" xmlns:wp14="http://schemas.microsoft.com/office/word/2010/wordprocessingDrawing" xmlns:wp="http://schemas.openxmlformats.org/drawingml/2006/wordprocessingDrawing" xmlns:w10="urn:schemas-microsoft-com:office:word" xmlns:w="http://schemas.openxmlformats.org/wordprocessingml/2006/main" xmlns:w14="http://schemas.microsoft.com/office/word/2010/wordml" xmlns:w15="http://schemas.microsoft.com/office/word/2012/wordml" xmlns:wpg="http://schemas.microsoft.com/office/word/2010/wordprocessingGroup" xmlns:wpi="http://schemas.microsoft.com/office/word/2010/wordprocessingInk" xmlns:wne="http://schemas.microsoft.com/office/word/2006/wordml" xmlns:wps="http://schemas.microsoft.com/office/word/2010/wordprocessingShape" mc:Ignorable="w14 w15 wp14">
   <w:body>
     <w:p>
       <w:pPr>
@@ -653,6 +653,132 @@
             </w:pPr>
             <w:r>
               <w:rPr>
+                <w:rFonts w:ascii="Barlow Condensed Medium" w:eastAsia="標楷體" w:hAnsi="Barlow Condensed Medium" w:cs="Segoe UI Symbol"/>
+                <w:w w:val="90"/>
+                <w:sz w:val="26"/>
+                <w:szCs w:val="26"/>
+              </w:rPr>
+              <w:t>李春生紀念教會</w:t>
+            </w:r>
+            <w:r>
+              <w:rPr>
+                <w:rFonts w:ascii="Barlow Condensed Medium" w:eastAsia="標楷體" w:hAnsi="Barlow Condensed Medium" w:cs="Segoe UI Symbol" w:hint="eastAsia"/>
+                <w:w w:val="90"/>
+                <w:sz w:val="26"/>
+                <w:szCs w:val="26"/>
+              </w:rPr>
+              <w:t>將</w:t>
+            </w:r>
+            <w:r>
+              <w:rPr>
+                <w:rFonts w:ascii="Barlow Condensed Medium" w:eastAsia="標楷體" w:hAnsi="Barlow Condensed Medium" w:cs="Segoe UI Symbol"/>
+                <w:w w:val="90"/>
+                <w:sz w:val="26"/>
+                <w:szCs w:val="26"/>
+              </w:rPr>
+              <w:t>於</w:t>
+            </w:r>
+            <w:r>
+              <w:rPr>
+                <w:rFonts w:ascii="Barlow Condensed Medium" w:eastAsia="標楷體" w:hAnsi="Barlow Condensed Medium" w:cs="Segoe UI Symbol"/>
+                <w:w w:val="90"/>
+                <w:sz w:val="26"/>
+                <w:szCs w:val="26"/>
+              </w:rPr>
+              <w:t>8</w:t>
+            </w:r>
+            <w:r>
+              <w:rPr>
+                <w:rFonts w:ascii="Barlow Condensed Medium" w:eastAsia="標楷體" w:hAnsi="Barlow Condensed Medium" w:cs="Segoe UI Symbol" w:hint="eastAsia"/>
+                <w:w w:val="90"/>
+                <w:sz w:val="26"/>
+                <w:szCs w:val="26"/>
+              </w:rPr>
+              <w:t>/</w:t>
+            </w:r>
+            <w:r>
+              <w:rPr>
+                <w:rFonts w:ascii="Barlow Condensed Medium" w:eastAsia="標楷體" w:hAnsi="Barlow Condensed Medium" w:cs="Segoe UI Symbol"/>
+                <w:w w:val="90"/>
+                <w:sz w:val="26"/>
+                <w:szCs w:val="26"/>
+              </w:rPr>
+              <w:t>9</w:t>
+            </w:r>
+            <w:r>
+              <w:rPr>
+                <w:rFonts w:ascii="Barlow Condensed Medium" w:eastAsia="標楷體" w:hAnsi="Barlow Condensed Medium" w:cs="Segoe UI Symbol" w:hint="eastAsia"/>
+                <w:w w:val="90"/>
+                <w:sz w:val="26"/>
+                <w:szCs w:val="26"/>
+              </w:rPr>
+              <w:t>主</w:t>
+            </w:r>
+            <w:r>
+              <w:rPr>
+                <w:rFonts w:ascii="Barlow Condensed Medium" w:eastAsia="標楷體" w:hAnsi="Barlow Condensed Medium" w:cs="Segoe UI Symbol"/>
+                <w:w w:val="90"/>
+                <w:sz w:val="26"/>
+                <w:szCs w:val="26"/>
+              </w:rPr>
+              <w:t>日下午</w:t>
+            </w:r>
+            <w:r>
+              <w:rPr>
+                <w:rFonts w:ascii="Barlow Condensed Medium" w:eastAsia="標楷體" w:hAnsi="Barlow Condensed Medium" w:cs="Segoe UI Symbol"/>
+                <w:w w:val="90"/>
+                <w:sz w:val="26"/>
+                <w:szCs w:val="26"/>
+              </w:rPr>
+              <w:t>3</w:t>
+            </w:r>
+            <w:r>
+              <w:rPr>
+                <w:rFonts w:ascii="Barlow Condensed Medium" w:eastAsia="標楷體" w:hAnsi="Barlow Condensed Medium" w:cs="Segoe UI Symbol"/>
+                <w:w w:val="90"/>
+                <w:sz w:val="26"/>
+                <w:szCs w:val="26"/>
+              </w:rPr>
+              <w:t>點</w:t>
+            </w:r>
+            <w:r>
+              <w:rPr>
+                <w:rFonts w:ascii="Barlow Condensed Medium" w:eastAsia="標楷體" w:hAnsi="Barlow Condensed Medium" w:cs="Segoe UI Symbol"/>
+                <w:w w:val="90"/>
+                <w:sz w:val="26"/>
+                <w:szCs w:val="26"/>
+              </w:rPr>
+              <w:t>30</w:t>
+            </w:r>
+            <w:r>
+              <w:rPr>
+                <w:rFonts w:ascii="Barlow Condensed Medium" w:eastAsia="標楷體" w:hAnsi="Barlow Condensed Medium" w:cs="Segoe UI Symbol"/>
+                <w:w w:val="90"/>
+                <w:sz w:val="26"/>
+                <w:szCs w:val="26"/>
+              </w:rPr>
+              <w:t>分舉行黃莉燁傳道師封牧暨就任</w:t>
+            </w:r>
+            <w:r>
+              <w:rPr>
+                <w:rFonts w:ascii="Barlow Condensed Medium" w:eastAsia="標楷體" w:hAnsi="Barlow Condensed Medium" w:cs="Segoe UI Symbol" w:hint="eastAsia"/>
+                <w:w w:val="90"/>
+                <w:sz w:val="26"/>
+                <w:szCs w:val="26"/>
+              </w:rPr>
+              <w:t>該會</w:t>
+            </w:r>
+            <w:r>
+              <w:rPr>
+                <w:rFonts w:ascii="Barlow Condensed Medium" w:eastAsia="標楷體" w:hAnsi="Barlow Condensed Medium" w:cs="Segoe UI Symbol"/>
+                <w:w w:val="90"/>
+                <w:sz w:val="26"/>
+                <w:szCs w:val="26"/>
+              </w:rPr>
+              <w:t>第八任牧師授職感恩禮拜</w:t>
+            </w:r>
+            <w:r>
+              <w:rPr>
                 <w:rFonts w:ascii="Barlow Condensed Medium" w:eastAsia="標楷體" w:hAnsi="Barlow Condensed Medium" w:cs="Segoe UI Symbol" w:hint="eastAsia"/>
                 <w:noProof/>
                 <w:w w:val="90"/>
@@ -660,161 +786,7 @@
                 <w:szCs w:val="26"/>
                 <w:lang w:bidi="he-IL"/>
               </w:rPr>
-              <w:t>馬偕紀念教會將於</w:t>
-            </w:r>
-            <w:r>
-              <w:rPr>
-                <w:rFonts w:ascii="Barlow Condensed Medium" w:eastAsia="標楷體" w:hAnsi="Barlow Condensed Medium" w:cs="Segoe UI Symbol" w:hint="eastAsia"/>
-                <w:noProof/>
-                <w:w w:val="90"/>
-                <w:sz w:val="26"/>
-                <w:szCs w:val="26"/>
-                <w:lang w:bidi="he-IL"/>
-              </w:rPr>
-              <w:t>8/30</w:t>
-            </w:r>
-            <w:r>
-              <w:rPr>
-                <w:rFonts w:ascii="Barlow Condensed Medium" w:eastAsia="標楷體" w:hAnsi="Barlow Condensed Medium" w:cs="Segoe UI Symbol" w:hint="eastAsia"/>
-                <w:noProof/>
-                <w:w w:val="90"/>
-                <w:sz w:val="26"/>
-                <w:szCs w:val="26"/>
-                <w:lang w:bidi="he-IL"/>
-              </w:rPr>
-              <w:t>主日上午</w:t>
-            </w:r>
-            <w:r>
-              <w:rPr>
-                <w:rFonts w:ascii="Barlow Condensed Medium" w:eastAsia="標楷體" w:hAnsi="Barlow Condensed Medium" w:cs="Segoe UI Symbol" w:hint="eastAsia"/>
-                <w:noProof/>
-                <w:w w:val="90"/>
-                <w:sz w:val="26"/>
-                <w:szCs w:val="26"/>
-                <w:lang w:bidi="he-IL"/>
-              </w:rPr>
-              <w:t>9:30</w:t>
-            </w:r>
-            <w:r>
-              <w:rPr>
-                <w:rFonts w:ascii="Barlow Condensed Medium" w:eastAsia="標楷體" w:hAnsi="Barlow Condensed Medium" w:cs="Segoe UI Symbol"/>
-                <w:noProof/>
-                <w:w w:val="90"/>
-                <w:sz w:val="26"/>
-                <w:szCs w:val="26"/>
-                <w:lang w:bidi="he-IL"/>
-              </w:rPr>
-              <w:t xml:space="preserve"> </w:t>
-            </w:r>
-            <w:r>
-              <w:rPr>
-                <w:rFonts w:ascii="Barlow Condensed Medium" w:eastAsia="標楷體" w:hAnsi="Barlow Condensed Medium" w:cs="Segoe UI Symbol" w:hint="eastAsia"/>
-                <w:noProof/>
-                <w:w w:val="90"/>
-                <w:sz w:val="26"/>
-                <w:szCs w:val="26"/>
-                <w:lang w:bidi="he-IL"/>
-              </w:rPr>
-              <w:t>舉行設教</w:t>
-            </w:r>
-            <w:r>
-              <w:rPr>
-                <w:rFonts w:ascii="Barlow Condensed Medium" w:eastAsia="標楷體" w:hAnsi="Barlow Condensed Medium" w:cs="Segoe UI Symbol" w:hint="eastAsia"/>
-                <w:noProof/>
-                <w:w w:val="90"/>
-                <w:sz w:val="26"/>
-                <w:szCs w:val="26"/>
-                <w:lang w:bidi="he-IL"/>
-              </w:rPr>
-              <w:t>30</w:t>
-            </w:r>
-            <w:r>
-              <w:rPr>
-                <w:rFonts w:ascii="Barlow Condensed Medium" w:eastAsia="標楷體" w:hAnsi="Barlow Condensed Medium" w:cs="Segoe UI Symbol" w:hint="eastAsia"/>
-                <w:noProof/>
-                <w:w w:val="90"/>
-                <w:sz w:val="26"/>
-                <w:szCs w:val="26"/>
-                <w:lang w:bidi="he-IL"/>
-              </w:rPr>
-              <w:t>週年感恩禮拜，敬邀參加。</w:t>
-            </w:r>
-            <w:r>
-              <w:rPr>
-                <w:rFonts w:ascii="Barlow Condensed Medium" w:eastAsia="標楷體" w:hAnsi="Barlow Condensed Medium" w:cs="Segoe UI Symbol" w:hint="eastAsia"/>
-                <w:noProof/>
-                <w:w w:val="90"/>
-                <w:sz w:val="26"/>
-                <w:szCs w:val="26"/>
-                <w:lang w:bidi="he-IL"/>
-              </w:rPr>
-              <w:t>(</w:t>
-            </w:r>
-            <w:r>
-              <w:rPr>
-                <w:rFonts w:ascii="Barlow Condensed Medium" w:eastAsia="標楷體" w:hAnsi="Barlow Condensed Medium" w:cs="Segoe UI Symbol" w:hint="eastAsia"/>
-                <w:noProof/>
-                <w:w w:val="90"/>
-                <w:sz w:val="26"/>
-                <w:szCs w:val="26"/>
-                <w:lang w:bidi="he-IL"/>
-              </w:rPr>
-              <w:t>馬偕醫院福音樓</w:t>
-            </w:r>
-            <w:r>
-              <w:rPr>
-                <w:rFonts w:ascii="Barlow Condensed Medium" w:eastAsia="標楷體" w:hAnsi="Barlow Condensed Medium" w:cs="Segoe UI Symbol" w:hint="eastAsia"/>
-                <w:noProof/>
-                <w:w w:val="90"/>
-                <w:sz w:val="26"/>
-                <w:szCs w:val="26"/>
-                <w:lang w:bidi="he-IL"/>
-              </w:rPr>
-              <w:t>9F</w:t>
-            </w:r>
-            <w:r>
-              <w:rPr>
-                <w:rFonts w:ascii="Barlow Condensed Medium" w:eastAsia="標楷體" w:hAnsi="Barlow Condensed Medium" w:cs="Segoe UI Symbol" w:hint="eastAsia"/>
-                <w:noProof/>
-                <w:w w:val="90"/>
-                <w:sz w:val="26"/>
-                <w:szCs w:val="26"/>
-                <w:lang w:bidi="he-IL"/>
-              </w:rPr>
-              <w:t>第</w:t>
-            </w:r>
-            <w:r>
-              <w:rPr>
-                <w:rFonts w:ascii="Barlow Condensed Medium" w:eastAsia="標楷體" w:hAnsi="Barlow Condensed Medium" w:cs="Segoe UI Symbol" w:hint="eastAsia"/>
-                <w:noProof/>
-                <w:w w:val="90"/>
-                <w:sz w:val="26"/>
-                <w:szCs w:val="26"/>
-                <w:lang w:bidi="he-IL"/>
-              </w:rPr>
-              <w:t>1</w:t>
-            </w:r>
-            <w:r>
-              <w:rPr>
-                <w:rFonts w:ascii="Barlow Condensed Medium" w:eastAsia="標楷體" w:hAnsi="Barlow Condensed Medium" w:cs="Segoe UI Symbol" w:hint="eastAsia"/>
-                <w:noProof/>
-                <w:w w:val="90"/>
-                <w:sz w:val="26"/>
-                <w:szCs w:val="26"/>
-                <w:lang w:bidi="he-IL"/>
-              </w:rPr>
-              <w:t>講堂</w:t>
-            </w:r>
-            <w:r>
-              <w:rPr>
-                <w:rFonts w:ascii="Barlow Condensed Medium" w:eastAsia="標楷體" w:hAnsi="Barlow Condensed Medium" w:cs="Segoe UI Symbol" w:hint="eastAsia"/>
-                <w:noProof/>
-                <w:w w:val="90"/>
-                <w:sz w:val="26"/>
-                <w:szCs w:val="26"/>
-                <w:lang w:bidi="he-IL"/>
-              </w:rPr>
-              <w:t>)</w:t>
+              <w:t>。</w:t>
             </w:r>
           </w:p>
         </w:tc>
@@ -889,12 +861,91 @@
             </w:pPr>
             <w:r>
               <w:rPr>
-                <w:rFonts w:ascii="Barlow Condensed Medium" w:eastAsia="標楷體" w:hAnsi="Barlow Condensed Medium" w:cs="Segoe UI Symbol"/>
+                <w:rFonts w:ascii="Barlow Condensed Medium" w:eastAsia="標楷體" w:hAnsi="Barlow Condensed Medium" w:cs="Segoe UI Symbol" w:hint="eastAsia"/>
+                <w:noProof/>
                 <w:w w:val="90"/>
                 <w:sz w:val="26"/>
                 <w:szCs w:val="26"/>
-              </w:rPr>
-              <w:t>李春生紀念教會</w:t>
+                <w:lang w:bidi="he-IL"/>
+              </w:rPr>
+              <w:t>馬偕紀念教會將於</w:t>
+            </w:r>
+            <w:r>
+              <w:rPr>
+                <w:rFonts w:ascii="Barlow Condensed Medium" w:eastAsia="標楷體" w:hAnsi="Barlow Condensed Medium" w:cs="Segoe UI Symbol" w:hint="eastAsia"/>
+                <w:noProof/>
+                <w:w w:val="90"/>
+                <w:sz w:val="26"/>
+                <w:szCs w:val="26"/>
+                <w:lang w:bidi="he-IL"/>
+              </w:rPr>
+              <w:t>8/30</w:t>
+            </w:r>
+            <w:r>
+              <w:rPr>
+                <w:rFonts w:ascii="Barlow Condensed Medium" w:eastAsia="標楷體" w:hAnsi="Barlow Condensed Medium" w:cs="Segoe UI Symbol" w:hint="eastAsia"/>
+                <w:noProof/>
+                <w:w w:val="90"/>
+                <w:sz w:val="26"/>
+                <w:szCs w:val="26"/>
+                <w:lang w:bidi="he-IL"/>
+              </w:rPr>
+              <w:t>主日上午</w:t>
+            </w:r>
+            <w:r>
+              <w:rPr>
+                <w:rFonts w:ascii="Barlow Condensed Medium" w:eastAsia="標楷體" w:hAnsi="Barlow Condensed Medium" w:cs="Segoe UI Symbol" w:hint="eastAsia"/>
+                <w:noProof/>
+                <w:w w:val="90"/>
+                <w:sz w:val="26"/>
+                <w:szCs w:val="26"/>
+                <w:lang w:bidi="he-IL"/>
+              </w:rPr>
+              <w:t>9:30</w:t>
+            </w:r>
+            <w:r>
+              <w:rPr>
+                <w:rFonts w:ascii="Barlow Condensed Medium" w:eastAsia="標楷體" w:hAnsi="Barlow Condensed Medium" w:cs="Segoe UI Symbol"/>
+                <w:noProof/>
+                <w:w w:val="90"/>
+                <w:sz w:val="26"/>
+                <w:szCs w:val="26"/>
+                <w:lang w:bidi="he-IL"/>
+              </w:rPr>
+              <w:t xml:space="preserve"> </w:t>
+            </w:r>
+            <w:r>
+              <w:rPr>
+                <w:rFonts w:ascii="Barlow Condensed Medium" w:eastAsia="標楷體" w:hAnsi="Barlow Condensed Medium" w:cs="Segoe UI Symbol" w:hint="eastAsia"/>
+                <w:noProof/>
+                <w:w w:val="90"/>
+                <w:sz w:val="26"/>
+                <w:szCs w:val="26"/>
+                <w:lang w:bidi="he-IL"/>
+              </w:rPr>
+              <w:t>舉行設教</w:t>
+            </w:r>
+            <w:r>
+              <w:rPr>
+                <w:rFonts w:ascii="Barlow Condensed Medium" w:eastAsia="標楷體" w:hAnsi="Barlow Condensed Medium" w:cs="Segoe UI Symbol" w:hint="eastAsia"/>
+                <w:noProof/>
+                <w:w w:val="90"/>
+                <w:sz w:val="26"/>
+                <w:szCs w:val="26"/>
+                <w:lang w:bidi="he-IL"/>
+              </w:rPr>
+              <w:t>30</w:t>
+            </w:r>
+            <w:r>
+              <w:rPr>
+                <w:rFonts w:ascii="Barlow Condensed Medium" w:eastAsia="標楷體" w:hAnsi="Barlow Condensed Medium" w:cs="Segoe UI Symbol" w:hint="eastAsia"/>
+                <w:noProof/>
+                <w:w w:val="90"/>
+                <w:sz w:val="26"/>
+                <w:szCs w:val="26"/>
+                <w:lang w:bidi="he-IL"/>
+              </w:rPr>
+              <w:t>週年感恩禮拜，敬邀參加</w:t>
             </w:r>
             <w:r>
               <w:rPr>
@@ -903,124 +954,84 @@
                 <w:sz w:val="26"/>
                 <w:szCs w:val="26"/>
               </w:rPr>
-              <w:t>將</w:t>
-            </w:r>
-            <w:r>
-              <w:rPr>
-                <w:rFonts w:ascii="Barlow Condensed Medium" w:eastAsia="標楷體" w:hAnsi="Barlow Condensed Medium" w:cs="Segoe UI Symbol"/>
+              <w:t>。</w:t>
+            </w:r>
+            <w:r>
+              <w:rPr>
+                <w:rFonts w:ascii="Barlow Condensed Medium" w:eastAsia="標楷體" w:hAnsi="Barlow Condensed Medium" w:cs="Segoe UI Symbol" w:hint="eastAsia"/>
+                <w:noProof/>
                 <w:w w:val="90"/>
                 <w:sz w:val="26"/>
                 <w:szCs w:val="26"/>
-              </w:rPr>
-              <w:t>於</w:t>
-            </w:r>
-            <w:r>
-              <w:rPr>
-                <w:rFonts w:ascii="Barlow Condensed Medium" w:eastAsia="標楷體" w:hAnsi="Barlow Condensed Medium" w:cs="Segoe UI Symbol"/>
+                <w:lang w:bidi="he-IL"/>
+              </w:rPr>
+              <w:t>(</w:t>
+            </w:r>
+            <w:r>
+              <w:rPr>
+                <w:rFonts w:ascii="Barlow Condensed Medium" w:eastAsia="標楷體" w:hAnsi="Barlow Condensed Medium" w:cs="Segoe UI Symbol" w:hint="eastAsia"/>
+                <w:noProof/>
                 <w:w w:val="90"/>
                 <w:sz w:val="26"/>
                 <w:szCs w:val="26"/>
-              </w:rPr>
-              <w:t>8</w:t>
+                <w:lang w:bidi="he-IL"/>
+              </w:rPr>
+              <w:t>馬偕醫院福音樓</w:t>
             </w:r>
             <w:r>
               <w:rPr>
                 <w:rFonts w:ascii="Barlow Condensed Medium" w:eastAsia="標楷體" w:hAnsi="Barlow Condensed Medium" w:cs="Segoe UI Symbol" w:hint="eastAsia"/>
+                <w:noProof/>
                 <w:w w:val="90"/>
                 <w:sz w:val="26"/>
                 <w:szCs w:val="26"/>
-              </w:rPr>
-              <w:t>/</w:t>
-            </w:r>
-            <w:r>
-              <w:rPr>
-                <w:rFonts w:ascii="Barlow Condensed Medium" w:eastAsia="標楷體" w:hAnsi="Barlow Condensed Medium" w:cs="Segoe UI Symbol"/>
+                <w:lang w:bidi="he-IL"/>
+              </w:rPr>
+              <w:t>9F</w:t>
+            </w:r>
+            <w:r>
+              <w:rPr>
+                <w:rFonts w:ascii="Barlow Condensed Medium" w:eastAsia="標楷體" w:hAnsi="Barlow Condensed Medium" w:cs="Segoe UI Symbol" w:hint="eastAsia"/>
+                <w:noProof/>
                 <w:w w:val="90"/>
                 <w:sz w:val="26"/>
                 <w:szCs w:val="26"/>
-              </w:rPr>
-              <w:t>9</w:t>
+                <w:lang w:bidi="he-IL"/>
+              </w:rPr>
+              <w:t>第</w:t>
             </w:r>
             <w:r>
               <w:rPr>
                 <w:rFonts w:ascii="Barlow Condensed Medium" w:eastAsia="標楷體" w:hAnsi="Barlow Condensed Medium" w:cs="Segoe UI Symbol" w:hint="eastAsia"/>
+                <w:noProof/>
                 <w:w w:val="90"/>
                 <w:sz w:val="26"/>
                 <w:szCs w:val="26"/>
-              </w:rPr>
-              <w:t>主</w:t>
-            </w:r>
-            <w:r>
-              <w:rPr>
-                <w:rFonts w:ascii="Barlow Condensed Medium" w:eastAsia="標楷體" w:hAnsi="Barlow Condensed Medium" w:cs="Segoe UI Symbol"/>
+                <w:lang w:bidi="he-IL"/>
+              </w:rPr>
+              <w:t>1</w:t>
+            </w:r>
+            <w:r>
+              <w:rPr>
+                <w:rFonts w:ascii="Barlow Condensed Medium" w:eastAsia="標楷體" w:hAnsi="Barlow Condensed Medium" w:cs="Segoe UI Symbol" w:hint="eastAsia"/>
+                <w:noProof/>
                 <w:w w:val="90"/>
                 <w:sz w:val="26"/>
                 <w:szCs w:val="26"/>
-              </w:rPr>
-              <w:t>日下午</w:t>
-            </w:r>
-            <w:r>
-              <w:rPr>
-                <w:rFonts w:ascii="Barlow Condensed Medium" w:eastAsia="標楷體" w:hAnsi="Barlow Condensed Medium" w:cs="Segoe UI Symbol"/>
+                <w:lang w:bidi="he-IL"/>
+              </w:rPr>
+              <w:t>講堂</w:t>
+            </w:r>
+            <w:r>
+              <w:rPr>
+                <w:rFonts w:ascii="Barlow Condensed Medium" w:eastAsia="標楷體" w:hAnsi="Barlow Condensed Medium" w:cs="Segoe UI Symbol" w:hint="eastAsia"/>
+                <w:noProof/>
                 <w:w w:val="90"/>
                 <w:sz w:val="26"/>
                 <w:szCs w:val="26"/>
-              </w:rPr>
-              <w:t>3</w:t>
-            </w:r>
-            <w:r>
-              <w:rPr>
-                <w:rFonts w:ascii="Barlow Condensed Medium" w:eastAsia="標楷體" w:hAnsi="Barlow Condensed Medium" w:cs="Segoe UI Symbol"/>
-                <w:w w:val="90"/>
-                <w:sz w:val="26"/>
-                <w:szCs w:val="26"/>
-              </w:rPr>
-              <w:t>點</w:t>
-            </w:r>
-            <w:r>
-              <w:rPr>
-                <w:rFonts w:ascii="Barlow Condensed Medium" w:eastAsia="標楷體" w:hAnsi="Barlow Condensed Medium" w:cs="Segoe UI Symbol"/>
-                <w:w w:val="90"/>
-                <w:sz w:val="26"/>
-                <w:szCs w:val="26"/>
-              </w:rPr>
-              <w:t>30</w:t>
-            </w:r>
-            <w:r>
-              <w:rPr>
-                <w:rFonts w:ascii="Barlow Condensed Medium" w:eastAsia="標楷體" w:hAnsi="Barlow Condensed Medium" w:cs="Segoe UI Symbol"/>
-                <w:w w:val="90"/>
-                <w:sz w:val="26"/>
-                <w:szCs w:val="26"/>
-              </w:rPr>
-              <w:t>分舉行黃莉燁傳道師封牧暨就任</w:t>
-            </w:r>
-            <w:r>
-              <w:rPr>
-                <w:rFonts w:ascii="Barlow Condensed Medium" w:eastAsia="標楷體" w:hAnsi="Barlow Condensed Medium" w:cs="Segoe UI Symbol" w:hint="eastAsia"/>
-                <w:w w:val="90"/>
-                <w:sz w:val="26"/>
-                <w:szCs w:val="26"/>
-              </w:rPr>
-              <w:t>該會</w:t>
-            </w:r>
-            <w:r>
-              <w:rPr>
-                <w:rFonts w:ascii="Barlow Condensed Medium" w:eastAsia="標楷體" w:hAnsi="Barlow Condensed Medium" w:cs="Segoe UI Symbol"/>
-                <w:w w:val="90"/>
-                <w:sz w:val="26"/>
-                <w:szCs w:val="26"/>
-              </w:rPr>
-              <w:t>第八任牧師授職感恩禮拜</w:t>
-            </w:r>
-            <w:r>
-              <w:rPr>
-                <w:rFonts w:ascii="Barlow Condensed Medium" w:eastAsia="標楷體" w:hAnsi="Barlow Condensed Medium" w:cs="Segoe UI Symbol" w:hint="eastAsia"/>
-                <w:w w:val="90"/>
-                <w:sz w:val="26"/>
-                <w:szCs w:val="26"/>
-              </w:rPr>
-              <w:t>。</w:t>
+                <w:lang w:bidi="he-IL"/>
+              </w:rPr>
+              <w:t>)</w:t>
             </w:r>
           </w:p>
         </w:tc>
@@ -1104,15 +1115,6 @@
             </w:pPr>
             <w:r>
               <w:rPr>
-                <w:rFonts w:ascii="Segoe UI Symbol" w:eastAsia="標楷體" w:hAnsi="Segoe UI Symbol" w:cs="Segoe UI Symbol"/>
-                <w:w w:val="90"/>
-                <w:sz w:val="26"/>
-                <w:szCs w:val="26"/>
-              </w:rPr>
-              <w:t>★</w:t>
-            </w:r>
-            <w:r>
-              <w:rPr>
                 <w:rFonts w:ascii="Barlow Condensed Medium" w:eastAsia="標楷體" w:hAnsi="Barlow Condensed Medium" w:cs="Segoe UI Symbol" w:hint="eastAsia"/>
                 <w:w w:val="90"/>
                 <w:sz w:val="26"/>
@@ -1271,7 +1273,43 @@
                 <w:sz w:val="26"/>
                 <w:szCs w:val="26"/>
               </w:rPr>
-              <w:t>歡迎上網報名。</w:t>
+              <w:t>歡迎上網報名</w:t>
+            </w:r>
+            <w:r>
+              <w:rPr>
+                <w:rFonts w:ascii="Barlow Condensed Medium" w:eastAsia="標楷體" w:hAnsi="Barlow Condensed Medium" w:cs="Segoe UI Symbol" w:hint="eastAsia"/>
+                <w:w w:val="90"/>
+                <w:sz w:val="26"/>
+                <w:szCs w:val="26"/>
+              </w:rPr>
+              <w:t>(</w:t>
+            </w:r>
+            <w:r>
+              <w:rPr>
+                <w:rFonts w:ascii="Barlow Condensed Medium" w:eastAsia="標楷體" w:hAnsi="Barlow Condensed Medium" w:cs="Segoe UI Symbol" w:hint="eastAsia"/>
+                <w:w w:val="90"/>
+                <w:sz w:val="26"/>
+                <w:szCs w:val="26"/>
+              </w:rPr>
+              <w:t>下圖</w:t>
+            </w:r>
+            <w:r>
+              <w:rPr>
+                <w:rFonts w:ascii="Barlow Condensed Medium" w:eastAsia="標楷體" w:hAnsi="Barlow Condensed Medium" w:cs="Segoe UI Symbol" w:hint="eastAsia"/>
+                <w:w w:val="90"/>
+                <w:sz w:val="26"/>
+                <w:szCs w:val="26"/>
+              </w:rPr>
+              <w:t>QR-code)</w:t>
+            </w:r>
+            <w:r>
+              <w:rPr>
+                <w:rFonts w:ascii="Barlow Condensed Medium" w:eastAsia="標楷體" w:hAnsi="Barlow Condensed Medium" w:cs="Segoe UI Symbol" w:hint="eastAsia"/>
+                <w:w w:val="90"/>
+                <w:sz w:val="26"/>
+                <w:szCs w:val="26"/>
+              </w:rPr>
+              <w:t>。</w:t>
             </w:r>
           </w:p>
         </w:tc>
@@ -1342,28 +1380,29 @@
                 <w:w w:val="90"/>
                 <w:sz w:val="26"/>
                 <w:szCs w:val="26"/>
+                <w:lang w:bidi="he-IL"/>
               </w:rPr>
               <w:drawing>
-                <wp:anchor distT="0" distB="0" distL="114300" distR="114300" simplePos="0" relativeHeight="251658752" behindDoc="1" locked="0" layoutInCell="1" allowOverlap="1" wp14:anchorId="6449A846" wp14:editId="4767A565">
+                <wp:anchor distT="0" distB="0" distL="114300" distR="114300" simplePos="0" relativeHeight="251668480" behindDoc="1" locked="0" layoutInCell="1" allowOverlap="1" wp14:anchorId="06EB773B" wp14:editId="5C892FD8">
                   <wp:simplePos x="0" y="0"/>
                   <wp:positionH relativeFrom="column">
-                    <wp:posOffset>1826895</wp:posOffset>
+                    <wp:posOffset>2712720</wp:posOffset>
                   </wp:positionH>
                   <wp:positionV relativeFrom="paragraph">
-                    <wp:posOffset>635</wp:posOffset>
+                    <wp:posOffset>23495</wp:posOffset>
                   </wp:positionV>
-                  <wp:extent cx="908050" cy="908050"/>
-                  <wp:effectExtent l="0" t="0" r="6350" b="6350"/>
+                  <wp:extent cx="718820" cy="736600"/>
+                  <wp:effectExtent l="0" t="0" r="5080" b="6350"/>
                   <wp:wrapTight wrapText="bothSides">
                     <wp:wrapPolygon edited="0">
                       <wp:start x="0" y="0"/>
-                      <wp:lineTo x="0" y="21298"/>
-                      <wp:lineTo x="21298" y="21298"/>
-                      <wp:lineTo x="21298" y="0"/>
+                      <wp:lineTo x="0" y="21228"/>
+                      <wp:lineTo x="21180" y="21228"/>
+                      <wp:lineTo x="21180" y="0"/>
                       <wp:lineTo x="0" y="0"/>
                     </wp:wrapPolygon>
                   </wp:wrapTight>
-                  <wp:docPr id="23" name="圖片 23"/>
+                  <wp:docPr id="27" name="圖片 27"/>
                   <wp:cNvGraphicFramePr>
                     <a:graphicFrameLocks xmlns:a="http://schemas.openxmlformats.org/drawingml/2006/main" noChangeAspect="1"/>
                   </wp:cNvGraphicFramePr>
@@ -1371,7 +1410,7 @@
                     <a:graphicData uri="http://schemas.openxmlformats.org/drawingml/2006/picture">
                       <pic:pic xmlns:pic="http://schemas.openxmlformats.org/drawingml/2006/picture">
                         <pic:nvPicPr>
-                          <pic:cNvPr id="23" name="20260829.png"/>
+                          <pic:cNvPr id="27" name="20260905長執初階下半年.jpg"/>
                           <pic:cNvPicPr/>
                         </pic:nvPicPr>
                         <pic:blipFill>
@@ -1389,7 +1428,7 @@
                         <pic:spPr>
                           <a:xfrm>
                             <a:off x="0" y="0"/>
-                            <a:ext cx="908050" cy="908050"/>
+                            <a:ext cx="718820" cy="736600"/>
                           </a:xfrm>
                           <a:prstGeom prst="rect">
                             <a:avLst/>
@@ -1409,33 +1448,34 @@
             </w:r>
             <w:r>
               <w:rPr>
-                <w:rFonts w:ascii="Barlow Condensed Medium" w:eastAsia="標楷體" w:hAnsi="Barlow Condensed Medium" w:cs="Segoe UI Symbol" w:hint="eastAsia"/>
+                <w:rFonts w:ascii="Barlow Condensed Medium" w:eastAsia="標楷體" w:hAnsi="Barlow Condensed Medium" w:cs="Segoe UI Symbol"/>
                 <w:noProof/>
                 <w:w w:val="90"/>
                 <w:sz w:val="26"/>
                 <w:szCs w:val="26"/>
+                <w:lang w:bidi="he-IL"/>
               </w:rPr>
               <w:drawing>
-                <wp:anchor distT="0" distB="0" distL="114300" distR="114300" simplePos="0" relativeHeight="251657728" behindDoc="1" locked="0" layoutInCell="1" allowOverlap="1" wp14:anchorId="3FE46821" wp14:editId="3C1D05C1">
+                <wp:anchor distT="0" distB="0" distL="114300" distR="114300" simplePos="0" relativeHeight="251664384" behindDoc="1" locked="0" layoutInCell="1" allowOverlap="1" wp14:anchorId="6449A846" wp14:editId="15FD51AE">
                   <wp:simplePos x="0" y="0"/>
                   <wp:positionH relativeFrom="column">
-                    <wp:posOffset>385005</wp:posOffset>
+                    <wp:posOffset>1583055</wp:posOffset>
                   </wp:positionH>
                   <wp:positionV relativeFrom="paragraph">
-                    <wp:posOffset>-29113</wp:posOffset>
+                    <wp:posOffset>18415</wp:posOffset>
                   </wp:positionV>
-                  <wp:extent cx="949325" cy="942340"/>
-                  <wp:effectExtent l="0" t="0" r="3175" b="0"/>
+                  <wp:extent cx="731520" cy="731520"/>
+                  <wp:effectExtent l="0" t="0" r="0" b="0"/>
                   <wp:wrapTight wrapText="bothSides">
                     <wp:wrapPolygon edited="0">
                       <wp:start x="0" y="0"/>
-                      <wp:lineTo x="0" y="20960"/>
-                      <wp:lineTo x="21239" y="20960"/>
-                      <wp:lineTo x="21239" y="0"/>
+                      <wp:lineTo x="0" y="20813"/>
+                      <wp:lineTo x="20813" y="20813"/>
+                      <wp:lineTo x="20813" y="0"/>
                       <wp:lineTo x="0" y="0"/>
                     </wp:wrapPolygon>
                   </wp:wrapTight>
-                  <wp:docPr id="20" name="圖片 20"/>
+                  <wp:docPr id="23" name="圖片 23"/>
                   <wp:cNvGraphicFramePr>
                     <a:graphicFrameLocks xmlns:a="http://schemas.openxmlformats.org/drawingml/2006/main" noChangeAspect="1"/>
                   </wp:cNvGraphicFramePr>
@@ -1443,11 +1483,11 @@
                     <a:graphicData uri="http://schemas.openxmlformats.org/drawingml/2006/picture">
                       <pic:pic xmlns:pic="http://schemas.openxmlformats.org/drawingml/2006/picture">
                         <pic:nvPicPr>
-                          <pic:cNvPr id="20" name="20260815.jpg"/>
+                          <pic:cNvPr id="23" name="20260829.png"/>
                           <pic:cNvPicPr/>
                         </pic:nvPicPr>
                         <pic:blipFill>
-                          <a:blip r:embed="rId9">
+                          <a:blip r:embed="rId9" cstate="print">
                             <a:extLst>
                               <a:ext uri="{28A0092B-C50C-407E-A947-70E740481C1C}">
                                 <a14:useLocalDpi xmlns:a14="http://schemas.microsoft.com/office/drawing/2010/main" val="0"/>
@@ -1461,7 +1501,7 @@
                         <pic:spPr>
                           <a:xfrm>
                             <a:off x="0" y="0"/>
-                            <a:ext cx="949325" cy="942340"/>
+                            <a:ext cx="731520" cy="731520"/>
                           </a:xfrm>
                           <a:prstGeom prst="rect">
                             <a:avLst/>
@@ -1488,7 +1528,306 @@
                 <w:szCs w:val="26"/>
                 <w:lang w:bidi="he-IL"/>
               </w:rPr>
+              <w:drawing>
+                <wp:anchor distT="0" distB="0" distL="114300" distR="114300" simplePos="0" relativeHeight="251652096" behindDoc="1" locked="0" layoutInCell="1" allowOverlap="1" wp14:anchorId="3FE46821" wp14:editId="32333C61">
+                  <wp:simplePos x="0" y="0"/>
+                  <wp:positionH relativeFrom="column">
+                    <wp:posOffset>350819</wp:posOffset>
+                  </wp:positionH>
+                  <wp:positionV relativeFrom="paragraph">
+                    <wp:posOffset>-19610</wp:posOffset>
+                  </wp:positionV>
+                  <wp:extent cx="774065" cy="768350"/>
+                  <wp:effectExtent l="0" t="0" r="6985" b="0"/>
+                  <wp:wrapTight wrapText="bothSides">
+                    <wp:wrapPolygon edited="0">
+                      <wp:start x="0" y="0"/>
+                      <wp:lineTo x="0" y="20886"/>
+                      <wp:lineTo x="21263" y="20886"/>
+                      <wp:lineTo x="21263" y="0"/>
+                      <wp:lineTo x="0" y="0"/>
+                    </wp:wrapPolygon>
+                  </wp:wrapTight>
+                  <wp:docPr id="20" name="圖片 20"/>
+                  <wp:cNvGraphicFramePr>
+                    <a:graphicFrameLocks xmlns:a="http://schemas.openxmlformats.org/drawingml/2006/main" noChangeAspect="1"/>
+                  </wp:cNvGraphicFramePr>
+                  <a:graphic xmlns:a="http://schemas.openxmlformats.org/drawingml/2006/main">
+                    <a:graphicData uri="http://schemas.openxmlformats.org/drawingml/2006/picture">
+                      <pic:pic xmlns:pic="http://schemas.openxmlformats.org/drawingml/2006/picture">
+                        <pic:nvPicPr>
+                          <pic:cNvPr id="20" name="20260815.jpg"/>
+                          <pic:cNvPicPr/>
+                        </pic:nvPicPr>
+                        <pic:blipFill>
+                          <a:blip r:embed="rId10">
+                            <a:extLst>
+                              <a:ext uri="{28A0092B-C50C-407E-A947-70E740481C1C}">
+                                <a14:useLocalDpi xmlns:a14="http://schemas.microsoft.com/office/drawing/2010/main" val="0"/>
+                              </a:ext>
+                            </a:extLst>
+                          </a:blip>
+                          <a:stretch>
+                            <a:fillRect/>
+                          </a:stretch>
+                        </pic:blipFill>
+                        <pic:spPr>
+                          <a:xfrm>
+                            <a:off x="0" y="0"/>
+                            <a:ext cx="774065" cy="768350"/>
+                          </a:xfrm>
+                          <a:prstGeom prst="rect">
+                            <a:avLst/>
+                          </a:prstGeom>
+                        </pic:spPr>
+                      </pic:pic>
+                    </a:graphicData>
+                  </a:graphic>
+                  <wp14:sizeRelH relativeFrom="page">
+                    <wp14:pctWidth>0</wp14:pctWidth>
+                  </wp14:sizeRelH>
+                  <wp14:sizeRelV relativeFrom="page">
+                    <wp14:pctHeight>0</wp14:pctHeight>
+                  </wp14:sizeRelV>
+                </wp:anchor>
+              </w:drawing>
+            </w:r>
+            <w:r>
+              <w:rPr>
+                <w:rFonts w:ascii="Barlow Condensed Medium" w:eastAsia="標楷體" w:hAnsi="Barlow Condensed Medium" w:cs="Segoe UI Symbol" w:hint="eastAsia"/>
+                <w:noProof/>
+                <w:w w:val="90"/>
+                <w:sz w:val="26"/>
+                <w:szCs w:val="26"/>
+                <w:lang w:bidi="he-IL"/>
+              </w:rPr>
               <w:t xml:space="preserve">8/15        8/29 </w:t>
+            </w:r>
+            <w:r>
+              <w:rPr>
+                <w:rFonts w:ascii="Barlow Condensed Medium" w:eastAsia="標楷體" w:hAnsi="Barlow Condensed Medium" w:cs="Segoe UI Symbol" w:hint="eastAsia"/>
+                <w:noProof/>
+                <w:w w:val="90"/>
+                <w:sz w:val="26"/>
+                <w:szCs w:val="26"/>
+                <w:lang w:bidi="he-IL"/>
+              </w:rPr>
+              <w:t>9/5</w:t>
+            </w:r>
+          </w:p>
+        </w:tc>
+      </w:tr>
+      <w:tr>
+        <w:tc>
+          <w:tcPr>
+            <w:tcW w:w="299" w:type="dxa"/>
+            <w:tcBorders>
+              <w:top w:val="nil"/>
+              <w:left w:val="nil"/>
+              <w:bottom w:val="nil"/>
+              <w:right w:val="nil"/>
+            </w:tcBorders>
+            <w:tcMar>
+              <w:left w:w="28" w:type="dxa"/>
+              <w:right w:w="28" w:type="dxa"/>
+            </w:tcMar>
+          </w:tcPr>
+          <w:p>
+            <w:pPr>
+              <w:snapToGrid w:val="0"/>
+              <w:spacing w:line="300" w:lineRule="exact"/>
+              <w:ind w:rightChars="11" w:right="26"/>
+              <w:jc w:val="right"/>
+              <w:rPr>
+                <w:rFonts w:ascii="Barlow Condensed Medium" w:eastAsia="華康細黑體" w:hAnsi="Barlow Condensed Medium"/>
+                <w:w w:val="90"/>
+                <w:sz w:val="26"/>
+                <w:szCs w:val="26"/>
+              </w:rPr>
+            </w:pPr>
+            <w:r>
+              <w:rPr>
+                <w:rFonts w:ascii="Barlow Condensed Medium" w:eastAsia="華康細黑體" w:hAnsi="Barlow Condensed Medium" w:hint="eastAsia"/>
+                <w:w w:val="90"/>
+                <w:sz w:val="26"/>
+                <w:szCs w:val="26"/>
+              </w:rPr>
+              <w:t>4.</w:t>
+            </w:r>
+          </w:p>
+        </w:tc>
+        <w:tc>
+          <w:tcPr>
+            <w:tcW w:w="5622" w:type="dxa"/>
+            <w:tcBorders>
+              <w:top w:val="nil"/>
+              <w:left w:val="nil"/>
+              <w:bottom w:val="nil"/>
+              <w:right w:val="nil"/>
+            </w:tcBorders>
+            <w:tcMar>
+              <w:left w:w="28" w:type="dxa"/>
+              <w:right w:w="28" w:type="dxa"/>
+            </w:tcMar>
+          </w:tcPr>
+          <w:p>
+            <w:pPr>
+              <w:kinsoku w:val="0"/>
+              <w:snapToGrid w:val="0"/>
+              <w:spacing w:line="300" w:lineRule="exact"/>
+              <w:jc w:val="both"/>
+              <w:rPr>
+                <w:rFonts w:ascii="Barlow Condensed Medium" w:eastAsia="標楷體" w:hAnsi="Barlow Condensed Medium" w:cs="Segoe UI Symbol"/>
+                <w:noProof/>
+                <w:w w:val="90"/>
+                <w:sz w:val="26"/>
+                <w:szCs w:val="26"/>
+                <w:lang w:bidi="he-IL"/>
+              </w:rPr>
+            </w:pPr>
+            <w:r>
+              <w:rPr>
+                <w:rFonts w:ascii="Segoe UI Symbol" w:eastAsia="標楷體" w:hAnsi="Segoe UI Symbol" w:cs="Segoe UI Symbol"/>
+                <w:w w:val="90"/>
+                <w:sz w:val="26"/>
+                <w:szCs w:val="26"/>
+              </w:rPr>
+              <w:t>★</w:t>
+            </w:r>
+            <w:r>
+              <w:rPr>
+                <w:rFonts w:ascii="Barlow Condensed Medium" w:eastAsia="標楷體" w:hAnsi="Barlow Condensed Medium" w:cs="Segoe UI Symbol" w:hint="eastAsia"/>
+                <w:w w:val="90"/>
+                <w:sz w:val="26"/>
+                <w:szCs w:val="26"/>
+              </w:rPr>
+              <w:t>台北中會主辨</w:t>
+            </w:r>
+            <w:r>
+              <w:rPr>
+                <w:rFonts w:ascii="Barlow Condensed Medium" w:eastAsia="標楷體" w:hAnsi="Barlow Condensed Medium" w:cs="Segoe UI Symbol" w:hint="eastAsia"/>
+                <w:w w:val="90"/>
+                <w:sz w:val="26"/>
+                <w:szCs w:val="26"/>
+              </w:rPr>
+              <w:t>2026</w:t>
+            </w:r>
+            <w:r>
+              <w:rPr>
+                <w:rFonts w:ascii="Barlow Condensed Medium" w:eastAsia="標楷體" w:hAnsi="Barlow Condensed Medium" w:cs="Segoe UI Symbol" w:hint="eastAsia"/>
+                <w:w w:val="90"/>
+                <w:sz w:val="26"/>
+                <w:szCs w:val="26"/>
+              </w:rPr>
+              <w:t>年下半年初階長執訓練會，將於</w:t>
+            </w:r>
+            <w:r>
+              <w:rPr>
+                <w:rFonts w:ascii="Barlow Condensed Medium" w:eastAsia="標楷體" w:hAnsi="Barlow Condensed Medium" w:cs="Segoe UI Symbol" w:hint="eastAsia"/>
+                <w:w w:val="90"/>
+                <w:sz w:val="26"/>
+                <w:szCs w:val="26"/>
+              </w:rPr>
+              <w:t>9/5(</w:t>
+            </w:r>
+            <w:r>
+              <w:rPr>
+                <w:rFonts w:ascii="Barlow Condensed Medium" w:eastAsia="標楷體" w:hAnsi="Barlow Condensed Medium" w:cs="Segoe UI Symbol" w:hint="eastAsia"/>
+                <w:w w:val="90"/>
+                <w:sz w:val="26"/>
+                <w:szCs w:val="26"/>
+              </w:rPr>
+              <w:t>六</w:t>
+            </w:r>
+            <w:r>
+              <w:rPr>
+                <w:rFonts w:ascii="Barlow Condensed Medium" w:eastAsia="標楷體" w:hAnsi="Barlow Condensed Medium" w:cs="Segoe UI Symbol" w:hint="eastAsia"/>
+                <w:w w:val="90"/>
+                <w:sz w:val="26"/>
+                <w:szCs w:val="26"/>
+              </w:rPr>
+              <w:t>)</w:t>
+            </w:r>
+            <w:r>
+              <w:rPr>
+                <w:rFonts w:ascii="Barlow Condensed Medium" w:eastAsia="標楷體" w:hAnsi="Barlow Condensed Medium" w:cs="Segoe UI Symbol" w:hint="eastAsia"/>
+                <w:w w:val="90"/>
+                <w:sz w:val="26"/>
+                <w:szCs w:val="26"/>
+              </w:rPr>
+              <w:t>上午</w:t>
+            </w:r>
+            <w:r>
+              <w:rPr>
+                <w:rFonts w:ascii="Barlow Condensed Medium" w:eastAsia="標楷體" w:hAnsi="Barlow Condensed Medium" w:cs="Segoe UI Symbol" w:hint="eastAsia"/>
+                <w:w w:val="90"/>
+                <w:sz w:val="26"/>
+                <w:szCs w:val="26"/>
+              </w:rPr>
+              <w:t>845-12:10</w:t>
+            </w:r>
+            <w:r>
+              <w:rPr>
+                <w:rFonts w:ascii="Barlow Condensed Medium" w:eastAsia="標楷體" w:hAnsi="Barlow Condensed Medium" w:cs="Segoe UI Symbol" w:hint="eastAsia"/>
+                <w:w w:val="90"/>
+                <w:sz w:val="26"/>
+                <w:szCs w:val="26"/>
+              </w:rPr>
+              <w:t>大稻埕教會舉行。請上網報名</w:t>
+            </w:r>
+            <w:r>
+              <w:rPr>
+                <w:rFonts w:ascii="Barlow Condensed Medium" w:eastAsia="標楷體" w:hAnsi="Barlow Condensed Medium" w:cs="Segoe UI Symbol" w:hint="eastAsia"/>
+                <w:w w:val="90"/>
+                <w:sz w:val="26"/>
+                <w:szCs w:val="26"/>
+              </w:rPr>
+              <w:t>(</w:t>
+            </w:r>
+            <w:r>
+              <w:rPr>
+                <w:rFonts w:ascii="Barlow Condensed Medium" w:eastAsia="標楷體" w:hAnsi="Barlow Condensed Medium" w:cs="Segoe UI Symbol" w:hint="eastAsia"/>
+                <w:w w:val="90"/>
+                <w:sz w:val="26"/>
+                <w:szCs w:val="26"/>
+              </w:rPr>
+              <w:t>上圖</w:t>
+            </w:r>
+            <w:r>
+              <w:rPr>
+                <w:rFonts w:ascii="Barlow Condensed Medium" w:eastAsia="標楷體" w:hAnsi="Barlow Condensed Medium" w:cs="Segoe UI Symbol" w:hint="eastAsia"/>
+                <w:w w:val="90"/>
+                <w:sz w:val="26"/>
+                <w:szCs w:val="26"/>
+              </w:rPr>
+              <w:t>QR-code)</w:t>
+            </w:r>
+            <w:r>
+              <w:rPr>
+                <w:rFonts w:ascii="Barlow Condensed Medium" w:eastAsia="標楷體" w:hAnsi="Barlow Condensed Medium" w:cs="Segoe UI Symbol" w:hint="eastAsia"/>
+                <w:w w:val="90"/>
+                <w:sz w:val="26"/>
+                <w:szCs w:val="26"/>
+              </w:rPr>
+              <w:t>，報名至</w:t>
+            </w:r>
+            <w:r>
+              <w:rPr>
+                <w:rFonts w:ascii="Barlow Condensed Medium" w:eastAsia="標楷體" w:hAnsi="Barlow Condensed Medium" w:cs="Segoe UI Symbol" w:hint="eastAsia"/>
+                <w:w w:val="90"/>
+                <w:sz w:val="26"/>
+                <w:szCs w:val="26"/>
+              </w:rPr>
+              <w:t>9/2</w:t>
+            </w:r>
+            <w:r>
+              <w:rPr>
+                <w:rFonts w:ascii="Barlow Condensed Medium" w:eastAsia="標楷體" w:hAnsi="Barlow Condensed Medium" w:cs="Segoe UI Symbol" w:hint="eastAsia"/>
+                <w:w w:val="90"/>
+                <w:sz w:val="26"/>
+                <w:szCs w:val="26"/>
+              </w:rPr>
+              <w:t>。</w:t>
             </w:r>
           </w:p>
         </w:tc>
@@ -1605,7 +1944,7 @@
                 <w:sz w:val="26"/>
                 <w:szCs w:val="26"/>
               </w:rPr>
-              <w:t>本</w:t>
+              <w:t>本主日</w:t>
             </w:r>
             <w:r>
               <w:rPr>
@@ -1614,7 +1953,7 @@
                 <w:sz w:val="26"/>
                 <w:szCs w:val="26"/>
               </w:rPr>
-              <w:t>主日</w:t>
+              <w:t>(8/9)</w:t>
             </w:r>
             <w:r>
               <w:rPr>
@@ -1623,7 +1962,65 @@
                 <w:sz w:val="26"/>
                 <w:szCs w:val="26"/>
               </w:rPr>
-              <w:t>(8/2</w:t>
+              <w:t>為聖餐主日，舉行華、台語聯合禮拜，華語禮拜暫停乙次。</w:t>
+            </w:r>
+          </w:p>
+        </w:tc>
+      </w:tr>
+      <w:tr>
+        <w:tc>
+          <w:tcPr>
+            <w:tcW w:w="280" w:type="dxa"/>
+          </w:tcPr>
+          <w:p>
+            <w:pPr>
+              <w:snapToGrid w:val="0"/>
+              <w:spacing w:line="300" w:lineRule="exact"/>
+              <w:ind w:rightChars="11" w:right="26"/>
+              <w:jc w:val="right"/>
+              <w:rPr>
+                <w:rFonts w:ascii="Barlow Condensed Medium" w:eastAsia="華康細黑體" w:hAnsi="Barlow Condensed Medium"/>
+                <w:w w:val="90"/>
+                <w:sz w:val="26"/>
+                <w:szCs w:val="26"/>
+              </w:rPr>
+            </w:pPr>
+            <w:r>
+              <w:rPr>
+                <w:rFonts w:ascii="Barlow Condensed Medium" w:eastAsia="華康細黑體" w:hAnsi="Barlow Condensed Medium" w:hint="eastAsia"/>
+                <w:w w:val="90"/>
+                <w:sz w:val="26"/>
+                <w:szCs w:val="26"/>
+              </w:rPr>
+              <w:t>2.</w:t>
+            </w:r>
+          </w:p>
+        </w:tc>
+        <w:tc>
+          <w:tcPr>
+            <w:tcW w:w="5641" w:type="dxa"/>
+          </w:tcPr>
+          <w:p>
+            <w:pPr>
+              <w:kinsoku w:val="0"/>
+              <w:snapToGrid w:val="0"/>
+              <w:spacing w:line="300" w:lineRule="exact"/>
+              <w:jc w:val="both"/>
+              <w:rPr>
+                <w:rFonts w:ascii="Barlow Condensed Medium" w:eastAsia="標楷體" w:hAnsi="Barlow Condensed Medium" w:cs="Segoe UI Symbol"/>
+                <w:w w:val="90"/>
+                <w:sz w:val="26"/>
+                <w:szCs w:val="26"/>
+              </w:rPr>
+            </w:pPr>
+            <w:r>
+              <w:rPr>
+                <w:rFonts w:ascii="Segoe UI Symbol" w:eastAsia="標楷體" w:hAnsi="Segoe UI Symbol" w:cs="Segoe UI Symbol"/>
+                <w:w w:val="90"/>
+                <w:sz w:val="26"/>
+                <w:szCs w:val="26"/>
+              </w:rPr>
+              <w:t>★</w:t>
             </w:r>
             <w:r>
               <w:rPr>
@@ -1632,7 +2029,7 @@
                 <w:sz w:val="26"/>
                 <w:szCs w:val="26"/>
               </w:rPr>
-              <w:t>)</w:t>
+              <w:t>本主日</w:t>
             </w:r>
             <w:r>
               <w:rPr>
@@ -1641,7 +2038,7 @@
                 <w:sz w:val="26"/>
                 <w:szCs w:val="26"/>
               </w:rPr>
-              <w:t>本會慶祝父親節，</w:t>
+              <w:t>(8/9)</w:t>
             </w:r>
             <w:r>
               <w:rPr>
@@ -1650,7 +2047,7 @@
                 <w:sz w:val="26"/>
                 <w:szCs w:val="26"/>
               </w:rPr>
-              <w:t>願爸爸們佳節快</w:t>
+              <w:t>主日下午</w:t>
             </w:r>
             <w:r>
               <w:rPr>
@@ -1659,7 +2056,16 @@
                 <w:sz w:val="26"/>
                 <w:szCs w:val="26"/>
               </w:rPr>
-              <w:t>樂</w:t>
+              <w:t>3:30</w:t>
+            </w:r>
+            <w:r>
+              <w:rPr>
+                <w:rFonts w:ascii="Barlow Condensed Medium" w:eastAsia="標楷體" w:hAnsi="Barlow Condensed Medium" w:cs="Segoe UI Symbol" w:hint="eastAsia"/>
+                <w:w w:val="90"/>
+                <w:sz w:val="26"/>
+                <w:szCs w:val="26"/>
+              </w:rPr>
+              <w:t>召開定期長執會和小會</w:t>
             </w:r>
             <w:r>
               <w:rPr>
@@ -1672,6 +2078,91 @@
               </w:rPr>
               <w:t>。</w:t>
             </w:r>
+          </w:p>
+        </w:tc>
+      </w:tr>
+      <w:tr>
+        <w:tc>
+          <w:tcPr>
+            <w:tcW w:w="280" w:type="dxa"/>
+          </w:tcPr>
+          <w:p>
+            <w:pPr>
+              <w:snapToGrid w:val="0"/>
+              <w:spacing w:line="300" w:lineRule="exact"/>
+              <w:ind w:rightChars="11" w:right="26"/>
+              <w:jc w:val="right"/>
+              <w:rPr>
+                <w:rFonts w:ascii="Barlow Condensed Medium" w:eastAsia="華康細黑體" w:hAnsi="Barlow Condensed Medium"/>
+                <w:w w:val="90"/>
+                <w:sz w:val="26"/>
+                <w:szCs w:val="26"/>
+              </w:rPr>
+            </w:pPr>
+            <w:r>
+              <w:rPr>
+                <w:rFonts w:ascii="Barlow Condensed Medium" w:eastAsia="華康細黑體" w:hAnsi="Barlow Condensed Medium" w:hint="eastAsia"/>
+                <w:w w:val="90"/>
+                <w:sz w:val="26"/>
+                <w:szCs w:val="26"/>
+              </w:rPr>
+              <w:t>3.</w:t>
+            </w:r>
+          </w:p>
+        </w:tc>
+        <w:tc>
+          <w:tcPr>
+            <w:tcW w:w="5641" w:type="dxa"/>
+          </w:tcPr>
+          <w:p>
+            <w:pPr>
+              <w:kinsoku w:val="0"/>
+              <w:snapToGrid w:val="0"/>
+              <w:spacing w:line="300" w:lineRule="exact"/>
+              <w:jc w:val="both"/>
+              <w:rPr>
+                <w:rFonts w:ascii="Barlow Condensed Medium" w:eastAsia="標楷體" w:hAnsi="Barlow Condensed Medium" w:cs="Segoe UI Symbol"/>
+                <w:w w:val="90"/>
+                <w:sz w:val="26"/>
+                <w:szCs w:val="26"/>
+              </w:rPr>
+            </w:pPr>
+            <w:r>
+              <w:rPr>
+                <w:rFonts w:ascii="Segoe UI Symbol" w:eastAsia="標楷體" w:hAnsi="Segoe UI Symbol" w:cs="Segoe UI Symbol"/>
+                <w:w w:val="90"/>
+                <w:sz w:val="26"/>
+                <w:szCs w:val="26"/>
+              </w:rPr>
+              <w:t>★</w:t>
+            </w:r>
+            <w:r>
+              <w:rPr>
+                <w:rFonts w:ascii="Barlow Condensed Medium" w:eastAsia="標楷體" w:hAnsi="Barlow Condensed Medium" w:cs="Segoe UI Symbol" w:hint="eastAsia"/>
+                <w:w w:val="90"/>
+                <w:sz w:val="26"/>
+                <w:szCs w:val="26"/>
+              </w:rPr>
+              <w:t>下主日</w:t>
+            </w:r>
+            <w:r>
+              <w:rPr>
+                <w:rFonts w:ascii="Barlow Condensed Medium" w:eastAsia="標楷體" w:hAnsi="Barlow Condensed Medium" w:cs="Segoe UI Symbol" w:hint="eastAsia"/>
+                <w:w w:val="90"/>
+                <w:sz w:val="26"/>
+                <w:szCs w:val="26"/>
+              </w:rPr>
+              <w:t>(8/16)</w:t>
+            </w:r>
+            <w:r>
+              <w:rPr>
+                <w:rFonts w:ascii="Barlow Condensed Medium" w:eastAsia="標楷體" w:hAnsi="Barlow Condensed Medium" w:cs="Segoe UI Symbol" w:hint="eastAsia"/>
+                <w:w w:val="90"/>
+                <w:sz w:val="26"/>
+                <w:szCs w:val="26"/>
+              </w:rPr>
+              <w:t>為教會與社會奉獻主日</w:t>
+            </w:r>
             <w:r>
               <w:rPr>
                 <w:rFonts w:ascii="Barlow Condensed Medium" w:eastAsia="標楷體" w:hAnsi="Barlow Condensed Medium" w:cs="Segoe UI Symbol" w:hint="eastAsia"/>
@@ -1681,7 +2172,74 @@
                 <w:szCs w:val="26"/>
                 <w:lang w:bidi="he-IL"/>
               </w:rPr>
-              <w:t>並邀請現場父子</w:t>
+              <w:t>。</w:t>
+            </w:r>
+          </w:p>
+        </w:tc>
+      </w:tr>
+      <w:tr>
+        <w:tc>
+          <w:tcPr>
+            <w:tcW w:w="280" w:type="dxa"/>
+          </w:tcPr>
+          <w:p>
+            <w:pPr>
+              <w:snapToGrid w:val="0"/>
+              <w:spacing w:line="300" w:lineRule="exact"/>
+              <w:ind w:rightChars="11" w:right="26"/>
+              <w:jc w:val="right"/>
+              <w:rPr>
+                <w:rFonts w:ascii="Barlow Condensed Medium" w:eastAsia="華康細黑體" w:hAnsi="Barlow Condensed Medium"/>
+                <w:w w:val="90"/>
+                <w:sz w:val="26"/>
+                <w:szCs w:val="26"/>
+              </w:rPr>
+            </w:pPr>
+            <w:r>
+              <w:rPr>
+                <w:rFonts w:ascii="Barlow Condensed Medium" w:eastAsia="華康細黑體" w:hAnsi="Barlow Condensed Medium" w:hint="eastAsia"/>
+                <w:w w:val="90"/>
+                <w:sz w:val="26"/>
+                <w:szCs w:val="26"/>
+              </w:rPr>
+              <w:t>4</w:t>
+            </w:r>
+            <w:r>
+              <w:rPr>
+                <w:rFonts w:ascii="Barlow Condensed Medium" w:eastAsia="華康細黑體" w:hAnsi="Barlow Condensed Medium" w:hint="eastAsia"/>
+                <w:w w:val="90"/>
+                <w:sz w:val="26"/>
+                <w:szCs w:val="26"/>
+              </w:rPr>
+              <w:t>.</w:t>
+            </w:r>
+          </w:p>
+        </w:tc>
+        <w:tc>
+          <w:tcPr>
+            <w:tcW w:w="5641" w:type="dxa"/>
+          </w:tcPr>
+          <w:p>
+            <w:pPr>
+              <w:kinsoku w:val="0"/>
+              <w:snapToGrid w:val="0"/>
+              <w:spacing w:line="300" w:lineRule="exact"/>
+              <w:jc w:val="both"/>
+              <w:rPr>
+                <w:rFonts w:ascii="Barlow Condensed Medium" w:eastAsia="標楷體" w:hAnsi="Barlow Condensed Medium" w:cs="Segoe UI Symbol"/>
+                <w:w w:val="90"/>
+                <w:sz w:val="26"/>
+                <w:szCs w:val="26"/>
+              </w:rPr>
+            </w:pPr>
+            <w:r>
+              <w:rPr>
+                <w:rFonts w:ascii="Barlow Condensed Medium" w:eastAsia="標楷體" w:hAnsi="Barlow Condensed Medium" w:cs="Segoe UI Symbol" w:hint="eastAsia"/>
+                <w:w w:val="90"/>
+                <w:sz w:val="26"/>
+                <w:szCs w:val="26"/>
+              </w:rPr>
+              <w:t>參加</w:t>
             </w:r>
             <w:r>
               <w:rPr>
@@ -1692,7 +2250,16 @@
                 <w:szCs w:val="26"/>
                 <w:lang w:bidi="he-IL"/>
               </w:rPr>
-              <w:t>(</w:t>
+              <w:t>9/20</w:t>
+            </w:r>
+            <w:r>
+              <w:rPr>
+                <w:rFonts w:ascii="Barlow Condensed Medium" w:eastAsia="標楷體" w:hAnsi="Barlow Condensed Medium" w:cs="Segoe UI Symbol" w:hint="eastAsia"/>
+                <w:w w:val="90"/>
+                <w:sz w:val="26"/>
+                <w:szCs w:val="26"/>
+              </w:rPr>
+              <w:t>母會</w:t>
             </w:r>
             <w:r>
               <w:rPr>
@@ -1703,7 +2270,7 @@
                 <w:szCs w:val="26"/>
                 <w:lang w:bidi="he-IL"/>
               </w:rPr>
-              <w:t>女</w:t>
+              <w:t>艋舺教會</w:t>
             </w:r>
             <w:r>
               <w:rPr>
@@ -1714,7 +2281,7 @@
                 <w:szCs w:val="26"/>
                 <w:lang w:bidi="he-IL"/>
               </w:rPr>
-              <w:t>)</w:t>
+              <w:t>150</w:t>
             </w:r>
             <w:r>
               <w:rPr>
@@ -1725,7 +2292,7 @@
                 <w:szCs w:val="26"/>
                 <w:lang w:bidi="he-IL"/>
               </w:rPr>
-              <w:t>組隊參加競賽</w:t>
+              <w:t>週年</w:t>
             </w:r>
             <w:r>
               <w:rPr>
@@ -1736,7 +2303,7 @@
                 <w:szCs w:val="26"/>
                 <w:lang w:bidi="he-IL"/>
               </w:rPr>
-              <w:t>活動</w:t>
+              <w:t>在中原大學舉行的野外禮拜</w:t>
             </w:r>
             <w:r>
               <w:rPr>
@@ -1747,7 +2314,7 @@
                 <w:szCs w:val="26"/>
                 <w:lang w:bidi="he-IL"/>
               </w:rPr>
-              <w:t>，</w:t>
+              <w:t>者</w:t>
             </w:r>
             <w:r>
               <w:rPr>
@@ -1758,7 +2325,7 @@
                 <w:szCs w:val="26"/>
                 <w:lang w:bidi="he-IL"/>
               </w:rPr>
-              <w:t>可贏得禮物</w:t>
+              <w:t>。免費用，但是每人要</w:t>
             </w:r>
             <w:r>
               <w:rPr>
@@ -1769,74 +2336,7 @@
                 <w:szCs w:val="26"/>
                 <w:lang w:bidi="he-IL"/>
               </w:rPr>
-              <w:t>。</w:t>
-            </w:r>
-          </w:p>
-        </w:tc>
-      </w:tr>
-      <w:tr>
-        <w:tc>
-          <w:tcPr>
-            <w:tcW w:w="280" w:type="dxa"/>
-          </w:tcPr>
-          <w:p>
-            <w:pPr>
-              <w:snapToGrid w:val="0"/>
-              <w:spacing w:line="300" w:lineRule="exact"/>
-              <w:ind w:rightChars="11" w:right="26"/>
-              <w:jc w:val="right"/>
-              <w:rPr>
-                <w:rFonts w:ascii="Barlow Condensed Medium" w:eastAsia="華康細黑體" w:hAnsi="Barlow Condensed Medium"/>
-                <w:w w:val="90"/>
-                <w:sz w:val="26"/>
-                <w:szCs w:val="26"/>
-              </w:rPr>
-            </w:pPr>
-            <w:r>
-              <w:rPr>
-                <w:rFonts w:ascii="Barlow Condensed Medium" w:eastAsia="華康細黑體" w:hAnsi="Barlow Condensed Medium" w:hint="eastAsia"/>
-                <w:w w:val="90"/>
-                <w:sz w:val="26"/>
-                <w:szCs w:val="26"/>
-              </w:rPr>
-              <w:t>2.</w:t>
-            </w:r>
-          </w:p>
-        </w:tc>
-        <w:tc>
-          <w:tcPr>
-            <w:tcW w:w="5641" w:type="dxa"/>
-          </w:tcPr>
-          <w:p>
-            <w:pPr>
-              <w:kinsoku w:val="0"/>
-              <w:snapToGrid w:val="0"/>
-              <w:spacing w:line="300" w:lineRule="exact"/>
-              <w:jc w:val="both"/>
-              <w:rPr>
-                <w:rFonts w:ascii="Barlow Condensed Medium" w:eastAsia="標楷體" w:hAnsi="Barlow Condensed Medium" w:cs="Segoe UI Symbol"/>
-                <w:w w:val="90"/>
-                <w:sz w:val="26"/>
-                <w:szCs w:val="26"/>
-              </w:rPr>
-            </w:pPr>
-            <w:r>
-              <w:rPr>
-                <w:rFonts w:ascii="Segoe UI Symbol" w:eastAsia="標楷體" w:hAnsi="Segoe UI Symbol" w:cs="Segoe UI Symbol"/>
-                <w:w w:val="90"/>
-                <w:sz w:val="26"/>
-                <w:szCs w:val="26"/>
-              </w:rPr>
-              <w:t>★</w:t>
-            </w:r>
-            <w:r>
-              <w:rPr>
-                <w:rFonts w:ascii="Barlow Condensed Medium" w:eastAsia="標楷體" w:hAnsi="Barlow Condensed Medium" w:cs="Segoe UI Symbol" w:hint="eastAsia"/>
-                <w:w w:val="90"/>
-                <w:sz w:val="26"/>
-                <w:szCs w:val="26"/>
-              </w:rPr>
-              <w:t>下主日為聖餐主日，請會眾預備心參加</w:t>
+              <w:t>先繳二百元報名費，當日出席則全額退費。自行開車者也請報名，</w:t>
             </w:r>
             <w:r>
               <w:rPr>
@@ -1847,110 +2347,7 @@
                 <w:szCs w:val="26"/>
                 <w:lang w:bidi="he-IL"/>
               </w:rPr>
-              <w:t>。</w:t>
-            </w:r>
-          </w:p>
-        </w:tc>
-      </w:tr>
-      <w:tr>
-        <w:tc>
-          <w:tcPr>
-            <w:tcW w:w="280" w:type="dxa"/>
-          </w:tcPr>
-          <w:p>
-            <w:pPr>
-              <w:snapToGrid w:val="0"/>
-              <w:spacing w:line="300" w:lineRule="exact"/>
-              <w:ind w:rightChars="11" w:right="26"/>
-              <w:jc w:val="right"/>
-              <w:rPr>
-                <w:rFonts w:ascii="Barlow Condensed Medium" w:eastAsia="華康細黑體" w:hAnsi="Barlow Condensed Medium"/>
-                <w:w w:val="90"/>
-                <w:sz w:val="26"/>
-                <w:szCs w:val="26"/>
-              </w:rPr>
-            </w:pPr>
-            <w:r>
-              <w:rPr>
-                <w:rFonts w:ascii="Barlow Condensed Medium" w:eastAsia="華康細黑體" w:hAnsi="Barlow Condensed Medium" w:hint="eastAsia"/>
-                <w:w w:val="90"/>
-                <w:sz w:val="26"/>
-                <w:szCs w:val="26"/>
-              </w:rPr>
-              <w:t>3.</w:t>
-            </w:r>
-          </w:p>
-        </w:tc>
-        <w:tc>
-          <w:tcPr>
-            <w:tcW w:w="5641" w:type="dxa"/>
-          </w:tcPr>
-          <w:p>
-            <w:pPr>
-              <w:kinsoku w:val="0"/>
-              <w:snapToGrid w:val="0"/>
-              <w:spacing w:line="300" w:lineRule="exact"/>
-              <w:jc w:val="both"/>
-              <w:rPr>
-                <w:rFonts w:ascii="Barlow Condensed Medium" w:eastAsia="標楷體" w:hAnsi="Barlow Condensed Medium" w:cs="Segoe UI Symbol"/>
-                <w:w w:val="90"/>
-                <w:sz w:val="26"/>
-                <w:szCs w:val="26"/>
-              </w:rPr>
-            </w:pPr>
-            <w:r>
-              <w:rPr>
-                <w:rFonts w:ascii="Segoe UI Symbol" w:eastAsia="標楷體" w:hAnsi="Segoe UI Symbol" w:cs="Segoe UI Symbol"/>
-                <w:w w:val="90"/>
-                <w:sz w:val="26"/>
-                <w:szCs w:val="26"/>
-              </w:rPr>
-              <w:t>★</w:t>
-            </w:r>
-            <w:r>
-              <w:rPr>
-                <w:rFonts w:ascii="Barlow Condensed Medium" w:eastAsia="標楷體" w:hAnsi="Barlow Condensed Medium" w:cs="Segoe UI Symbol" w:hint="eastAsia"/>
-                <w:w w:val="90"/>
-                <w:sz w:val="26"/>
-                <w:szCs w:val="26"/>
-              </w:rPr>
-              <w:t>下主日</w:t>
-            </w:r>
-            <w:r>
-              <w:rPr>
-                <w:rFonts w:ascii="Barlow Condensed Medium" w:eastAsia="標楷體" w:hAnsi="Barlow Condensed Medium" w:cs="Segoe UI Symbol" w:hint="eastAsia"/>
-                <w:w w:val="90"/>
-                <w:sz w:val="26"/>
-                <w:szCs w:val="26"/>
-              </w:rPr>
-              <w:t>(8/9)</w:t>
-            </w:r>
-            <w:r>
-              <w:rPr>
-                <w:rFonts w:ascii="Barlow Condensed Medium" w:eastAsia="標楷體" w:hAnsi="Barlow Condensed Medium" w:cs="Segoe UI Symbol" w:hint="eastAsia"/>
-                <w:w w:val="90"/>
-                <w:sz w:val="26"/>
-                <w:szCs w:val="26"/>
-              </w:rPr>
-              <w:t>主日下午</w:t>
-            </w:r>
-            <w:r>
-              <w:rPr>
-                <w:rFonts w:ascii="Barlow Condensed Medium" w:eastAsia="標楷體" w:hAnsi="Barlow Condensed Medium" w:cs="Segoe UI Symbol" w:hint="eastAsia"/>
-                <w:w w:val="90"/>
-                <w:sz w:val="26"/>
-                <w:szCs w:val="26"/>
-              </w:rPr>
-              <w:t>3:30</w:t>
-            </w:r>
-            <w:r>
-              <w:rPr>
-                <w:rFonts w:ascii="Barlow Condensed Medium" w:eastAsia="標楷體" w:hAnsi="Barlow Condensed Medium" w:cs="Segoe UI Symbol" w:hint="eastAsia"/>
-                <w:w w:val="90"/>
-                <w:sz w:val="26"/>
-                <w:szCs w:val="26"/>
-              </w:rPr>
-              <w:t>召開定期長執會和小會</w:t>
+              <w:t>要統計中餐數量。</w:t>
             </w:r>
             <w:r>
               <w:rPr>
@@ -1961,83 +2358,7 @@
                 <w:szCs w:val="26"/>
                 <w:lang w:bidi="he-IL"/>
               </w:rPr>
-              <w:t>。</w:t>
-            </w:r>
-          </w:p>
-        </w:tc>
-      </w:tr>
-      <w:tr>
-        <w:tc>
-          <w:tcPr>
-            <w:tcW w:w="280" w:type="dxa"/>
-          </w:tcPr>
-          <w:p>
-            <w:pPr>
-              <w:snapToGrid w:val="0"/>
-              <w:spacing w:line="300" w:lineRule="exact"/>
-              <w:ind w:rightChars="11" w:right="26"/>
-              <w:jc w:val="right"/>
-              <w:rPr>
-                <w:rFonts w:ascii="Barlow Condensed Medium" w:eastAsia="華康細黑體" w:hAnsi="Barlow Condensed Medium"/>
-                <w:w w:val="90"/>
-                <w:sz w:val="26"/>
-                <w:szCs w:val="26"/>
-              </w:rPr>
-            </w:pPr>
-            <w:r>
-              <w:rPr>
-                <w:rFonts w:ascii="Barlow Condensed Medium" w:eastAsia="華康細黑體" w:hAnsi="Barlow Condensed Medium" w:hint="eastAsia"/>
-                <w:w w:val="90"/>
-                <w:sz w:val="26"/>
-                <w:szCs w:val="26"/>
-              </w:rPr>
-              <w:t>4</w:t>
-            </w:r>
-            <w:r>
-              <w:rPr>
-                <w:rFonts w:ascii="Barlow Condensed Medium" w:eastAsia="華康細黑體" w:hAnsi="Barlow Condensed Medium" w:hint="eastAsia"/>
-                <w:w w:val="90"/>
-                <w:sz w:val="26"/>
-                <w:szCs w:val="26"/>
-              </w:rPr>
-              <w:t>.</w:t>
-            </w:r>
-          </w:p>
-        </w:tc>
-        <w:tc>
-          <w:tcPr>
-            <w:tcW w:w="5641" w:type="dxa"/>
-          </w:tcPr>
-          <w:p>
-            <w:pPr>
-              <w:kinsoku w:val="0"/>
-              <w:snapToGrid w:val="0"/>
-              <w:spacing w:line="300" w:lineRule="exact"/>
-              <w:jc w:val="both"/>
-              <w:rPr>
-                <w:rFonts w:ascii="Barlow Condensed Medium" w:eastAsia="標楷體" w:hAnsi="Barlow Condensed Medium" w:cs="Segoe UI Symbol"/>
-                <w:w w:val="90"/>
-                <w:sz w:val="26"/>
-                <w:szCs w:val="26"/>
-              </w:rPr>
-            </w:pPr>
-            <w:r>
-              <w:rPr>
-                <w:rFonts w:ascii="Segoe UI Symbol" w:eastAsia="標楷體" w:hAnsi="Segoe UI Symbol" w:cs="Segoe UI Symbol"/>
-                <w:w w:val="90"/>
-                <w:sz w:val="26"/>
-                <w:szCs w:val="26"/>
-              </w:rPr>
-              <w:t>★</w:t>
-            </w:r>
-            <w:r>
-              <w:rPr>
-                <w:rFonts w:ascii="Barlow Condensed Medium" w:eastAsia="標楷體" w:hAnsi="Barlow Condensed Medium" w:cs="Segoe UI Symbol" w:hint="eastAsia"/>
-                <w:w w:val="90"/>
-                <w:sz w:val="26"/>
-                <w:szCs w:val="26"/>
-              </w:rPr>
-              <w:t>本會將參加母會</w:t>
+              <w:t>當日下午本會另有</w:t>
             </w:r>
             <w:r>
               <w:rPr>
@@ -2048,7 +2369,7 @@
                 <w:szCs w:val="26"/>
                 <w:lang w:bidi="he-IL"/>
               </w:rPr>
-              <w:t>艋舺教會</w:t>
+              <w:t>行程，約下午</w:t>
             </w:r>
             <w:r>
               <w:rPr>
@@ -2059,7 +2380,7 @@
                 <w:szCs w:val="26"/>
                 <w:lang w:bidi="he-IL"/>
               </w:rPr>
-              <w:t>150</w:t>
+              <w:t>5</w:t>
             </w:r>
             <w:r>
               <w:rPr>
@@ -2070,7 +2391,74 @@
                 <w:szCs w:val="26"/>
                 <w:lang w:bidi="he-IL"/>
               </w:rPr>
-              <w:t>週年於</w:t>
+              <w:t>點回到教會。</w:t>
+            </w:r>
+          </w:p>
+        </w:tc>
+      </w:tr>
+      <w:tr>
+        <w:tc>
+          <w:tcPr>
+            <w:tcW w:w="280" w:type="dxa"/>
+          </w:tcPr>
+          <w:p>
+            <w:pPr>
+              <w:snapToGrid w:val="0"/>
+              <w:spacing w:line="300" w:lineRule="exact"/>
+              <w:ind w:rightChars="11" w:right="26"/>
+              <w:jc w:val="right"/>
+              <w:rPr>
+                <w:rFonts w:ascii="Barlow Condensed Medium" w:eastAsia="華康細黑體" w:hAnsi="Barlow Condensed Medium"/>
+                <w:w w:val="90"/>
+                <w:sz w:val="26"/>
+                <w:szCs w:val="26"/>
+              </w:rPr>
+            </w:pPr>
+            <w:r>
+              <w:rPr>
+                <w:rFonts w:ascii="Barlow Condensed Medium" w:eastAsia="華康細黑體" w:hAnsi="Barlow Condensed Medium" w:hint="eastAsia"/>
+                <w:w w:val="90"/>
+                <w:sz w:val="26"/>
+                <w:szCs w:val="26"/>
+              </w:rPr>
+              <w:t>5</w:t>
+            </w:r>
+            <w:r>
+              <w:rPr>
+                <w:rFonts w:ascii="Barlow Condensed Medium" w:eastAsia="華康細黑體" w:hAnsi="Barlow Condensed Medium" w:hint="eastAsia"/>
+                <w:w w:val="90"/>
+                <w:sz w:val="26"/>
+                <w:szCs w:val="26"/>
+              </w:rPr>
+              <w:t>.</w:t>
+            </w:r>
+          </w:p>
+        </w:tc>
+        <w:tc>
+          <w:tcPr>
+            <w:tcW w:w="5641" w:type="dxa"/>
+          </w:tcPr>
+          <w:p>
+            <w:pPr>
+              <w:kinsoku w:val="0"/>
+              <w:snapToGrid w:val="0"/>
+              <w:spacing w:line="300" w:lineRule="exact"/>
+              <w:jc w:val="both"/>
+              <w:rPr>
+                <w:rFonts w:ascii="Barlow Condensed Medium" w:eastAsia="標楷體" w:hAnsi="Barlow Condensed Medium" w:cs="Segoe UI Symbol"/>
+                <w:w w:val="90"/>
+                <w:sz w:val="26"/>
+                <w:szCs w:val="26"/>
+              </w:rPr>
+            </w:pPr>
+            <w:r>
+              <w:rPr>
+                <w:rFonts w:ascii="Segoe UI Symbol" w:eastAsia="標楷體" w:hAnsi="Segoe UI Symbol" w:cs="Segoe UI Symbol"/>
+                <w:w w:val="90"/>
+                <w:sz w:val="26"/>
+                <w:szCs w:val="26"/>
+              </w:rPr>
+              <w:t>★</w:t>
             </w:r>
             <w:r>
               <w:rPr>
@@ -2081,7 +2469,16 @@
                 <w:szCs w:val="26"/>
                 <w:lang w:bidi="he-IL"/>
               </w:rPr>
-              <w:t>9/20</w:t>
+              <w:t>每月一次的見證分享，</w:t>
+            </w:r>
+            <w:r>
+              <w:rPr>
+                <w:rFonts w:ascii="Barlow Condensed Medium" w:eastAsia="標楷體" w:hAnsi="Barlow Condensed Medium" w:cs="Segoe UI Symbol" w:hint="eastAsia"/>
+                <w:w w:val="90"/>
+                <w:sz w:val="26"/>
+                <w:szCs w:val="26"/>
+              </w:rPr>
+              <w:t>下主日禮拜中邀請黃花香姊妹作個人見證。又</w:t>
             </w:r>
             <w:r>
               <w:rPr>
@@ -2092,7 +2489,7 @@
                 <w:szCs w:val="26"/>
                 <w:lang w:bidi="he-IL"/>
               </w:rPr>
-              <w:t>在中原大學舉行的野外禮拜。免費用，但是每人要先繳二百元報名費，當日出席則全額退費。自行開車者也請報名，註記，要統計中餐數量。下午本會自己安排行程，約下午</w:t>
+              <w:t>有感動的兄姐可以向王牧師報名，並準備約</w:t>
             </w:r>
             <w:r>
               <w:rPr>
@@ -2103,7 +2500,7 @@
                 <w:szCs w:val="26"/>
                 <w:lang w:bidi="he-IL"/>
               </w:rPr>
-              <w:t>5</w:t>
+              <w:t>5-10</w:t>
             </w:r>
             <w:r>
               <w:rPr>
@@ -2114,139 +2511,8 @@
                 <w:szCs w:val="26"/>
                 <w:lang w:bidi="he-IL"/>
               </w:rPr>
-              <w:t>點回到教會。</w:t>
-            </w:r>
-          </w:p>
-        </w:tc>
-      </w:tr>
-      <w:tr>
-        <w:tc>
-          <w:tcPr>
-            <w:tcW w:w="280" w:type="dxa"/>
-          </w:tcPr>
-          <w:p>
-            <w:pPr>
-              <w:snapToGrid w:val="0"/>
-              <w:spacing w:line="300" w:lineRule="exact"/>
-              <w:ind w:rightChars="11" w:right="26"/>
-              <w:jc w:val="right"/>
-              <w:rPr>
-                <w:rFonts w:ascii="Barlow Condensed Medium" w:eastAsia="華康細黑體" w:hAnsi="Barlow Condensed Medium"/>
-                <w:w w:val="90"/>
-                <w:sz w:val="26"/>
-                <w:szCs w:val="26"/>
-              </w:rPr>
-            </w:pPr>
-            <w:r>
-              <w:rPr>
-                <w:rFonts w:ascii="Barlow Condensed Medium" w:eastAsia="華康細黑體" w:hAnsi="Barlow Condensed Medium" w:hint="eastAsia"/>
-                <w:w w:val="90"/>
-                <w:sz w:val="26"/>
-                <w:szCs w:val="26"/>
-              </w:rPr>
-              <w:t>5</w:t>
-            </w:r>
-            <w:r>
-              <w:rPr>
-                <w:rFonts w:ascii="Barlow Condensed Medium" w:eastAsia="華康細黑體" w:hAnsi="Barlow Condensed Medium" w:hint="eastAsia"/>
-                <w:w w:val="90"/>
-                <w:sz w:val="26"/>
-                <w:szCs w:val="26"/>
-              </w:rPr>
-              <w:t>.</w:t>
-            </w:r>
-          </w:p>
-        </w:tc>
-        <w:tc>
-          <w:tcPr>
-            <w:tcW w:w="5641" w:type="dxa"/>
-          </w:tcPr>
-          <w:p>
-            <w:pPr>
-              <w:kinsoku w:val="0"/>
-              <w:snapToGrid w:val="0"/>
-              <w:spacing w:line="300" w:lineRule="exact"/>
-              <w:jc w:val="both"/>
-              <w:rPr>
-                <w:rFonts w:ascii="Barlow Condensed Medium" w:eastAsia="標楷體" w:hAnsi="Barlow Condensed Medium" w:cs="Segoe UI Symbol"/>
-                <w:w w:val="90"/>
-                <w:sz w:val="26"/>
-                <w:szCs w:val="26"/>
-              </w:rPr>
-            </w:pPr>
-            <w:r>
-              <w:rPr>
-                <w:rFonts w:ascii="Barlow Condensed Medium" w:eastAsia="標楷體" w:hAnsi="Barlow Condensed Medium" w:cs="Segoe UI Symbol" w:hint="eastAsia"/>
-                <w:noProof/>
-                <w:w w:val="90"/>
-                <w:sz w:val="26"/>
-                <w:szCs w:val="26"/>
-                <w:lang w:bidi="he-IL"/>
-              </w:rPr>
-              <w:t>每月一次的主日見證分享，有感動的兄姐可以向王牧師報名，並準備約</w:t>
-            </w:r>
-            <w:r>
-              <w:rPr>
-                <w:rFonts w:ascii="Barlow Condensed Medium" w:eastAsia="標楷體" w:hAnsi="Barlow Condensed Medium" w:cs="Segoe UI Symbol" w:hint="eastAsia"/>
-                <w:noProof/>
-                <w:w w:val="90"/>
-                <w:sz w:val="26"/>
-                <w:szCs w:val="26"/>
-                <w:lang w:bidi="he-IL"/>
-              </w:rPr>
-              <w:t>5-10</w:t>
-            </w:r>
-            <w:r>
-              <w:rPr>
-                <w:rFonts w:ascii="Barlow Condensed Medium" w:eastAsia="標楷體" w:hAnsi="Barlow Condensed Medium" w:cs="Segoe UI Symbol" w:hint="eastAsia"/>
-                <w:noProof/>
-                <w:w w:val="90"/>
-                <w:sz w:val="26"/>
-                <w:szCs w:val="26"/>
-                <w:lang w:bidi="he-IL"/>
-              </w:rPr>
               <w:t>鐘的見證。</w:t>
             </w:r>
-          </w:p>
-        </w:tc>
-      </w:tr>
-      <w:tr>
-        <w:tc>
-          <w:tcPr>
-            <w:tcW w:w="280" w:type="dxa"/>
-          </w:tcPr>
-          <w:p>
-            <w:pPr>
-              <w:snapToGrid w:val="0"/>
-              <w:spacing w:line="300" w:lineRule="exact"/>
-              <w:ind w:rightChars="11" w:right="26"/>
-              <w:jc w:val="right"/>
-              <w:rPr>
-                <w:rFonts w:ascii="Barlow Condensed Medium" w:eastAsia="華康細黑體" w:hAnsi="Barlow Condensed Medium"/>
-                <w:w w:val="90"/>
-                <w:sz w:val="26"/>
-                <w:szCs w:val="26"/>
-              </w:rPr>
-            </w:pPr>
-          </w:p>
-        </w:tc>
-        <w:tc>
-          <w:tcPr>
-            <w:tcW w:w="5641" w:type="dxa"/>
-          </w:tcPr>
-          <w:p>
-            <w:pPr>
-              <w:kinsoku w:val="0"/>
-              <w:snapToGrid w:val="0"/>
-              <w:spacing w:line="300" w:lineRule="exact"/>
-              <w:jc w:val="both"/>
-              <w:rPr>
-                <w:rFonts w:ascii="Barlow Condensed Medium" w:eastAsia="標楷體" w:hAnsi="Barlow Condensed Medium" w:cs="Segoe UI Symbol"/>
-                <w:w w:val="90"/>
-                <w:sz w:val="26"/>
-                <w:szCs w:val="26"/>
-              </w:rPr>
-            </w:pPr>
           </w:p>
         </w:tc>
       </w:tr>
@@ -2582,7 +2848,7 @@
                 <w:sz w:val="26"/>
                 <w:szCs w:val="26"/>
               </w:rPr>
-              <w:t>為台灣祈福，願</w:t>
+              <w:t>為日本</w:t>
             </w:r>
             <w:r>
               <w:rPr>
@@ -2591,7 +2857,7 @@
                 <w:sz w:val="26"/>
                 <w:szCs w:val="26"/>
               </w:rPr>
-              <w:t>2026</w:t>
+              <w:t>728</w:t>
             </w:r>
             <w:r>
               <w:rPr>
@@ -2600,7 +2866,7 @@
                 <w:sz w:val="26"/>
                 <w:szCs w:val="26"/>
               </w:rPr>
-              <w:t>年全民為守護台灣更同心、更團結，求真相除詐騙，以及求真　神棄偶像</w:t>
+              <w:t>熊本大地震賑災、修復和居民平安代禱</w:t>
             </w:r>
             <w:r>
               <w:rPr>
@@ -2677,21 +2943,12 @@
             </w:pPr>
             <w:r>
               <w:rPr>
-                <w:rFonts w:ascii="Segoe UI Symbol" w:eastAsia="標楷體" w:hAnsi="Segoe UI Symbol" w:cs="Segoe UI Symbol"/>
-                <w:w w:val="90"/>
-                <w:sz w:val="26"/>
-                <w:szCs w:val="26"/>
-              </w:rPr>
-              <w:t>★</w:t>
-            </w:r>
-            <w:r>
-              <w:rPr>
                 <w:rFonts w:ascii="Barlow Condensed Medium" w:eastAsia="標楷體" w:hAnsi="Barlow Condensed Medium" w:cstheme="minorHAnsi" w:hint="eastAsia"/>
                 <w:w w:val="90"/>
                 <w:sz w:val="26"/>
                 <w:szCs w:val="26"/>
               </w:rPr>
-              <w:t>為</w:t>
+              <w:t>為台灣祈福，願</w:t>
             </w:r>
             <w:r>
               <w:rPr>
@@ -2700,7 +2957,7 @@
                 <w:sz w:val="26"/>
                 <w:szCs w:val="26"/>
               </w:rPr>
-              <w:t>日本</w:t>
+              <w:t>2026</w:t>
             </w:r>
             <w:r>
               <w:rPr>
@@ -2709,16 +2966,7 @@
                 <w:sz w:val="26"/>
                 <w:szCs w:val="26"/>
               </w:rPr>
-              <w:t>728</w:t>
-            </w:r>
-            <w:r>
-              <w:rPr>
-                <w:rFonts w:ascii="Barlow Condensed Medium" w:eastAsia="標楷體" w:hAnsi="Barlow Condensed Medium" w:cstheme="minorHAnsi" w:hint="eastAsia"/>
-                <w:w w:val="90"/>
-                <w:sz w:val="26"/>
-                <w:szCs w:val="26"/>
-              </w:rPr>
-              <w:t>熊本大地震賑災、修復和居民平安代禱</w:t>
+              <w:t>年全民為守護台灣更同心、更團結，求真相除詐騙，以及求真　神棄偶像</w:t>
             </w:r>
             <w:r>
               <w:rPr>
@@ -3151,7 +3399,7 @@
                 <w:sz w:val="26"/>
                 <w:szCs w:val="26"/>
               </w:rPr>
-              <w:t>5</w:t>
+              <w:t>6</w:t>
             </w:r>
             <w:r>
               <w:rPr>
@@ -3232,7 +3480,7 @@
                 <w:sz w:val="26"/>
                 <w:szCs w:val="26"/>
               </w:rPr>
-              <w:t>6</w:t>
+              <w:t>7</w:t>
             </w:r>
             <w:r>
               <w:rPr>
@@ -3275,6 +3523,15 @@
                 <w:sz w:val="26"/>
                 <w:szCs w:val="26"/>
               </w:rPr>
+              <w:t>楊家華</w:t>
+            </w:r>
+            <w:r>
+              <w:rPr>
+                <w:rFonts w:ascii="Barlow Condensed Medium" w:eastAsia="標楷體" w:hAnsi="Barlow Condensed Medium" w:cstheme="minorHAnsi" w:hint="eastAsia"/>
+                <w:w w:val="90"/>
+                <w:sz w:val="26"/>
+                <w:szCs w:val="26"/>
+              </w:rPr>
               <w:t>。</w:t>
             </w:r>
           </w:p>
@@ -3313,7 +3570,7 @@
                 <w:sz w:val="26"/>
                 <w:szCs w:val="26"/>
               </w:rPr>
-              <w:t>7</w:t>
+              <w:t>8</w:t>
             </w:r>
             <w:r>
               <w:rPr>
@@ -3356,7 +3613,7 @@
                 <w:sz w:val="26"/>
                 <w:szCs w:val="26"/>
               </w:rPr>
-              <w:t>楊家華</w:t>
+              <w:t>呂信男</w:t>
             </w:r>
             <w:r>
               <w:rPr>
@@ -4159,11 +4416,12 @@
       <w:r>
         <w:rPr>
           <w:noProof/>
+          <w:lang w:bidi="he-IL"/>
         </w:rPr>
         <mc:AlternateContent>
           <mc:Choice Requires="wpg">
             <w:drawing>
-              <wp:anchor distT="0" distB="0" distL="114300" distR="114300" simplePos="0" relativeHeight="251664384" behindDoc="0" locked="0" layoutInCell="1" allowOverlap="1" wp14:anchorId="789743EB" wp14:editId="498D3003">
+              <wp:anchor distT="0" distB="0" distL="114300" distR="114300" simplePos="0" relativeHeight="251663360" behindDoc="0" locked="0" layoutInCell="1" allowOverlap="1" wp14:anchorId="789743EB" wp14:editId="72A0299B">
                 <wp:simplePos x="0" y="0"/>
                 <wp:positionH relativeFrom="page">
                   <wp:posOffset>6834188</wp:posOffset>
@@ -4196,7 +4454,7 @@
                           </pic:cNvPicPr>
                         </pic:nvPicPr>
                         <pic:blipFill>
-                          <a:blip r:embed="rId10" cstate="print">
+                          <a:blip r:embed="rId11" cstate="print">
                             <a:extLst>
                               <a:ext uri="{28A0092B-C50C-407E-A947-70E740481C1C}">
                                 <a14:useLocalDpi xmlns:a14="http://schemas.microsoft.com/office/drawing/2010/main" val="0"/>
@@ -4320,7 +4578,7 @@
           </mc:Choice>
           <mc:Fallback>
             <w:pict>
-              <v:group w14:anchorId="789743EB" id="群組 21" o:spid="_x0000_s1026" style="position:absolute;margin-left:538.15pt;margin-top:28.9pt;width:134.65pt;height:261.65pt;z-index:251664384;mso-position-horizontal-relative:page;mso-position-vertical-relative:page;mso-width-relative:margin;mso-height-relative:margin" coordsize="17094,33223" o:gfxdata="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">
+              <v:group w14:anchorId="789743EB" id="群組 21" o:spid="_x0000_s1026" style="position:absolute;margin-left:538.15pt;margin-top:28.9pt;width:134.65pt;height:261.65pt;z-index:251663360;mso-position-horizontal-relative:page;mso-position-vertical-relative:page;mso-width-relative:margin;mso-height-relative:margin" coordsize="17094,33223" o:gfxdata="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">
                 <v:shapetype id="_x0000_t75" coordsize="21600,21600" o:spt="75" o:preferrelative="t" path="m@4@5l@4@11@9@11@9@5xe" filled="f" stroked="f">
                   <v:stroke joinstyle="miter"/>
                   <v:formulas>
@@ -4340,10 +4598,11 @@
                   <v:path o:extrusionok="f" gradientshapeok="t" o:connecttype="rect"/>
                   <o:lock v:ext="edit" aspectratio="t"/>
                 </v:shapetype>
-                <v:shape id="圖片 18" o:spid="_x0000_s1027" type="#_x0000_t75" style="position:absolute;left:-8065;top:8065;width:33223;height:17094;rotation:90;visibility:visible;mso-wrap-style:square" o:gfxdata="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">
-                  <v:imagedata r:id="rId11" o:title=""/>
+                <v:shape id="圖片 18" o:spid="_x0000_s1027" type="#_x0000_t75" style="position:absolute;left:-8065;top:8065;width:33223;height:17094;rotation:90;visibility:visible;mso-wrap-style:square" o:gfxdata="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">
+                  <v:imagedata r:id="rId12" o:title=""/>
+                  <v:path arrowok="t"/>
                 </v:shape>
-                <v:roundrect id="圓角矩形 7" o:spid="_x0000_s1028" style="position:absolute;left:1666;top:2875;width:14086;height:28296;visibility:visible;mso-wrap-style:square;v-text-anchor:top" arcsize="3131f" o:gfxdata="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" filled="f" stroked="f" strokeweight="2.5pt">
+                <v:roundrect id="圓角矩形 7" o:spid="_x0000_s1028" style="position:absolute;left:1666;top:2875;width:14086;height:28296;visibility:visible;mso-wrap-style:square;v-text-anchor:top" arcsize="3131f" o:gfxdata="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" filled="f" stroked="f" strokeweight="2.5pt">
                   <v:stroke joinstyle="miter"/>
                   <v:textbox style="layout-flow:vertical-ideographic" inset="1mm,1mm,1mm,1mm">
                     <w:txbxContent>
@@ -4403,9 +4662,10 @@
       <w:r>
         <w:rPr>
           <w:noProof/>
+          <w:lang w:bidi="he-IL"/>
         </w:rPr>
         <w:drawing>
-          <wp:anchor distT="0" distB="0" distL="114300" distR="114300" simplePos="0" relativeHeight="251660288" behindDoc="0" locked="0" layoutInCell="1" allowOverlap="1" wp14:anchorId="0030E694" wp14:editId="34FCCF9A">
+          <wp:anchor distT="0" distB="0" distL="114300" distR="114300" simplePos="0" relativeHeight="251659264" behindDoc="0" locked="0" layoutInCell="1" allowOverlap="1" wp14:anchorId="0030E694" wp14:editId="05690D62">
             <wp:simplePos x="0" y="0"/>
             <wp:positionH relativeFrom="column">
               <wp:posOffset>2160905</wp:posOffset>
@@ -4428,7 +4688,7 @@
                     <pic:cNvPicPr/>
                   </pic:nvPicPr>
                   <pic:blipFill>
-                    <a:blip r:embed="rId12" cstate="print">
+                    <a:blip r:embed="rId13" cstate="print">
                       <a:extLst>
                         <a:ext uri="{28A0092B-C50C-407E-A947-70E740481C1C}">
                           <a14:useLocalDpi xmlns:a14="http://schemas.microsoft.com/office/drawing/2010/main" val="0"/>
@@ -4463,9 +4723,10 @@
       <w:r>
         <w:rPr>
           <w:noProof/>
+          <w:lang w:bidi="he-IL"/>
         </w:rPr>
         <w:drawing>
-          <wp:anchor distT="0" distB="0" distL="114300" distR="114300" simplePos="0" relativeHeight="251656192" behindDoc="0" locked="0" layoutInCell="1" allowOverlap="1" wp14:anchorId="7EAAEB92" wp14:editId="352781AB">
+          <wp:anchor distT="0" distB="0" distL="114300" distR="114300" simplePos="0" relativeHeight="251656192" behindDoc="0" locked="0" layoutInCell="1" allowOverlap="1" wp14:anchorId="7EAAEB92" wp14:editId="2A3315A3">
             <wp:simplePos x="0" y="0"/>
             <wp:positionH relativeFrom="column">
               <wp:posOffset>2362835</wp:posOffset>
@@ -4488,7 +4749,7 @@
                     <pic:cNvPicPr/>
                   </pic:nvPicPr>
                   <pic:blipFill>
-                    <a:blip r:embed="rId13" cstate="print">
+                    <a:blip r:embed="rId14" cstate="print">
                       <a:extLst>
                         <a:ext uri="{28A0092B-C50C-407E-A947-70E740481C1C}">
                           <a14:useLocalDpi xmlns:a14="http://schemas.microsoft.com/office/drawing/2010/main" val="0"/>
@@ -4543,11 +4804,12 @@
       <w:r>
         <w:rPr>
           <w:noProof/>
+          <w:lang w:bidi="he-IL"/>
         </w:rPr>
         <mc:AlternateContent>
           <mc:Choice Requires="wpg">
             <w:drawing>
-              <wp:anchor distT="0" distB="0" distL="114300" distR="114300" simplePos="0" relativeHeight="251662336" behindDoc="0" locked="0" layoutInCell="1" allowOverlap="1" wp14:anchorId="5DF93223" wp14:editId="47A64846">
+              <wp:anchor distT="0" distB="0" distL="114300" distR="114300" simplePos="0" relativeHeight="251661312" behindDoc="0" locked="0" layoutInCell="1" allowOverlap="1" wp14:anchorId="5DF93223" wp14:editId="04D1C810">
                 <wp:simplePos x="0" y="0"/>
                 <wp:positionH relativeFrom="page">
                   <wp:posOffset>6779895</wp:posOffset>
@@ -6347,12 +6609,12 @@
           </mc:Choice>
           <mc:Fallback>
             <w:pict>
-              <v:group w14:anchorId="5DF93223" id="群組 24" o:spid="_x0000_s1029" style="position:absolute;margin-left:533.85pt;margin-top:298.55pt;width:140.3pt;height:259.35pt;z-index:251662336;mso-position-horizontal-relative:page;mso-position-vertical-relative:page;mso-width-relative:margin;mso-height-relative:margin" coordsize="17818,32941" o:gfxdata="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">
+              <v:group w14:anchorId="5DF93223" id="群組 24" o:spid="_x0000_s1029" style="position:absolute;margin-left:533.85pt;margin-top:298.55pt;width:140.3pt;height:259.35pt;z-index:251661312;mso-position-horizontal-relative:page;mso-position-vertical-relative:page;mso-width-relative:margin;mso-height-relative:margin" coordsize="17818,32941" o:gfxdata="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">
                 <v:shapetype id="_x0000_t202" coordsize="21600,21600" o:spt="202" path="m,l,21600r21600,l21600,xe">
                   <v:stroke joinstyle="miter"/>
                   <v:path gradientshapeok="t" o:connecttype="rect"/>
                 </v:shapetype>
-                <v:shape id="_x0000_s1030" type="#_x0000_t202" style="position:absolute;left:351;top:293;width:17279;height:32590;visibility:visible;mso-wrap-style:square;v-text-anchor:top" o:gfxdata="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" stroked="f">
+                <v:shape id="_x0000_s1030" type="#_x0000_t202" style="position:absolute;left:351;top:293;width:17279;height:32590;visibility:visible;mso-wrap-style:square;v-text-anchor:top" o:gfxdata="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" stroked="f">
                   <v:textbox inset="0,0,0,0">
                     <w:txbxContent>
                       <w:p>
@@ -8042,7 +8304,7 @@
                     </w:txbxContent>
                   </v:textbox>
                 </v:shape>
-                <v:roundrect id="圓角矩形 5" o:spid="_x0000_s1031" style="position:absolute;width:17818;height:32941;visibility:visible;mso-wrap-style:square;v-text-anchor:middle" arcsize="2169f" o:gfxdata="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" filled="f" strokecolor="#5a5a5a [2109]" strokeweight="2.5pt">
+                <v:roundrect id="圓角矩形 5" o:spid="_x0000_s1031" style="position:absolute;width:17818;height:32941;visibility:visible;mso-wrap-style:square;v-text-anchor:middle" arcsize="2169f" o:gfxdata="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" filled="f" strokecolor="#5a5a5a [2109]" strokeweight="2.5pt">
                   <v:stroke joinstyle="miter"/>
                 </v:roundrect>
                 <w10:wrap anchorx="page" anchory="page"/>
@@ -8099,11 +8361,12 @@
         <w:rPr>
           <w:rFonts w:ascii="Barlow Condensed Medium" w:hAnsi="Barlow Condensed Medium"/>
           <w:noProof/>
+          <w:lang w:bidi="he-IL"/>
         </w:rPr>
         <mc:AlternateContent>
           <mc:Choice Requires="wpg">
             <w:drawing>
-              <wp:anchor distT="0" distB="0" distL="114300" distR="114300" simplePos="0" relativeHeight="251652096" behindDoc="0" locked="0" layoutInCell="1" allowOverlap="1" wp14:anchorId="0AB0FEB2" wp14:editId="512F8663">
+              <wp:anchor distT="0" distB="0" distL="114300" distR="114300" simplePos="0" relativeHeight="251651072" behindDoc="0" locked="0" layoutInCell="1" allowOverlap="1" wp14:anchorId="0AB0FEB2" wp14:editId="7EF4C9FA">
                 <wp:simplePos x="0" y="0"/>
                 <wp:positionH relativeFrom="page">
                   <wp:posOffset>6786880</wp:posOffset>
@@ -9061,8 +9324,8 @@
           </mc:Choice>
           <mc:Fallback>
             <w:pict>
-              <v:group w14:anchorId="0AB0FEB2" id="群組 19" o:spid="_x0000_s1032" style="position:absolute;left:0;text-align:left;margin-left:534.4pt;margin-top:567.3pt;width:140.6pt;height:130.1pt;z-index:251652096;mso-position-horizontal-relative:page;mso-position-vertical-relative:page;mso-width-relative:margin;mso-height-relative:margin" coordorigin="108" coordsize="17868,16510" o:gfxdata="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">
-                <v:shape id="_x0000_s1033" type="#_x0000_t202" style="position:absolute;left:317;top:444;width:17634;height:15621;visibility:visible;mso-wrap-style:square;v-text-anchor:top" o:gfxdata="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" stroked="f">
+              <v:group w14:anchorId="0AB0FEB2" id="群組 19" o:spid="_x0000_s1032" style="position:absolute;left:0;text-align:left;margin-left:534.4pt;margin-top:567.3pt;width:140.6pt;height:130.1pt;z-index:251651072;mso-position-horizontal-relative:page;mso-position-vertical-relative:page;mso-width-relative:margin;mso-height-relative:margin" coordorigin="108" coordsize="17868,16510" o:gfxdata="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">
+                <v:shape id="_x0000_s1033" type="#_x0000_t202" style="position:absolute;left:317;top:444;width:17634;height:15621;visibility:visible;mso-wrap-style:square;v-text-anchor:top" o:gfxdata="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" stroked="f">
                   <v:textbox inset="0,0,0,0">
                     <w:txbxContent>
                       <w:p>
@@ -9910,7 +10173,7 @@
                     </w:txbxContent>
                   </v:textbox>
                 </v:shape>
-                <v:roundrect id="圓角矩形 25" o:spid="_x0000_s1034" style="position:absolute;left:108;width:17869;height:16510;visibility:visible;mso-wrap-style:square;v-text-anchor:middle" arcsize="4542f" o:gfxdata="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" filled="f" strokecolor="#5a5a5a [2109]" strokeweight="2.5pt">
+                <v:roundrect id="圓角矩形 25" o:spid="_x0000_s1034" style="position:absolute;left:108;width:17869;height:16510;visibility:visible;mso-wrap-style:square;v-text-anchor:middle" arcsize="4542f" o:gfxdata="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" filled="f" strokecolor="#5a5a5a [2109]" strokeweight="2.5pt">
                   <v:stroke joinstyle="miter"/>
                 </v:roundrect>
                 <w10:wrap anchorx="page" anchory="page"/>
@@ -9957,11 +10220,12 @@
         <w:rPr>
           <w:rFonts w:ascii="Barlow Condensed Medium" w:hAnsi="Barlow Condensed Medium"/>
           <w:noProof/>
+          <w:lang w:bidi="he-IL"/>
         </w:rPr>
         <mc:AlternateContent>
           <mc:Choice Requires="wps">
             <w:drawing>
-              <wp:anchor distT="45720" distB="45720" distL="114300" distR="114300" simplePos="0" relativeHeight="251667456" behindDoc="0" locked="0" layoutInCell="1" allowOverlap="1" wp14:anchorId="76BD7DFF" wp14:editId="27435F74">
+              <wp:anchor distT="45720" distB="45720" distL="114300" distR="114300" simplePos="0" relativeHeight="251667456" behindDoc="0" locked="0" layoutInCell="1" allowOverlap="1" wp14:anchorId="76BD7DFF" wp14:editId="0FF5768E">
                 <wp:simplePos x="0" y="0"/>
                 <wp:positionH relativeFrom="column">
                   <wp:posOffset>398780</wp:posOffset>
@@ -10078,7 +10342,7 @@
           </mc:Choice>
           <mc:Fallback>
             <w:pict>
-              <v:shape w14:anchorId="76BD7DFF" id="文字方塊 2" o:spid="_x0000_s1035" type="#_x0000_t202" style="position:absolute;margin-left:31.4pt;margin-top:-54.1pt;width:109.8pt;height:110.6pt;z-index:251667456;visibility:visible;mso-wrap-style:square;mso-width-percent:0;mso-height-percent:200;mso-wrap-distance-left:9pt;mso-wrap-distance-top:3.6pt;mso-wrap-distance-right:9pt;mso-wrap-distance-bottom:3.6pt;mso-position-horizontal:absolute;mso-position-horizontal-relative:text;mso-position-vertical:absolute;mso-position-vertical-relative:text;mso-width-percent:0;mso-height-percent:200;mso-width-relative:margin;mso-height-relative:margin;v-text-anchor:top" o:gfxdata="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" filled="f" stroked="f">
+              <v:shape w14:anchorId="76BD7DFF" id="文字方塊 2" o:spid="_x0000_s1035" type="#_x0000_t202" style="position:absolute;margin-left:31.4pt;margin-top:-54.1pt;width:109.8pt;height:110.6pt;z-index:251667456;visibility:visible;mso-wrap-style:square;mso-width-percent:0;mso-height-percent:200;mso-wrap-distance-left:9pt;mso-wrap-distance-top:3.6pt;mso-wrap-distance-right:9pt;mso-wrap-distance-bottom:3.6pt;mso-position-horizontal:absolute;mso-position-horizontal-relative:text;mso-position-vertical:absolute;mso-position-vertical-relative:text;mso-width-percent:0;mso-height-percent:200;mso-width-relative:margin;mso-height-relative:margin;v-text-anchor:top" o:gfxdata="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" filled="f" stroked="f">
                 <v:textbox style="mso-fit-shape-to-text:t" inset="1mm,1mm,1mm,1mm">
                   <w:txbxContent>
                     <w:p>
@@ -10179,11 +10443,12 @@
         <w:rPr>
           <w:rFonts w:ascii="Barlow Condensed Medium" w:hAnsi="Barlow Condensed Medium"/>
           <w:noProof/>
+          <w:lang w:bidi="he-IL"/>
         </w:rPr>
         <mc:AlternateContent>
           <mc:Choice Requires="wps">
             <w:drawing>
-              <wp:anchor distT="0" distB="0" distL="114300" distR="114300" simplePos="0" relativeHeight="251648000" behindDoc="0" locked="0" layoutInCell="1" allowOverlap="1" wp14:anchorId="4775AEF3" wp14:editId="5EB1B6A9">
+              <wp:anchor distT="0" distB="0" distL="114300" distR="114300" simplePos="0" relativeHeight="251646976" behindDoc="0" locked="0" layoutInCell="1" allowOverlap="1" wp14:anchorId="4775AEF3" wp14:editId="56D1ED71">
                 <wp:simplePos x="0" y="0"/>
                 <wp:positionH relativeFrom="column">
                   <wp:posOffset>-11430</wp:posOffset>
@@ -10277,7 +10542,7 @@
           </mc:Choice>
           <mc:Fallback>
             <w:pict>
-              <v:roundrect w14:anchorId="4775AEF3" id="圓角矩形 12" o:spid="_x0000_s1036" style="position:absolute;margin-left:-.9pt;margin-top:16.35pt;width:49.3pt;height:15.45pt;z-index:251648000;visibility:visible;mso-wrap-style:square;mso-width-percent:0;mso-height-percent:0;mso-wrap-distance-left:9pt;mso-wrap-distance-top:0;mso-wrap-distance-right:9pt;mso-wrap-distance-bottom:0;mso-position-horizontal:absolute;mso-position-horizontal-relative:text;mso-position-vertical:absolute;mso-position-vertical-relative:text;mso-width-percent:0;mso-height-percent:0;mso-width-relative:margin;mso-height-relative:margin;v-text-anchor:middle" arcsize="10923f" o:gfxdata="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" fillcolor="#5a5a5a [2109]" stroked="f" strokeweight="1pt">
+              <v:roundrect w14:anchorId="4775AEF3" id="圓角矩形 12" o:spid="_x0000_s1036" style="position:absolute;margin-left:-.9pt;margin-top:16.35pt;width:49.3pt;height:15.45pt;z-index:251646976;visibility:visible;mso-wrap-style:square;mso-width-percent:0;mso-height-percent:0;mso-wrap-distance-left:9pt;mso-wrap-distance-top:0;mso-wrap-distance-right:9pt;mso-wrap-distance-bottom:0;mso-position-horizontal:absolute;mso-position-horizontal-relative:text;mso-position-vertical:absolute;mso-position-vertical-relative:text;mso-width-percent:0;mso-height-percent:0;mso-width-relative:margin;mso-height-relative:margin;v-text-anchor:middle" arcsize="10923f" o:gfxdata="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" fillcolor="#5a5a5a [2109]" stroked="f" strokeweight="1pt">
                 <v:stroke joinstyle="miter"/>
                 <v:textbox inset=".5mm,0,.5mm,0">
                   <w:txbxContent>
@@ -10319,11 +10584,12 @@
         <w:rPr>
           <w:rFonts w:ascii="Barlow Condensed Medium" w:hAnsi="Barlow Condensed Medium"/>
           <w:noProof/>
+          <w:lang w:bidi="he-IL"/>
         </w:rPr>
         <mc:AlternateContent>
           <mc:Choice Requires="wps">
             <w:drawing>
-              <wp:anchor distT="0" distB="0" distL="114300" distR="114300" simplePos="0" relativeHeight="251649024" behindDoc="0" locked="0" layoutInCell="1" allowOverlap="1" wp14:anchorId="196DC3BF" wp14:editId="62B96335">
+              <wp:anchor distT="0" distB="0" distL="114300" distR="114300" simplePos="0" relativeHeight="251648000" behindDoc="0" locked="0" layoutInCell="1" allowOverlap="1" wp14:anchorId="196DC3BF" wp14:editId="4E8EE94F">
                 <wp:simplePos x="0" y="0"/>
                 <wp:positionH relativeFrom="column">
                   <wp:posOffset>-15875</wp:posOffset>
@@ -10417,7 +10683,7 @@
           </mc:Choice>
           <mc:Fallback>
             <w:pict>
-              <v:roundrect w14:anchorId="196DC3BF" id="圓角矩形 14" o:spid="_x0000_s1037" style="position:absolute;margin-left:-1.25pt;margin-top:16.7pt;width:83.6pt;height:15.3pt;z-index:251649024;visibility:visible;mso-wrap-style:square;mso-width-percent:0;mso-height-percent:0;mso-wrap-distance-left:9pt;mso-wrap-distance-top:0;mso-wrap-distance-right:9pt;mso-wrap-distance-bottom:0;mso-position-horizontal:absolute;mso-position-horizontal-relative:text;mso-position-vertical:absolute;mso-position-vertical-relative:text;mso-width-percent:0;mso-height-percent:0;mso-width-relative:margin;mso-height-relative:margin;v-text-anchor:middle" arcsize="10923f" o:gfxdata="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" fillcolor="#5a5a5a [2109]" stroked="f" strokeweight="1pt">
+              <v:roundrect w14:anchorId="196DC3BF" id="圓角矩形 14" o:spid="_x0000_s1037" style="position:absolute;margin-left:-1.25pt;margin-top:16.7pt;width:83.6pt;height:15.3pt;z-index:251648000;visibility:visible;mso-wrap-style:square;mso-width-percent:0;mso-height-percent:0;mso-wrap-distance-left:9pt;mso-wrap-distance-top:0;mso-wrap-distance-right:9pt;mso-wrap-distance-bottom:0;mso-position-horizontal:absolute;mso-position-horizontal-relative:text;mso-position-vertical:absolute;mso-position-vertical-relative:text;mso-width-percent:0;mso-height-percent:0;mso-width-relative:margin;mso-height-relative:margin;v-text-anchor:middle" arcsize="10923f" o:gfxdata="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" fillcolor="#5a5a5a [2109]" stroked="f" strokeweight="1pt">
                 <v:stroke joinstyle="miter"/>
                 <v:textbox inset=".5mm,0,.5mm,0">
                   <w:txbxContent>
@@ -10515,11 +10781,12 @@
         <w:rPr>
           <w:rFonts w:ascii="Barlow Condensed Medium" w:hAnsi="Barlow Condensed Medium"/>
           <w:noProof/>
+          <w:lang w:bidi="he-IL"/>
         </w:rPr>
         <mc:AlternateContent>
           <mc:Choice Requires="wps">
             <w:drawing>
-              <wp:anchor distT="0" distB="0" distL="114300" distR="114300" simplePos="0" relativeHeight="251650048" behindDoc="0" locked="0" layoutInCell="1" allowOverlap="1" wp14:anchorId="1A4DC044" wp14:editId="7D1FE515">
+              <wp:anchor distT="0" distB="0" distL="114300" distR="114300" simplePos="0" relativeHeight="251649024" behindDoc="0" locked="0" layoutInCell="1" allowOverlap="1" wp14:anchorId="1A4DC044" wp14:editId="5B994CB2">
                 <wp:simplePos x="0" y="0"/>
                 <wp:positionH relativeFrom="column">
                   <wp:posOffset>-7620</wp:posOffset>
@@ -10613,7 +10880,7 @@
           </mc:Choice>
           <mc:Fallback>
             <w:pict>
-              <v:roundrect w14:anchorId="1A4DC044" id="圓角矩形 9" o:spid="_x0000_s1038" style="position:absolute;margin-left:-.6pt;margin-top:16.6pt;width:30.35pt;height:15.3pt;z-index:251650048;visibility:visible;mso-wrap-style:square;mso-width-percent:0;mso-height-percent:0;mso-wrap-distance-left:9pt;mso-wrap-distance-top:0;mso-wrap-distance-right:9pt;mso-wrap-distance-bottom:0;mso-position-horizontal:absolute;mso-position-horizontal-relative:text;mso-position-vertical:absolute;mso-position-vertical-relative:text;mso-width-percent:0;mso-height-percent:0;mso-width-relative:margin;mso-height-relative:margin;v-text-anchor:middle" arcsize="10923f" o:gfxdata="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" fillcolor="#5a5a5a [2109]" stroked="f" strokeweight="1pt">
+              <v:roundrect w14:anchorId="1A4DC044" id="圓角矩形 9" o:spid="_x0000_s1038" style="position:absolute;margin-left:-.6pt;margin-top:16.6pt;width:30.35pt;height:15.3pt;z-index:251649024;visibility:visible;mso-wrap-style:square;mso-width-percent:0;mso-height-percent:0;mso-wrap-distance-left:9pt;mso-wrap-distance-top:0;mso-wrap-distance-right:9pt;mso-wrap-distance-bottom:0;mso-position-horizontal:absolute;mso-position-horizontal-relative:text;mso-position-vertical:absolute;mso-position-vertical-relative:text;mso-width-percent:0;mso-height-percent:0;mso-width-relative:margin;mso-height-relative:margin;v-text-anchor:middle" arcsize="10923f" o:gfxdata="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" fillcolor="#5a5a5a [2109]" stroked="f" strokeweight="1pt">
                 <v:stroke joinstyle="miter"/>
                 <v:textbox inset=".5mm,0,.5mm,0">
                   <w:txbxContent>
@@ -10711,9 +10978,10 @@
         <w:rPr>
           <w:rFonts w:ascii="Barlow Condensed Medium" w:hAnsi="Barlow Condensed Medium"/>
           <w:noProof/>
+          <w:lang w:bidi="he-IL"/>
         </w:rPr>
         <w:drawing>
-          <wp:anchor distT="0" distB="0" distL="114300" distR="114300" simplePos="0" relativeHeight="251655168" behindDoc="1" locked="0" layoutInCell="1" allowOverlap="1" wp14:anchorId="2AA2D55C" wp14:editId="4BA447FF">
+          <wp:anchor distT="0" distB="0" distL="114300" distR="114300" simplePos="0" relativeHeight="251655168" behindDoc="1" locked="0" layoutInCell="1" allowOverlap="1" wp14:anchorId="2AA2D55C" wp14:editId="23203011">
             <wp:simplePos x="0" y="0"/>
             <wp:positionH relativeFrom="margin">
               <wp:posOffset>11616727</wp:posOffset>
@@ -10738,7 +11006,7 @@
                     </pic:cNvPicPr>
                   </pic:nvPicPr>
                   <pic:blipFill>
-                    <a:blip r:embed="rId14">
+                    <a:blip r:embed="rId15">
                       <a:extLst>
                         <a:ext uri="{28A0092B-C50C-407E-A947-70E740481C1C}">
                           <a14:useLocalDpi xmlns:a14="http://schemas.microsoft.com/office/drawing/2010/main" val="0"/>
@@ -10779,11 +11047,12 @@
         <w:rPr>
           <w:rFonts w:ascii="Barlow Condensed Medium" w:hAnsi="Barlow Condensed Medium"/>
           <w:noProof/>
+          <w:lang w:bidi="he-IL"/>
         </w:rPr>
         <mc:AlternateContent>
           <mc:Choice Requires="wps">
             <w:drawing>
-              <wp:anchor distT="0" distB="0" distL="114300" distR="114300" simplePos="0" relativeHeight="251651072" behindDoc="0" locked="0" layoutInCell="1" allowOverlap="1" wp14:anchorId="03BFD3A3" wp14:editId="786AD4BB">
+              <wp:anchor distT="0" distB="0" distL="114300" distR="114300" simplePos="0" relativeHeight="251650048" behindDoc="0" locked="0" layoutInCell="1" allowOverlap="1" wp14:anchorId="03BFD3A3" wp14:editId="24E0C921">
                 <wp:simplePos x="0" y="0"/>
                 <wp:positionH relativeFrom="column">
                   <wp:posOffset>-5080</wp:posOffset>
@@ -10877,7 +11146,7 @@
           </mc:Choice>
           <mc:Fallback>
             <w:pict>
-              <v:roundrect w14:anchorId="03BFD3A3" id="圓角矩形 13" o:spid="_x0000_s1039" style="position:absolute;margin-left:-.4pt;margin-top:16.65pt;width:49.3pt;height:15.3pt;z-index:251651072;visibility:visible;mso-wrap-style:square;mso-width-percent:0;mso-height-percent:0;mso-wrap-distance-left:9pt;mso-wrap-distance-top:0;mso-wrap-distance-right:9pt;mso-wrap-distance-bottom:0;mso-position-horizontal:absolute;mso-position-horizontal-relative:text;mso-position-vertical:absolute;mso-position-vertical-relative:text;mso-width-percent:0;mso-height-percent:0;mso-width-relative:margin;mso-height-relative:margin;v-text-anchor:middle" arcsize="10923f" o:gfxdata="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" fillcolor="#5a5a5a [2109]" stroked="f" strokeweight="1pt">
+              <v:roundrect w14:anchorId="03BFD3A3" id="圓角矩形 13" o:spid="_x0000_s1039" style="position:absolute;margin-left:-.4pt;margin-top:16.65pt;width:49.3pt;height:15.3pt;z-index:251650048;visibility:visible;mso-wrap-style:square;mso-width-percent:0;mso-height-percent:0;mso-wrap-distance-left:9pt;mso-wrap-distance-top:0;mso-wrap-distance-right:9pt;mso-wrap-distance-bottom:0;mso-position-horizontal:absolute;mso-position-horizontal-relative:text;mso-position-vertical:absolute;mso-position-vertical-relative:text;mso-width-percent:0;mso-height-percent:0;mso-width-relative:margin;mso-height-relative:margin;v-text-anchor:middle" arcsize="10923f" o:gfxdata="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" fillcolor="#5a5a5a [2109]" stroked="f" strokeweight="1pt">
                 <v:stroke joinstyle="miter"/>
                 <v:textbox inset=".5mm,0,.5mm,0">
                   <w:txbxContent>
@@ -11013,11 +11282,12 @@
           <w:rFonts w:ascii="Barlow Condensed Medium" w:eastAsia="華康儷中黑" w:hAnsi="Barlow Condensed Medium"/>
           <w:noProof/>
           <w:w w:val="80"/>
+          <w:lang w:bidi="he-IL"/>
         </w:rPr>
         <mc:AlternateContent>
           <mc:Choice Requires="wps">
             <w:drawing>
-              <wp:anchor distT="45720" distB="45720" distL="114300" distR="114300" simplePos="0" relativeHeight="251666432" behindDoc="0" locked="0" layoutInCell="1" allowOverlap="1" wp14:anchorId="77C1E33A" wp14:editId="356FF4A2">
+              <wp:anchor distT="45720" distB="45720" distL="114300" distR="114300" simplePos="0" relativeHeight="251666432" behindDoc="0" locked="0" layoutInCell="1" allowOverlap="1" wp14:anchorId="77C1E33A" wp14:editId="5E90BF5E">
                 <wp:simplePos x="0" y="0"/>
                 <wp:positionH relativeFrom="column">
                   <wp:posOffset>1361894</wp:posOffset>
@@ -11113,7 +11383,7 @@
           </mc:Choice>
           <mc:Fallback>
             <w:pict>
-              <v:shape w14:anchorId="77C1E33A" id="_x0000_s1040" type="#_x0000_t202" style="position:absolute;margin-left:107.25pt;margin-top:6.2pt;width:125.55pt;height:16.3pt;z-index:251666432;visibility:visible;mso-wrap-style:square;mso-width-percent:0;mso-height-percent:0;mso-wrap-distance-left:9pt;mso-wrap-distance-top:3.6pt;mso-wrap-distance-right:9pt;mso-wrap-distance-bottom:3.6pt;mso-position-horizontal:absolute;mso-position-horizontal-relative:text;mso-position-vertical:absolute;mso-position-vertical-relative:text;mso-width-percent:0;mso-height-percent:0;mso-width-relative:margin;mso-height-relative:margin;v-text-anchor:top" o:gfxdata="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" filled="f" stroked="f">
+              <v:shape w14:anchorId="77C1E33A" id="_x0000_s1040" type="#_x0000_t202" style="position:absolute;margin-left:107.25pt;margin-top:6.2pt;width:125.55pt;height:16.3pt;z-index:251666432;visibility:visible;mso-wrap-style:square;mso-width-percent:0;mso-height-percent:0;mso-wrap-distance-left:9pt;mso-wrap-distance-top:3.6pt;mso-wrap-distance-right:9pt;mso-wrap-distance-bottom:3.6pt;mso-position-horizontal:absolute;mso-position-horizontal-relative:text;mso-position-vertical:absolute;mso-position-vertical-relative:text;mso-width-percent:0;mso-height-percent:0;mso-width-relative:margin;mso-height-relative:margin;v-text-anchor:top" o:gfxdata="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" filled="f" stroked="f">
                 <v:textbox inset="0,0,0,0">
                   <w:txbxContent>
                     <w:p>
@@ -11978,11 +12248,12 @@
                 <w:color w:val="000000" w:themeColor="text1"/>
                 <w:sz w:val="18"/>
                 <w:szCs w:val="18"/>
+                <w:lang w:bidi="he-IL"/>
               </w:rPr>
               <mc:AlternateContent>
                 <mc:Choice Requires="wps">
                   <w:drawing>
-                    <wp:anchor distT="0" distB="0" distL="114300" distR="114300" simplePos="0" relativeHeight="251663360" behindDoc="0" locked="0" layoutInCell="1" allowOverlap="1" wp14:anchorId="343BC9BA" wp14:editId="2308B781">
+                    <wp:anchor distT="0" distB="0" distL="114300" distR="114300" simplePos="0" relativeHeight="251662336" behindDoc="0" locked="0" layoutInCell="1" allowOverlap="1" wp14:anchorId="343BC9BA" wp14:editId="720A64D1">
                       <wp:simplePos x="0" y="0"/>
                       <wp:positionH relativeFrom="column">
                         <wp:posOffset>-8597</wp:posOffset>
@@ -12077,7 +12348,7 @@
                 </mc:Choice>
                 <mc:Fallback>
                   <w:pict>
-                    <v:rect w14:anchorId="343BC9BA" id="矩形 8" o:spid="_x0000_s1041" style="position:absolute;left:0;text-align:left;margin-left:-.7pt;margin-top:2.7pt;width:18.75pt;height:92.3pt;z-index:251663360;visibility:visible;mso-wrap-style:square;mso-width-percent:0;mso-height-percent:0;mso-wrap-distance-left:9pt;mso-wrap-distance-top:0;mso-wrap-distance-right:9pt;mso-wrap-distance-bottom:0;mso-position-horizontal:absolute;mso-position-horizontal-relative:text;mso-position-vertical:absolute;mso-position-vertical-relative:text;mso-width-percent:0;mso-height-percent:0;mso-width-relative:margin;mso-height-relative:margin;v-text-anchor:middle" o:gfxdata="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" fillcolor="#5a5a5a [2109]" stroked="f" strokeweight="1pt">
+                    <v:rect w14:anchorId="343BC9BA" id="矩形 8" o:spid="_x0000_s1041" style="position:absolute;left:0;text-align:left;margin-left:-.7pt;margin-top:2.7pt;width:18.75pt;height:92.3pt;z-index:251662336;visibility:visible;mso-wrap-style:square;mso-width-percent:0;mso-height-percent:0;mso-wrap-distance-left:9pt;mso-wrap-distance-top:0;mso-wrap-distance-right:9pt;mso-wrap-distance-bottom:0;mso-position-horizontal:absolute;mso-position-horizontal-relative:text;mso-position-vertical:absolute;mso-position-vertical-relative:text;mso-width-percent:0;mso-height-percent:0;mso-width-relative:margin;mso-height-relative:margin;v-text-anchor:middle" o:gfxdata="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" fillcolor="#5a5a5a [2109]" stroked="f" strokeweight="1pt">
                       <v:textbox style="layout-flow:vertical-ideographic" inset="1mm,1mm,1mm,1mm">
                         <w:txbxContent>
                           <w:p>
@@ -13040,11 +13311,12 @@
                 <w:color w:val="000000" w:themeColor="text1"/>
                 <w:sz w:val="18"/>
                 <w:szCs w:val="18"/>
+                <w:lang w:bidi="he-IL"/>
               </w:rPr>
               <mc:AlternateContent>
                 <mc:Choice Requires="wps">
                   <w:drawing>
-                    <wp:anchor distT="0" distB="0" distL="114300" distR="114300" simplePos="0" relativeHeight="251659264" behindDoc="0" locked="0" layoutInCell="1" allowOverlap="1" wp14:anchorId="363672F5" wp14:editId="2074A2BC">
+                    <wp:anchor distT="0" distB="0" distL="114300" distR="114300" simplePos="0" relativeHeight="251658240" behindDoc="0" locked="0" layoutInCell="1" allowOverlap="1" wp14:anchorId="363672F5" wp14:editId="13CAA6CE">
                       <wp:simplePos x="0" y="0"/>
                       <wp:positionH relativeFrom="column">
                         <wp:posOffset>-8743</wp:posOffset>
@@ -13139,7 +13411,7 @@
                 </mc:Choice>
                 <mc:Fallback>
                   <w:pict>
-                    <v:rect w14:anchorId="363672F5" id="矩形 10" o:spid="_x0000_s1042" style="position:absolute;left:0;text-align:left;margin-left:-.7pt;margin-top:12.9pt;width:19.25pt;height:42.9pt;z-index:251659264;visibility:visible;mso-wrap-style:square;mso-width-percent:0;mso-height-percent:0;mso-wrap-distance-left:9pt;mso-wrap-distance-top:0;mso-wrap-distance-right:9pt;mso-wrap-distance-bottom:0;mso-position-horizontal:absolute;mso-position-horizontal-relative:text;mso-position-vertical:absolute;mso-position-vertical-relative:text;mso-width-percent:0;mso-height-percent:0;mso-width-relative:margin;mso-height-relative:margin;v-text-anchor:middle" o:gfxdata="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" fillcolor="#5a5a5a [2109]" stroked="f" strokeweight="1pt">
+                    <v:rect w14:anchorId="363672F5" id="矩形 10" o:spid="_x0000_s1042" style="position:absolute;left:0;text-align:left;margin-left:-.7pt;margin-top:12.9pt;width:19.25pt;height:42.9pt;z-index:251658240;visibility:visible;mso-wrap-style:square;mso-width-percent:0;mso-height-percent:0;mso-wrap-distance-left:9pt;mso-wrap-distance-top:0;mso-wrap-distance-right:9pt;mso-wrap-distance-bottom:0;mso-position-horizontal:absolute;mso-position-horizontal-relative:text;mso-position-vertical:absolute;mso-position-vertical-relative:text;mso-width-percent:0;mso-height-percent:0;mso-width-relative:margin;mso-height-relative:margin;v-text-anchor:middle" o:gfxdata="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" fillcolor="#5a5a5a [2109]" stroked="f" strokeweight="1pt">
                       <v:textbox style="layout-flow:vertical-ideographic" inset="1mm,1mm,1mm,1mm">
                         <w:txbxContent>
                           <w:p>
@@ -13802,11 +14074,12 @@
                 <w:color w:val="000000" w:themeColor="text1"/>
                 <w:sz w:val="18"/>
                 <w:szCs w:val="18"/>
+                <w:lang w:bidi="he-IL"/>
               </w:rPr>
               <mc:AlternateContent>
                 <mc:Choice Requires="wps">
                   <w:drawing>
-                    <wp:anchor distT="0" distB="0" distL="114300" distR="114300" simplePos="0" relativeHeight="251657216" behindDoc="0" locked="0" layoutInCell="1" allowOverlap="1" wp14:anchorId="4D37C684" wp14:editId="3593DC17">
+                    <wp:anchor distT="0" distB="0" distL="114300" distR="114300" simplePos="0" relativeHeight="251657216" behindDoc="0" locked="0" layoutInCell="1" allowOverlap="1" wp14:anchorId="4D37C684" wp14:editId="606DF07F">
                       <wp:simplePos x="0" y="0"/>
                       <wp:positionH relativeFrom="column">
                         <wp:posOffset>-8597</wp:posOffset>
@@ -13909,7 +14182,7 @@
                 </mc:Choice>
                 <mc:Fallback>
                   <w:pict>
-                    <v:rect w14:anchorId="4D37C684" id="矩形 11" o:spid="_x0000_s1043" style="position:absolute;left:0;text-align:left;margin-left:-.7pt;margin-top:1.65pt;width:19.25pt;height:111.25pt;z-index:251657216;visibility:visible;mso-wrap-style:square;mso-width-percent:0;mso-height-percent:0;mso-wrap-distance-left:9pt;mso-wrap-distance-top:0;mso-wrap-distance-right:9pt;mso-wrap-distance-bottom:0;mso-position-horizontal:absolute;mso-position-horizontal-relative:text;mso-position-vertical:absolute;mso-position-vertical-relative:text;mso-width-percent:0;mso-height-percent:0;mso-width-relative:margin;mso-height-relative:margin;v-text-anchor:middle" o:gfxdata="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" fillcolor="#5a5a5a [2109]" stroked="f" strokeweight="1pt">
+                    <v:rect w14:anchorId="4D37C684" id="矩形 11" o:spid="_x0000_s1043" style="position:absolute;left:0;text-align:left;margin-left:-.7pt;margin-top:1.65pt;width:19.25pt;height:111.25pt;z-index:251657216;visibility:visible;mso-wrap-style:square;mso-width-percent:0;mso-height-percent:0;mso-wrap-distance-left:9pt;mso-wrap-distance-top:0;mso-wrap-distance-right:9pt;mso-wrap-distance-bottom:0;mso-position-horizontal:absolute;mso-position-horizontal-relative:text;mso-position-vertical:absolute;mso-position-vertical-relative:text;mso-width-percent:0;mso-height-percent:0;mso-width-relative:margin;mso-height-relative:margin;v-text-anchor:middle" o:gfxdata="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" fillcolor="#5a5a5a [2109]" stroked="f" strokeweight="1pt">
                       <v:textbox style="layout-flow:vertical-ideographic" inset="1mm,1mm,1mm,1mm">
                         <w:txbxContent>
                           <w:p>
@@ -15817,11 +16090,12 @@
         <w:rPr>
           <w:rFonts w:ascii="Bahnschrift SemiBold Condensed" w:eastAsia="華康細黑體" w:hAnsi="Bahnschrift SemiBold Condensed"/>
           <w:noProof/>
+          <w:lang w:bidi="he-IL"/>
         </w:rPr>
         <mc:AlternateContent>
           <mc:Choice Requires="wps">
             <w:drawing>
-              <wp:anchor distT="0" distB="0" distL="114300" distR="114300" simplePos="0" relativeHeight="251654144" behindDoc="0" locked="0" layoutInCell="1" allowOverlap="1" wp14:anchorId="6DA36581" wp14:editId="046F3760">
+              <wp:anchor distT="0" distB="0" distL="114300" distR="114300" simplePos="0" relativeHeight="251654144" behindDoc="0" locked="0" layoutInCell="1" allowOverlap="1" wp14:anchorId="6DA36581" wp14:editId="74B012CC">
                 <wp:simplePos x="0" y="0"/>
                 <wp:positionH relativeFrom="page">
                   <wp:posOffset>8734425</wp:posOffset>
@@ -15879,7 +16153,7 @@
           </mc:Choice>
           <mc:Fallback>
             <w:pict>
-              <v:line w14:anchorId="7A996DA4" id="直線接點 2" o:spid="_x0000_s1026" style="position:absolute;z-index:251654144;visibility:visible;mso-wrap-style:square;mso-height-percent:0;mso-wrap-distance-left:9pt;mso-wrap-distance-top:0;mso-wrap-distance-right:9pt;mso-wrap-distance-bottom:0;mso-position-horizontal:absolute;mso-position-horizontal-relative:page;mso-position-vertical:absolute;mso-position-vertical-relative:page;mso-height-percent:0;mso-height-relative:margin" from="687.75pt,19.85pt" to="687.75pt,709.8pt" o:gfxdata="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" strokecolor="black [3213]" strokeweight=".5pt">
+              <v:line w14:anchorId="237A6626" id="直線接點 2" o:spid="_x0000_s1026" style="position:absolute;z-index:251654144;visibility:visible;mso-wrap-style:square;mso-height-percent:0;mso-wrap-distance-left:9pt;mso-wrap-distance-top:0;mso-wrap-distance-right:9pt;mso-wrap-distance-bottom:0;mso-position-horizontal:absolute;mso-position-horizontal-relative:page;mso-position-vertical:absolute;mso-position-vertical-relative:page;mso-height-percent:0;mso-height-relative:margin" from="687.75pt,19.85pt" to="687.75pt,709.8pt" o:gfxdata="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" strokecolor="black [3213]" strokeweight=".5pt">
                 <v:stroke dashstyle="3 1" joinstyle="miter"/>
                 <w10:wrap anchorx="page" anchory="page"/>
               </v:line>
@@ -16130,8 +16404,8 @@
           <w:szCs w:val="26"/>
         </w:rPr>
         <w:sectPr>
-          <w:headerReference w:type="even" r:id="rId15"/>
-          <w:headerReference w:type="default" r:id="rId16"/>
+          <w:headerReference w:type="even" r:id="rId16"/>
+          <w:headerReference w:type="default" r:id="rId17"/>
           <w:pgSz w:w="20639" w:h="14572" w:orient="landscape" w:code="12"/>
           <w:pgMar w:top="794" w:right="567" w:bottom="510" w:left="567" w:header="340" w:footer="454" w:gutter="0"/>
           <w:cols w:num="4" w:space="742" w:equalWidth="0">
@@ -16801,7 +17075,7 @@
                 <w:rFonts w:ascii="Barlow Condensed Medium" w:eastAsia="標楷體" w:hAnsi="Barlow Condensed Medium" w:cstheme="minorHAnsi" w:hint="eastAsia"/>
                 <w:w w:val="80"/>
               </w:rPr>
-              <w:t>12</w:t>
+              <w:t>18</w:t>
             </w:r>
           </w:p>
         </w:tc>
@@ -17104,7 +17378,7 @@
                 <w:rFonts w:ascii="Barlow Condensed Medium" w:eastAsia="標楷體" w:hAnsi="Barlow Condensed Medium" w:cstheme="minorHAnsi" w:hint="eastAsia"/>
                 <w:w w:val="80"/>
               </w:rPr>
-              <w:t>60</w:t>
+              <w:t>73</w:t>
             </w:r>
           </w:p>
         </w:tc>
@@ -17660,7 +17934,7 @@
                 <w:rFonts w:ascii="Barlow Condensed Medium" w:eastAsia="標楷體" w:hAnsi="Barlow Condensed Medium" w:cstheme="minorHAnsi" w:hint="eastAsia"/>
                 <w:w w:val="80"/>
               </w:rPr>
-              <w:t>8</w:t>
+              <w:t>4</w:t>
             </w:r>
           </w:p>
         </w:tc>
@@ -17942,7 +18216,7 @@
                 <w:rFonts w:ascii="Barlow Condensed Medium" w:eastAsia="標楷體" w:hAnsi="Barlow Condensed Medium" w:cstheme="minorHAnsi" w:hint="eastAsia"/>
                 <w:w w:val="80"/>
               </w:rPr>
-              <w:t>1</w:t>
+              <w:t>6</w:t>
             </w:r>
           </w:p>
         </w:tc>
@@ -18491,7 +18765,7 @@
                 <w:rFonts w:ascii="Barlow Condensed Medium" w:eastAsia="標楷體" w:hAnsi="Barlow Condensed Medium" w:cstheme="minorHAnsi" w:hint="eastAsia"/>
                 <w:w w:val="80"/>
               </w:rPr>
-              <w:t>15</w:t>
+              <w:t>16</w:t>
             </w:r>
           </w:p>
         </w:tc>
@@ -19250,7 +19524,7 @@
                 <w:rFonts w:ascii="Barlow Condensed Medium" w:eastAsia="標楷體" w:hAnsi="Barlow Condensed Medium" w:cstheme="minorHAnsi" w:hint="eastAsia"/>
                 <w:w w:val="80"/>
               </w:rPr>
-              <w:t>--</w:t>
+              <w:t>5</w:t>
             </w:r>
           </w:p>
         </w:tc>
@@ -20365,7 +20639,7 @@
                 <w:rFonts w:ascii="Barlow Condensed Medium" w:eastAsia="標楷體" w:hAnsi="Barlow Condensed Medium" w:cstheme="minorHAnsi" w:hint="eastAsia"/>
                 <w:w w:val="80"/>
               </w:rPr>
-              <w:t>8</w:t>
+              <w:t>--</w:t>
             </w:r>
           </w:p>
         </w:tc>
@@ -20940,6 +21214,15 @@
                 <w:w w:val="80"/>
               </w:rPr>
             </w:pPr>
+            <w:r>
+              <w:rPr>
+                <w:rFonts w:ascii="Barlow Condensed Medium" w:eastAsia="標楷體" w:hAnsi="Barlow Condensed Medium" w:cstheme="minorHAnsi" w:hint="eastAsia"/>
+                <w:w w:val="80"/>
+              </w:rPr>
+              <w:t>3</w:t>
+            </w:r>
+            <w:bookmarkStart w:id="6" w:name="_GoBack"/>
+            <w:bookmarkEnd w:id="6"/>
           </w:p>
         </w:tc>
         <w:tc>
@@ -22549,7 +22832,7 @@
               <w:snapToGrid w:val="0"/>
               <w:jc w:val="right"/>
               <w:rPr>
-                <w:rFonts w:ascii="Barlow Condensed Medium" w:eastAsia="標楷體" w:hAnsi="Barlow Condensed Medium" w:cstheme="minorHAnsi" w:hint="eastAsia"/>
+                <w:rFonts w:ascii="Barlow Condensed Medium" w:eastAsia="標楷體" w:hAnsi="Barlow Condensed Medium" w:cstheme="minorHAnsi"/>
                 <w:w w:val="80"/>
                 <w:szCs w:val="24"/>
               </w:rPr>
@@ -22624,7 +22907,7 @@
               <w:snapToGrid w:val="0"/>
               <w:jc w:val="right"/>
               <w:rPr>
-                <w:rFonts w:ascii="Barlow Condensed Medium" w:eastAsia="標楷體" w:hAnsi="Barlow Condensed Medium" w:cstheme="minorHAnsi" w:hint="eastAsia"/>
+                <w:rFonts w:ascii="Barlow Condensed Medium" w:eastAsia="標楷體" w:hAnsi="Barlow Condensed Medium" w:cstheme="minorHAnsi"/>
                 <w:w w:val="80"/>
                 <w:szCs w:val="24"/>
               </w:rPr>
@@ -22700,7 +22983,7 @@
               <w:snapToGrid w:val="0"/>
               <w:jc w:val="right"/>
               <w:rPr>
-                <w:rFonts w:ascii="Barlow Condensed Medium" w:eastAsia="標楷體" w:hAnsi="Barlow Condensed Medium" w:cstheme="minorHAnsi" w:hint="eastAsia"/>
+                <w:rFonts w:ascii="Barlow Condensed Medium" w:eastAsia="標楷體" w:hAnsi="Barlow Condensed Medium" w:cstheme="minorHAnsi"/>
                 <w:w w:val="80"/>
                 <w:szCs w:val="24"/>
               </w:rPr>
@@ -22737,7 +23020,7 @@
             <w:pPr>
               <w:snapToGrid w:val="0"/>
               <w:rPr>
-                <w:rFonts w:ascii="Barlow Condensed Medium" w:eastAsia="標楷體" w:hAnsi="Barlow Condensed Medium" w:cstheme="minorHAnsi" w:hint="eastAsia"/>
+                <w:rFonts w:ascii="Barlow Condensed Medium" w:eastAsia="標楷體" w:hAnsi="Barlow Condensed Medium" w:cstheme="minorHAnsi"/>
                 <w:w w:val="80"/>
                 <w:szCs w:val="24"/>
               </w:rPr>
@@ -22826,15 +23109,7 @@
                 <w:w w:val="80"/>
                 <w:szCs w:val="24"/>
               </w:rPr>
-              <w:t>3</w:t>
-            </w:r>
-            <w:r>
-              <w:rPr>
-                <w:rFonts w:ascii="Barlow Condensed Medium" w:eastAsia="標楷體" w:hAnsi="Barlow Condensed Medium" w:cstheme="minorHAnsi" w:hint="eastAsia"/>
-                <w:w w:val="80"/>
-                <w:szCs w:val="24"/>
-              </w:rPr>
-              <w:t>4</w:t>
+              <w:t>34</w:t>
             </w:r>
             <w:r>
               <w:rPr>
@@ -22909,31 +23184,7 @@
                 <w:w w:val="80"/>
                 <w:szCs w:val="24"/>
               </w:rPr>
-              <w:t>3</w:t>
-            </w:r>
-            <w:r>
-              <w:rPr>
-                <w:rFonts w:ascii="Barlow Condensed Medium" w:eastAsia="標楷體" w:hAnsi="Barlow Condensed Medium" w:cstheme="minorHAnsi" w:hint="eastAsia"/>
-                <w:w w:val="80"/>
-                <w:szCs w:val="24"/>
-              </w:rPr>
-              <w:t>4</w:t>
-            </w:r>
-            <w:r>
-              <w:rPr>
-                <w:rFonts w:ascii="Barlow Condensed Medium" w:eastAsia="標楷體" w:hAnsi="Barlow Condensed Medium" w:cstheme="minorHAnsi" w:hint="eastAsia"/>
-                <w:w w:val="80"/>
-                <w:szCs w:val="24"/>
-              </w:rPr>
-              <w:t>-</w:t>
-            </w:r>
-            <w:r>
-              <w:rPr>
-                <w:rFonts w:ascii="Barlow Condensed Medium" w:eastAsia="標楷體" w:hAnsi="Barlow Condensed Medium" w:cstheme="minorHAnsi" w:hint="eastAsia"/>
-                <w:w w:val="80"/>
-                <w:szCs w:val="24"/>
-              </w:rPr>
-              <w:t>1</w:t>
+              <w:t>34-1</w:t>
             </w:r>
             <w:r>
               <w:rPr>
@@ -23215,23 +23466,7 @@
                 <w:w w:val="80"/>
                 <w:szCs w:val="24"/>
               </w:rPr>
-              <w:t>65</w:t>
-            </w:r>
-            <w:r>
-              <w:rPr>
-                <w:rFonts w:ascii="Barlow Condensed Medium" w:eastAsia="標楷體" w:hAnsi="Barlow Condensed Medium" w:cstheme="minorHAnsi" w:hint="eastAsia"/>
-                <w:w w:val="80"/>
-                <w:szCs w:val="24"/>
-              </w:rPr>
-              <w:t>-</w:t>
-            </w:r>
-            <w:r>
-              <w:rPr>
-                <w:rFonts w:ascii="Barlow Condensed Medium" w:eastAsia="標楷體" w:hAnsi="Barlow Condensed Medium" w:cstheme="minorHAnsi" w:hint="eastAsia"/>
-                <w:w w:val="80"/>
-                <w:szCs w:val="24"/>
-              </w:rPr>
-              <w:t>1</w:t>
+              <w:t>65-1</w:t>
             </w:r>
             <w:r>
               <w:rPr>
@@ -23362,7 +23597,7 @@
               <w:snapToGrid w:val="0"/>
               <w:jc w:val="right"/>
               <w:rPr>
-                <w:rFonts w:ascii="Barlow Condensed Medium" w:eastAsia="標楷體" w:hAnsi="Barlow Condensed Medium" w:cstheme="minorHAnsi" w:hint="eastAsia"/>
+                <w:rFonts w:ascii="Barlow Condensed Medium" w:eastAsia="標楷體" w:hAnsi="Barlow Condensed Medium" w:cstheme="minorHAnsi"/>
                 <w:w w:val="80"/>
                 <w:szCs w:val="24"/>
               </w:rPr>
@@ -23383,7 +23618,7 @@
               <w:snapToGrid w:val="0"/>
               <w:ind w:leftChars="-2" w:left="-5" w:rightChars="-3" w:right="-7"/>
               <w:rPr>
-                <w:rFonts w:ascii="Barlow Condensed Medium" w:eastAsia="標楷體" w:hAnsi="Barlow Condensed Medium" w:cstheme="minorHAnsi" w:hint="eastAsia"/>
+                <w:rFonts w:ascii="Barlow Condensed Medium" w:eastAsia="標楷體" w:hAnsi="Barlow Condensed Medium" w:cstheme="minorHAnsi"/>
                 <w:w w:val="80"/>
                 <w:szCs w:val="24"/>
               </w:rPr>
@@ -23404,7 +23639,7 @@
               <w:snapToGrid w:val="0"/>
               <w:jc w:val="right"/>
               <w:rPr>
-                <w:rFonts w:ascii="Barlow Condensed Medium" w:eastAsia="標楷體" w:hAnsi="Barlow Condensed Medium" w:cstheme="minorHAnsi" w:hint="eastAsia"/>
+                <w:rFonts w:ascii="Barlow Condensed Medium" w:eastAsia="標楷體" w:hAnsi="Barlow Condensed Medium" w:cstheme="minorHAnsi"/>
                 <w:w w:val="80"/>
                 <w:szCs w:val="24"/>
               </w:rPr>
@@ -23425,7 +23660,7 @@
             <w:pPr>
               <w:snapToGrid w:val="0"/>
               <w:rPr>
-                <w:rFonts w:ascii="Barlow Condensed Medium" w:eastAsia="標楷體" w:hAnsi="Barlow Condensed Medium" w:cstheme="minorHAnsi" w:hint="eastAsia"/>
+                <w:rFonts w:ascii="Barlow Condensed Medium" w:eastAsia="標楷體" w:hAnsi="Barlow Condensed Medium" w:cstheme="minorHAnsi"/>
                 <w:w w:val="80"/>
                 <w:szCs w:val="24"/>
               </w:rPr>
@@ -24089,15 +24324,7 @@
                 <w:w w:val="80"/>
                 <w:szCs w:val="24"/>
               </w:rPr>
-              <w:t>4</w:t>
-            </w:r>
-            <w:r>
-              <w:rPr>
-                <w:rFonts w:ascii="Barlow Condensed Medium" w:eastAsia="標楷體" w:hAnsi="Barlow Condensed Medium" w:cstheme="minorHAnsi" w:hint="eastAsia"/>
-                <w:w w:val="80"/>
-                <w:szCs w:val="24"/>
-              </w:rPr>
-              <w:t>9</w:t>
+              <w:t>49</w:t>
             </w:r>
             <w:r>
               <w:rPr>
@@ -24135,15 +24362,7 @@
                 <w:w w:val="80"/>
                 <w:szCs w:val="24"/>
               </w:rPr>
-              <w:t>3</w:t>
-            </w:r>
-            <w:r>
-              <w:rPr>
-                <w:rFonts w:ascii="Barlow Condensed Medium" w:eastAsia="標楷體" w:hAnsi="Barlow Condensed Medium" w:cstheme="minorHAnsi" w:hint="eastAsia"/>
-                <w:w w:val="80"/>
-                <w:szCs w:val="24"/>
-              </w:rPr>
-              <w:t>,0</w:t>
+              <w:t>3,0</w:t>
             </w:r>
             <w:r>
               <w:rPr>
@@ -25514,29 +25733,29 @@
                 <w:sz w:val="20"/>
                 <w:szCs w:val="20"/>
               </w:rPr>
-              <w:t>尼</w:t>
+              <w:t>斯</w:t>
             </w:r>
             <w:r>
               <w:rPr>
                 <w:rFonts w:ascii="Yanone Kaffeesatz Regular" w:eastAsia="華康儷中黑" w:hAnsi="Yanone Kaffeesatz Regular" w:cs="DaunPenh"/>
                 <w:b/>
                 <w:bCs/>
-                <w:w w:val="115"/>
+                <w:w w:val="125"/>
                 <w:sz w:val="20"/>
                 <w:szCs w:val="20"/>
               </w:rPr>
-              <w:t>12:38-13:14</w:t>
+              <w:t>7*-8:8</w:t>
             </w:r>
             <w:r>
               <w:rPr>
                 <w:rFonts w:ascii="Yanone Kaffeesatz Regular" w:eastAsia="華康儷中黑" w:hAnsi="Yanone Kaffeesatz Regular" w:cs="DaunPenh" w:hint="eastAsia"/>
                 <w:b/>
                 <w:bCs/>
-                <w:w w:val="115"/>
+                <w:w w:val="125"/>
                 <w:sz w:val="20"/>
                 <w:szCs w:val="20"/>
               </w:rPr>
-              <w:t>(13:14)</w:t>
+              <w:t>(7:4)</w:t>
             </w:r>
           </w:p>
         </w:tc>
@@ -25721,7 +25940,7 @@
                 <w:sz w:val="20"/>
                 <w:szCs w:val="20"/>
               </w:rPr>
-              <w:t>13:15-31</w:t>
+              <w:t>8:9-9:15</w:t>
             </w:r>
             <w:r>
               <w:rPr>
@@ -25732,7 +25951,7 @@
                 <w:sz w:val="20"/>
                 <w:szCs w:val="20"/>
               </w:rPr>
-              <w:t>(19)</w:t>
+              <w:t>(8:11)</w:t>
             </w:r>
           </w:p>
         </w:tc>
@@ -25908,8 +26127,184 @@
                 <w:sz w:val="20"/>
                 <w:szCs w:val="20"/>
               </w:rPr>
-              <w:t>斯</w:t>
-            </w:r>
+              <w:t>9:16-10*</w:t>
+            </w:r>
+            <w:r>
+              <w:rPr>
+                <w:rFonts w:ascii="Yanone Kaffeesatz Regular" w:eastAsia="華康儷中黑" w:hAnsi="Yanone Kaffeesatz Regular" w:cs="DaunPenh" w:hint="eastAsia"/>
+                <w:b/>
+                <w:bCs/>
+                <w:w w:val="125"/>
+                <w:sz w:val="20"/>
+                <w:szCs w:val="20"/>
+              </w:rPr>
+              <w:t>(9:21-22)</w:t>
+            </w:r>
+          </w:p>
+        </w:tc>
+      </w:tr>
+      <w:tr>
+        <w:tc>
+          <w:tcPr>
+            <w:tcW w:w="911" w:type="dxa"/>
+            <w:tcBorders>
+              <w:top w:val="single" w:sz="4" w:space="0" w:color="auto"/>
+              <w:bottom w:val="single" w:sz="4" w:space="0" w:color="auto"/>
+              <w:right w:val="single" w:sz="4" w:space="0" w:color="auto"/>
+            </w:tcBorders>
+            <w:tcMar>
+              <w:left w:w="57" w:type="dxa"/>
+              <w:right w:w="57" w:type="dxa"/>
+            </w:tcMar>
+          </w:tcPr>
+          <w:p>
+            <w:pPr>
+              <w:snapToGrid w:val="0"/>
+              <w:rPr>
+                <w:rFonts w:ascii="Barlow Condensed Medium" w:eastAsia="華康儷中黑" w:hAnsi="Barlow Condensed Medium" w:cstheme="minorHAnsi"/>
+                <w:w w:val="125"/>
+                <w:sz w:val="20"/>
+                <w:szCs w:val="20"/>
+              </w:rPr>
+            </w:pPr>
+            <w:r>
+              <w:rPr>
+                <w:rFonts w:ascii="Barlow Condensed Medium" w:eastAsia="華康儷中黑" w:hAnsi="Barlow Condensed Medium" w:cstheme="minorHAnsi"/>
+                <w:w w:val="125"/>
+                <w:sz w:val="20"/>
+                <w:szCs w:val="20"/>
+              </w:rPr>
+              <w:t>三</w:t>
+            </w:r>
+            <w:r>
+              <w:rPr>
+                <w:rFonts w:ascii="Barlow Condensed Medium" w:eastAsia="華康儷中黑" w:hAnsi="Barlow Condensed Medium" w:cstheme="minorHAnsi"/>
+                <w:w w:val="125"/>
+                <w:sz w:val="20"/>
+                <w:szCs w:val="20"/>
+              </w:rPr>
+              <w:fldChar w:fldCharType="begin"/>
+            </w:r>
+            <w:r>
+              <w:rPr>
+                <w:rFonts w:ascii="Barlow Condensed Medium" w:eastAsia="華康儷中黑" w:hAnsi="Barlow Condensed Medium" w:cstheme="minorHAnsi"/>
+                <w:w w:val="125"/>
+                <w:sz w:val="20"/>
+                <w:szCs w:val="20"/>
+              </w:rPr>
+              <w:instrText xml:space="preserve"> =IF(pub_day+3&gt;this_mon_days, IF(pub_mon=12, 1, pub_mon+1), pub_mon) \* MERGEFORMAT </w:instrText>
+            </w:r>
+            <w:r>
+              <w:rPr>
+                <w:rFonts w:ascii="Barlow Condensed Medium" w:eastAsia="華康儷中黑" w:hAnsi="Barlow Condensed Medium" w:cstheme="minorHAnsi"/>
+                <w:w w:val="125"/>
+                <w:sz w:val="20"/>
+                <w:szCs w:val="20"/>
+              </w:rPr>
+              <w:fldChar w:fldCharType="separate"/>
+            </w:r>
+            <w:r>
+              <w:rPr>
+                <w:rFonts w:ascii="Barlow Condensed Medium" w:eastAsia="華康儷中黑" w:hAnsi="Barlow Condensed Medium" w:cstheme="minorHAnsi"/>
+                <w:noProof/>
+                <w:w w:val="125"/>
+                <w:sz w:val="20"/>
+                <w:szCs w:val="20"/>
+              </w:rPr>
+              <w:t>8</w:t>
+            </w:r>
+            <w:r>
+              <w:rPr>
+                <w:rFonts w:ascii="Barlow Condensed Medium" w:eastAsia="華康儷中黑" w:hAnsi="Barlow Condensed Medium" w:cstheme="minorHAnsi"/>
+                <w:w w:val="125"/>
+                <w:sz w:val="20"/>
+                <w:szCs w:val="20"/>
+              </w:rPr>
+              <w:fldChar w:fldCharType="end"/>
+            </w:r>
+            <w:r>
+              <w:rPr>
+                <w:rFonts w:ascii="Barlow Condensed Medium" w:eastAsia="華康儷中黑" w:hAnsi="Barlow Condensed Medium" w:cstheme="minorHAnsi"/>
+                <w:w w:val="125"/>
+                <w:sz w:val="20"/>
+                <w:szCs w:val="20"/>
+              </w:rPr>
+              <w:t>/</w:t>
+            </w:r>
+            <w:r>
+              <w:rPr>
+                <w:rFonts w:ascii="Barlow Condensed Medium" w:eastAsia="華康儷中黑" w:hAnsi="Barlow Condensed Medium" w:cstheme="minorHAnsi"/>
+                <w:w w:val="125"/>
+                <w:sz w:val="20"/>
+                <w:szCs w:val="20"/>
+              </w:rPr>
+              <w:fldChar w:fldCharType="begin"/>
+            </w:r>
+            <w:r>
+              <w:rPr>
+                <w:rFonts w:ascii="Barlow Condensed Medium" w:eastAsia="華康儷中黑" w:hAnsi="Barlow Condensed Medium" w:cstheme="minorHAnsi"/>
+                <w:w w:val="125"/>
+                <w:sz w:val="20"/>
+                <w:szCs w:val="20"/>
+              </w:rPr>
+              <w:instrText xml:space="preserve"> =IF(pub_day+3&gt;this_mon_days, -this_mon_days, 0)+pub_day+3 \* MERGEFORMAT </w:instrText>
+            </w:r>
+            <w:r>
+              <w:rPr>
+                <w:rFonts w:ascii="Barlow Condensed Medium" w:eastAsia="華康儷中黑" w:hAnsi="Barlow Condensed Medium" w:cstheme="minorHAnsi"/>
+                <w:w w:val="125"/>
+                <w:sz w:val="20"/>
+                <w:szCs w:val="20"/>
+              </w:rPr>
+              <w:fldChar w:fldCharType="separate"/>
+            </w:r>
+            <w:r>
+              <w:rPr>
+                <w:rFonts w:ascii="Barlow Condensed Medium" w:eastAsia="華康儷中黑" w:hAnsi="Barlow Condensed Medium" w:cstheme="minorHAnsi"/>
+                <w:noProof/>
+                <w:w w:val="125"/>
+                <w:sz w:val="20"/>
+                <w:szCs w:val="20"/>
+              </w:rPr>
+              <w:t>12</w:t>
+            </w:r>
+            <w:r>
+              <w:rPr>
+                <w:rFonts w:ascii="Barlow Condensed Medium" w:eastAsia="華康儷中黑" w:hAnsi="Barlow Condensed Medium" w:cstheme="minorHAnsi"/>
+                <w:w w:val="125"/>
+                <w:sz w:val="20"/>
+                <w:szCs w:val="20"/>
+              </w:rPr>
+              <w:fldChar w:fldCharType="end"/>
+            </w:r>
+          </w:p>
+        </w:tc>
+        <w:tc>
+          <w:tcPr>
+            <w:tcW w:w="1904" w:type="dxa"/>
+            <w:tcBorders>
+              <w:top w:val="single" w:sz="4" w:space="0" w:color="auto"/>
+              <w:left w:val="single" w:sz="4" w:space="0" w:color="auto"/>
+              <w:bottom w:val="single" w:sz="4" w:space="0" w:color="auto"/>
+            </w:tcBorders>
+            <w:tcMar>
+              <w:left w:w="28" w:type="dxa"/>
+              <w:right w:w="28" w:type="dxa"/>
+            </w:tcMar>
+            <w:vAlign w:val="center"/>
+          </w:tcPr>
+          <w:p>
+            <w:pPr>
+              <w:snapToGrid w:val="0"/>
+              <w:rPr>
+                <w:rFonts w:ascii="Yanone Kaffeesatz Regular" w:eastAsia="華康儷中黑" w:hAnsi="Yanone Kaffeesatz Regular"/>
+                <w:b/>
+                <w:bCs/>
+                <w:w w:val="125"/>
+                <w:sz w:val="20"/>
+                <w:szCs w:val="20"/>
+              </w:rPr>
+            </w:pPr>
             <w:r>
               <w:rPr>
                 <w:rFonts w:ascii="Yanone Kaffeesatz Regular" w:eastAsia="華康儷中黑" w:hAnsi="Yanone Kaffeesatz Regular" w:cs="DaunPenh"/>
@@ -25919,6 +26314,17 @@
                 <w:sz w:val="20"/>
                 <w:szCs w:val="20"/>
               </w:rPr>
+              <w:t>加</w:t>
+            </w:r>
+            <w:r>
+              <w:rPr>
+                <w:rFonts w:ascii="Yanone Kaffeesatz Regular" w:eastAsia="華康儷中黑" w:hAnsi="Yanone Kaffeesatz Regular" w:cs="DaunPenh"/>
+                <w:b/>
+                <w:bCs/>
+                <w:w w:val="125"/>
+                <w:sz w:val="20"/>
+                <w:szCs w:val="20"/>
+              </w:rPr>
               <w:t>1*</w:t>
             </w:r>
             <w:r>
@@ -25930,7 +26336,7 @@
                 <w:sz w:val="20"/>
                 <w:szCs w:val="20"/>
               </w:rPr>
-              <w:t>(20)</w:t>
+              <w:t>(12)</w:t>
             </w:r>
           </w:p>
         </w:tc>
@@ -25966,7 +26372,7 @@
                 <w:sz w:val="20"/>
                 <w:szCs w:val="20"/>
               </w:rPr>
-              <w:t>三</w:t>
+              <w:t>四</w:t>
             </w:r>
             <w:r>
               <w:rPr>
@@ -25984,7 +26390,7 @@
                 <w:sz w:val="20"/>
                 <w:szCs w:val="20"/>
               </w:rPr>
-              <w:instrText xml:space="preserve"> =IF(pub_day+3&gt;this_mon_days, IF(pub_mon=12, 1, pub_mon+1), pub_mon) \* MERGEFORMAT </w:instrText>
+              <w:instrText xml:space="preserve"> =IF(pub_day+4&gt;this_mon_days, IF(pub_mon=12, 1, pub_mon+1), pub_mon) \* MERGEFORMAT </w:instrText>
             </w:r>
             <w:r>
               <w:rPr>
@@ -26039,7 +26445,7 @@
                 <w:sz w:val="20"/>
                 <w:szCs w:val="20"/>
               </w:rPr>
-              <w:instrText xml:space="preserve"> =IF(pub_day+3&gt;this_mon_days, -this_mon_days, 0)+pub_day+3 \* MERGEFORMAT </w:instrText>
+              <w:instrText xml:space="preserve"> =IF(pub_day+4&gt;this_mon_days, -this_mon_days, 0)+pub_day+4 \* MERGEFORMAT </w:instrText>
             </w:r>
             <w:r>
               <w:rPr>
@@ -26058,7 +26464,7 @@
                 <w:sz w:val="20"/>
                 <w:szCs w:val="20"/>
               </w:rPr>
-              <w:t>12</w:t>
+              <w:t>13</w:t>
             </w:r>
             <w:r>
               <w:rPr>
@@ -26106,7 +26512,7 @@
                 <w:sz w:val="20"/>
                 <w:szCs w:val="20"/>
               </w:rPr>
-              <w:t>2:1-20</w:t>
+              <w:t>2*</w:t>
             </w:r>
             <w:r>
               <w:rPr>
@@ -26117,7 +26523,7 @@
                 <w:sz w:val="20"/>
                 <w:szCs w:val="20"/>
               </w:rPr>
-              <w:t>(15)</w:t>
+              <w:t>(20)</w:t>
             </w:r>
           </w:p>
         </w:tc>
@@ -26153,7 +26559,7 @@
                 <w:sz w:val="20"/>
                 <w:szCs w:val="20"/>
               </w:rPr>
-              <w:t>四</w:t>
+              <w:t>五</w:t>
             </w:r>
             <w:r>
               <w:rPr>
@@ -26171,7 +26577,7 @@
                 <w:sz w:val="20"/>
                 <w:szCs w:val="20"/>
               </w:rPr>
-              <w:instrText xml:space="preserve"> =IF(pub_day+4&gt;this_mon_days, IF(pub_mon=12, 1, pub_mon+1), pub_mon) \* MERGEFORMAT </w:instrText>
+              <w:instrText xml:space="preserve"> =IF(pub_day+5&gt;this_mon_days, IF(pub_mon=12, 1, pub_mon+1), pub_mon) \* MERGEFORMAT </w:instrText>
             </w:r>
             <w:r>
               <w:rPr>
@@ -26226,7 +26632,7 @@
                 <w:sz w:val="20"/>
                 <w:szCs w:val="20"/>
               </w:rPr>
-              <w:instrText xml:space="preserve"> =IF(pub_day+4&gt;this_mon_days, -this_mon_days, 0)+pub_day+4 \* MERGEFORMAT </w:instrText>
+              <w:instrText xml:space="preserve"> =IF(pub_day+5&gt;this_mon_days, -this_mon_days, 0)+pub_day+5 \* MERGEFORMAT </w:instrText>
             </w:r>
             <w:r>
               <w:rPr>
@@ -26245,7 +26651,7 @@
                 <w:sz w:val="20"/>
                 <w:szCs w:val="20"/>
               </w:rPr>
-              <w:t>13</w:t>
+              <w:t>14</w:t>
             </w:r>
             <w:r>
               <w:rPr>
@@ -26293,7 +26699,7 @@
                 <w:sz w:val="20"/>
                 <w:szCs w:val="20"/>
               </w:rPr>
-              <w:t>2:21-3*</w:t>
+              <w:t>3*</w:t>
             </w:r>
             <w:r>
               <w:rPr>
@@ -26304,7 +26710,7 @@
                 <w:sz w:val="20"/>
                 <w:szCs w:val="20"/>
               </w:rPr>
-              <w:t>(3:2)</w:t>
+              <w:t>(27)</w:t>
             </w:r>
           </w:p>
         </w:tc>
@@ -26315,7 +26721,7 @@
             <w:tcW w:w="911" w:type="dxa"/>
             <w:tcBorders>
               <w:top w:val="single" w:sz="4" w:space="0" w:color="auto"/>
-              <w:bottom w:val="single" w:sz="4" w:space="0" w:color="auto"/>
+              <w:bottom w:val="single" w:sz="12" w:space="0" w:color="auto"/>
               <w:right w:val="single" w:sz="4" w:space="0" w:color="auto"/>
             </w:tcBorders>
             <w:tcMar>
@@ -26340,7 +26746,7 @@
                 <w:sz w:val="20"/>
                 <w:szCs w:val="20"/>
               </w:rPr>
-              <w:t>五</w:t>
+              <w:t>六</w:t>
             </w:r>
             <w:r>
               <w:rPr>
@@ -26358,7 +26764,7 @@
                 <w:sz w:val="20"/>
                 <w:szCs w:val="20"/>
               </w:rPr>
-              <w:instrText xml:space="preserve"> =IF(pub_day+5&gt;this_mon_days, IF(pub_mon=12, 1, pub_mon+1), pub_mon) \* MERGEFORMAT </w:instrText>
+              <w:instrText xml:space="preserve"> =IF(pub_day+6&gt;this_mon_days, IF(pub_mon=12, 1, pub_mon+1), pub_mon) \* MERGEFORMAT </w:instrText>
             </w:r>
             <w:r>
               <w:rPr>
@@ -26413,7 +26819,7 @@
                 <w:sz w:val="20"/>
                 <w:szCs w:val="20"/>
               </w:rPr>
-              <w:instrText xml:space="preserve"> =IF(pub_day+5&gt;this_mon_days, -this_mon_days, 0)+pub_day+5 \* MERGEFORMAT </w:instrText>
+              <w:instrText xml:space="preserve"> =IF(pub_day+6&gt;this_mon_days, -this_mon_days, 0)+pub_day+6 \* MERGEFORMAT </w:instrText>
             </w:r>
             <w:r>
               <w:rPr>
@@ -26432,7 +26838,7 @@
                 <w:sz w:val="20"/>
                 <w:szCs w:val="20"/>
               </w:rPr>
-              <w:t>14</w:t>
+              <w:t>15</w:t>
             </w:r>
             <w:r>
               <w:rPr>
@@ -26451,7 +26857,7 @@
             <w:tcBorders>
               <w:top w:val="single" w:sz="4" w:space="0" w:color="auto"/>
               <w:left w:val="single" w:sz="4" w:space="0" w:color="auto"/>
-              <w:bottom w:val="single" w:sz="4" w:space="0" w:color="auto"/>
+              <w:bottom w:val="single" w:sz="12" w:space="0" w:color="auto"/>
             </w:tcBorders>
             <w:tcMar>
               <w:left w:w="28" w:type="dxa"/>
@@ -26480,7 +26886,7 @@
                 <w:sz w:val="20"/>
                 <w:szCs w:val="20"/>
               </w:rPr>
-              <w:t>4*-5:8</w:t>
+              <w:t>4*</w:t>
             </w:r>
             <w:r>
               <w:rPr>
@@ -26491,194 +26897,7 @@
                 <w:sz w:val="20"/>
                 <w:szCs w:val="20"/>
               </w:rPr>
-              <w:t>(4:14)</w:t>
-            </w:r>
-          </w:p>
-        </w:tc>
-      </w:tr>
-      <w:tr>
-        <w:tc>
-          <w:tcPr>
-            <w:tcW w:w="911" w:type="dxa"/>
-            <w:tcBorders>
-              <w:top w:val="single" w:sz="4" w:space="0" w:color="auto"/>
-              <w:bottom w:val="single" w:sz="12" w:space="0" w:color="auto"/>
-              <w:right w:val="single" w:sz="4" w:space="0" w:color="auto"/>
-            </w:tcBorders>
-            <w:tcMar>
-              <w:left w:w="57" w:type="dxa"/>
-              <w:right w:w="57" w:type="dxa"/>
-            </w:tcMar>
-          </w:tcPr>
-          <w:p>
-            <w:pPr>
-              <w:snapToGrid w:val="0"/>
-              <w:rPr>
-                <w:rFonts w:ascii="Barlow Condensed Medium" w:eastAsia="華康儷中黑" w:hAnsi="Barlow Condensed Medium" w:cstheme="minorHAnsi"/>
-                <w:w w:val="125"/>
-                <w:sz w:val="20"/>
-                <w:szCs w:val="20"/>
-              </w:rPr>
-            </w:pPr>
-            <w:r>
-              <w:rPr>
-                <w:rFonts w:ascii="Barlow Condensed Medium" w:eastAsia="華康儷中黑" w:hAnsi="Barlow Condensed Medium" w:cstheme="minorHAnsi"/>
-                <w:w w:val="125"/>
-                <w:sz w:val="20"/>
-                <w:szCs w:val="20"/>
-              </w:rPr>
-              <w:t>六</w:t>
-            </w:r>
-            <w:r>
-              <w:rPr>
-                <w:rFonts w:ascii="Barlow Condensed Medium" w:eastAsia="華康儷中黑" w:hAnsi="Barlow Condensed Medium" w:cstheme="minorHAnsi"/>
-                <w:w w:val="125"/>
-                <w:sz w:val="20"/>
-                <w:szCs w:val="20"/>
-              </w:rPr>
-              <w:fldChar w:fldCharType="begin"/>
-            </w:r>
-            <w:r>
-              <w:rPr>
-                <w:rFonts w:ascii="Barlow Condensed Medium" w:eastAsia="華康儷中黑" w:hAnsi="Barlow Condensed Medium" w:cstheme="minorHAnsi"/>
-                <w:w w:val="125"/>
-                <w:sz w:val="20"/>
-                <w:szCs w:val="20"/>
-              </w:rPr>
-              <w:instrText xml:space="preserve"> =IF(pub_day+6&gt;this_mon_days, IF(pub_mon=12, 1, pub_mon+1), pub_mon) \* MERGEFORMAT </w:instrText>
-            </w:r>
-            <w:r>
-              <w:rPr>
-                <w:rFonts w:ascii="Barlow Condensed Medium" w:eastAsia="華康儷中黑" w:hAnsi="Barlow Condensed Medium" w:cstheme="minorHAnsi"/>
-                <w:w w:val="125"/>
-                <w:sz w:val="20"/>
-                <w:szCs w:val="20"/>
-              </w:rPr>
-              <w:fldChar w:fldCharType="separate"/>
-            </w:r>
-            <w:r>
-              <w:rPr>
-                <w:rFonts w:ascii="Barlow Condensed Medium" w:eastAsia="華康儷中黑" w:hAnsi="Barlow Condensed Medium" w:cstheme="minorHAnsi"/>
-                <w:noProof/>
-                <w:w w:val="125"/>
-                <w:sz w:val="20"/>
-                <w:szCs w:val="20"/>
-              </w:rPr>
-              <w:t>8</w:t>
-            </w:r>
-            <w:r>
-              <w:rPr>
-                <w:rFonts w:ascii="Barlow Condensed Medium" w:eastAsia="華康儷中黑" w:hAnsi="Barlow Condensed Medium" w:cstheme="minorHAnsi"/>
-                <w:w w:val="125"/>
-                <w:sz w:val="20"/>
-                <w:szCs w:val="20"/>
-              </w:rPr>
-              <w:fldChar w:fldCharType="end"/>
-            </w:r>
-            <w:r>
-              <w:rPr>
-                <w:rFonts w:ascii="Barlow Condensed Medium" w:eastAsia="華康儷中黑" w:hAnsi="Barlow Condensed Medium" w:cstheme="minorHAnsi"/>
-                <w:w w:val="125"/>
-                <w:sz w:val="20"/>
-                <w:szCs w:val="20"/>
-              </w:rPr>
-              <w:t>/</w:t>
-            </w:r>
-            <w:r>
-              <w:rPr>
-                <w:rFonts w:ascii="Barlow Condensed Medium" w:eastAsia="華康儷中黑" w:hAnsi="Barlow Condensed Medium" w:cstheme="minorHAnsi"/>
-                <w:w w:val="125"/>
-                <w:sz w:val="20"/>
-                <w:szCs w:val="20"/>
-              </w:rPr>
-              <w:fldChar w:fldCharType="begin"/>
-            </w:r>
-            <w:r>
-              <w:rPr>
-                <w:rFonts w:ascii="Barlow Condensed Medium" w:eastAsia="華康儷中黑" w:hAnsi="Barlow Condensed Medium" w:cstheme="minorHAnsi"/>
-                <w:w w:val="125"/>
-                <w:sz w:val="20"/>
-                <w:szCs w:val="20"/>
-              </w:rPr>
-              <w:instrText xml:space="preserve"> =IF(pub_day+6&gt;this_mon_days, -this_mon_days, 0)+pub_day+6 \* MERGEFORMAT </w:instrText>
-            </w:r>
-            <w:r>
-              <w:rPr>
-                <w:rFonts w:ascii="Barlow Condensed Medium" w:eastAsia="華康儷中黑" w:hAnsi="Barlow Condensed Medium" w:cstheme="minorHAnsi"/>
-                <w:w w:val="125"/>
-                <w:sz w:val="20"/>
-                <w:szCs w:val="20"/>
-              </w:rPr>
-              <w:fldChar w:fldCharType="separate"/>
-            </w:r>
-            <w:r>
-              <w:rPr>
-                <w:rFonts w:ascii="Barlow Condensed Medium" w:eastAsia="華康儷中黑" w:hAnsi="Barlow Condensed Medium" w:cstheme="minorHAnsi"/>
-                <w:noProof/>
-                <w:w w:val="125"/>
-                <w:sz w:val="20"/>
-                <w:szCs w:val="20"/>
-              </w:rPr>
-              <w:t>15</w:t>
-            </w:r>
-            <w:r>
-              <w:rPr>
-                <w:rFonts w:ascii="Barlow Condensed Medium" w:eastAsia="華康儷中黑" w:hAnsi="Barlow Condensed Medium" w:cstheme="minorHAnsi"/>
-                <w:w w:val="125"/>
-                <w:sz w:val="20"/>
-                <w:szCs w:val="20"/>
-              </w:rPr>
-              <w:fldChar w:fldCharType="end"/>
-            </w:r>
-          </w:p>
-        </w:tc>
-        <w:tc>
-          <w:tcPr>
-            <w:tcW w:w="1904" w:type="dxa"/>
-            <w:tcBorders>
-              <w:top w:val="single" w:sz="4" w:space="0" w:color="auto"/>
-              <w:left w:val="single" w:sz="4" w:space="0" w:color="auto"/>
-              <w:bottom w:val="single" w:sz="12" w:space="0" w:color="auto"/>
-            </w:tcBorders>
-            <w:tcMar>
-              <w:left w:w="28" w:type="dxa"/>
-              <w:right w:w="28" w:type="dxa"/>
-            </w:tcMar>
-            <w:vAlign w:val="center"/>
-          </w:tcPr>
-          <w:p>
-            <w:pPr>
-              <w:snapToGrid w:val="0"/>
-              <w:rPr>
-                <w:rFonts w:ascii="Yanone Kaffeesatz Regular" w:eastAsia="華康儷中黑" w:hAnsi="Yanone Kaffeesatz Regular"/>
-                <w:b/>
-                <w:bCs/>
-                <w:w w:val="125"/>
-                <w:sz w:val="20"/>
-                <w:szCs w:val="20"/>
-              </w:rPr>
-            </w:pPr>
-            <w:r>
-              <w:rPr>
-                <w:rFonts w:ascii="Yanone Kaffeesatz Regular" w:eastAsia="華康儷中黑" w:hAnsi="Yanone Kaffeesatz Regular" w:cs="DaunPenh"/>
-                <w:b/>
-                <w:bCs/>
-                <w:w w:val="125"/>
-                <w:sz w:val="20"/>
-                <w:szCs w:val="20"/>
-              </w:rPr>
-              <w:t>5:9-6*</w:t>
-            </w:r>
-            <w:r>
-              <w:rPr>
-                <w:rFonts w:ascii="Yanone Kaffeesatz Regular" w:eastAsia="華康儷中黑" w:hAnsi="Yanone Kaffeesatz Regular" w:cs="DaunPenh" w:hint="eastAsia"/>
-                <w:b/>
-                <w:bCs/>
-                <w:w w:val="125"/>
-                <w:sz w:val="20"/>
-                <w:szCs w:val="20"/>
-              </w:rPr>
-              <w:t>(6:10)</w:t>
+              <w:t>(5)</w:t>
             </w:r>
           </w:p>
         </w:tc>
@@ -26703,9 +26922,10 @@
           <w:w w:val="60"/>
           <w:sz w:val="26"/>
           <w:szCs w:val="26"/>
+          <w:lang w:bidi="he-IL"/>
         </w:rPr>
         <w:drawing>
-          <wp:anchor distT="0" distB="0" distL="114300" distR="114300" simplePos="0" relativeHeight="251653120" behindDoc="1" locked="0" layoutInCell="1" allowOverlap="1" wp14:anchorId="433B7986" wp14:editId="39AC0942">
+          <wp:anchor distT="0" distB="0" distL="114300" distR="114300" simplePos="0" relativeHeight="251653120" behindDoc="1" locked="0" layoutInCell="1" allowOverlap="1" wp14:anchorId="433B7986" wp14:editId="21CE1412">
             <wp:simplePos x="0" y="0"/>
             <wp:positionH relativeFrom="column">
               <wp:posOffset>946513</wp:posOffset>
@@ -26728,7 +26948,7 @@
                     <pic:cNvPicPr/>
                   </pic:nvPicPr>
                   <pic:blipFill>
-                    <a:blip r:embed="rId17" cstate="print">
+                    <a:blip r:embed="rId18" cstate="print">
                       <a:extLst>
                         <a:ext uri="{28A0092B-C50C-407E-A947-70E740481C1C}">
                           <a14:useLocalDpi xmlns:a14="http://schemas.microsoft.com/office/drawing/2010/main" val="0"/>
@@ -27084,7 +27304,7 @@
           <w:sz w:val="26"/>
           <w:szCs w:val="26"/>
         </w:rPr>
-        <w:t>尋找利未人</w:t>
+        <w:t>一樣也不可缺少</w:t>
       </w:r>
       <w:r>
         <w:rPr>
@@ -27136,7 +27356,7 @@
           <w:sz w:val="26"/>
           <w:szCs w:val="26"/>
         </w:rPr>
-        <w:t>為耶路撒冷城牆行奉獻禮的時候，眾人把各處的利未人召到耶路撒冷，要以稱謝、歌唱、敲鈸、鼓瑟、彈琴，喜樂地行奉獻禮。</w:t>
+        <w:t>王對哈曼說：「你速速把這王袍和御馬，照你所說的，向坐在朝門的猶太人末底改去做。凡你所說的，一樣都不可缺。」</w:t>
       </w:r>
     </w:p>
     <w:p>
@@ -27171,7 +27391,7 @@
           <w:sz w:val="26"/>
           <w:szCs w:val="26"/>
         </w:rPr>
-        <w:t>尼</w:t>
+        <w:t>以斯帖記</w:t>
       </w:r>
       <w:r>
         <w:rPr>
@@ -27181,7 +27401,7 @@
           <w:sz w:val="26"/>
           <w:szCs w:val="26"/>
         </w:rPr>
-        <w:t>12</w:t>
+        <w:t>6:</w:t>
       </w:r>
       <w:r>
         <w:rPr>
@@ -27191,17 +27411,7 @@
           <w:sz w:val="26"/>
           <w:szCs w:val="26"/>
         </w:rPr>
-        <w:t>:</w:t>
-      </w:r>
-      <w:r>
-        <w:rPr>
-          <w:rFonts w:ascii="Barlow Condensed Medium" w:eastAsia="華康儷中黑" w:hAnsi="Barlow Condensed Medium" w:cs="Calibri" w:hint="eastAsia"/>
-          <w:bCs/>
-          <w:w w:val="70"/>
-          <w:sz w:val="26"/>
-          <w:szCs w:val="26"/>
-        </w:rPr>
-        <w:t>27</w:t>
+        <w:t>10</w:t>
       </w:r>
       <w:r>
         <w:rPr>
@@ -27323,7 +27533,7 @@
                 <w:sz w:val="26"/>
                 <w:szCs w:val="26"/>
               </w:rPr>
-              <w:t>為何要舉行城牆奉獻典禮</w:t>
+              <w:t>為何擁權勢會使人命分貴賤</w:t>
             </w:r>
             <w:r>
               <w:rPr>
@@ -27395,7 +27605,7 @@
                 <w:sz w:val="26"/>
                 <w:szCs w:val="26"/>
               </w:rPr>
-              <w:t>利未人的工作是什麼</w:t>
+              <w:t xml:space="preserve">　神如何差遣列王</w:t>
             </w:r>
             <w:r>
               <w:rPr>
@@ -27467,7 +27677,7 @@
                 <w:sz w:val="26"/>
                 <w:szCs w:val="26"/>
               </w:rPr>
-              <w:t>尼希米設立聖殿事務的目的</w:t>
+              <w:t>王為何要尊榮末底改</w:t>
             </w:r>
             <w:r>
               <w:rPr>
@@ -27548,7 +27758,7 @@
                 <w:sz w:val="26"/>
                 <w:szCs w:val="26"/>
               </w:rPr>
-              <w:t>教育的真正目的為何</w:t>
+              <w:t>為何唯有　神能伸張公義</w:t>
             </w:r>
             <w:r>
               <w:rPr>
@@ -27603,11 +27813,12 @@
         <w:rPr>
           <w:rFonts w:ascii="Barlow Condensed Medium" w:hAnsi="Barlow Condensed Medium"/>
           <w:noProof/>
+          <w:lang w:bidi="he-IL"/>
         </w:rPr>
         <mc:AlternateContent>
           <mc:Choice Requires="wps">
             <w:drawing>
-              <wp:anchor distT="0" distB="0" distL="114300" distR="114300" simplePos="0" relativeHeight="251665408" behindDoc="0" locked="0" layoutInCell="1" allowOverlap="1" wp14:anchorId="771C6E6D" wp14:editId="552EF258">
+              <wp:anchor distT="0" distB="0" distL="114300" distR="114300" simplePos="0" relativeHeight="251665408" behindDoc="0" locked="0" layoutInCell="1" allowOverlap="1" wp14:anchorId="771C6E6D" wp14:editId="79E4C908">
                 <wp:simplePos x="0" y="0"/>
                 <wp:positionH relativeFrom="page">
                   <wp:posOffset>4367530</wp:posOffset>
@@ -27668,7 +27879,7 @@
           </mc:Choice>
           <mc:Fallback>
             <w:pict>
-              <v:line w14:anchorId="7B6AC253" id="直線接點 6" o:spid="_x0000_s1026" style="position:absolute;z-index:251665408;visibility:visible;mso-wrap-style:square;mso-width-percent:0;mso-height-percent:0;mso-wrap-distance-left:9pt;mso-wrap-distance-top:0;mso-wrap-distance-right:9pt;mso-wrap-distance-bottom:0;mso-position-horizontal:absolute;mso-position-horizontal-relative:page;mso-position-vertical:absolute;mso-position-vertical-relative:page;mso-width-percent:0;mso-height-percent:0;mso-width-relative:margin;mso-height-relative:margin" from="343.9pt,19.85pt" to="345.05pt,710.95pt" o:gfxdata="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" strokecolor="black [3213]" strokeweight=".5pt">
+              <v:line w14:anchorId="7CA7BE54" id="直線接點 6" o:spid="_x0000_s1026" style="position:absolute;z-index:251665408;visibility:visible;mso-wrap-style:square;mso-width-percent:0;mso-height-percent:0;mso-wrap-distance-left:9pt;mso-wrap-distance-top:0;mso-wrap-distance-right:9pt;mso-wrap-distance-bottom:0;mso-position-horizontal:absolute;mso-position-horizontal-relative:page;mso-position-vertical:absolute;mso-position-vertical-relative:page;mso-width-percent:0;mso-height-percent:0;mso-width-relative:margin;mso-height-relative:margin" from="343.9pt,19.85pt" to="345.05pt,710.95pt" o:gfxdata="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" strokecolor="black [3213]" strokeweight=".5pt">
                 <v:stroke dashstyle="3 1" joinstyle="miter"/>
                 <w10:wrap anchorx="page" anchory="page"/>
               </v:line>
@@ -27680,11 +27891,12 @@
         <w:rPr>
           <w:rFonts w:ascii="Barlow Condensed Medium" w:hAnsi="Barlow Condensed Medium"/>
           <w:noProof/>
+          <w:lang w:bidi="he-IL"/>
         </w:rPr>
         <mc:AlternateContent>
           <mc:Choice Requires="wps">
             <w:drawing>
-              <wp:anchor distT="0" distB="0" distL="114300" distR="114300" simplePos="0" relativeHeight="251661312" behindDoc="0" locked="0" layoutInCell="1" allowOverlap="1" wp14:anchorId="2024F049" wp14:editId="05140C77">
+              <wp:anchor distT="0" distB="0" distL="114300" distR="114300" simplePos="0" relativeHeight="251660288" behindDoc="0" locked="0" layoutInCell="1" allowOverlap="1" wp14:anchorId="2024F049" wp14:editId="59013795">
                 <wp:simplePos x="0" y="0"/>
                 <wp:positionH relativeFrom="page">
                   <wp:posOffset>4367530</wp:posOffset>
@@ -27745,7 +27957,7 @@
           </mc:Choice>
           <mc:Fallback>
             <w:pict>
-              <v:line w14:anchorId="631AE497" id="直線接點 4" o:spid="_x0000_s1026" style="position:absolute;z-index:251661312;visibility:visible;mso-wrap-style:square;mso-width-percent:0;mso-height-percent:0;mso-wrap-distance-left:9pt;mso-wrap-distance-top:0;mso-wrap-distance-right:9pt;mso-wrap-distance-bottom:0;mso-position-horizontal:absolute;mso-position-horizontal-relative:page;mso-position-vertical:absolute;mso-position-vertical-relative:page;mso-width-percent:0;mso-height-percent:0;mso-width-relative:margin;mso-height-relative:margin" from="343.9pt,19.85pt" to="345.05pt,710.95pt" o:gfxdata="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" strokecolor="black [3213]" strokeweight=".5pt">
+              <v:line w14:anchorId="798E0788" id="直線接點 4" o:spid="_x0000_s1026" style="position:absolute;z-index:251660288;visibility:visible;mso-wrap-style:square;mso-width-percent:0;mso-height-percent:0;mso-wrap-distance-left:9pt;mso-wrap-distance-top:0;mso-wrap-distance-right:9pt;mso-wrap-distance-bottom:0;mso-position-horizontal:absolute;mso-position-horizontal-relative:page;mso-position-vertical:absolute;mso-position-vertical-relative:page;mso-width-percent:0;mso-height-percent:0;mso-width-relative:margin;mso-height-relative:margin" from="343.9pt,19.85pt" to="345.05pt,710.95pt" o:gfxdata="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" strokecolor="black [3213]" strokeweight=".5pt">
                 <v:stroke dashstyle="3 1" joinstyle="miter"/>
                 <w10:wrap anchorx="page" anchory="page"/>
               </v:line>
@@ -27937,7 +28149,7 @@
           <w:sz w:val="26"/>
           <w:szCs w:val="26"/>
         </w:rPr>
-        <w:t>尋找利未人</w:t>
+        <w:t>一樣也不可缺少</w:t>
       </w:r>
       <w:r>
         <w:rPr>
@@ -28007,19 +28219,12 @@
             </w:r>
             <w:r>
               <w:rPr>
-                <w:rFonts w:hint="eastAsia"/>
-                <w:w w:val="66"/>
-              </w:rPr>
-              <w:t xml:space="preserve"> </w:t>
-            </w:r>
-            <w:r>
-              <w:rPr>
                 <w:rFonts w:ascii="Barlow Condensed Medium" w:eastAsia="華康儷中黑" w:hAnsi="Barlow Condensed Medium" w:cs="Calibri" w:hint="eastAsia"/>
                 <w:w w:val="72"/>
                 <w:sz w:val="26"/>
                 <w:szCs w:val="26"/>
               </w:rPr>
-              <w:t>尼</w:t>
+              <w:t xml:space="preserve"> </w:t>
             </w:r>
             <w:r>
               <w:rPr>
@@ -28028,7 +28233,16 @@
                 <w:sz w:val="26"/>
                 <w:szCs w:val="26"/>
               </w:rPr>
-              <w:t>12: 27-37</w:t>
+              <w:t>以斯帖記</w:t>
+            </w:r>
+            <w:r>
+              <w:rPr>
+                <w:rFonts w:ascii="Barlow Condensed Medium" w:eastAsia="華康儷中黑" w:hAnsi="Barlow Condensed Medium" w:cs="Calibri" w:hint="eastAsia"/>
+                <w:w w:val="72"/>
+                <w:sz w:val="26"/>
+                <w:szCs w:val="26"/>
+              </w:rPr>
+              <w:t>6:6-13(10)</w:t>
             </w:r>
           </w:p>
         </w:tc>
@@ -28065,11 +28279,11 @@
       <w:pPr>
         <w:kinsoku w:val="0"/>
         <w:snapToGrid w:val="0"/>
-        <w:spacing w:afterLines="50" w:after="165" w:line="290" w:lineRule="exact"/>
+        <w:spacing w:afterLines="50" w:after="165" w:line="300" w:lineRule="exact"/>
         <w:jc w:val="both"/>
         <w:rPr>
           <w:rFonts w:ascii="Barlow Condensed Medium" w:eastAsia="華康細黑體" w:hAnsi="Barlow Condensed Medium" w:cs="微軟正黑體"/>
-          <w:w w:val="66"/>
+          <w:w w:val="70"/>
           <w:sz w:val="26"/>
           <w:szCs w:val="26"/>
         </w:rPr>
@@ -28077,67 +28291,31 @@
       <w:r>
         <w:rPr>
           <w:rFonts w:ascii="Barlow Condensed Medium" w:eastAsia="華康儷中黑" w:hAnsi="Barlow Condensed Medium" w:hint="eastAsia"/>
-          <w:w w:val="66"/>
+          <w:w w:val="70"/>
           <w:sz w:val="26"/>
           <w:szCs w:val="26"/>
         </w:rPr>
-        <w:t>重建城牆完工的慶典應該是緊接著六月完工之後，中間</w:t>
+        <w:t>被權勢寵壞，極度傲慢的哈曼，視人的生命如草芥。為了自己的尊榮被末底改無視，就要殺光所有猶太人。又採用妻子和朋友的惡計，等不及要先處死末底改。</w:t>
       </w:r>
       <w:r>
         <w:rPr>
-          <w:rFonts w:ascii="Barlow Condensed Medium" w:eastAsia="華康儷中黑" w:hAnsi="Barlow Condensed Medium" w:hint="eastAsia"/>
-          <w:w w:val="66"/>
+          <w:rFonts w:ascii="Barlow Condensed Medium" w:eastAsia="華康細黑體" w:hAnsi="Barlow Condensed Medium" w:cs="微軟正黑體" w:hint="eastAsia"/>
+          <w:w w:val="70"/>
           <w:sz w:val="26"/>
           <w:szCs w:val="26"/>
         </w:rPr>
-        <w:t>(8:1~12:26)</w:t>
-      </w:r>
-      <w:r>
-        <w:rPr>
-          <w:rFonts w:ascii="Barlow Condensed Medium" w:eastAsia="華康儷中黑" w:hAnsi="Barlow Condensed Medium" w:hint="eastAsia"/>
-          <w:w w:val="66"/>
-          <w:sz w:val="26"/>
-          <w:szCs w:val="26"/>
-        </w:rPr>
-        <w:t>過住棚節被認為是插進去的故事。又城牆不屬聖殿的事奉，找利未人回來潔淨慶典，實是就任。</w:t>
-      </w:r>
-      <w:r>
-        <w:rPr>
-          <w:rFonts w:ascii="Barlow Condensed Medium" w:eastAsia="華康細黑體" w:hAnsi="Barlow Condensed Medium" w:cs="微軟正黑體" w:hint="eastAsia"/>
-          <w:w w:val="66"/>
-          <w:sz w:val="26"/>
-          <w:szCs w:val="26"/>
-        </w:rPr>
-        <w:t>因為插入的故事是用第三人稱在敘事，而前、後文卻是尼希米用第一人稱在自述。所以，城牆完工的慶典是延續整個以色列人高漲的民族認同情緒，同時也可能有特別的目的。因為按理說，城牆是屬於軍事的防衛設施，與聖殿的各種禮儀都無關。而尼希米硬是把這慶典搞成是將城牆奉獻給　神，也就是宣稱耶路撒冷是　神的聖城。因為貼上了信仰和宗教的標籤，城牆作為軍事堡壘的重要象徵就被淡化了。也許就是不給周遭的敵人留下控告的藉口，也是給波斯王一個表忠的交待，表示這牆城不是以色列人為了自立門戶而修的，單純只是為了榮耀以色列的　神。其次的目的就是關於利未人。利未人在節慶中，扮演著潔淨會眾的角色，且用歌聲和樂聲帶領整個敬拜和慶典儀式的氛圍。但是，聖殿重建都過了近</w:t>
-      </w:r>
-      <w:r>
-        <w:rPr>
-          <w:rFonts w:ascii="Barlow Condensed Medium" w:eastAsia="華康細黑體" w:hAnsi="Barlow Condensed Medium" w:cs="微軟正黑體" w:hint="eastAsia"/>
-          <w:w w:val="66"/>
-          <w:sz w:val="26"/>
-          <w:szCs w:val="26"/>
-        </w:rPr>
-        <w:t>80</w:t>
-      </w:r>
-      <w:r>
-        <w:rPr>
-          <w:rFonts w:ascii="Barlow Condensed Medium" w:eastAsia="華康細黑體" w:hAnsi="Barlow Condensed Medium" w:cs="微軟正黑體" w:hint="eastAsia"/>
-          <w:w w:val="66"/>
-          <w:sz w:val="26"/>
-          <w:szCs w:val="26"/>
-        </w:rPr>
-        <w:t>年了，祭司的事奉可能持續在運作，唯獨利未人的事奉人數是不足或不穩定的。也許是他宗教也有祭司，唯獨　神耶和華特別挑選，或說命定一個家族作為祂的僕人，肩負著特別的任務。</w:t>
+        <w:t>除非人的精神有問題，不然沒有人可以宣稱自己沒有信仰。無神論也是一種信仰，追偶像明星也是一種信仰，凡是人汲汲營營追尋的事物或價值就是信仰。有人相信理性，其是相信自己而已；有人相信科學，因為如果有錯，都是科學的錯，不是我的錯；有人相信務實，權力就是獲取利益的手段而已，有錢最實在了。我們是在說哈曼。一個生在權勢之中，享受權勢慣了的人，再加上沒有智慧，結果就是目中無人，用權勢來衡量人的價值。人民只是有權勢的人可即用即丟的財產。就像俄羅斯缺兵，當街暴力脅迫年青人當兵，去當砲灰。又中國年青人的器官是國有的，以前言論自由是國有的，現在不分國籍，全人類的行動自由都歸中國管。像今日的台灣立法院，不但要管行政院的預算規劃權，還要癱瘓大法官的釋憲權，甚至用大量意識型態的公投來混淆地方選舉焦點，無限的權力擴張，　讓人自己以為有了權力，人自己就是　神。這樣的人是不可能信仰真神上主的，若有也是為加添自己的虛榮。我們是在說哈曼。他的眼中當然容不下，只向真神跪拜的猶太人。</w:t>
       </w:r>
     </w:p>
     <w:p>
       <w:pPr>
         <w:kinsoku w:val="0"/>
         <w:snapToGrid w:val="0"/>
-        <w:spacing w:afterLines="50" w:after="165" w:line="290" w:lineRule="exact"/>
+        <w:spacing w:afterLines="50" w:after="165" w:line="300" w:lineRule="exact"/>
         <w:jc w:val="both"/>
         <w:rPr>
           <w:rFonts w:ascii="Barlow Condensed Medium" w:eastAsia="華康細黑體" w:hAnsi="Barlow Condensed Medium" w:cs="微軟正黑體"/>
-          <w:w w:val="66"/>
+          <w:w w:val="70"/>
           <w:sz w:val="26"/>
           <w:szCs w:val="26"/>
         </w:rPr>
@@ -28145,40 +28323,31 @@
       <w:r>
         <w:rPr>
           <w:rFonts w:ascii="Barlow Condensed Medium" w:eastAsia="華康儷中黑" w:hAnsi="Barlow Condensed Medium" w:hint="eastAsia"/>
-          <w:w w:val="66"/>
+          <w:w w:val="70"/>
           <w:sz w:val="26"/>
           <w:szCs w:val="26"/>
         </w:rPr>
-        <w:t>回歸的利未人極少，又回歸的以色列人可能不明白，利未人有管理聖殿的產業，以及在以色列的各城鎮中教導百姓明白律法的職責。是建造　神的子民的工作。</w:t>
+        <w:t>末底改正為對猶太人的屠殺令憂心，天天穿麻衣站在朝門前，希望王后以斯帖可以挽回王命。然而，　神的謀算更高，讓亞哈隨魯王讀歷史，察驗真正的忠臣。</w:t>
       </w:r>
       <w:r>
         <w:rPr>
           <w:rFonts w:ascii="Barlow Condensed Medium" w:eastAsia="華康細黑體" w:hAnsi="Barlow Condensed Medium" w:cs="微軟正黑體" w:hint="eastAsia"/>
-          <w:w w:val="66"/>
+          <w:w w:val="70"/>
           <w:sz w:val="26"/>
           <w:szCs w:val="26"/>
         </w:rPr>
-        <w:t>利未人是代替以色列的長子獻給　神作僕人的。而他們的職分就要維持以色列百姓在　神面前的聖潔，不論是在聖殿中的禮儀，或是在日常生活中的行為，都要遵行　神的律法。而利未人就是律法的教師，還包括傳承、抄寫和保存經卷等工作。原則上，利未人沒有產業，由以色列</w:t>
-      </w:r>
-      <w:r>
-        <w:rPr>
-          <w:rFonts w:ascii="Barlow Condensed Medium" w:eastAsia="華康細黑體" w:hAnsi="Barlow Condensed Medium" w:cs="微軟正黑體" w:hint="eastAsia"/>
-          <w:w w:val="66"/>
-          <w:sz w:val="26"/>
-          <w:szCs w:val="26"/>
-        </w:rPr>
-        <w:t>會眾所供養，是為讓他們的職分和生活與一般人有所分別，可以不受世俗和錢金的憂慮或誘惑。但是，權力的誘惑就不容易對抗，這是日後的問題了。現今急迫的是要教育新一代的以色列人成為真正的　神的子民，就是認識且明白　神的律法，且能在日常生活中身體力行。直白地說，就是在公義和良善，愛　神和愛人，主動和被動的事上能謹守遵行，這人在　神面前就是聖潔的。而尼希米的遠見，就是召集和設立利未人的事奉，要教導出一群　神真正聖潔的子民，居住在耶路撒冷和猶大全地。</w:t>
+        <w:t>末底改從來沒有想從自己的養女作了王后而得到利益。他天天站在朝門前的廣場，就如同忠心的臣子天天上朝。為了公義，他服事　神，也用自己的方式服事波斯王。像日前他揭發了兩個守門的太監要刺殺王的陰謀，現在他又為了全體猶太人的性命憂心。義人不但是行　神看為好的義，更有從　神來的智慧，能明白　神的心意。末底改明白　神讓以斯帖作了王后一定是為了什麼而預備，如今答案清楚，就是要救猶太人免於被屠殺。而且他的信心更大，就算以斯帖不救，　神也有其他方法可以救。就在哈曼的權勢和囂張看似無人能擋的情況下，　神出手了。在哈曼進宮的前一晚，突然讓波斯王想讀歷史。其實列王是　神的僕人，點醒亞哈隨魯王，要盡作王的職責。就是要彰顯公義，獎善懲惡，同時要有識人之明，分辨身邊的人，是忠是奸。此時王才明白，原來那個天天站在朝門前的人，就是當年救他一命的末底改。</w:t>
       </w:r>
     </w:p>
     <w:p>
       <w:pPr>
         <w:kinsoku w:val="0"/>
         <w:snapToGrid w:val="0"/>
-        <w:spacing w:afterLines="50" w:after="165" w:line="290" w:lineRule="exact"/>
+        <w:spacing w:afterLines="50" w:after="165" w:line="300" w:lineRule="exact"/>
         <w:jc w:val="both"/>
         <w:rPr>
           <w:rFonts w:ascii="Barlow Condensed Medium" w:eastAsia="華康細黑體" w:hAnsi="Barlow Condensed Medium" w:cs="微軟正黑體"/>
-          <w:w w:val="66"/>
+          <w:w w:val="70"/>
           <w:sz w:val="26"/>
           <w:szCs w:val="26"/>
         </w:rPr>
@@ -28186,66 +28355,30 @@
       <w:r>
         <w:rPr>
           <w:rFonts w:ascii="Barlow Condensed Medium" w:eastAsia="華康儷中黑" w:hAnsi="Barlow Condensed Medium" w:hint="eastAsia"/>
-          <w:w w:val="66"/>
+          <w:w w:val="70"/>
           <w:sz w:val="26"/>
           <w:szCs w:val="26"/>
         </w:rPr>
-        <w:t>慶典的兩個隊伍應該是從谷門上了城牆，以斯拉隊往南行再繞到東北，尼希米隊則是往北行再繞向東方。最後，二隊在聖殿集合，然後尼希米就設立利未人。</w:t>
+        <w:t xml:space="preserve">　神用末底改本身的忠義守護了他，狠狠打臉哈曼。哈曼向王建議披王袍和騎王駒遊行的尊榮，原以為是要給自己的。結果奉命一樣也不可缺少都給了末底改。</w:t>
       </w:r>
       <w:r>
         <w:rPr>
           <w:rFonts w:ascii="Barlow Condensed Medium" w:eastAsia="華康細黑體" w:hAnsi="Barlow Condensed Medium" w:cs="微軟正黑體" w:hint="eastAsia"/>
-          <w:w w:val="66"/>
+          <w:w w:val="70"/>
           <w:sz w:val="26"/>
           <w:szCs w:val="26"/>
         </w:rPr>
-        <w:t>在慶典遊行之前，祭司和利未人潔淨自己和百姓，同時也潔淨了城門和城牆。後者是個全新的概念，因為過去從來沒有舉行過奉獻城牆的儀式。可能是用牲祭的血濺灑在上面之類的儀式。重點是這城牆被潔淨後獻給了　神，就是重新恢復了耶路撒冷是祂的聖城的地位。不只是象徵臨在的聖殿，更有了象徵統治、保護和力量的城牆。遊行在城牆上進行，藉著經文的描述，我們可以知道，重建的就是大衛時期的城牆。谷門是位在城西中間的泰羅邊谷</w:t>
-      </w:r>
-      <w:r>
-        <w:rPr>
-          <w:rFonts w:ascii="Barlow Condensed Medium" w:eastAsia="華康細黑體" w:hAnsi="Barlow Condensed Medium" w:cs="微軟正黑體" w:hint="eastAsia"/>
-          <w:w w:val="66"/>
-          <w:sz w:val="26"/>
-          <w:szCs w:val="26"/>
-        </w:rPr>
-        <w:t>(</w:t>
-      </w:r>
-      <w:r>
-        <w:rPr>
-          <w:rFonts w:ascii="Barlow Condensed Medium" w:eastAsia="華康細黑體" w:hAnsi="Barlow Condensed Medium" w:cs="微軟正黑體" w:hint="eastAsia"/>
-          <w:w w:val="66"/>
-          <w:sz w:val="26"/>
-          <w:szCs w:val="26"/>
-        </w:rPr>
-        <w:t>中央山谷</w:t>
-      </w:r>
-      <w:r>
-        <w:rPr>
-          <w:rFonts w:ascii="Barlow Condensed Medium" w:eastAsia="華康細黑體" w:hAnsi="Barlow Condensed Medium" w:cs="微軟正黑體" w:hint="eastAsia"/>
-          <w:w w:val="66"/>
-          <w:sz w:val="26"/>
-          <w:szCs w:val="26"/>
-        </w:rPr>
-        <w:t>)</w:t>
-      </w:r>
-      <w:r>
-        <w:rPr>
-          <w:rFonts w:ascii="Barlow Condensed Medium" w:eastAsia="華康細黑體" w:hAnsi="Barlow Condensed Medium" w:cs="微軟正黑體" w:hint="eastAsia"/>
-          <w:w w:val="66"/>
-          <w:sz w:val="26"/>
-          <w:szCs w:val="26"/>
-        </w:rPr>
-        <w:t>上方，又水門相對於谷門是朝東的門，在汲倫溪谷的上方。聖殿占據了整個城的北方，大衛城則是在東南方。又每一隊的人員排列，凸顯了利未人的角色，領頭的詩班和殿後的樂隊都是利未人。好像教導　神的律法就如同歌聲和樂曲一般地美好和完全。最後一同聚集在聖殿，就是在　神的面前，尼希米正式宣告和設立祭司和利未人在聖殿中的事奉和當領受的供給。這才是整個典禮儀式最重要的部份，聖潔的城牆只須奉獻一次，而聖潔的百姓則是世世代代都須培養的公共事務。</w:t>
+        <w:t>所以，這讓我們重新校正了一下問題的答案，到底是以斯帖勇敢見王，用自己的生命來為族人求情，或是因為末底改的忠義，讓王分辨出哈曼的作為只是為了提昇自己的權勢。然而，真正巧妙的安排是　神，讓他們二人都因為行了義，特別是為了他人和眾人的大義，就是公義，同時讓波斯王看清楚一切，作出公義的判斷。他們兩人不但救了自己，也救了自己的族人。又在這之前，　神先打臉了哈曼和為他出詭計的妻子與朋友。重點是王的吩咐「一樣都不可缺少」，就是除了裝扮之外，要派一位極尊榮的大臣去辦此事，且他要在大街上向眾人宣告王所要尊榮的人。結果，這位極尊榮的大臣就是哈曼自己，而所要尊榮的人竟是，他今天本來要上奏來吊死他的末底改。</w:t>
       </w:r>
     </w:p>
     <w:p>
       <w:pPr>
         <w:kinsoku w:val="0"/>
         <w:snapToGrid w:val="0"/>
-        <w:spacing w:afterLines="50" w:after="165" w:line="290" w:lineRule="exact"/>
+        <w:spacing w:afterLines="50" w:after="165" w:line="300" w:lineRule="exact"/>
         <w:rPr>
           <w:rFonts w:ascii="Cambria" w:eastAsia="華康細黑體" w:hAnsi="Cambria" w:cs="Cambria"/>
-          <w:w w:val="66"/>
+          <w:w w:val="70"/>
           <w:sz w:val="26"/>
           <w:szCs w:val="26"/>
         </w:rPr>
@@ -28253,7 +28386,7 @@
       <w:r>
         <w:rPr>
           <w:rFonts w:ascii="Barlow Condensed Medium" w:eastAsia="華康儷中黑" w:hAnsi="Barlow Condensed Medium" w:cs="新細明體"/>
-          <w:w w:val="66"/>
+          <w:w w:val="70"/>
           <w:sz w:val="26"/>
           <w:szCs w:val="26"/>
         </w:rPr>
@@ -28262,16 +28395,16 @@
       <w:r>
         <w:rPr>
           <w:rFonts w:ascii="Barlow Condensed Medium" w:eastAsia="華康儷中黑" w:hAnsi="Barlow Condensed Medium" w:cs="新細明體" w:hint="eastAsia"/>
-          <w:w w:val="66"/>
+          <w:w w:val="70"/>
           <w:sz w:val="26"/>
           <w:szCs w:val="26"/>
         </w:rPr>
-        <w:t>聖潔的知識</w:t>
+        <w:t>以義報義</w:t>
       </w:r>
       <w:r>
         <w:rPr>
           <w:rFonts w:ascii="Barlow Condensed Medium" w:eastAsia="華康儷中黑" w:hAnsi="Barlow Condensed Medium" w:cs="新細明體"/>
-          <w:w w:val="66"/>
+          <w:w w:val="70"/>
           <w:sz w:val="26"/>
           <w:szCs w:val="26"/>
         </w:rPr>
@@ -28280,184 +28413,148 @@
       <w:r>
         <w:rPr>
           <w:rFonts w:ascii="Cambria" w:eastAsia="華康細黑體" w:hAnsi="Cambria" w:cs="Cambria" w:hint="eastAsia"/>
-          <w:w w:val="66"/>
+          <w:w w:val="70"/>
           <w:sz w:val="26"/>
           <w:szCs w:val="26"/>
         </w:rPr>
-        <w:t>台灣的六年國民教育從</w:t>
+        <w:t>何謂尊榮，就是以善報善，善就是義，將有價值的人、事、物的內涵彰顯出來。然而，凡有真、善、美的價值自己就會彰顯出尊榮，也是尊榮真正的所在。人只能為這原有的尊榮表示肯定或是推崇而已。而當有人有因為我們所作的事，要感謝或尊榮我們，「這是我應該做的」是一個有智慧的回答，就是讓尊榮回到所作的那件事本身，而不是人。意思是所有人都會，也都應當這樣作。「這是我應該做的」翻譯成英文就有趣了。</w:t>
       </w:r>
       <w:r>
         <w:rPr>
           <w:rFonts w:ascii="Cambria" w:eastAsia="華康細黑體" w:hAnsi="Cambria" w:cs="Cambria" w:hint="eastAsia"/>
-          <w:w w:val="66"/>
+          <w:w w:val="70"/>
           <w:sz w:val="26"/>
           <w:szCs w:val="26"/>
         </w:rPr>
-        <w:t>1943</w:t>
+        <w:t>I</w:t>
       </w:r>
       <w:r>
         <w:rPr>
-          <w:rFonts w:ascii="Cambria" w:eastAsia="華康細黑體" w:hAnsi="Cambria" w:cs="Cambria" w:hint="eastAsia"/>
-          <w:w w:val="66"/>
+          <w:rFonts w:ascii="Cambria" w:eastAsia="華康細黑體" w:hAnsi="Cambria" w:cs="Cambria"/>
+          <w:w w:val="70"/>
           <w:sz w:val="26"/>
           <w:szCs w:val="26"/>
         </w:rPr>
-        <w:t>年開始，日本政府將各級學校全面改制成國民學校。國民政府在</w:t>
+        <w:t xml:space="preserve">’m happy to do it. </w:t>
       </w:r>
       <w:r>
         <w:rPr>
           <w:rFonts w:ascii="Cambria" w:eastAsia="華康細黑體" w:hAnsi="Cambria" w:cs="Cambria" w:hint="eastAsia"/>
-          <w:w w:val="66"/>
+          <w:w w:val="70"/>
           <w:sz w:val="26"/>
           <w:szCs w:val="26"/>
         </w:rPr>
-        <w:t>1968</w:t>
+        <w:t>或</w:t>
       </w:r>
       <w:r>
         <w:rPr>
           <w:rFonts w:ascii="Cambria" w:eastAsia="華康細黑體" w:hAnsi="Cambria" w:cs="Cambria" w:hint="eastAsia"/>
-          <w:w w:val="66"/>
+          <w:w w:val="70"/>
           <w:sz w:val="26"/>
           <w:szCs w:val="26"/>
         </w:rPr>
-        <w:t>年延伸為九年，到</w:t>
+        <w:t xml:space="preserve"> T</w:t>
       </w:r>
       <w:r>
         <w:rPr>
-          <w:rFonts w:ascii="Cambria" w:eastAsia="華康細黑體" w:hAnsi="Cambria" w:cs="Cambria" w:hint="eastAsia"/>
-          <w:w w:val="66"/>
+          <w:rFonts w:ascii="Cambria" w:eastAsia="華康細黑體" w:hAnsi="Cambria" w:cs="Cambria"/>
+          <w:w w:val="70"/>
           <w:sz w:val="26"/>
           <w:szCs w:val="26"/>
         </w:rPr>
-        <w:t>2014</w:t>
+        <w:t xml:space="preserve">hat’s what I’m here for. </w:t>
       </w:r>
       <w:r>
         <w:rPr>
           <w:rFonts w:ascii="Cambria" w:eastAsia="華康細黑體" w:hAnsi="Cambria" w:cs="Cambria" w:hint="eastAsia"/>
-          <w:w w:val="66"/>
+          <w:w w:val="70"/>
           <w:sz w:val="26"/>
           <w:szCs w:val="26"/>
         </w:rPr>
-        <w:t>年實施十二年國教至今。國民教育是人民和國家現代化的重要公共政策，是為了提升平均的國民教育水平，而是是放棄多數，只挑少數的菁英教育。在文化和歷史的包袱影響下，「萬般皆下品，唯有讀書高」造就了台灣的升學主義和「知識的封建」，是只為取得社會地位和權力的途徑。此外，中國國共內戰的思想戰被移轉到台灣，極力抹滅和貶低台灣的歷史、語言和文化，又對新的統治者造神。經國幾十年的反省，只有文化重建的部份走出陰影。台灣文化和多元文化一起抬頭，卻產生了另一種危機，就是媒體和公共話語權取代了教育，反而被少數利益團隊獨佔和利用。更不用說，為奪台野心對台灣實施的統戰。好好的教育，卻被人心的惡扭曲了，因為恐龍家長</w:t>
+        <w:t>或</w:t>
       </w:r>
       <w:r>
         <w:rPr>
           <w:rFonts w:ascii="Cambria" w:eastAsia="華康細黑體" w:hAnsi="Cambria" w:cs="Cambria" w:hint="eastAsia"/>
-          <w:w w:val="66"/>
+          <w:w w:val="70"/>
           <w:sz w:val="26"/>
           <w:szCs w:val="26"/>
         </w:rPr>
-        <w:t>(</w:t>
+        <w:t xml:space="preserve"> Glad I could help</w:t>
       </w:r>
       <w:r>
         <w:rPr>
-          <w:rFonts w:ascii="Cambria" w:eastAsia="華康細黑體" w:hAnsi="Cambria" w:cs="Cambria" w:hint="eastAsia"/>
-          <w:w w:val="66"/>
+          <w:rFonts w:ascii="Cambria" w:eastAsia="華康細黑體" w:hAnsi="Cambria" w:cs="Cambria"/>
+          <w:w w:val="70"/>
           <w:sz w:val="26"/>
           <w:szCs w:val="26"/>
         </w:rPr>
-        <w:t>其實是無能官僚配合演出</w:t>
+        <w:t xml:space="preserve">. </w:t>
       </w:r>
       <w:r>
         <w:rPr>
           <w:rFonts w:ascii="Cambria" w:eastAsia="華康細黑體" w:hAnsi="Cambria" w:cs="Cambria" w:hint="eastAsia"/>
-          <w:w w:val="66"/>
+          <w:w w:val="70"/>
           <w:sz w:val="26"/>
           <w:szCs w:val="26"/>
         </w:rPr>
-        <w:t>)</w:t>
+        <w:t>或是</w:t>
       </w:r>
       <w:r>
         <w:rPr>
           <w:rFonts w:ascii="Cambria" w:eastAsia="華康細黑體" w:hAnsi="Cambria" w:cs="Cambria" w:hint="eastAsia"/>
-          <w:w w:val="66"/>
+          <w:w w:val="70"/>
           <w:sz w:val="26"/>
           <w:szCs w:val="26"/>
         </w:rPr>
-        <w:t>的關係，當老師在過去是鐵飯碗的工作，現在卻乏人問津。而耶穌是從　神來的教師，他說：真理要使人自由，才是教育真正的意義。而這觀念從</w:t>
+        <w:t xml:space="preserve"> I</w:t>
       </w:r>
       <w:r>
         <w:rPr>
-          <w:rFonts w:ascii="Cambria" w:eastAsia="華康細黑體" w:hAnsi="Cambria" w:cs="Cambria" w:hint="eastAsia"/>
-          <w:w w:val="66"/>
+          <w:rFonts w:ascii="Cambria" w:eastAsia="華康細黑體" w:hAnsi="Cambria" w:cs="Cambria"/>
+          <w:w w:val="70"/>
           <w:sz w:val="26"/>
           <w:szCs w:val="26"/>
         </w:rPr>
-        <w:t>設立</w:t>
+        <w:t>’</w:t>
       </w:r>
       <w:r>
         <w:rPr>
           <w:rFonts w:ascii="Cambria" w:eastAsia="華康細黑體" w:hAnsi="Cambria" w:cs="Cambria" w:hint="eastAsia"/>
-          <w:w w:val="66"/>
+          <w:w w:val="70"/>
           <w:sz w:val="26"/>
           <w:szCs w:val="26"/>
         </w:rPr>
-        <w:t>利未人</w:t>
+        <w:t>m just doing my job.</w:t>
       </w:r>
       <w:r>
         <w:rPr>
-          <w:rFonts w:ascii="Cambria" w:eastAsia="華康細黑體" w:hAnsi="Cambria" w:cs="Cambria" w:hint="eastAsia"/>
-          <w:w w:val="66"/>
+          <w:rFonts w:ascii="Cambria" w:eastAsia="華康細黑體" w:hAnsi="Cambria" w:cs="Cambria"/>
+          <w:w w:val="70"/>
           <w:sz w:val="26"/>
           <w:szCs w:val="26"/>
         </w:rPr>
-        <w:t>開始</w:t>
+        <w:t xml:space="preserve"> </w:t>
       </w:r>
       <w:r>
         <w:rPr>
           <w:rFonts w:ascii="Cambria" w:eastAsia="華康細黑體" w:hAnsi="Cambria" w:cs="Cambria" w:hint="eastAsia"/>
-          <w:w w:val="66"/>
+          <w:w w:val="70"/>
           <w:sz w:val="26"/>
           <w:szCs w:val="26"/>
         </w:rPr>
-        <w:t>，教導從　神來的聖潔知識，</w:t>
-      </w:r>
-      <w:r>
-        <w:rPr>
-          <w:rFonts w:ascii="Cambria" w:eastAsia="華康細黑體" w:hAnsi="Cambria" w:cs="Cambria" w:hint="eastAsia"/>
-          <w:w w:val="66"/>
-          <w:sz w:val="26"/>
-          <w:szCs w:val="26"/>
-        </w:rPr>
-        <w:t>即</w:t>
-      </w:r>
-      <w:r>
-        <w:rPr>
-          <w:rFonts w:ascii="Cambria" w:eastAsia="華康細黑體" w:hAnsi="Cambria" w:cs="Cambria" w:hint="eastAsia"/>
-          <w:w w:val="66"/>
-          <w:sz w:val="26"/>
-          <w:szCs w:val="26"/>
-        </w:rPr>
-        <w:t>對良善</w:t>
-      </w:r>
-      <w:r>
-        <w:rPr>
-          <w:rFonts w:ascii="Cambria" w:eastAsia="華康細黑體" w:hAnsi="Cambria" w:cs="Cambria" w:hint="eastAsia"/>
-          <w:w w:val="66"/>
-          <w:sz w:val="26"/>
-          <w:szCs w:val="26"/>
-        </w:rPr>
-        <w:t>的</w:t>
-      </w:r>
-      <w:r>
-        <w:rPr>
-          <w:rFonts w:ascii="Cambria" w:eastAsia="華康細黑體" w:hAnsi="Cambria" w:cs="Cambria" w:hint="eastAsia"/>
-          <w:w w:val="66"/>
-          <w:sz w:val="26"/>
-          <w:szCs w:val="26"/>
-        </w:rPr>
-        <w:t>尋求和明白，且心存敬畏。</w:t>
+        <w:t>簡單地說，做善的事不是為了得到別人的讚美或感謝，而是我們喜歡美善的事發生，就樂意去行，都是因為美善本身。而至高的良善就是　神自己，敬畏　神的人就喜愛良善且熱心行善。　神也必用祂的義回應義人。</w:t>
       </w:r>
     </w:p>
     <w:p>
       <w:pPr>
         <w:kinsoku w:val="0"/>
         <w:snapToGrid w:val="0"/>
-        <w:spacing w:afterLines="50" w:after="165" w:line="290" w:lineRule="exact"/>
+        <w:spacing w:afterLines="50" w:after="165" w:line="300" w:lineRule="exact"/>
         <w:jc w:val="both"/>
         <w:rPr>
           <w:rFonts w:ascii="Barlow Condensed Medium" w:eastAsia="華康儷中黑" w:hAnsi="Barlow Condensed Medium"/>
-          <w:w w:val="66"/>
+          <w:w w:val="70"/>
           <w:sz w:val="26"/>
           <w:szCs w:val="26"/>
         </w:rPr>
@@ -28465,25 +28562,25 @@
       <w:r>
         <w:rPr>
           <w:rFonts w:ascii="Barlow Condensed Medium" w:eastAsia="華康儷中黑" w:hAnsi="Barlow Condensed Medium" w:hint="eastAsia"/>
-          <w:w w:val="66"/>
+          <w:w w:val="70"/>
           <w:sz w:val="26"/>
           <w:szCs w:val="26"/>
         </w:rPr>
-        <w:t>以色列人是按著摩西律法，將分別為聖的利未人找回來，在聖殿專職事奉　神和會眾的工作。這聖潔卻又卑微的職份就是事奉　神和眾人之事最重要的態度。</w:t>
+        <w:t>義人配得尊榮，且　神要親自加給，這是獨一真神耶和華的信仰的核心。又世間的尊榮是空虛，唯使生命復活和永生才是真正的尊榮，這就是基督福音的真諦。</w:t>
       </w:r>
       <w:r>
         <w:rPr>
           <w:rFonts w:ascii="Barlow Condensed Medium" w:eastAsia="華康細黑體" w:hAnsi="Barlow Condensed Medium" w:cs="微軟正黑體" w:hint="eastAsia"/>
-          <w:w w:val="66"/>
+          <w:w w:val="70"/>
           <w:sz w:val="26"/>
           <w:szCs w:val="26"/>
         </w:rPr>
-        <w:t>教育　神聖潔的律法，就是關於良善的知識，本身就是一件聖潔和高尚，且無法以價值來衡量的職份。暫且不說，後來造成的猶太律法主義和綁架聖殿利益和權力的家族集團，利未人的事奉就單純是為了使人認識　神。然而，這樣的敬虔和智慧，仍留傳在猶太拉比之中。他們用問題回答問題，做的是啟發人心的工作，因為他們明白，真正的答案從　神而來，每個人必須自己領受，而是老師和課本中的標準答案。</w:t>
+        <w:t>行公義的　神配得尊榮，　神也將尊榮加給行　神的公義的人。人應該將尊榮歸給　神，但若是歸給人的卻問題多多。因為人彼此尊榮，卻沒有真正有尊榮的義行。這正是世間的權勢所追求的虛榮。唯有從　神而來尊榮是值得渴慕的，不但出於　神公義的判斷，更有相稱與生命本身的尊榮，且一樣都不可缺少。</w:t>
       </w:r>
       <w:r>
         <w:rPr>
           <w:rFonts w:ascii="Barlow Condensed Medium" w:eastAsia="華康細黑體" w:hAnsi="Barlow Condensed Medium" w:cs="微軟正黑體" w:hint="eastAsia"/>
-          <w:w w:val="66"/>
+          <w:w w:val="70"/>
           <w:sz w:val="26"/>
           <w:szCs w:val="26"/>
         </w:rPr>
@@ -28491,8 +28588,8 @@
       </w:r>
     </w:p>
     <w:sectPr>
-      <w:headerReference w:type="even" r:id="rId18"/>
-      <w:headerReference w:type="default" r:id="rId19"/>
+      <w:headerReference w:type="even" r:id="rId19"/>
+      <w:headerReference w:type="default" r:id="rId20"/>
       <w:type w:val="evenPage"/>
       <w:pgSz w:w="20639" w:h="14572" w:orient="landscape" w:code="12"/>
       <w:pgMar w:top="794" w:right="567" w:bottom="510" w:left="567" w:header="340" w:footer="454" w:gutter="0"/>
@@ -28510,7 +28607,7 @@
 </file>
 
 <file path=word/endnotes.xml><?xml version="1.0" encoding="utf-8"?>
-<w:endnotes xmlns:wpc="http://schemas.microsoft.com/office/word/2010/wordprocessingCanvas" xmlns:cx="http://schemas.microsoft.com/office/drawing/2014/chartex" xmlns:cx1="http://schemas.microsoft.com/office/drawing/2015/9/8/chartex" xmlns:cx2="http://schemas.microsoft.com/office/drawing/2015/10/21/chartex" xmlns:cx3="http://schemas.microsoft.com/office/drawing/2016/5/9/chartex" xmlns:cx4="http://schemas.microsoft.com/office/drawing/2016/5/10/chartex" xmlns:cx5="http://schemas.microsoft.com/office/drawing/2016/5/11/chartex" xmlns:cx6="http://schemas.microsoft.com/office/drawing/2016/5/12/chartex" xmlns:cx7="http://schemas.microsoft.com/office/drawing/2016/5/13/chartex" xmlns:cx8="http://schemas.microsoft.com/office/drawing/2016/5/14/chartex" xmlns:mc="http://schemas.openxmlformats.org/markup-compatibility/2006" xmlns:aink="http://schemas.microsoft.com/office/drawing/2016/ink" xmlns:am3d="http://schemas.microsoft.com/office/drawing/2017/model3d" xmlns:o="urn:schemas-microsoft-com:office:office" xmlns:oel="http://schemas.microsoft.com/office/2019/extlst" xmlns:r="http://schemas.openxmlformats.org/officeDocument/2006/relationships" xmlns:m="http://schemas.openxmlformats.org/officeDocument/2006/math" xmlns:v="urn:schemas-microsoft-com:vml" xmlns:wp14="http://schemas.microsoft.com/office/word/2010/wordprocessingDrawing" xmlns:wp="http://schemas.openxmlformats.org/drawingml/2006/wordprocessingDrawing" xmlns:w10="urn:schemas-microsoft-com:office:word" xmlns:w="http://schemas.openxmlformats.org/wordprocessingml/2006/main" xmlns:w14="http://schemas.microsoft.com/office/word/2010/wordml" xmlns:w15="http://schemas.microsoft.com/office/word/2012/wordml" xmlns:w16cex="http://schemas.microsoft.com/office/word/2018/wordml/cex" xmlns:w16cid="http://schemas.microsoft.com/office/word/2016/wordml/cid" xmlns:w16="http://schemas.microsoft.com/office/word/2018/wordml" xmlns:w16sdtdh="http://schemas.microsoft.com/office/word/2020/wordml/sdtdatahash" xmlns:w16se="http://schemas.microsoft.com/office/word/2015/wordml/symex" xmlns:wpg="http://schemas.microsoft.com/office/word/2010/wordprocessingGroup" xmlns:wpi="http://schemas.microsoft.com/office/word/2010/wordprocessingInk" xmlns:wne="http://schemas.microsoft.com/office/word/2006/wordml" xmlns:wps="http://schemas.microsoft.com/office/word/2010/wordprocessingShape" mc:Ignorable="w14 w15 w16se w16cid w16 w16cex w16sdtdh wp14">
+<w:endnotes xmlns:wpc="http://schemas.microsoft.com/office/word/2010/wordprocessingCanvas" xmlns:mc="http://schemas.openxmlformats.org/markup-compatibility/2006" xmlns:o="urn:schemas-microsoft-com:office:office" xmlns:r="http://schemas.openxmlformats.org/officeDocument/2006/relationships" xmlns:m="http://schemas.openxmlformats.org/officeDocument/2006/math" xmlns:v="urn:schemas-microsoft-com:vml" xmlns:wp14="http://schemas.microsoft.com/office/word/2010/wordprocessingDrawing" xmlns:wp="http://schemas.openxmlformats.org/drawingml/2006/wordprocessingDrawing" xmlns:w10="urn:schemas-microsoft-com:office:word" xmlns:w="http://schemas.openxmlformats.org/wordprocessingml/2006/main" xmlns:w14="http://schemas.microsoft.com/office/word/2010/wordml" xmlns:w15="http://schemas.microsoft.com/office/word/2012/wordml" xmlns:wpg="http://schemas.microsoft.com/office/word/2010/wordprocessingGroup" xmlns:wpi="http://schemas.microsoft.com/office/word/2010/wordprocessingInk" xmlns:wne="http://schemas.microsoft.com/office/word/2006/wordml" xmlns:wps="http://schemas.microsoft.com/office/word/2010/wordprocessingShape" mc:Ignorable="w14 w15 wp14">
   <w:endnote w:type="separator" w:id="-1">
     <w:p>
       <w:r>
@@ -28529,7 +28626,7 @@
 </file>
 
 <file path=word/footnotes.xml><?xml version="1.0" encoding="utf-8"?>
-<w:footnotes xmlns:wpc="http://schemas.microsoft.com/office/word/2010/wordprocessingCanvas" xmlns:cx="http://schemas.microsoft.com/office/drawing/2014/chartex" xmlns:cx1="http://schemas.microsoft.com/office/drawing/2015/9/8/chartex" xmlns:cx2="http://schemas.microsoft.com/office/drawing/2015/10/21/chartex" xmlns:cx3="http://schemas.microsoft.com/office/drawing/2016/5/9/chartex" xmlns:cx4="http://schemas.microsoft.com/office/drawing/2016/5/10/chartex" xmlns:cx5="http://schemas.microsoft.com/office/drawing/2016/5/11/chartex" xmlns:cx6="http://schemas.microsoft.com/office/drawing/2016/5/12/chartex" xmlns:cx7="http://schemas.microsoft.com/office/drawing/2016/5/13/chartex" xmlns:cx8="http://schemas.microsoft.com/office/drawing/2016/5/14/chartex" xmlns:mc="http://schemas.openxmlformats.org/markup-compatibility/2006" xmlns:aink="http://schemas.microsoft.com/office/drawing/2016/ink" xmlns:am3d="http://schemas.microsoft.com/office/drawing/2017/model3d" xmlns:o="urn:schemas-microsoft-com:office:office" xmlns:oel="http://schemas.microsoft.com/office/2019/extlst" xmlns:r="http://schemas.openxmlformats.org/officeDocument/2006/relationships" xmlns:m="http://schemas.openxmlformats.org/officeDocument/2006/math" xmlns:v="urn:schemas-microsoft-com:vml" xmlns:wp14="http://schemas.microsoft.com/office/word/2010/wordprocessingDrawing" xmlns:wp="http://schemas.openxmlformats.org/drawingml/2006/wordprocessingDrawing" xmlns:w10="urn:schemas-microsoft-com:office:word" xmlns:w="http://schemas.openxmlformats.org/wordprocessingml/2006/main" xmlns:w14="http://schemas.microsoft.com/office/word/2010/wordml" xmlns:w15="http://schemas.microsoft.com/office/word/2012/wordml" xmlns:w16cex="http://schemas.microsoft.com/office/word/2018/wordml/cex" xmlns:w16cid="http://schemas.microsoft.com/office/word/2016/wordml/cid" xmlns:w16="http://schemas.microsoft.com/office/word/2018/wordml" xmlns:w16sdtdh="http://schemas.microsoft.com/office/word/2020/wordml/sdtdatahash" xmlns:w16se="http://schemas.microsoft.com/office/word/2015/wordml/symex" xmlns:wpg="http://schemas.microsoft.com/office/word/2010/wordprocessingGroup" xmlns:wpi="http://schemas.microsoft.com/office/word/2010/wordprocessingInk" xmlns:wne="http://schemas.microsoft.com/office/word/2006/wordml" xmlns:wps="http://schemas.microsoft.com/office/word/2010/wordprocessingShape" mc:Ignorable="w14 w15 w16se w16cid w16 w16cex w16sdtdh wp14">
+<w:footnotes xmlns:wpc="http://schemas.microsoft.com/office/word/2010/wordprocessingCanvas" xmlns:mc="http://schemas.openxmlformats.org/markup-compatibility/2006" xmlns:o="urn:schemas-microsoft-com:office:office" xmlns:r="http://schemas.openxmlformats.org/officeDocument/2006/relationships" xmlns:m="http://schemas.openxmlformats.org/officeDocument/2006/math" xmlns:v="urn:schemas-microsoft-com:vml" xmlns:wp14="http://schemas.microsoft.com/office/word/2010/wordprocessingDrawing" xmlns:wp="http://schemas.openxmlformats.org/drawingml/2006/wordprocessingDrawing" xmlns:w10="urn:schemas-microsoft-com:office:word" xmlns:w="http://schemas.openxmlformats.org/wordprocessingml/2006/main" xmlns:w14="http://schemas.microsoft.com/office/word/2010/wordml" xmlns:w15="http://schemas.microsoft.com/office/word/2012/wordml" xmlns:wpg="http://schemas.microsoft.com/office/word/2010/wordprocessingGroup" xmlns:wpi="http://schemas.microsoft.com/office/word/2010/wordprocessingInk" xmlns:wne="http://schemas.microsoft.com/office/word/2006/wordml" xmlns:wps="http://schemas.microsoft.com/office/word/2010/wordprocessingShape" mc:Ignorable="w14 w15 wp14">
   <w:footnote w:type="separator" w:id="-1">
     <w:p>
       <w:r>
@@ -28548,7 +28645,7 @@
 </file>
 
 <file path=word/header1.xml><?xml version="1.0" encoding="utf-8"?>
-<w:hdr xmlns:wpc="http://schemas.microsoft.com/office/word/2010/wordprocessingCanvas" xmlns:cx="http://schemas.microsoft.com/office/drawing/2014/chartex" xmlns:cx1="http://schemas.microsoft.com/office/drawing/2015/9/8/chartex" xmlns:cx2="http://schemas.microsoft.com/office/drawing/2015/10/21/chartex" xmlns:cx3="http://schemas.microsoft.com/office/drawing/2016/5/9/chartex" xmlns:cx4="http://schemas.microsoft.com/office/drawing/2016/5/10/chartex" xmlns:cx5="http://schemas.microsoft.com/office/drawing/2016/5/11/chartex" xmlns:cx6="http://schemas.microsoft.com/office/drawing/2016/5/12/chartex" xmlns:cx7="http://schemas.microsoft.com/office/drawing/2016/5/13/chartex" xmlns:cx8="http://schemas.microsoft.com/office/drawing/2016/5/14/chartex" xmlns:mc="http://schemas.openxmlformats.org/markup-compatibility/2006" xmlns:aink="http://schemas.microsoft.com/office/drawing/2016/ink" xmlns:am3d="http://schemas.microsoft.com/office/drawing/2017/model3d" xmlns:o="urn:schemas-microsoft-com:office:office" xmlns:oel="http://schemas.microsoft.com/office/2019/extlst" xmlns:r="http://schemas.openxmlformats.org/officeDocument/2006/relationships" xmlns:m="http://schemas.openxmlformats.org/officeDocument/2006/math" xmlns:v="urn:schemas-microsoft-com:vml" xmlns:wp14="http://schemas.microsoft.com/office/word/2010/wordprocessingDrawing" xmlns:wp="http://schemas.openxmlformats.org/drawingml/2006/wordprocessingDrawing" xmlns:w10="urn:schemas-microsoft-com:office:word" xmlns:w="http://schemas.openxmlformats.org/wordprocessingml/2006/main" xmlns:w14="http://schemas.microsoft.com/office/word/2010/wordml" xmlns:w15="http://schemas.microsoft.com/office/word/2012/wordml" xmlns:w16cex="http://schemas.microsoft.com/office/word/2018/wordml/cex" xmlns:w16cid="http://schemas.microsoft.com/office/word/2016/wordml/cid" xmlns:w16="http://schemas.microsoft.com/office/word/2018/wordml" xmlns:w16sdtdh="http://schemas.microsoft.com/office/word/2020/wordml/sdtdatahash" xmlns:w16se="http://schemas.microsoft.com/office/word/2015/wordml/symex" xmlns:wpg="http://schemas.microsoft.com/office/word/2010/wordprocessingGroup" xmlns:wpi="http://schemas.microsoft.com/office/word/2010/wordprocessingInk" xmlns:wne="http://schemas.microsoft.com/office/word/2006/wordml" xmlns:wps="http://schemas.microsoft.com/office/word/2010/wordprocessingShape" mc:Ignorable="w14 w15 w16se w16cid w16 w16cex w16sdtdh wp14">
+<w:hdr xmlns:wpc="http://schemas.microsoft.com/office/word/2010/wordprocessingCanvas" xmlns:mc="http://schemas.openxmlformats.org/markup-compatibility/2006" xmlns:o="urn:schemas-microsoft-com:office:office" xmlns:r="http://schemas.openxmlformats.org/officeDocument/2006/relationships" xmlns:m="http://schemas.openxmlformats.org/officeDocument/2006/math" xmlns:v="urn:schemas-microsoft-com:vml" xmlns:wp14="http://schemas.microsoft.com/office/word/2010/wordprocessingDrawing" xmlns:wp="http://schemas.openxmlformats.org/drawingml/2006/wordprocessingDrawing" xmlns:w10="urn:schemas-microsoft-com:office:word" xmlns:w="http://schemas.openxmlformats.org/wordprocessingml/2006/main" xmlns:w14="http://schemas.microsoft.com/office/word/2010/wordml" xmlns:w15="http://schemas.microsoft.com/office/word/2012/wordml" xmlns:wpg="http://schemas.microsoft.com/office/word/2010/wordprocessingGroup" xmlns:wpi="http://schemas.microsoft.com/office/word/2010/wordprocessingInk" xmlns:wne="http://schemas.microsoft.com/office/word/2006/wordml" xmlns:wps="http://schemas.microsoft.com/office/word/2010/wordprocessingShape" mc:Ignorable="w14 w15 wp14">
   <w:p>
     <w:pPr>
       <w:pStyle w:val="a4"/>
@@ -29006,7 +29103,7 @@
 </file>
 
 <file path=word/header2.xml><?xml version="1.0" encoding="utf-8"?>
-<w:hdr xmlns:wpc="http://schemas.microsoft.com/office/word/2010/wordprocessingCanvas" xmlns:cx="http://schemas.microsoft.com/office/drawing/2014/chartex" xmlns:cx1="http://schemas.microsoft.com/office/drawing/2015/9/8/chartex" xmlns:cx2="http://schemas.microsoft.com/office/drawing/2015/10/21/chartex" xmlns:cx3="http://schemas.microsoft.com/office/drawing/2016/5/9/chartex" xmlns:cx4="http://schemas.microsoft.com/office/drawing/2016/5/10/chartex" xmlns:cx5="http://schemas.microsoft.com/office/drawing/2016/5/11/chartex" xmlns:cx6="http://schemas.microsoft.com/office/drawing/2016/5/12/chartex" xmlns:cx7="http://schemas.microsoft.com/office/drawing/2016/5/13/chartex" xmlns:cx8="http://schemas.microsoft.com/office/drawing/2016/5/14/chartex" xmlns:mc="http://schemas.openxmlformats.org/markup-compatibility/2006" xmlns:aink="http://schemas.microsoft.com/office/drawing/2016/ink" xmlns:am3d="http://schemas.microsoft.com/office/drawing/2017/model3d" xmlns:o="urn:schemas-microsoft-com:office:office" xmlns:oel="http://schemas.microsoft.com/office/2019/extlst" xmlns:r="http://schemas.openxmlformats.org/officeDocument/2006/relationships" xmlns:m="http://schemas.openxmlformats.org/officeDocument/2006/math" xmlns:v="urn:schemas-microsoft-com:vml" xmlns:wp14="http://schemas.microsoft.com/office/word/2010/wordprocessingDrawing" xmlns:wp="http://schemas.openxmlformats.org/drawingml/2006/wordprocessingDrawing" xmlns:w10="urn:schemas-microsoft-com:office:word" xmlns:w="http://schemas.openxmlformats.org/wordprocessingml/2006/main" xmlns:w14="http://schemas.microsoft.com/office/word/2010/wordml" xmlns:w15="http://schemas.microsoft.com/office/word/2012/wordml" xmlns:w16cex="http://schemas.microsoft.com/office/word/2018/wordml/cex" xmlns:w16cid="http://schemas.microsoft.com/office/word/2016/wordml/cid" xmlns:w16="http://schemas.microsoft.com/office/word/2018/wordml" xmlns:w16sdtdh="http://schemas.microsoft.com/office/word/2020/wordml/sdtdatahash" xmlns:w16se="http://schemas.microsoft.com/office/word/2015/wordml/symex" xmlns:wpg="http://schemas.microsoft.com/office/word/2010/wordprocessingGroup" xmlns:wpi="http://schemas.microsoft.com/office/word/2010/wordprocessingInk" xmlns:wne="http://schemas.microsoft.com/office/word/2006/wordml" xmlns:wps="http://schemas.microsoft.com/office/word/2010/wordprocessingShape" mc:Ignorable="w14 w15 w16se w16cid w16 w16cex w16sdtdh wp14">
+<w:hdr xmlns:wpc="http://schemas.microsoft.com/office/word/2010/wordprocessingCanvas" xmlns:mc="http://schemas.openxmlformats.org/markup-compatibility/2006" xmlns:o="urn:schemas-microsoft-com:office:office" xmlns:r="http://schemas.openxmlformats.org/officeDocument/2006/relationships" xmlns:m="http://schemas.openxmlformats.org/officeDocument/2006/math" xmlns:v="urn:schemas-microsoft-com:vml" xmlns:wp14="http://schemas.microsoft.com/office/word/2010/wordprocessingDrawing" xmlns:wp="http://schemas.openxmlformats.org/drawingml/2006/wordprocessingDrawing" xmlns:w10="urn:schemas-microsoft-com:office:word" xmlns:w="http://schemas.openxmlformats.org/wordprocessingml/2006/main" xmlns:w14="http://schemas.microsoft.com/office/word/2010/wordml" xmlns:w15="http://schemas.microsoft.com/office/word/2012/wordml" xmlns:wpg="http://schemas.microsoft.com/office/word/2010/wordprocessingGroup" xmlns:wpi="http://schemas.microsoft.com/office/word/2010/wordprocessingInk" xmlns:wne="http://schemas.microsoft.com/office/word/2006/wordml" xmlns:wps="http://schemas.microsoft.com/office/word/2010/wordprocessingShape" mc:Ignorable="w14 w15 wp14">
   <w:p>
     <w:pPr>
       <w:pStyle w:val="a4"/>
@@ -29464,7 +29561,7 @@
 </file>
 
 <file path=word/header3.xml><?xml version="1.0" encoding="utf-8"?>
-<w:hdr xmlns:wpc="http://schemas.microsoft.com/office/word/2010/wordprocessingCanvas" xmlns:cx="http://schemas.microsoft.com/office/drawing/2014/chartex" xmlns:cx1="http://schemas.microsoft.com/office/drawing/2015/9/8/chartex" xmlns:cx2="http://schemas.microsoft.com/office/drawing/2015/10/21/chartex" xmlns:cx3="http://schemas.microsoft.com/office/drawing/2016/5/9/chartex" xmlns:cx4="http://schemas.microsoft.com/office/drawing/2016/5/10/chartex" xmlns:cx5="http://schemas.microsoft.com/office/drawing/2016/5/11/chartex" xmlns:cx6="http://schemas.microsoft.com/office/drawing/2016/5/12/chartex" xmlns:cx7="http://schemas.microsoft.com/office/drawing/2016/5/13/chartex" xmlns:cx8="http://schemas.microsoft.com/office/drawing/2016/5/14/chartex" xmlns:mc="http://schemas.openxmlformats.org/markup-compatibility/2006" xmlns:aink="http://schemas.microsoft.com/office/drawing/2016/ink" xmlns:am3d="http://schemas.microsoft.com/office/drawing/2017/model3d" xmlns:o="urn:schemas-microsoft-com:office:office" xmlns:oel="http://schemas.microsoft.com/office/2019/extlst" xmlns:r="http://schemas.openxmlformats.org/officeDocument/2006/relationships" xmlns:m="http://schemas.openxmlformats.org/officeDocument/2006/math" xmlns:v="urn:schemas-microsoft-com:vml" xmlns:wp14="http://schemas.microsoft.com/office/word/2010/wordprocessingDrawing" xmlns:wp="http://schemas.openxmlformats.org/drawingml/2006/wordprocessingDrawing" xmlns:w10="urn:schemas-microsoft-com:office:word" xmlns:w="http://schemas.openxmlformats.org/wordprocessingml/2006/main" xmlns:w14="http://schemas.microsoft.com/office/word/2010/wordml" xmlns:w15="http://schemas.microsoft.com/office/word/2012/wordml" xmlns:w16cex="http://schemas.microsoft.com/office/word/2018/wordml/cex" xmlns:w16cid="http://schemas.microsoft.com/office/word/2016/wordml/cid" xmlns:w16="http://schemas.microsoft.com/office/word/2018/wordml" xmlns:w16sdtdh="http://schemas.microsoft.com/office/word/2020/wordml/sdtdatahash" xmlns:w16se="http://schemas.microsoft.com/office/word/2015/wordml/symex" xmlns:wpg="http://schemas.microsoft.com/office/word/2010/wordprocessingGroup" xmlns:wpi="http://schemas.microsoft.com/office/word/2010/wordprocessingInk" xmlns:wne="http://schemas.microsoft.com/office/word/2006/wordml" xmlns:wps="http://schemas.microsoft.com/office/word/2010/wordprocessingShape" mc:Ignorable="w14 w15 w16se w16cid w16 w16cex w16sdtdh wp14">
+<w:hdr xmlns:wpc="http://schemas.microsoft.com/office/word/2010/wordprocessingCanvas" xmlns:mc="http://schemas.openxmlformats.org/markup-compatibility/2006" xmlns:o="urn:schemas-microsoft-com:office:office" xmlns:r="http://schemas.openxmlformats.org/officeDocument/2006/relationships" xmlns:m="http://schemas.openxmlformats.org/officeDocument/2006/math" xmlns:v="urn:schemas-microsoft-com:vml" xmlns:wp14="http://schemas.microsoft.com/office/word/2010/wordprocessingDrawing" xmlns:wp="http://schemas.openxmlformats.org/drawingml/2006/wordprocessingDrawing" xmlns:w10="urn:schemas-microsoft-com:office:word" xmlns:w="http://schemas.openxmlformats.org/wordprocessingml/2006/main" xmlns:w14="http://schemas.microsoft.com/office/word/2010/wordml" xmlns:w15="http://schemas.microsoft.com/office/word/2012/wordml" xmlns:wpg="http://schemas.microsoft.com/office/word/2010/wordprocessingGroup" xmlns:wpi="http://schemas.microsoft.com/office/word/2010/wordprocessingInk" xmlns:wne="http://schemas.microsoft.com/office/word/2006/wordml" xmlns:wps="http://schemas.microsoft.com/office/word/2010/wordprocessingShape" mc:Ignorable="w14 w15 wp14">
   <w:p>
     <w:pPr>
       <w:pStyle w:val="a4"/>
@@ -29922,7 +30019,7 @@
 </file>
 
 <file path=word/header4.xml><?xml version="1.0" encoding="utf-8"?>
-<w:hdr xmlns:wpc="http://schemas.microsoft.com/office/word/2010/wordprocessingCanvas" xmlns:cx="http://schemas.microsoft.com/office/drawing/2014/chartex" xmlns:cx1="http://schemas.microsoft.com/office/drawing/2015/9/8/chartex" xmlns:cx2="http://schemas.microsoft.com/office/drawing/2015/10/21/chartex" xmlns:cx3="http://schemas.microsoft.com/office/drawing/2016/5/9/chartex" xmlns:cx4="http://schemas.microsoft.com/office/drawing/2016/5/10/chartex" xmlns:cx5="http://schemas.microsoft.com/office/drawing/2016/5/11/chartex" xmlns:cx6="http://schemas.microsoft.com/office/drawing/2016/5/12/chartex" xmlns:cx7="http://schemas.microsoft.com/office/drawing/2016/5/13/chartex" xmlns:cx8="http://schemas.microsoft.com/office/drawing/2016/5/14/chartex" xmlns:mc="http://schemas.openxmlformats.org/markup-compatibility/2006" xmlns:aink="http://schemas.microsoft.com/office/drawing/2016/ink" xmlns:am3d="http://schemas.microsoft.com/office/drawing/2017/model3d" xmlns:o="urn:schemas-microsoft-com:office:office" xmlns:oel="http://schemas.microsoft.com/office/2019/extlst" xmlns:r="http://schemas.openxmlformats.org/officeDocument/2006/relationships" xmlns:m="http://schemas.openxmlformats.org/officeDocument/2006/math" xmlns:v="urn:schemas-microsoft-com:vml" xmlns:wp14="http://schemas.microsoft.com/office/word/2010/wordprocessingDrawing" xmlns:wp="http://schemas.openxmlformats.org/drawingml/2006/wordprocessingDrawing" xmlns:w10="urn:schemas-microsoft-com:office:word" xmlns:w="http://schemas.openxmlformats.org/wordprocessingml/2006/main" xmlns:w14="http://schemas.microsoft.com/office/word/2010/wordml" xmlns:w15="http://schemas.microsoft.com/office/word/2012/wordml" xmlns:w16cex="http://schemas.microsoft.com/office/word/2018/wordml/cex" xmlns:w16cid="http://schemas.microsoft.com/office/word/2016/wordml/cid" xmlns:w16="http://schemas.microsoft.com/office/word/2018/wordml" xmlns:w16sdtdh="http://schemas.microsoft.com/office/word/2020/wordml/sdtdatahash" xmlns:w16se="http://schemas.microsoft.com/office/word/2015/wordml/symex" xmlns:wpg="http://schemas.microsoft.com/office/word/2010/wordprocessingGroup" xmlns:wpi="http://schemas.microsoft.com/office/word/2010/wordprocessingInk" xmlns:wne="http://schemas.microsoft.com/office/word/2006/wordml" xmlns:wps="http://schemas.microsoft.com/office/word/2010/wordprocessingShape" mc:Ignorable="w14 w15 w16se w16cid w16 w16cex w16sdtdh wp14">
+<w:hdr xmlns:wpc="http://schemas.microsoft.com/office/word/2010/wordprocessingCanvas" xmlns:mc="http://schemas.openxmlformats.org/markup-compatibility/2006" xmlns:o="urn:schemas-microsoft-com:office:office" xmlns:r="http://schemas.openxmlformats.org/officeDocument/2006/relationships" xmlns:m="http://schemas.openxmlformats.org/officeDocument/2006/math" xmlns:v="urn:schemas-microsoft-com:vml" xmlns:wp14="http://schemas.microsoft.com/office/word/2010/wordprocessingDrawing" xmlns:wp="http://schemas.openxmlformats.org/drawingml/2006/wordprocessingDrawing" xmlns:w10="urn:schemas-microsoft-com:office:word" xmlns:w="http://schemas.openxmlformats.org/wordprocessingml/2006/main" xmlns:w14="http://schemas.microsoft.com/office/word/2010/wordml" xmlns:w15="http://schemas.microsoft.com/office/word/2012/wordml" xmlns:wpg="http://schemas.microsoft.com/office/word/2010/wordprocessingGroup" xmlns:wpi="http://schemas.microsoft.com/office/word/2010/wordprocessingInk" xmlns:wne="http://schemas.microsoft.com/office/word/2006/wordml" xmlns:wps="http://schemas.microsoft.com/office/word/2010/wordprocessingShape" mc:Ignorable="w14 w15 wp14">
   <w:p>
     <w:pPr>
       <w:pStyle w:val="a4"/>
@@ -30380,7 +30477,7 @@
 </file>
 
 <file path=word/numbering.xml><?xml version="1.0" encoding="utf-8"?>
-<w:numbering xmlns:wpc="http://schemas.microsoft.com/office/word/2010/wordprocessingCanvas" xmlns:cx="http://schemas.microsoft.com/office/drawing/2014/chartex" xmlns:cx1="http://schemas.microsoft.com/office/drawing/2015/9/8/chartex" xmlns:cx2="http://schemas.microsoft.com/office/drawing/2015/10/21/chartex" xmlns:cx3="http://schemas.microsoft.com/office/drawing/2016/5/9/chartex" xmlns:cx4="http://schemas.microsoft.com/office/drawing/2016/5/10/chartex" xmlns:cx5="http://schemas.microsoft.com/office/drawing/2016/5/11/chartex" xmlns:cx6="http://schemas.microsoft.com/office/drawing/2016/5/12/chartex" xmlns:cx7="http://schemas.microsoft.com/office/drawing/2016/5/13/chartex" xmlns:cx8="http://schemas.microsoft.com/office/drawing/2016/5/14/chartex" xmlns:mc="http://schemas.openxmlformats.org/markup-compatibility/2006" xmlns:aink="http://schemas.microsoft.com/office/drawing/2016/ink" xmlns:am3d="http://schemas.microsoft.com/office/drawing/2017/model3d" xmlns:o="urn:schemas-microsoft-com:office:office" xmlns:oel="http://schemas.microsoft.com/office/2019/extlst" xmlns:r="http://schemas.openxmlformats.org/officeDocument/2006/relationships" xmlns:m="http://schemas.openxmlformats.org/officeDocument/2006/math" xmlns:v="urn:schemas-microsoft-com:vml" xmlns:wp14="http://schemas.microsoft.com/office/word/2010/wordprocessingDrawing" xmlns:wp="http://schemas.openxmlformats.org/drawingml/2006/wordprocessingDrawing" xmlns:w10="urn:schemas-microsoft-com:office:word" xmlns:w="http://schemas.openxmlformats.org/wordprocessingml/2006/main" xmlns:w14="http://schemas.microsoft.com/office/word/2010/wordml" xmlns:w15="http://schemas.microsoft.com/office/word/2012/wordml" xmlns:w16cex="http://schemas.microsoft.com/office/word/2018/wordml/cex" xmlns:w16cid="http://schemas.microsoft.com/office/word/2016/wordml/cid" xmlns:w16="http://schemas.microsoft.com/office/word/2018/wordml" xmlns:w16sdtdh="http://schemas.microsoft.com/office/word/2020/wordml/sdtdatahash" xmlns:w16se="http://schemas.microsoft.com/office/word/2015/wordml/symex" xmlns:wpg="http://schemas.microsoft.com/office/word/2010/wordprocessingGroup" xmlns:wpi="http://schemas.microsoft.com/office/word/2010/wordprocessingInk" xmlns:wne="http://schemas.microsoft.com/office/word/2006/wordml" xmlns:wps="http://schemas.microsoft.com/office/word/2010/wordprocessingShape" mc:Ignorable="w14 w15 w16se w16cid w16 w16cex w16sdtdh wp14">
+<w:numbering xmlns:wpc="http://schemas.microsoft.com/office/word/2010/wordprocessingCanvas" xmlns:mc="http://schemas.openxmlformats.org/markup-compatibility/2006" xmlns:o="urn:schemas-microsoft-com:office:office" xmlns:r="http://schemas.openxmlformats.org/officeDocument/2006/relationships" xmlns:m="http://schemas.openxmlformats.org/officeDocument/2006/math" xmlns:v="urn:schemas-microsoft-com:vml" xmlns:wp14="http://schemas.microsoft.com/office/word/2010/wordprocessingDrawing" xmlns:wp="http://schemas.openxmlformats.org/drawingml/2006/wordprocessingDrawing" xmlns:w10="urn:schemas-microsoft-com:office:word" xmlns:w="http://schemas.openxmlformats.org/wordprocessingml/2006/main" xmlns:w14="http://schemas.microsoft.com/office/word/2010/wordml" xmlns:w15="http://schemas.microsoft.com/office/word/2012/wordml" xmlns:wpg="http://schemas.microsoft.com/office/word/2010/wordprocessingGroup" xmlns:wpi="http://schemas.microsoft.com/office/word/2010/wordprocessingInk" xmlns:wne="http://schemas.microsoft.com/office/word/2006/wordml" xmlns:wps="http://schemas.microsoft.com/office/word/2010/wordprocessingShape" mc:Ignorable="w14 w15 wp14">
   <w:abstractNum w:abstractNumId="0" w15:restartNumberingAfterBreak="0">
     <w:nsid w:val="0397573A"/>
     <w:multiLevelType w:val="hybridMultilevel"/>
@@ -32072,68 +32169,68 @@
       </w:pPr>
     </w:lvl>
   </w:abstractNum>
-  <w:num w:numId="1" w16cid:durableId="813761443">
+  <w:num w:numId="1">
     <w:abstractNumId w:val="18"/>
   </w:num>
-  <w:num w:numId="2" w16cid:durableId="1081220071">
+  <w:num w:numId="2">
     <w:abstractNumId w:val="5"/>
   </w:num>
-  <w:num w:numId="3" w16cid:durableId="1021711648">
+  <w:num w:numId="3">
     <w:abstractNumId w:val="9"/>
   </w:num>
-  <w:num w:numId="4" w16cid:durableId="2026786513">
+  <w:num w:numId="4">
     <w:abstractNumId w:val="3"/>
   </w:num>
-  <w:num w:numId="5" w16cid:durableId="666131056">
+  <w:num w:numId="5">
     <w:abstractNumId w:val="10"/>
   </w:num>
-  <w:num w:numId="6" w16cid:durableId="136068762">
+  <w:num w:numId="6">
     <w:abstractNumId w:val="17"/>
   </w:num>
-  <w:num w:numId="7" w16cid:durableId="237834692">
+  <w:num w:numId="7">
     <w:abstractNumId w:val="16"/>
   </w:num>
-  <w:num w:numId="8" w16cid:durableId="1996108435">
+  <w:num w:numId="8">
     <w:abstractNumId w:val="8"/>
   </w:num>
-  <w:num w:numId="9" w16cid:durableId="459615764">
+  <w:num w:numId="9">
     <w:abstractNumId w:val="14"/>
   </w:num>
-  <w:num w:numId="10" w16cid:durableId="1310939172">
+  <w:num w:numId="10">
     <w:abstractNumId w:val="4"/>
   </w:num>
-  <w:num w:numId="11" w16cid:durableId="613706773">
+  <w:num w:numId="11">
     <w:abstractNumId w:val="11"/>
   </w:num>
-  <w:num w:numId="12" w16cid:durableId="1401439634">
+  <w:num w:numId="12">
     <w:abstractNumId w:val="2"/>
   </w:num>
-  <w:num w:numId="13" w16cid:durableId="336008599">
+  <w:num w:numId="13">
     <w:abstractNumId w:val="12"/>
   </w:num>
-  <w:num w:numId="14" w16cid:durableId="976839282">
+  <w:num w:numId="14">
     <w:abstractNumId w:val="13"/>
   </w:num>
-  <w:num w:numId="15" w16cid:durableId="148375347">
+  <w:num w:numId="15">
     <w:abstractNumId w:val="1"/>
   </w:num>
-  <w:num w:numId="16" w16cid:durableId="619264929">
+  <w:num w:numId="16">
     <w:abstractNumId w:val="0"/>
   </w:num>
-  <w:num w:numId="17" w16cid:durableId="1821389327">
+  <w:num w:numId="17">
     <w:abstractNumId w:val="15"/>
   </w:num>
-  <w:num w:numId="18" w16cid:durableId="366411816">
+  <w:num w:numId="18">
     <w:abstractNumId w:val="7"/>
   </w:num>
-  <w:num w:numId="19" w16cid:durableId="475925174">
+  <w:num w:numId="19">
     <w:abstractNumId w:val="6"/>
   </w:num>
 </w:numbering>
 </file>
 
 <file path=word/styles.xml><?xml version="1.0" encoding="utf-8"?>
-<w:styles xmlns:mc="http://schemas.openxmlformats.org/markup-compatibility/2006" xmlns:r="http://schemas.openxmlformats.org/officeDocument/2006/relationships" xmlns:w="http://schemas.openxmlformats.org/wordprocessingml/2006/main" xmlns:w14="http://schemas.microsoft.com/office/word/2010/wordml" xmlns:w15="http://schemas.microsoft.com/office/word/2012/wordml" xmlns:w16cex="http://schemas.microsoft.com/office/word/2018/wordml/cex" xmlns:w16cid="http://schemas.microsoft.com/office/word/2016/wordml/cid" xmlns:w16="http://schemas.microsoft.com/office/word/2018/wordml" xmlns:w16sdtdh="http://schemas.microsoft.com/office/word/2020/wordml/sdtdatahash" xmlns:w16se="http://schemas.microsoft.com/office/word/2015/wordml/symex" mc:Ignorable="w14 w15 w16se w16cid w16 w16cex w16sdtdh">
+<w:styles xmlns:mc="http://schemas.openxmlformats.org/markup-compatibility/2006" xmlns:r="http://schemas.openxmlformats.org/officeDocument/2006/relationships" xmlns:w="http://schemas.openxmlformats.org/wordprocessingml/2006/main" xmlns:w14="http://schemas.microsoft.com/office/word/2010/wordml" xmlns:w15="http://schemas.microsoft.com/office/word/2012/wordml" mc:Ignorable="w14 w15">
   <w:docDefaults>
     <w:rPrDefault>
       <w:rPr>
@@ -32146,7 +32243,7 @@
     </w:rPrDefault>
     <w:pPrDefault/>
   </w:docDefaults>
-  <w:latentStyles w:defLockedState="0" w:defUIPriority="99" w:defSemiHidden="0" w:defUnhideWhenUsed="0" w:defQFormat="0" w:count="376">
+  <w:latentStyles w:defLockedState="0" w:defUIPriority="99" w:defSemiHidden="0" w:defUnhideWhenUsed="0" w:defQFormat="0" w:count="371">
     <w:lsdException w:name="Normal" w:uiPriority="0" w:qFormat="1"/>
     <w:lsdException w:name="heading 1" w:uiPriority="9" w:qFormat="1"/>
     <w:lsdException w:name="heading 2" w:semiHidden="1" w:uiPriority="9" w:unhideWhenUsed="1" w:qFormat="1"/>
@@ -32518,11 +32615,6 @@
     <w:lsdException w:name="List Table 5 Dark Accent 6" w:uiPriority="50"/>
     <w:lsdException w:name="List Table 6 Colorful Accent 6" w:uiPriority="51"/>
     <w:lsdException w:name="List Table 7 Colorful Accent 6" w:uiPriority="52"/>
-    <w:lsdException w:name="Mention" w:semiHidden="1" w:unhideWhenUsed="1"/>
-    <w:lsdException w:name="Smart Hyperlink" w:semiHidden="1" w:unhideWhenUsed="1"/>
-    <w:lsdException w:name="Hashtag" w:semiHidden="1" w:unhideWhenUsed="1"/>
-    <w:lsdException w:name="Unresolved Mention" w:semiHidden="1" w:unhideWhenUsed="1"/>
-    <w:lsdException w:name="Smart Link" w:semiHidden="1" w:unhideWhenUsed="1"/>
   </w:latentStyles>
   <w:style w:type="paragraph" w:default="1" w:styleId="a">
     <w:name w:val="Normal"/>
@@ -33178,7 +33270,7 @@
 </file>
 
 <file path=customXml/itemProps1.xml><?xml version="1.0" encoding="utf-8"?>
-<ds:datastoreItem xmlns:ds="http://schemas.openxmlformats.org/officeDocument/2006/customXml" ds:itemID="{6491DB74-1D38-4693-A955-9174B36C45C9}">
+<ds:datastoreItem xmlns:ds="http://schemas.openxmlformats.org/officeDocument/2006/customXml" ds:itemID="{B0089F2E-FA81-4E49-9396-2820632066E9}">
   <ds:schemaRefs>
     <ds:schemaRef ds:uri="http://schemas.openxmlformats.org/officeDocument/2006/bibliography"/>
   </ds:schemaRefs>
